--- a/Aksharamaale/Hindi/Learn हिंदी (Hindi) interactively with Sounds By Vedavyasa Rao.docx
+++ b/Aksharamaale/Hindi/Learn हिंदी (Hindi) interactively with Sounds By Vedavyasa Rao.docx
@@ -117,13 +117,56 @@
         <w:rPr>
           <w:lang w:val="en-US"/>
         </w:rPr>
-        <w:t xml:space="preserve">The tool comes with preloaded sounds for vowels and consonants with Matras. These are again generated by the courtesy of </w:t>
-      </w:r>
-      <w:r>
-        <w:rPr>
-          <w:lang w:val="en-US"/>
-        </w:rPr>
-        <w:t>Googles Text to Speech Synthesizers.</w:t>
+        <w:t>The tool comes with preloaded sounds for vowels and consonants with Matras. These are again generated by the courtesy of Googles Text to Speech Synthesizers.</w:t>
+      </w:r>
+    </w:p>
+    <w:p>
+      <w:pPr>
+        <w:rPr>
+          <w:lang w:val="en-US"/>
+        </w:rPr>
+      </w:pPr>
+      <w:r>
+        <w:rPr>
+          <w:lang w:val="en-US"/>
+        </w:rPr>
+        <w:t xml:space="preserve">The preloaded sound files are </w:t>
+      </w:r>
+      <w:r>
+        <w:rPr>
+          <w:lang w:val="en-US"/>
+        </w:rPr>
+        <w:t xml:space="preserve">stored and </w:t>
+      </w:r>
+      <w:r>
+        <w:rPr>
+          <w:lang w:val="en-US"/>
+        </w:rPr>
+        <w:t xml:space="preserve">streamed </w:t>
+      </w:r>
+      <w:r>
+        <w:rPr>
+          <w:lang w:val="en-US"/>
+        </w:rPr>
+        <w:t>by</w:t>
+      </w:r>
+      <w:r>
+        <w:rPr>
+          <w:lang w:val="en-US"/>
+        </w:rPr>
+        <w:t xml:space="preserve"> </w:t>
+      </w:r>
+      <w:r>
+        <w:rPr>
+          <w:lang w:val="en-US"/>
+        </w:rPr>
+        <w:t xml:space="preserve">courtesy of </w:t>
+      </w:r>
+      <w:r>
+        <w:rPr>
+          <w:lang w:val="en-US"/>
+        </w:rPr>
+        <w:t>github.</w:t>
       </w:r>
     </w:p>
     <w:p>
@@ -147,14 +190,58 @@
       </w:pPr>
       <w:r>
         <w:rPr>
+          <w:lang w:val="en-US"/>
+        </w:rPr>
+        <w:t xml:space="preserve">URL: </w:t>
+      </w:r>
+      <w:hyperlink r:id="rId5" w:history="1">
+        <w:r>
+          <w:rPr>
+            <w:rStyle w:val="Hyperlink"/>
+            <w:lang w:val="en-US"/>
+          </w:rPr>
+          <w:t>https://aihinditutor.blogspot.com/2026/10/learn-hindi-interactively-with-sounds.html</w:t>
+        </w:r>
+      </w:hyperlink>
+    </w:p>
+    <w:p>
+      <w:pPr>
+        <w:rPr>
+          <w:lang w:val="en-US"/>
+        </w:rPr>
+      </w:pPr>
+      <w:r>
+        <w:rPr>
+          <w:lang w:val="en-US"/>
+        </w:rPr>
+        <w:t xml:space="preserve">Github: </w:t>
+      </w:r>
+      <w:r>
+        <w:t>https://github.com/VedavyasaRao/Tech-Log/tree/main/Aksharamaale/Hindi</w:t>
+      </w:r>
+      <w:r>
+        <w:rPr>
+          <w:lang w:val="en-US"/>
+        </w:rPr>
+        <w:t xml:space="preserve"> </w:t>
+      </w:r>
+    </w:p>
+    <w:p>
+      <w:pPr>
+        <w:rPr>
+          <w:lang w:val="en-US"/>
+        </w:rPr>
+      </w:pPr>
+      <w:r>
+        <w:rPr>
           <w:noProof/>
           <w:lang w:val="en-US"/>
         </w:rPr>
         <w:drawing>
-          <wp:inline distT="0" distB="0" distL="0" distR="0" wp14:anchorId="6FE75738" wp14:editId="4F36B55D">
-            <wp:extent cx="5046345" cy="3476625"/>
-            <wp:effectExtent l="0" t="0" r="1905" b="9525"/>
-            <wp:docPr id="98" name="Picture 98"/>
+          <wp:inline distT="0" distB="0" distL="0" distR="0" wp14:anchorId="5F3024F5" wp14:editId="05607AD4">
+            <wp:extent cx="5731510" cy="3858260"/>
+            <wp:effectExtent l="0" t="0" r="2540" b="8890"/>
+            <wp:docPr id="3" name="Picture 3"/>
             <wp:cNvGraphicFramePr>
               <a:graphicFrameLocks xmlns:a="http://schemas.openxmlformats.org/drawingml/2006/main" noChangeAspect="1"/>
             </wp:cNvGraphicFramePr>
@@ -162,36 +249,23 @@
               <a:graphicData uri="http://schemas.openxmlformats.org/drawingml/2006/picture">
                 <pic:pic xmlns:pic="http://schemas.openxmlformats.org/drawingml/2006/picture">
                   <pic:nvPicPr>
-                    <pic:cNvPr id="0" name="Picture 20"/>
-                    <pic:cNvPicPr>
-                      <a:picLocks noChangeAspect="1" noChangeArrowheads="1"/>
-                    </pic:cNvPicPr>
+                    <pic:cNvPr id="1" name=""/>
+                    <pic:cNvPicPr/>
                   </pic:nvPicPr>
                   <pic:blipFill>
-                    <a:blip r:embed="rId5">
-                      <a:extLst>
-                        <a:ext uri="{28A0092B-C50C-407E-A947-70E740481C1C}">
-                          <a14:useLocalDpi xmlns:a14="http://schemas.microsoft.com/office/drawing/2010/main" val="0"/>
-                        </a:ext>
-                      </a:extLst>
-                    </a:blip>
-                    <a:srcRect/>
+                    <a:blip r:embed="rId6"/>
                     <a:stretch>
                       <a:fillRect/>
                     </a:stretch>
                   </pic:blipFill>
-                  <pic:spPr bwMode="auto">
+                  <pic:spPr>
                     <a:xfrm>
                       <a:off x="0" y="0"/>
-                      <a:ext cx="5046345" cy="3476625"/>
+                      <a:ext cx="5731510" cy="3858260"/>
                     </a:xfrm>
                     <a:prstGeom prst="rect">
                       <a:avLst/>
                     </a:prstGeom>
-                    <a:noFill/>
-                    <a:ln>
-                      <a:noFill/>
-                    </a:ln>
                   </pic:spPr>
                 </pic:pic>
               </a:graphicData>
@@ -1431,13 +1505,7 @@
         <w:rPr>
           <w:lang w:val="en-US"/>
         </w:rPr>
-        <w:t>s</w:t>
-      </w:r>
-      <w:r>
-        <w:rPr>
-          <w:lang w:val="en-US"/>
-        </w:rPr>
-        <w:t>:</w:t>
+        <w:t>s:</w:t>
       </w:r>
     </w:p>
     <w:p>
@@ -2130,13 +2198,7 @@
         <w:rPr>
           <w:lang w:val="en-US"/>
         </w:rPr>
-        <w:t xml:space="preserve">alant and </w:t>
-      </w:r>
-      <w:r>
-        <w:rPr>
-          <w:lang w:val="en-US"/>
-        </w:rPr>
-        <w:t>Ayogavaha</w:t>
+        <w:t>alant and Ayogavaha</w:t>
       </w:r>
     </w:p>
     <w:p>
@@ -2610,7 +2672,7 @@
                 <wp:cNvGraphicFramePr/>
                 <a:graphic xmlns:a="http://schemas.openxmlformats.org/drawingml/2006/main">
                   <a:graphicData uri="http://schemas.microsoft.com/office/word/2010/wordprocessingInk">
-                    <w14:contentPart bwMode="auto" r:id="rId6">
+                    <w14:contentPart bwMode="auto" r:id="rId7">
                       <w14:nvContentPartPr>
                         <w14:cNvContentPartPr/>
                       </w14:nvContentPartPr>
@@ -2646,7 +2708,7 @@
                 <o:lock v:ext="edit" aspectratio="t"/>
               </v:shapetype>
               <v:shape id="Ink 21" o:spid="_x0000_s1026" type="#_x0000_t75" style="position:absolute;margin-left:15.1pt;margin-top:84.1pt;width:.75pt;height:.75pt;z-index:251665408;visibility:visible;mso-wrap-style:square;mso-wrap-distance-left:9pt;mso-wrap-distance-top:0;mso-wrap-distance-right:9pt;mso-wrap-distance-bottom:0;mso-position-horizontal:absolute;mso-position-horizontal-relative:text;mso-position-vertical:absolute;mso-position-vertical-relative:text" o:gfxdata="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">
-                <v:imagedata r:id="rId7" o:title=""/>
+                <v:imagedata r:id="rId8" o:title=""/>
               </v:shape>
             </w:pict>
           </mc:Fallback>
@@ -2672,52 +2734,6 @@
                 <wp:effectExtent l="38100" t="38100" r="38100" b="38100"/>
                 <wp:wrapNone/>
                 <wp:docPr id="20" name="Ink 20"/>
-                <wp:cNvGraphicFramePr/>
-                <a:graphic xmlns:a="http://schemas.openxmlformats.org/drawingml/2006/main">
-                  <a:graphicData uri="http://schemas.microsoft.com/office/word/2010/wordprocessingInk">
-                    <w14:contentPart bwMode="auto" r:id="rId8">
-                      <w14:nvContentPartPr>
-                        <w14:cNvContentPartPr/>
-                      </w14:nvContentPartPr>
-                      <w14:xfrm>
-                        <a:off x="0" y="0"/>
-                        <a:ext cx="360" cy="360"/>
-                      </w14:xfrm>
-                    </w14:contentPart>
-                  </a:graphicData>
-                </a:graphic>
-              </wp:anchor>
-            </w:drawing>
-          </mc:Choice>
-          <mc:Fallback>
-            <w:pict>
-              <v:shape w14:anchorId="2582082E" id="Ink 20" o:spid="_x0000_s1026" type="#_x0000_t75" style="position:absolute;margin-left:10.1pt;margin-top:74.05pt;width:.75pt;height:.75pt;z-index:251664384;visibility:visible;mso-wrap-style:square;mso-wrap-distance-left:9pt;mso-wrap-distance-top:0;mso-wrap-distance-right:9pt;mso-wrap-distance-bottom:0;mso-position-horizontal:absolute;mso-position-horizontal-relative:text;mso-position-vertical:absolute;mso-position-vertical-relative:text" o:gfxdata="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">
-                <v:imagedata r:id="rId7" o:title=""/>
-              </v:shape>
-            </w:pict>
-          </mc:Fallback>
-        </mc:AlternateContent>
-      </w:r>
-      <w:r>
-        <w:rPr>
-          <w:noProof/>
-          <w:lang w:val="en-US"/>
-        </w:rPr>
-        <mc:AlternateContent>
-          <mc:Choice Requires="wpi">
-            <w:drawing>
-              <wp:anchor distT="0" distB="0" distL="114300" distR="114300" simplePos="0" relativeHeight="251663360" behindDoc="0" locked="0" layoutInCell="1" allowOverlap="1" wp14:anchorId="651737D3" wp14:editId="79FADB40">
-                <wp:simplePos x="0" y="0"/>
-                <wp:positionH relativeFrom="column">
-                  <wp:posOffset>126550</wp:posOffset>
-                </wp:positionH>
-                <wp:positionV relativeFrom="paragraph">
-                  <wp:posOffset>659685</wp:posOffset>
-                </wp:positionV>
-                <wp:extent cx="360" cy="360"/>
-                <wp:effectExtent l="38100" t="38100" r="38100" b="38100"/>
-                <wp:wrapNone/>
-                <wp:docPr id="19" name="Ink 19"/>
                 <wp:cNvGraphicFramePr/>
                 <a:graphic xmlns:a="http://schemas.openxmlformats.org/drawingml/2006/main">
                   <a:graphicData uri="http://schemas.microsoft.com/office/word/2010/wordprocessingInk">
@@ -2737,8 +2753,8 @@
           </mc:Choice>
           <mc:Fallback>
             <w:pict>
-              <v:shape w14:anchorId="1EEFB9A3" id="Ink 19" o:spid="_x0000_s1026" type="#_x0000_t75" style="position:absolute;margin-left:9.6pt;margin-top:51.6pt;width:.75pt;height:.75pt;z-index:251663360;visibility:visible;mso-wrap-style:square;mso-wrap-distance-left:9pt;mso-wrap-distance-top:0;mso-wrap-distance-right:9pt;mso-wrap-distance-bottom:0;mso-position-horizontal:absolute;mso-position-horizontal-relative:text;mso-position-vertical:absolute;mso-position-vertical-relative:text" o:gfxdata="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">
-                <v:imagedata r:id="rId7" o:title=""/>
+              <v:shape w14:anchorId="2582082E" id="Ink 20" o:spid="_x0000_s1026" type="#_x0000_t75" style="position:absolute;margin-left:10.1pt;margin-top:74.05pt;width:.75pt;height:.75pt;z-index:251664384;visibility:visible;mso-wrap-style:square;mso-wrap-distance-left:9pt;mso-wrap-distance-top:0;mso-wrap-distance-right:9pt;mso-wrap-distance-bottom:0;mso-position-horizontal:absolute;mso-position-horizontal-relative:text;mso-position-vertical:absolute;mso-position-vertical-relative:text" o:gfxdata="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">
+                <v:imagedata r:id="rId8" o:title=""/>
               </v:shape>
             </w:pict>
           </mc:Fallback>
@@ -2752,18 +2768,18 @@
         <mc:AlternateContent>
           <mc:Choice Requires="wpi">
             <w:drawing>
-              <wp:anchor distT="0" distB="0" distL="114300" distR="114300" simplePos="0" relativeHeight="251662336" behindDoc="0" locked="0" layoutInCell="1" allowOverlap="1" wp14:anchorId="72FFC216" wp14:editId="06F0C1D1">
+              <wp:anchor distT="0" distB="0" distL="114300" distR="114300" simplePos="0" relativeHeight="251663360" behindDoc="0" locked="0" layoutInCell="1" allowOverlap="1" wp14:anchorId="651737D3" wp14:editId="79FADB40">
                 <wp:simplePos x="0" y="0"/>
                 <wp:positionH relativeFrom="column">
-                  <wp:posOffset>139510</wp:posOffset>
+                  <wp:posOffset>126550</wp:posOffset>
                 </wp:positionH>
                 <wp:positionV relativeFrom="paragraph">
-                  <wp:posOffset>843645</wp:posOffset>
+                  <wp:posOffset>659685</wp:posOffset>
                 </wp:positionV>
                 <wp:extent cx="360" cy="360"/>
                 <wp:effectExtent l="38100" t="38100" r="38100" b="38100"/>
                 <wp:wrapNone/>
-                <wp:docPr id="18" name="Ink 18"/>
+                <wp:docPr id="19" name="Ink 19"/>
                 <wp:cNvGraphicFramePr/>
                 <a:graphic xmlns:a="http://schemas.openxmlformats.org/drawingml/2006/main">
                   <a:graphicData uri="http://schemas.microsoft.com/office/word/2010/wordprocessingInk">
@@ -2783,8 +2799,8 @@
           </mc:Choice>
           <mc:Fallback>
             <w:pict>
-              <v:shape w14:anchorId="67225008" id="Ink 18" o:spid="_x0000_s1026" type="#_x0000_t75" style="position:absolute;margin-left:10.65pt;margin-top:66.1pt;width:.75pt;height:.75pt;z-index:251662336;visibility:visible;mso-wrap-style:square;mso-wrap-distance-left:9pt;mso-wrap-distance-top:0;mso-wrap-distance-right:9pt;mso-wrap-distance-bottom:0;mso-position-horizontal:absolute;mso-position-horizontal-relative:text;mso-position-vertical:absolute;mso-position-vertical-relative:text" o:gfxdata="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">
-                <v:imagedata r:id="rId7" o:title=""/>
+              <v:shape w14:anchorId="1EEFB9A3" id="Ink 19" o:spid="_x0000_s1026" type="#_x0000_t75" style="position:absolute;margin-left:9.6pt;margin-top:51.6pt;width:.75pt;height:.75pt;z-index:251663360;visibility:visible;mso-wrap-style:square;mso-wrap-distance-left:9pt;mso-wrap-distance-top:0;mso-wrap-distance-right:9pt;mso-wrap-distance-bottom:0;mso-position-horizontal:absolute;mso-position-horizontal-relative:text;mso-position-vertical:absolute;mso-position-vertical-relative:text" o:gfxdata="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">
+                <v:imagedata r:id="rId8" o:title=""/>
               </v:shape>
             </w:pict>
           </mc:Fallback>
@@ -2798,18 +2814,18 @@
         <mc:AlternateContent>
           <mc:Choice Requires="wpi">
             <w:drawing>
-              <wp:anchor distT="0" distB="0" distL="114300" distR="114300" simplePos="0" relativeHeight="251661312" behindDoc="0" locked="0" layoutInCell="1" allowOverlap="1" wp14:anchorId="3DEC8D9E" wp14:editId="4F086D13">
+              <wp:anchor distT="0" distB="0" distL="114300" distR="114300" simplePos="0" relativeHeight="251662336" behindDoc="0" locked="0" layoutInCell="1" allowOverlap="1" wp14:anchorId="72FFC216" wp14:editId="06F0C1D1">
                 <wp:simplePos x="0" y="0"/>
                 <wp:positionH relativeFrom="column">
-                  <wp:posOffset>145630</wp:posOffset>
+                  <wp:posOffset>139510</wp:posOffset>
                 </wp:positionH>
                 <wp:positionV relativeFrom="paragraph">
-                  <wp:posOffset>780285</wp:posOffset>
+                  <wp:posOffset>843645</wp:posOffset>
                 </wp:positionV>
                 <wp:extent cx="360" cy="360"/>
                 <wp:effectExtent l="38100" t="38100" r="38100" b="38100"/>
                 <wp:wrapNone/>
-                <wp:docPr id="17" name="Ink 17"/>
+                <wp:docPr id="18" name="Ink 18"/>
                 <wp:cNvGraphicFramePr/>
                 <a:graphic xmlns:a="http://schemas.openxmlformats.org/drawingml/2006/main">
                   <a:graphicData uri="http://schemas.microsoft.com/office/word/2010/wordprocessingInk">
@@ -2829,8 +2845,8 @@
           </mc:Choice>
           <mc:Fallback>
             <w:pict>
-              <v:shape w14:anchorId="26F46BA0" id="Ink 17" o:spid="_x0000_s1026" type="#_x0000_t75" style="position:absolute;margin-left:11.1pt;margin-top:61.1pt;width:.75pt;height:.75pt;z-index:251661312;visibility:visible;mso-wrap-style:square;mso-wrap-distance-left:9pt;mso-wrap-distance-top:0;mso-wrap-distance-right:9pt;mso-wrap-distance-bottom:0;mso-position-horizontal:absolute;mso-position-horizontal-relative:text;mso-position-vertical:absolute;mso-position-vertical-relative:text" o:gfxdata="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">
-                <v:imagedata r:id="rId7" o:title=""/>
+              <v:shape w14:anchorId="67225008" id="Ink 18" o:spid="_x0000_s1026" type="#_x0000_t75" style="position:absolute;margin-left:10.65pt;margin-top:66.1pt;width:.75pt;height:.75pt;z-index:251662336;visibility:visible;mso-wrap-style:square;mso-wrap-distance-left:9pt;mso-wrap-distance-top:0;mso-wrap-distance-right:9pt;mso-wrap-distance-bottom:0;mso-position-horizontal:absolute;mso-position-horizontal-relative:text;mso-position-vertical:absolute;mso-position-vertical-relative:text" o:gfxdata="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">
+                <v:imagedata r:id="rId8" o:title=""/>
               </v:shape>
             </w:pict>
           </mc:Fallback>
@@ -2838,6 +2854,53 @@
       </w:r>
       <w:r>
         <w:rPr>
+          <w:noProof/>
+          <w:lang w:val="en-US"/>
+        </w:rPr>
+        <mc:AlternateContent>
+          <mc:Choice Requires="wpi">
+            <w:drawing>
+              <wp:anchor distT="0" distB="0" distL="114300" distR="114300" simplePos="0" relativeHeight="251661312" behindDoc="0" locked="0" layoutInCell="1" allowOverlap="1" wp14:anchorId="3DEC8D9E" wp14:editId="4F086D13">
+                <wp:simplePos x="0" y="0"/>
+                <wp:positionH relativeFrom="column">
+                  <wp:posOffset>145630</wp:posOffset>
+                </wp:positionH>
+                <wp:positionV relativeFrom="paragraph">
+                  <wp:posOffset>780285</wp:posOffset>
+                </wp:positionV>
+                <wp:extent cx="360" cy="360"/>
+                <wp:effectExtent l="38100" t="38100" r="38100" b="38100"/>
+                <wp:wrapNone/>
+                <wp:docPr id="17" name="Ink 17"/>
+                <wp:cNvGraphicFramePr/>
+                <a:graphic xmlns:a="http://schemas.openxmlformats.org/drawingml/2006/main">
+                  <a:graphicData uri="http://schemas.microsoft.com/office/word/2010/wordprocessingInk">
+                    <w14:contentPart bwMode="auto" r:id="rId12">
+                      <w14:nvContentPartPr>
+                        <w14:cNvContentPartPr/>
+                      </w14:nvContentPartPr>
+                      <w14:xfrm>
+                        <a:off x="0" y="0"/>
+                        <a:ext cx="360" cy="360"/>
+                      </w14:xfrm>
+                    </w14:contentPart>
+                  </a:graphicData>
+                </a:graphic>
+              </wp:anchor>
+            </w:drawing>
+          </mc:Choice>
+          <mc:Fallback>
+            <w:pict>
+              <v:shape w14:anchorId="26F46BA0" id="Ink 17" o:spid="_x0000_s1026" type="#_x0000_t75" style="position:absolute;margin-left:11.1pt;margin-top:61.1pt;width:.75pt;height:.75pt;z-index:251661312;visibility:visible;mso-wrap-style:square;mso-wrap-distance-left:9pt;mso-wrap-distance-top:0;mso-wrap-distance-right:9pt;mso-wrap-distance-bottom:0;mso-position-horizontal:absolute;mso-position-horizontal-relative:text;mso-position-vertical:absolute;mso-position-vertical-relative:text" o:gfxdata="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">
+                <v:imagedata r:id="rId8" o:title=""/>
+              </v:shape>
+            </w:pict>
+          </mc:Fallback>
+        </mc:AlternateContent>
+      </w:r>
+      <w:r>
+        <w:rPr>
+          <w:noProof/>
           <w:lang w:val="en-US"/>
         </w:rPr>
         <w:drawing>
@@ -2856,7 +2919,7 @@
                     <pic:cNvPicPr/>
                   </pic:nvPicPr>
                   <pic:blipFill>
-                    <a:blip r:embed="rId12"/>
+                    <a:blip r:embed="rId13"/>
                     <a:stretch>
                       <a:fillRect/>
                     </a:stretch>
@@ -2919,19 +2982,7 @@
         <w:rPr>
           <w:lang w:val="en-US"/>
         </w:rPr>
-        <w:t xml:space="preserve">, Chandrabindu, </w:t>
-      </w:r>
-      <w:r>
-        <w:rPr>
-          <w:lang w:val="en-US"/>
-        </w:rPr>
-        <w:t>Visarga</w:t>
-      </w:r>
-      <w:r>
-        <w:rPr>
-          <w:lang w:val="en-US"/>
-        </w:rPr>
-        <w:t>)</w:t>
+        <w:t>, Chandrabindu, Visarga)</w:t>
       </w:r>
     </w:p>
     <w:p>
@@ -3132,7 +3183,7 @@
                     <pic:cNvPicPr/>
                   </pic:nvPicPr>
                   <pic:blipFill>
-                    <a:blip r:embed="rId13"/>
+                    <a:blip r:embed="rId14"/>
                     <a:stretch>
                       <a:fillRect/>
                     </a:stretch>
@@ -3223,6 +3274,7 @@
       </w:pPr>
       <w:r>
         <w:rPr>
+          <w:noProof/>
           <w:lang w:val="en-US"/>
         </w:rPr>
         <w:drawing>
@@ -3241,7 +3293,7 @@
                     <pic:cNvPicPr/>
                   </pic:nvPicPr>
                   <pic:blipFill>
-                    <a:blip r:embed="rId14"/>
+                    <a:blip r:embed="rId15"/>
                     <a:stretch>
                       <a:fillRect/>
                     </a:stretch>
@@ -3324,32 +3376,33 @@
       </w:pPr>
       <w:r>
         <w:rPr>
+          <w:noProof/>
           <w:lang w:val="en-US"/>
         </w:rPr>
         <mc:AlternateContent>
           <mc:Choice Requires="wps">
             <w:drawing>
-              <wp:anchor distT="0" distB="0" distL="114300" distR="114300" simplePos="0" relativeHeight="251698176" behindDoc="0" locked="0" layoutInCell="1" allowOverlap="1" wp14:anchorId="77E4DE20" wp14:editId="78C88382">
+              <wp:anchor distT="0" distB="0" distL="114300" distR="114300" simplePos="0" relativeHeight="251696128" behindDoc="0" locked="0" layoutInCell="1" allowOverlap="1" wp14:anchorId="1ADB5E0A" wp14:editId="45FAFE0A">
                 <wp:simplePos x="0" y="0"/>
                 <wp:positionH relativeFrom="margin">
-                  <wp:posOffset>4229101</wp:posOffset>
+                  <wp:posOffset>3502325</wp:posOffset>
                 </wp:positionH>
                 <wp:positionV relativeFrom="paragraph">
-                  <wp:posOffset>2040255</wp:posOffset>
+                  <wp:posOffset>1341491</wp:posOffset>
                 </wp:positionV>
-                <wp:extent cx="514350" cy="561975"/>
-                <wp:effectExtent l="0" t="0" r="57150" b="47625"/>
+                <wp:extent cx="1281741" cy="270654"/>
+                <wp:effectExtent l="0" t="57150" r="0" b="34290"/>
                 <wp:wrapNone/>
-                <wp:docPr id="51" name="Straight Arrow Connector 51"/>
+                <wp:docPr id="50" name="Straight Arrow Connector 50"/>
                 <wp:cNvGraphicFramePr/>
                 <a:graphic xmlns:a="http://schemas.openxmlformats.org/drawingml/2006/main">
                   <a:graphicData uri="http://schemas.microsoft.com/office/word/2010/wordprocessingShape">
                     <wps:wsp>
                       <wps:cNvCnPr/>
                       <wps:spPr>
-                        <a:xfrm>
+                        <a:xfrm flipV="1">
                           <a:off x="0" y="0"/>
-                          <a:ext cx="514350" cy="561975"/>
+                          <a:ext cx="1281741" cy="270654"/>
                         </a:xfrm>
                         <a:prstGeom prst="straightConnector1">
                           <a:avLst/>
@@ -3387,7 +3440,11 @@
           </mc:Choice>
           <mc:Fallback>
             <w:pict>
-              <v:shape w14:anchorId="75EBACF3" id="Straight Arrow Connector 51" o:spid="_x0000_s1026" type="#_x0000_t32" style="position:absolute;margin-left:333pt;margin-top:160.65pt;width:40.5pt;height:44.25pt;z-index:251698176;visibility:visible;mso-wrap-style:square;mso-width-percent:0;mso-height-percent:0;mso-wrap-distance-left:9pt;mso-wrap-distance-top:0;mso-wrap-distance-right:9pt;mso-wrap-distance-bottom:0;mso-position-horizontal:absolute;mso-position-horizontal-relative:margin;mso-position-vertical:absolute;mso-position-vertical-relative:text;mso-width-percent:0;mso-height-percent:0;mso-width-relative:margin;mso-height-relative:margin" o:gfxdata="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" strokecolor="#4472c4 [3204]" strokeweight=".5pt">
+              <v:shapetype w14:anchorId="15839177" id="_x0000_t32" coordsize="21600,21600" o:spt="32" o:oned="t" path="m,l21600,21600e" filled="f">
+                <v:path arrowok="t" fillok="f" o:connecttype="none"/>
+                <o:lock v:ext="edit" shapetype="t"/>
+              </v:shapetype>
+              <v:shape id="Straight Arrow Connector 50" o:spid="_x0000_s1026" type="#_x0000_t32" style="position:absolute;margin-left:275.75pt;margin-top:105.65pt;width:100.9pt;height:21.3pt;flip:y;z-index:251696128;visibility:visible;mso-wrap-style:square;mso-width-percent:0;mso-height-percent:0;mso-wrap-distance-left:9pt;mso-wrap-distance-top:0;mso-wrap-distance-right:9pt;mso-wrap-distance-bottom:0;mso-position-horizontal:absolute;mso-position-horizontal-relative:margin;mso-position-vertical:absolute;mso-position-vertical-relative:text;mso-width-percent:0;mso-height-percent:0;mso-width-relative:margin;mso-height-relative:margin" o:gfxdata="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" strokecolor="#4472c4 [3204]" strokeweight=".5pt">
                 <v:stroke endarrow="block" joinstyle="miter"/>
                 <w10:wrap anchorx="margin"/>
               </v:shape>
@@ -3397,32 +3454,33 @@
       </w:r>
       <w:r>
         <w:rPr>
+          <w:noProof/>
           <w:lang w:val="en-US"/>
         </w:rPr>
         <mc:AlternateContent>
           <mc:Choice Requires="wps">
             <w:drawing>
-              <wp:anchor distT="0" distB="0" distL="114300" distR="114300" simplePos="0" relativeHeight="251694080" behindDoc="0" locked="0" layoutInCell="1" allowOverlap="1" wp14:anchorId="0E4B9762" wp14:editId="510C4801">
+              <wp:anchor distT="0" distB="0" distL="114300" distR="114300" simplePos="0" relativeHeight="251698176" behindDoc="0" locked="0" layoutInCell="1" allowOverlap="1" wp14:anchorId="77E4DE20" wp14:editId="6094ECDA">
                 <wp:simplePos x="0" y="0"/>
                 <wp:positionH relativeFrom="margin">
-                  <wp:posOffset>3438526</wp:posOffset>
+                  <wp:posOffset>3847380</wp:posOffset>
                 </wp:positionH>
                 <wp:positionV relativeFrom="paragraph">
-                  <wp:posOffset>649604</wp:posOffset>
+                  <wp:posOffset>2172862</wp:posOffset>
                 </wp:positionV>
-                <wp:extent cx="1314450" cy="333375"/>
-                <wp:effectExtent l="0" t="57150" r="0" b="28575"/>
+                <wp:extent cx="893577" cy="436712"/>
+                <wp:effectExtent l="0" t="0" r="78105" b="59055"/>
                 <wp:wrapNone/>
-                <wp:docPr id="49" name="Straight Arrow Connector 49"/>
+                <wp:docPr id="51" name="Straight Arrow Connector 51"/>
                 <wp:cNvGraphicFramePr/>
                 <a:graphic xmlns:a="http://schemas.openxmlformats.org/drawingml/2006/main">
                   <a:graphicData uri="http://schemas.microsoft.com/office/word/2010/wordprocessingShape">
                     <wps:wsp>
                       <wps:cNvCnPr/>
                       <wps:spPr>
-                        <a:xfrm flipV="1">
+                        <a:xfrm>
                           <a:off x="0" y="0"/>
-                          <a:ext cx="1314450" cy="333375"/>
+                          <a:ext cx="893577" cy="436712"/>
                         </a:xfrm>
                         <a:prstGeom prst="straightConnector1">
                           <a:avLst/>
@@ -3460,7 +3518,7 @@
           </mc:Choice>
           <mc:Fallback>
             <w:pict>
-              <v:shape w14:anchorId="29BFA3B8" id="Straight Arrow Connector 49" o:spid="_x0000_s1026" type="#_x0000_t32" style="position:absolute;margin-left:270.75pt;margin-top:51.15pt;width:103.5pt;height:26.25pt;flip:y;z-index:251694080;visibility:visible;mso-wrap-style:square;mso-width-percent:0;mso-height-percent:0;mso-wrap-distance-left:9pt;mso-wrap-distance-top:0;mso-wrap-distance-right:9pt;mso-wrap-distance-bottom:0;mso-position-horizontal:absolute;mso-position-horizontal-relative:margin;mso-position-vertical:absolute;mso-position-vertical-relative:text;mso-width-percent:0;mso-height-percent:0;mso-width-relative:margin;mso-height-relative:margin" o:gfxdata="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" strokecolor="#4472c4 [3204]" strokeweight=".5pt">
+              <v:shape w14:anchorId="1E143718" id="Straight Arrow Connector 51" o:spid="_x0000_s1026" type="#_x0000_t32" style="position:absolute;margin-left:302.95pt;margin-top:171.1pt;width:70.35pt;height:34.4pt;z-index:251698176;visibility:visible;mso-wrap-style:square;mso-width-percent:0;mso-height-percent:0;mso-wrap-distance-left:9pt;mso-wrap-distance-top:0;mso-wrap-distance-right:9pt;mso-wrap-distance-bottom:0;mso-position-horizontal:absolute;mso-position-horizontal-relative:margin;mso-position-vertical:absolute;mso-position-vertical-relative:text;mso-width-percent:0;mso-height-percent:0;mso-width-relative:margin;mso-height-relative:margin" o:gfxdata="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" strokecolor="#4472c4 [3204]" strokeweight=".5pt">
                 <v:stroke endarrow="block" joinstyle="miter"/>
                 <w10:wrap anchorx="margin"/>
               </v:shape>
@@ -3470,6 +3528,154 @@
       </w:r>
       <w:r>
         <w:rPr>
+          <w:noProof/>
+          <w:lang w:val="en-US"/>
+        </w:rPr>
+        <mc:AlternateContent>
+          <mc:Choice Requires="wps">
+            <w:drawing>
+              <wp:anchor distT="0" distB="0" distL="114300" distR="114300" simplePos="0" relativeHeight="251694080" behindDoc="0" locked="0" layoutInCell="1" allowOverlap="1" wp14:anchorId="0E4B9762" wp14:editId="048EE87B">
+                <wp:simplePos x="0" y="0"/>
+                <wp:positionH relativeFrom="margin">
+                  <wp:posOffset>3165894</wp:posOffset>
+                </wp:positionH>
+                <wp:positionV relativeFrom="paragraph">
+                  <wp:posOffset>651377</wp:posOffset>
+                </wp:positionV>
+                <wp:extent cx="1590496" cy="460435"/>
+                <wp:effectExtent l="0" t="38100" r="48260" b="34925"/>
+                <wp:wrapNone/>
+                <wp:docPr id="49" name="Straight Arrow Connector 49"/>
+                <wp:cNvGraphicFramePr/>
+                <a:graphic xmlns:a="http://schemas.openxmlformats.org/drawingml/2006/main">
+                  <a:graphicData uri="http://schemas.microsoft.com/office/word/2010/wordprocessingShape">
+                    <wps:wsp>
+                      <wps:cNvCnPr/>
+                      <wps:spPr>
+                        <a:xfrm flipV="1">
+                          <a:off x="0" y="0"/>
+                          <a:ext cx="1590496" cy="460435"/>
+                        </a:xfrm>
+                        <a:prstGeom prst="straightConnector1">
+                          <a:avLst/>
+                        </a:prstGeom>
+                        <a:ln>
+                          <a:tailEnd type="triangle"/>
+                        </a:ln>
+                      </wps:spPr>
+                      <wps:style>
+                        <a:lnRef idx="1">
+                          <a:schemeClr val="accent1"/>
+                        </a:lnRef>
+                        <a:fillRef idx="0">
+                          <a:schemeClr val="accent1"/>
+                        </a:fillRef>
+                        <a:effectRef idx="0">
+                          <a:schemeClr val="accent1"/>
+                        </a:effectRef>
+                        <a:fontRef idx="minor">
+                          <a:schemeClr val="tx1"/>
+                        </a:fontRef>
+                      </wps:style>
+                      <wps:bodyPr/>
+                    </wps:wsp>
+                  </a:graphicData>
+                </a:graphic>
+                <wp14:sizeRelH relativeFrom="margin">
+                  <wp14:pctWidth>0</wp14:pctWidth>
+                </wp14:sizeRelH>
+                <wp14:sizeRelV relativeFrom="margin">
+                  <wp14:pctHeight>0</wp14:pctHeight>
+                </wp14:sizeRelV>
+              </wp:anchor>
+            </w:drawing>
+          </mc:Choice>
+          <mc:Fallback>
+            <w:pict>
+              <v:shape w14:anchorId="1FD82F73" id="Straight Arrow Connector 49" o:spid="_x0000_s1026" type="#_x0000_t32" style="position:absolute;margin-left:249.3pt;margin-top:51.3pt;width:125.25pt;height:36.25pt;flip:y;z-index:251694080;visibility:visible;mso-wrap-style:square;mso-width-percent:0;mso-height-percent:0;mso-wrap-distance-left:9pt;mso-wrap-distance-top:0;mso-wrap-distance-right:9pt;mso-wrap-distance-bottom:0;mso-position-horizontal:absolute;mso-position-horizontal-relative:margin;mso-position-vertical:absolute;mso-position-vertical-relative:text;mso-width-percent:0;mso-height-percent:0;mso-width-relative:margin;mso-height-relative:margin" o:gfxdata="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" strokecolor="#4472c4 [3204]" strokeweight=".5pt">
+                <v:stroke endarrow="block" joinstyle="miter"/>
+                <w10:wrap anchorx="margin"/>
+              </v:shape>
+            </w:pict>
+          </mc:Fallback>
+        </mc:AlternateContent>
+      </w:r>
+      <w:r>
+        <w:rPr>
+          <w:noProof/>
+          <w:lang w:val="en-US"/>
+        </w:rPr>
+        <mc:AlternateContent>
+          <mc:Choice Requires="wps">
+            <w:drawing>
+              <wp:anchor distT="0" distB="0" distL="114300" distR="114300" simplePos="0" relativeHeight="251675648" behindDoc="0" locked="0" layoutInCell="1" allowOverlap="1" wp14:anchorId="5EFB6B35" wp14:editId="6C870B0B">
+                <wp:simplePos x="0" y="0"/>
+                <wp:positionH relativeFrom="column">
+                  <wp:posOffset>1164566</wp:posOffset>
+                </wp:positionH>
+                <wp:positionV relativeFrom="paragraph">
+                  <wp:posOffset>2854349</wp:posOffset>
+                </wp:positionV>
+                <wp:extent cx="1009291" cy="272810"/>
+                <wp:effectExtent l="38100" t="0" r="19685" b="70485"/>
+                <wp:wrapNone/>
+                <wp:docPr id="37" name="Straight Arrow Connector 37"/>
+                <wp:cNvGraphicFramePr/>
+                <a:graphic xmlns:a="http://schemas.openxmlformats.org/drawingml/2006/main">
+                  <a:graphicData uri="http://schemas.microsoft.com/office/word/2010/wordprocessingShape">
+                    <wps:wsp>
+                      <wps:cNvCnPr/>
+                      <wps:spPr>
+                        <a:xfrm flipH="1">
+                          <a:off x="0" y="0"/>
+                          <a:ext cx="1009291" cy="272810"/>
+                        </a:xfrm>
+                        <a:prstGeom prst="straightConnector1">
+                          <a:avLst/>
+                        </a:prstGeom>
+                        <a:ln>
+                          <a:tailEnd type="triangle"/>
+                        </a:ln>
+                      </wps:spPr>
+                      <wps:style>
+                        <a:lnRef idx="1">
+                          <a:schemeClr val="accent1"/>
+                        </a:lnRef>
+                        <a:fillRef idx="0">
+                          <a:schemeClr val="accent1"/>
+                        </a:fillRef>
+                        <a:effectRef idx="0">
+                          <a:schemeClr val="accent1"/>
+                        </a:effectRef>
+                        <a:fontRef idx="minor">
+                          <a:schemeClr val="tx1"/>
+                        </a:fontRef>
+                      </wps:style>
+                      <wps:bodyPr/>
+                    </wps:wsp>
+                  </a:graphicData>
+                </a:graphic>
+                <wp14:sizeRelH relativeFrom="margin">
+                  <wp14:pctWidth>0</wp14:pctWidth>
+                </wp14:sizeRelH>
+                <wp14:sizeRelV relativeFrom="margin">
+                  <wp14:pctHeight>0</wp14:pctHeight>
+                </wp14:sizeRelV>
+              </wp:anchor>
+            </w:drawing>
+          </mc:Choice>
+          <mc:Fallback>
+            <w:pict>
+              <v:shape w14:anchorId="62F33F05" id="Straight Arrow Connector 37" o:spid="_x0000_s1026" type="#_x0000_t32" style="position:absolute;margin-left:91.7pt;margin-top:224.75pt;width:79.45pt;height:21.5pt;flip:x;z-index:251675648;visibility:visible;mso-wrap-style:square;mso-width-percent:0;mso-height-percent:0;mso-wrap-distance-left:9pt;mso-wrap-distance-top:0;mso-wrap-distance-right:9pt;mso-wrap-distance-bottom:0;mso-position-horizontal:absolute;mso-position-horizontal-relative:text;mso-position-vertical:absolute;mso-position-vertical-relative:text;mso-width-percent:0;mso-height-percent:0;mso-width-relative:margin;mso-height-relative:margin" o:gfxdata="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" strokecolor="#4472c4 [3204]" strokeweight=".5pt">
+                <v:stroke endarrow="block" joinstyle="miter"/>
+              </v:shape>
+            </w:pict>
+          </mc:Fallback>
+        </mc:AlternateContent>
+      </w:r>
+      <w:r>
+        <w:rPr>
+          <w:noProof/>
           <w:lang w:val="en-US"/>
         </w:rPr>
         <mc:AlternateContent>
@@ -3527,13 +3733,7 @@
                               <w:rPr>
                                 <w:lang w:val="en-US"/>
                               </w:rPr>
-                              <w:t xml:space="preserve"> a Vowel /With </w:t>
-                            </w:r>
-                            <w:r>
-                              <w:rPr>
-                                <w:lang w:val="en-US"/>
-                              </w:rPr>
-                              <w:t>Ayogavaha</w:t>
+                              <w:t xml:space="preserve"> a Vowel /With Ayogavaha</w:t>
                             </w:r>
                             <w:r>
                               <w:rPr>
@@ -3587,13 +3787,7 @@
                         <w:rPr>
                           <w:lang w:val="en-US"/>
                         </w:rPr>
-                        <w:t xml:space="preserve"> a Vowel /With </w:t>
-                      </w:r>
-                      <w:r>
-                        <w:rPr>
-                          <w:lang w:val="en-US"/>
-                        </w:rPr>
-                        <w:t>Ayogavaha</w:t>
+                        <w:t xml:space="preserve"> a Vowel /With Ayogavaha</w:t>
                       </w:r>
                       <w:r>
                         <w:rPr>
@@ -3611,6 +3805,7 @@
       </w:r>
       <w:r>
         <w:rPr>
+          <w:noProof/>
           <w:lang w:val="en-US"/>
         </w:rPr>
         <mc:AlternateContent>
@@ -3662,13 +3857,7 @@
                               <w:rPr>
                                 <w:lang w:val="en-US"/>
                               </w:rPr>
-                              <w:t xml:space="preserve">Play </w:t>
-                            </w:r>
-                            <w:r>
-                              <w:rPr>
-                                <w:lang w:val="en-US"/>
-                              </w:rPr>
-                              <w:t>Sounds</w:t>
+                              <w:t>Play Sounds</w:t>
                             </w:r>
                             <w:r>
                               <w:rPr>
@@ -3712,13 +3901,7 @@
                         <w:rPr>
                           <w:lang w:val="en-US"/>
                         </w:rPr>
-                        <w:t xml:space="preserve">Play </w:t>
-                      </w:r>
-                      <w:r>
-                        <w:rPr>
-                          <w:lang w:val="en-US"/>
-                        </w:rPr>
-                        <w:t>Sounds</w:t>
+                        <w:t>Play Sounds</w:t>
                       </w:r>
                       <w:r>
                         <w:rPr>
@@ -3847,6 +4030,7 @@
       </w:r>
       <w:r>
         <w:rPr>
+          <w:noProof/>
           <w:lang w:val="en-US"/>
         </w:rPr>
         <mc:AlternateContent>
@@ -3960,12 +4144,13 @@
       </w:r>
       <w:r>
         <w:rPr>
+          <w:noProof/>
           <w:lang w:val="en-US"/>
         </w:rPr>
         <mc:AlternateContent>
           <mc:Choice Requires="wps">
             <w:drawing>
-              <wp:anchor distT="0" distB="0" distL="114300" distR="114300" simplePos="0" relativeHeight="251692032" behindDoc="0" locked="0" layoutInCell="1" allowOverlap="1" wp14:anchorId="48EDE28A" wp14:editId="6654B1BA">
+              <wp:anchor distT="0" distB="0" distL="114300" distR="114300" simplePos="0" relativeHeight="251692032" behindDoc="0" locked="0" layoutInCell="1" allowOverlap="1" wp14:anchorId="48EDE28A" wp14:editId="5813167B">
                 <wp:simplePos x="0" y="0"/>
                 <wp:positionH relativeFrom="column">
                   <wp:posOffset>4762500</wp:posOffset>
@@ -4017,19 +4202,7 @@
                               <w:rPr>
                                 <w:lang w:val="en-US"/>
                               </w:rPr>
-                              <w:t xml:space="preserve">a </w:t>
-                            </w:r>
-                            <w:r>
-                              <w:rPr>
-                                <w:lang w:val="en-US"/>
-                              </w:rPr>
-                              <w:t>Samyuktakshar</w:t>
-                            </w:r>
-                            <w:r>
-                              <w:rPr>
-                                <w:lang w:val="en-US"/>
-                              </w:rPr>
-                              <w:t xml:space="preserve"> with Marta/</w:t>
+                              <w:t>a Samyuktakshar with Marta/</w:t>
                             </w:r>
                             <w:r>
                               <w:rPr>
@@ -4104,19 +4277,7 @@
                         <w:rPr>
                           <w:lang w:val="en-US"/>
                         </w:rPr>
-                        <w:t xml:space="preserve">a </w:t>
-                      </w:r>
-                      <w:r>
-                        <w:rPr>
-                          <w:lang w:val="en-US"/>
-                        </w:rPr>
-                        <w:t>Samyuktakshar</w:t>
-                      </w:r>
-                      <w:r>
-                        <w:rPr>
-                          <w:lang w:val="en-US"/>
-                        </w:rPr>
-                        <w:t xml:space="preserve"> with Marta/</w:t>
+                        <w:t>a Samyuktakshar with Marta/</w:t>
                       </w:r>
                       <w:r>
                         <w:rPr>
@@ -4159,79 +4320,7 @@
       </w:r>
       <w:r>
         <w:rPr>
-          <w:lang w:val="en-US"/>
-        </w:rPr>
-        <mc:AlternateContent>
-          <mc:Choice Requires="wps">
-            <w:drawing>
-              <wp:anchor distT="0" distB="0" distL="114300" distR="114300" simplePos="0" relativeHeight="251696128" behindDoc="0" locked="0" layoutInCell="1" allowOverlap="1" wp14:anchorId="1ADB5E0A" wp14:editId="29B1536E">
-                <wp:simplePos x="0" y="0"/>
-                <wp:positionH relativeFrom="margin">
-                  <wp:posOffset>3905251</wp:posOffset>
-                </wp:positionH>
-                <wp:positionV relativeFrom="paragraph">
-                  <wp:posOffset>1344929</wp:posOffset>
-                </wp:positionV>
-                <wp:extent cx="876300" cy="95250"/>
-                <wp:effectExtent l="0" t="57150" r="19050" b="19050"/>
-                <wp:wrapNone/>
-                <wp:docPr id="50" name="Straight Arrow Connector 50"/>
-                <wp:cNvGraphicFramePr/>
-                <a:graphic xmlns:a="http://schemas.openxmlformats.org/drawingml/2006/main">
-                  <a:graphicData uri="http://schemas.microsoft.com/office/word/2010/wordprocessingShape">
-                    <wps:wsp>
-                      <wps:cNvCnPr/>
-                      <wps:spPr>
-                        <a:xfrm flipV="1">
-                          <a:off x="0" y="0"/>
-                          <a:ext cx="876300" cy="95250"/>
-                        </a:xfrm>
-                        <a:prstGeom prst="straightConnector1">
-                          <a:avLst/>
-                        </a:prstGeom>
-                        <a:ln>
-                          <a:tailEnd type="triangle"/>
-                        </a:ln>
-                      </wps:spPr>
-                      <wps:style>
-                        <a:lnRef idx="1">
-                          <a:schemeClr val="accent1"/>
-                        </a:lnRef>
-                        <a:fillRef idx="0">
-                          <a:schemeClr val="accent1"/>
-                        </a:fillRef>
-                        <a:effectRef idx="0">
-                          <a:schemeClr val="accent1"/>
-                        </a:effectRef>
-                        <a:fontRef idx="minor">
-                          <a:schemeClr val="tx1"/>
-                        </a:fontRef>
-                      </wps:style>
-                      <wps:bodyPr/>
-                    </wps:wsp>
-                  </a:graphicData>
-                </a:graphic>
-                <wp14:sizeRelH relativeFrom="margin">
-                  <wp14:pctWidth>0</wp14:pctWidth>
-                </wp14:sizeRelH>
-                <wp14:sizeRelV relativeFrom="margin">
-                  <wp14:pctHeight>0</wp14:pctHeight>
-                </wp14:sizeRelV>
-              </wp:anchor>
-            </w:drawing>
-          </mc:Choice>
-          <mc:Fallback>
-            <w:pict>
-              <v:shape w14:anchorId="2045FFE8" id="Straight Arrow Connector 50" o:spid="_x0000_s1026" type="#_x0000_t32" style="position:absolute;margin-left:307.5pt;margin-top:105.9pt;width:69pt;height:7.5pt;flip:y;z-index:251696128;visibility:visible;mso-wrap-style:square;mso-width-percent:0;mso-height-percent:0;mso-wrap-distance-left:9pt;mso-wrap-distance-top:0;mso-wrap-distance-right:9pt;mso-wrap-distance-bottom:0;mso-position-horizontal:absolute;mso-position-horizontal-relative:margin;mso-position-vertical:absolute;mso-position-vertical-relative:text;mso-width-percent:0;mso-height-percent:0;mso-width-relative:margin;mso-height-relative:margin" o:gfxdata="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" strokecolor="#4472c4 [3204]" strokeweight=".5pt">
-                <v:stroke endarrow="block" joinstyle="miter"/>
-                <w10:wrap anchorx="margin"/>
-              </v:shape>
-            </w:pict>
-          </mc:Fallback>
-        </mc:AlternateContent>
-      </w:r>
-      <w:r>
-        <w:rPr>
+          <w:noProof/>
           <w:lang w:val="en-US"/>
         </w:rPr>
         <mc:AlternateContent>
@@ -4325,13 +4414,7 @@
                               <w:rPr>
                                 <w:lang w:val="en-US"/>
                               </w:rPr>
-                              <w:t>Ayogavaha</w:t>
-                            </w:r>
-                            <w:r>
-                              <w:rPr>
-                                <w:lang w:val="en-US"/>
-                              </w:rPr>
-                              <w:t xml:space="preserve"> </w:t>
+                              <w:t xml:space="preserve">Ayogavaha </w:t>
                             </w:r>
                             <w:r>
                               <w:rPr>
@@ -4355,13 +4438,7 @@
                               <w:rPr>
                                 <w:lang w:val="en-US"/>
                               </w:rPr>
-                              <w:t xml:space="preserve"> </w:t>
-                            </w:r>
-                            <w:r>
-                              <w:rPr>
-                                <w:lang w:val="en-US"/>
-                              </w:rPr>
-                              <w:t>to Play Buffer</w:t>
+                              <w:t xml:space="preserve"> to Play Buffer</w:t>
                             </w:r>
                           </w:p>
                           <w:p>
@@ -4448,13 +4525,7 @@
                         <w:rPr>
                           <w:lang w:val="en-US"/>
                         </w:rPr>
-                        <w:t>Ayogavaha</w:t>
-                      </w:r>
-                      <w:r>
-                        <w:rPr>
-                          <w:lang w:val="en-US"/>
-                        </w:rPr>
-                        <w:t xml:space="preserve"> </w:t>
+                        <w:t xml:space="preserve">Ayogavaha </w:t>
                       </w:r>
                       <w:r>
                         <w:rPr>
@@ -4478,13 +4549,7 @@
                         <w:rPr>
                           <w:lang w:val="en-US"/>
                         </w:rPr>
-                        <w:t xml:space="preserve"> </w:t>
-                      </w:r>
-                      <w:r>
-                        <w:rPr>
-                          <w:lang w:val="en-US"/>
-                        </w:rPr>
-                        <w:t>to Play Buffer</w:t>
+                        <w:t xml:space="preserve"> to Play Buffer</w:t>
                       </w:r>
                     </w:p>
                     <w:p>
@@ -4503,6 +4568,7 @@
       </w:r>
       <w:r>
         <w:rPr>
+          <w:noProof/>
           <w:lang w:val="en-US"/>
         </w:rPr>
         <mc:AlternateContent>
@@ -4575,6 +4641,7 @@
       </w:r>
       <w:r>
         <w:rPr>
+          <w:noProof/>
           <w:lang w:val="en-US"/>
         </w:rPr>
         <mc:AlternateContent>
@@ -4632,13 +4699,7 @@
                               <w:rPr>
                                 <w:lang w:val="en-US"/>
                               </w:rPr>
-                              <w:t>Play Buffer</w:t>
-                            </w:r>
-                            <w:r>
-                              <w:rPr>
-                                <w:lang w:val="en-US"/>
-                              </w:rPr>
-                              <w:t>.</w:t>
+                              <w:t>Play Buffer.</w:t>
                             </w:r>
                           </w:p>
                         </w:txbxContent>
@@ -4679,13 +4740,7 @@
                         <w:rPr>
                           <w:lang w:val="en-US"/>
                         </w:rPr>
-                        <w:t>Play Buffer</w:t>
-                      </w:r>
-                      <w:r>
-                        <w:rPr>
-                          <w:lang w:val="en-US"/>
-                        </w:rPr>
-                        <w:t>.</w:t>
+                        <w:t>Play Buffer.</w:t>
                       </w:r>
                     </w:p>
                   </w:txbxContent>
@@ -4697,6 +4752,7 @@
       </w:r>
       <w:r>
         <w:rPr>
+          <w:noProof/>
           <w:lang w:val="en-US"/>
         </w:rPr>
         <mc:AlternateContent>
@@ -4769,12 +4825,13 @@
       </w:r>
       <w:r>
         <w:rPr>
+          <w:noProof/>
           <w:lang w:val="en-US"/>
         </w:rPr>
         <mc:AlternateContent>
           <mc:Choice Requires="wps">
             <w:drawing>
-              <wp:anchor distT="0" distB="0" distL="114300" distR="114300" simplePos="0" relativeHeight="251678720" behindDoc="0" locked="0" layoutInCell="1" allowOverlap="1" wp14:anchorId="5A7D8A9A" wp14:editId="2C493ACF">
+              <wp:anchor distT="0" distB="0" distL="114300" distR="114300" simplePos="0" relativeHeight="251678720" behindDoc="0" locked="0" layoutInCell="1" allowOverlap="1" wp14:anchorId="5A7D8A9A" wp14:editId="485E71DC">
                 <wp:simplePos x="0" y="0"/>
                 <wp:positionH relativeFrom="column">
                   <wp:posOffset>981074</wp:posOffset>
@@ -4832,7 +4889,7 @@
           </mc:Choice>
           <mc:Fallback>
             <w:pict>
-              <v:shape w14:anchorId="349383BB" id="Straight Arrow Connector 40" o:spid="_x0000_s1026" type="#_x0000_t32" style="position:absolute;margin-left:77.25pt;margin-top:162.15pt;width:78.75pt;height:16.5pt;flip:x;z-index:251678720;visibility:visible;mso-wrap-style:square;mso-width-percent:0;mso-height-percent:0;mso-wrap-distance-left:9pt;mso-wrap-distance-top:0;mso-wrap-distance-right:9pt;mso-wrap-distance-bottom:0;mso-position-horizontal:absolute;mso-position-horizontal-relative:text;mso-position-vertical:absolute;mso-position-vertical-relative:text;mso-width-percent:0;mso-height-percent:0;mso-width-relative:margin;mso-height-relative:margin" o:gfxdata="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" strokecolor="#4472c4 [3204]" strokeweight=".5pt">
+              <v:shape w14:anchorId="323D70BA" id="Straight Arrow Connector 40" o:spid="_x0000_s1026" type="#_x0000_t32" style="position:absolute;margin-left:77.25pt;margin-top:162.15pt;width:78.75pt;height:16.5pt;flip:x;z-index:251678720;visibility:visible;mso-wrap-style:square;mso-width-percent:0;mso-height-percent:0;mso-wrap-distance-left:9pt;mso-wrap-distance-top:0;mso-wrap-distance-right:9pt;mso-wrap-distance-bottom:0;mso-position-horizontal:absolute;mso-position-horizontal-relative:text;mso-position-vertical:absolute;mso-position-vertical-relative:text;mso-width-percent:0;mso-height-percent:0;mso-width-relative:margin;mso-height-relative:margin" o:gfxdata="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" strokecolor="#4472c4 [3204]" strokeweight=".5pt">
                 <v:stroke endarrow="block" joinstyle="miter"/>
               </v:shape>
             </w:pict>
@@ -4841,91 +4898,19 @@
       </w:r>
       <w:r>
         <w:rPr>
+          <w:lang w:val="en-US"/>
+        </w:rPr>
+        <w:t xml:space="preserve">                                                       </w:t>
+      </w:r>
+      <w:r>
+        <w:rPr>
           <w:noProof/>
           <w:lang w:val="en-US"/>
         </w:rPr>
-        <mc:AlternateContent>
-          <mc:Choice Requires="wps">
-            <w:drawing>
-              <wp:anchor distT="0" distB="0" distL="114300" distR="114300" simplePos="0" relativeHeight="251675648" behindDoc="0" locked="0" layoutInCell="1" allowOverlap="1" wp14:anchorId="5EFB6B35" wp14:editId="4DFB8615">
-                <wp:simplePos x="0" y="0"/>
-                <wp:positionH relativeFrom="column">
-                  <wp:posOffset>1162049</wp:posOffset>
-                </wp:positionH>
-                <wp:positionV relativeFrom="paragraph">
-                  <wp:posOffset>3126104</wp:posOffset>
-                </wp:positionV>
-                <wp:extent cx="1047750" cy="104775"/>
-                <wp:effectExtent l="0" t="57150" r="19050" b="28575"/>
-                <wp:wrapNone/>
-                <wp:docPr id="37" name="Straight Arrow Connector 37"/>
-                <wp:cNvGraphicFramePr/>
-                <a:graphic xmlns:a="http://schemas.openxmlformats.org/drawingml/2006/main">
-                  <a:graphicData uri="http://schemas.microsoft.com/office/word/2010/wordprocessingShape">
-                    <wps:wsp>
-                      <wps:cNvCnPr/>
-                      <wps:spPr>
-                        <a:xfrm flipH="1" flipV="1">
-                          <a:off x="0" y="0"/>
-                          <a:ext cx="1047750" cy="104775"/>
-                        </a:xfrm>
-                        <a:prstGeom prst="straightConnector1">
-                          <a:avLst/>
-                        </a:prstGeom>
-                        <a:ln>
-                          <a:tailEnd type="triangle"/>
-                        </a:ln>
-                      </wps:spPr>
-                      <wps:style>
-                        <a:lnRef idx="1">
-                          <a:schemeClr val="accent1"/>
-                        </a:lnRef>
-                        <a:fillRef idx="0">
-                          <a:schemeClr val="accent1"/>
-                        </a:fillRef>
-                        <a:effectRef idx="0">
-                          <a:schemeClr val="accent1"/>
-                        </a:effectRef>
-                        <a:fontRef idx="minor">
-                          <a:schemeClr val="tx1"/>
-                        </a:fontRef>
-                      </wps:style>
-                      <wps:bodyPr/>
-                    </wps:wsp>
-                  </a:graphicData>
-                </a:graphic>
-                <wp14:sizeRelH relativeFrom="margin">
-                  <wp14:pctWidth>0</wp14:pctWidth>
-                </wp14:sizeRelH>
-                <wp14:sizeRelV relativeFrom="margin">
-                  <wp14:pctHeight>0</wp14:pctHeight>
-                </wp14:sizeRelV>
-              </wp:anchor>
-            </w:drawing>
-          </mc:Choice>
-          <mc:Fallback>
-            <w:pict>
-              <v:shape w14:anchorId="21F3BFF8" id="Straight Arrow Connector 37" o:spid="_x0000_s1026" type="#_x0000_t32" style="position:absolute;margin-left:91.5pt;margin-top:246.15pt;width:82.5pt;height:8.25pt;flip:x y;z-index:251675648;visibility:visible;mso-wrap-style:square;mso-width-percent:0;mso-height-percent:0;mso-wrap-distance-left:9pt;mso-wrap-distance-top:0;mso-wrap-distance-right:9pt;mso-wrap-distance-bottom:0;mso-position-horizontal:absolute;mso-position-horizontal-relative:text;mso-position-vertical:absolute;mso-position-vertical-relative:text;mso-width-percent:0;mso-height-percent:0;mso-width-relative:margin;mso-height-relative:margin" o:gfxdata="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" strokecolor="#4472c4 [3204]" strokeweight=".5pt">
-                <v:stroke endarrow="block" joinstyle="miter"/>
-              </v:shape>
-            </w:pict>
-          </mc:Fallback>
-        </mc:AlternateContent>
-      </w:r>
-      <w:r>
-        <w:rPr>
-          <w:lang w:val="en-US"/>
-        </w:rPr>
-        <w:t xml:space="preserve">                                                       </w:t>
-      </w:r>
-      <w:r>
-        <w:rPr>
-          <w:lang w:val="en-US"/>
-        </w:rPr>
         <w:drawing>
-          <wp:inline distT="0" distB="0" distL="0" distR="0" wp14:anchorId="2E6BAC97" wp14:editId="73C8F545">
-            <wp:extent cx="2857899" cy="3620005"/>
-            <wp:effectExtent l="0" t="0" r="0" b="0"/>
+          <wp:inline distT="0" distB="0" distL="0" distR="0" wp14:anchorId="609315FE" wp14:editId="05BF8F03">
+            <wp:extent cx="2343477" cy="3324689"/>
+            <wp:effectExtent l="0" t="0" r="0" b="9525"/>
             <wp:docPr id="1" name="Picture 1"/>
             <wp:cNvGraphicFramePr>
               <a:graphicFrameLocks xmlns:a="http://schemas.openxmlformats.org/drawingml/2006/main" noChangeAspect="1"/>
@@ -4938,7 +4923,7 @@
                     <pic:cNvPicPr/>
                   </pic:nvPicPr>
                   <pic:blipFill>
-                    <a:blip r:embed="rId15"/>
+                    <a:blip r:embed="rId16"/>
                     <a:stretch>
                       <a:fillRect/>
                     </a:stretch>
@@ -4946,7 +4931,7 @@
                   <pic:spPr>
                     <a:xfrm>
                       <a:off x="0" y="0"/>
-                      <a:ext cx="2857899" cy="3620005"/>
+                      <a:ext cx="2343477" cy="3324689"/>
                     </a:xfrm>
                     <a:prstGeom prst="rect">
                       <a:avLst/>
@@ -5011,7 +4996,257 @@
         <w:rPr>
           <w:lang w:val="en-US"/>
         </w:rPr>
-        <w:t xml:space="preserve"> and </w:t>
+        <w:t xml:space="preserve"> and Ayogavaha</w:t>
+      </w:r>
+      <w:r>
+        <w:rPr>
+          <w:lang w:val="en-US"/>
+        </w:rPr>
+        <w:t xml:space="preserve"> (</w:t>
+      </w:r>
+      <w:r>
+        <w:rPr>
+          <w:rFonts w:ascii="Segoe UI Emoji" w:hAnsi="Segoe UI Emoji" w:cs="Segoe UI Emoji" w:hint="cs"/>
+          <w:cs/>
+          <w:lang w:val="en-US" w:bidi="hi-IN"/>
+        </w:rPr>
+        <w:t>🟤</w:t>
+      </w:r>
+      <w:r>
+        <w:rPr>
+          <w:lang w:val="en-US"/>
+        </w:rPr>
+        <w:t>)</w:t>
+      </w:r>
+      <w:r>
+        <w:rPr>
+          <w:lang w:val="en-US"/>
+        </w:rPr>
+        <w:t xml:space="preserve"> are allowed. Examples, </w:t>
+      </w:r>
+      <w:r>
+        <w:rPr>
+          <w:rFonts w:cs="Mangal"/>
+          <w:cs/>
+          <w:lang w:val="en-US" w:bidi="hi-IN"/>
+        </w:rPr>
+        <w:t>ई</w:t>
+      </w:r>
+      <w:r>
+        <w:rPr>
+          <w:rFonts w:cs="Mangal"/>
+          <w:lang w:val="en-US" w:bidi="hi-IN"/>
+        </w:rPr>
+        <w:t xml:space="preserve">, </w:t>
+      </w:r>
+      <w:r>
+        <w:rPr>
+          <w:rFonts w:cs="Mangal"/>
+          <w:cs/>
+          <w:lang w:val="en-US" w:bidi="hi-IN"/>
+        </w:rPr>
+        <w:t>ऊँ</w:t>
+      </w:r>
+    </w:p>
+    <w:p>
+      <w:pPr>
+        <w:rPr>
+          <w:rFonts w:cs="Mangal"/>
+          <w:lang w:val="en-US" w:bidi="hi-IN"/>
+        </w:rPr>
+      </w:pPr>
+      <w:r>
+        <w:rPr>
+          <w:lang w:val="en-US"/>
+        </w:rPr>
+        <w:t xml:space="preserve">For Consonants, </w:t>
+      </w:r>
+      <w:r>
+        <w:rPr>
+          <w:lang w:val="en-US"/>
+        </w:rPr>
+        <w:t>Consonants (</w:t>
+      </w:r>
+      <w:r>
+        <w:rPr>
+          <w:rFonts w:ascii="Segoe UI Emoji" w:hAnsi="Segoe UI Emoji" w:cs="Segoe UI Emoji" w:hint="cs"/>
+          <w:cs/>
+          <w:lang w:val="en-US" w:bidi="hi-IN"/>
+        </w:rPr>
+        <w:t>🟣</w:t>
+      </w:r>
+      <w:r>
+        <w:rPr>
+          <w:lang w:val="en-US"/>
+        </w:rPr>
+        <w:t xml:space="preserve">), </w:t>
+      </w:r>
+      <w:r>
+        <w:rPr>
+          <w:lang w:val="en-US"/>
+        </w:rPr>
+        <w:t>Matras (</w:t>
+      </w:r>
+      <w:r>
+        <w:rPr>
+          <w:rFonts w:ascii="Segoe UI Emoji" w:hAnsi="Segoe UI Emoji" w:cs="Segoe UI Emoji" w:hint="cs"/>
+          <w:cs/>
+          <w:lang w:val="en-US" w:bidi="hi-IN"/>
+        </w:rPr>
+        <w:t>🔴</w:t>
+      </w:r>
+      <w:r>
+        <w:rPr>
+          <w:lang w:val="en-US"/>
+        </w:rPr>
+        <w:t>), Halant (</w:t>
+      </w:r>
+      <w:r>
+        <w:rPr>
+          <w:rFonts w:ascii="Segoe UI Emoji" w:hAnsi="Segoe UI Emoji" w:cs="Segoe UI Emoji" w:hint="cs"/>
+          <w:cs/>
+          <w:lang w:val="en-US" w:bidi="hi-IN"/>
+        </w:rPr>
+        <w:t>⚫</w:t>
+      </w:r>
+      <w:r>
+        <w:rPr>
+          <w:lang w:val="en-US"/>
+        </w:rPr>
+        <w:t xml:space="preserve">), </w:t>
+      </w:r>
+      <w:r>
+        <w:rPr>
+          <w:lang w:val="en-US"/>
+        </w:rPr>
+        <w:t>Ayogavaha (</w:t>
+      </w:r>
+      <w:r>
+        <w:rPr>
+          <w:rFonts w:ascii="Segoe UI Emoji" w:hAnsi="Segoe UI Emoji" w:cs="Segoe UI Emoji" w:hint="cs"/>
+          <w:cs/>
+          <w:lang w:val="en-US" w:bidi="hi-IN"/>
+        </w:rPr>
+        <w:t>🟤</w:t>
+      </w:r>
+      <w:r>
+        <w:rPr>
+          <w:lang w:val="en-US"/>
+        </w:rPr>
+        <w:t>)</w:t>
+      </w:r>
+      <w:r>
+        <w:rPr>
+          <w:lang w:val="en-US"/>
+        </w:rPr>
+        <w:t xml:space="preserve">, and are allowed. Examples, </w:t>
+      </w:r>
+      <w:r>
+        <w:rPr>
+          <w:rFonts w:cs="Mangal"/>
+          <w:cs/>
+          <w:lang w:val="en-US" w:bidi="hi-IN"/>
+        </w:rPr>
+        <w:t>राम्</w:t>
+      </w:r>
+      <w:r>
+        <w:rPr>
+          <w:rFonts w:cs="Mangal"/>
+          <w:lang w:val="en-US" w:bidi="hi-IN"/>
+        </w:rPr>
+        <w:t xml:space="preserve"> </w:t>
+      </w:r>
+      <w:r>
+        <w:rPr>
+          <w:rFonts w:cs="Mangal"/>
+          <w:cs/>
+          <w:lang w:val="en-US" w:bidi="hi-IN"/>
+        </w:rPr>
+        <w:t>शंकर</w:t>
+      </w:r>
+    </w:p>
+    <w:p>
+      <w:pPr>
+        <w:rPr>
+          <w:rFonts w:cs="Mangal"/>
+          <w:lang w:val="en-US" w:bidi="hi-IN"/>
+        </w:rPr>
+      </w:pPr>
+      <w:r>
+        <w:rPr>
+          <w:lang w:val="en-US"/>
+        </w:rPr>
+        <w:t xml:space="preserve">For </w:t>
+      </w:r>
+      <w:r>
+        <w:rPr>
+          <w:lang w:val="en-US"/>
+        </w:rPr>
+        <w:t xml:space="preserve">Samyuktakshars, </w:t>
+      </w:r>
+      <w:r>
+        <w:rPr>
+          <w:lang w:val="en-US"/>
+        </w:rPr>
+        <w:t>Ardha</w:t>
+      </w:r>
+      <w:r>
+        <w:rPr>
+          <w:lang w:val="en-US"/>
+        </w:rPr>
+        <w:t xml:space="preserve"> vyanjan</w:t>
+      </w:r>
+      <w:r>
+        <w:rPr>
+          <w:lang w:val="en-US"/>
+        </w:rPr>
+        <w:t>s (</w:t>
+      </w:r>
+      <w:r>
+        <w:rPr>
+          <w:rFonts w:ascii="Segoe UI Emoji" w:hAnsi="Segoe UI Emoji" w:cs="Segoe UI Emoji" w:hint="cs"/>
+          <w:cs/>
+          <w:lang w:val="en-US" w:bidi="hi-IN"/>
+        </w:rPr>
+        <w:t>🟢</w:t>
+      </w:r>
+      <w:r>
+        <w:rPr>
+          <w:lang w:val="en-US"/>
+        </w:rPr>
+        <w:t xml:space="preserve">), </w:t>
+      </w:r>
+      <w:r>
+        <w:rPr>
+          <w:lang w:val="en-US"/>
+        </w:rPr>
+        <w:t>Consonants</w:t>
+      </w:r>
+      <w:r>
+        <w:rPr>
+          <w:lang w:val="en-US"/>
+        </w:rPr>
+        <w:t>(</w:t>
+      </w:r>
+      <w:r>
+        <w:rPr>
+          <w:rFonts w:ascii="Segoe UI Emoji" w:hAnsi="Segoe UI Emoji" w:cs="Segoe UI Emoji" w:hint="cs"/>
+          <w:cs/>
+          <w:lang w:val="en-US" w:bidi="hi-IN"/>
+        </w:rPr>
+        <w:t>🟣</w:t>
+      </w:r>
+      <w:r>
+        <w:rPr>
+          <w:lang w:val="en-US"/>
+        </w:rPr>
+        <w:t>)</w:t>
+      </w:r>
+      <w:r>
+        <w:rPr>
+          <w:lang w:val="en-US"/>
+        </w:rPr>
+        <w:t xml:space="preserve">, </w:t>
       </w:r>
       <w:r>
         <w:rPr>
@@ -5043,68 +5278,13 @@
         <w:rPr>
           <w:lang w:val="en-US"/>
         </w:rPr>
-        <w:t xml:space="preserve"> </w:t>
-      </w:r>
-      <w:r>
-        <w:rPr>
-          <w:lang w:val="en-US"/>
-        </w:rPr>
-        <w:t xml:space="preserve">are allowed. Examples, </w:t>
-      </w:r>
-      <w:r>
-        <w:rPr>
-          <w:rFonts w:cs="Mangal"/>
-          <w:cs/>
-          <w:lang w:val="en-US" w:bidi="hi-IN"/>
-        </w:rPr>
-        <w:t>ई</w:t>
-      </w:r>
-      <w:r>
-        <w:rPr>
-          <w:rFonts w:cs="Mangal"/>
-          <w:lang w:val="en-US" w:bidi="hi-IN"/>
-        </w:rPr>
-        <w:t xml:space="preserve">, </w:t>
-      </w:r>
-      <w:r>
-        <w:rPr>
-          <w:rFonts w:cs="Mangal"/>
-          <w:cs/>
-          <w:lang w:val="en-US" w:bidi="hi-IN"/>
-        </w:rPr>
-        <w:t>ऊँ</w:t>
-      </w:r>
-    </w:p>
-    <w:p>
-      <w:pPr>
-        <w:rPr>
-          <w:rFonts w:cs="Mangal"/>
-          <w:lang w:val="en-US" w:bidi="hi-IN"/>
-        </w:rPr>
-      </w:pPr>
-      <w:r>
-        <w:rPr>
-          <w:lang w:val="en-US"/>
-        </w:rPr>
-        <w:t xml:space="preserve">For </w:t>
-      </w:r>
-      <w:r>
-        <w:rPr>
-          <w:lang w:val="en-US"/>
-        </w:rPr>
-        <w:t>Consonants</w:t>
-      </w:r>
-      <w:r>
-        <w:rPr>
-          <w:lang w:val="en-US"/>
-        </w:rPr>
-        <w:t xml:space="preserve">, </w:t>
-      </w:r>
-      <w:r>
-        <w:rPr>
-          <w:lang w:val="en-US"/>
-        </w:rPr>
-        <w:t>Consonants (</w:t>
+        <w:t>, and Matras</w:t>
+      </w:r>
+      <w:r>
+        <w:rPr>
+          <w:lang w:val="en-US"/>
+        </w:rPr>
+        <w:t xml:space="preserve"> (</w:t>
       </w:r>
       <w:r>
         <w:rPr>
@@ -5112,290 +5292,12 @@
           <w:cs/>
           <w:lang w:val="en-US" w:bidi="hi-IN"/>
         </w:rPr>
-        <w:t>🟣</w:t>
-      </w:r>
-      <w:r>
-        <w:rPr>
-          <w:lang w:val="en-US"/>
-        </w:rPr>
-        <w:t xml:space="preserve">), </w:t>
-      </w:r>
-      <w:r>
-        <w:rPr>
-          <w:lang w:val="en-US"/>
-        </w:rPr>
-        <w:t>Matras (</w:t>
-      </w:r>
-      <w:r>
-        <w:rPr>
-          <w:rFonts w:ascii="Segoe UI Emoji" w:hAnsi="Segoe UI Emoji" w:cs="Segoe UI Emoji" w:hint="cs"/>
-          <w:cs/>
-          <w:lang w:val="en-US" w:bidi="hi-IN"/>
-        </w:rPr>
         <w:t>🔴</w:t>
       </w:r>
       <w:r>
         <w:rPr>
           <w:lang w:val="en-US"/>
         </w:rPr>
-        <w:t>)</w:t>
-      </w:r>
-      <w:r>
-        <w:rPr>
-          <w:lang w:val="en-US"/>
-        </w:rPr>
-        <w:t>,</w:t>
-      </w:r>
-      <w:r>
-        <w:rPr>
-          <w:lang w:val="en-US"/>
-        </w:rPr>
-        <w:t xml:space="preserve"> Halant (</w:t>
-      </w:r>
-      <w:r>
-        <w:rPr>
-          <w:rFonts w:ascii="Segoe UI Emoji" w:hAnsi="Segoe UI Emoji" w:cs="Segoe UI Emoji" w:hint="cs"/>
-          <w:cs/>
-          <w:lang w:val="en-US" w:bidi="hi-IN"/>
-        </w:rPr>
-        <w:t>⚫</w:t>
-      </w:r>
-      <w:r>
-        <w:rPr>
-          <w:lang w:val="en-US"/>
-        </w:rPr>
-        <w:t>)</w:t>
-      </w:r>
-      <w:r>
-        <w:rPr>
-          <w:lang w:val="en-US"/>
-        </w:rPr>
-        <w:t xml:space="preserve">, </w:t>
-      </w:r>
-      <w:r>
-        <w:rPr>
-          <w:lang w:val="en-US"/>
-        </w:rPr>
-        <w:t xml:space="preserve">Ayogavaha </w:t>
-      </w:r>
-      <w:r>
-        <w:rPr>
-          <w:lang w:val="en-US"/>
-        </w:rPr>
-        <w:t>(</w:t>
-      </w:r>
-      <w:r>
-        <w:rPr>
-          <w:rFonts w:ascii="Segoe UI Emoji" w:hAnsi="Segoe UI Emoji" w:cs="Segoe UI Emoji" w:hint="cs"/>
-          <w:cs/>
-          <w:lang w:val="en-US" w:bidi="hi-IN"/>
-        </w:rPr>
-        <w:t>🟤</w:t>
-      </w:r>
-      <w:r>
-        <w:rPr>
-          <w:lang w:val="en-US"/>
-        </w:rPr>
-        <w:t>)</w:t>
-      </w:r>
-      <w:r>
-        <w:rPr>
-          <w:lang w:val="en-US"/>
-        </w:rPr>
-        <w:t xml:space="preserve">, </w:t>
-      </w:r>
-      <w:r>
-        <w:rPr>
-          <w:lang w:val="en-US"/>
-        </w:rPr>
-        <w:t xml:space="preserve">and are allowed. Examples, </w:t>
-      </w:r>
-      <w:r>
-        <w:rPr>
-          <w:rFonts w:cs="Mangal"/>
-          <w:cs/>
-          <w:lang w:val="en-US" w:bidi="hi-IN"/>
-        </w:rPr>
-        <w:t>राम्</w:t>
-      </w:r>
-      <w:r>
-        <w:rPr>
-          <w:rFonts w:cs="Mangal"/>
-          <w:lang w:val="en-US" w:bidi="hi-IN"/>
-        </w:rPr>
-        <w:t xml:space="preserve"> </w:t>
-      </w:r>
-      <w:r>
-        <w:rPr>
-          <w:rFonts w:cs="Mangal"/>
-          <w:cs/>
-          <w:lang w:val="en-US" w:bidi="hi-IN"/>
-        </w:rPr>
-        <w:t>शंकर</w:t>
-      </w:r>
-    </w:p>
-    <w:p>
-      <w:pPr>
-        <w:rPr>
-          <w:lang w:val="en-US"/>
-        </w:rPr>
-      </w:pPr>
-      <w:r>
-        <w:rPr>
-          <w:lang w:val="en-US"/>
-        </w:rPr>
-        <w:t xml:space="preserve">For </w:t>
-      </w:r>
-      <w:r>
-        <w:rPr>
-          <w:lang w:val="en-US"/>
-        </w:rPr>
-        <w:t xml:space="preserve">Samyuktakshars, </w:t>
-      </w:r>
-      <w:r>
-        <w:rPr>
-          <w:lang w:val="en-US"/>
-        </w:rPr>
-        <w:t>Ardha</w:t>
-      </w:r>
-      <w:r>
-        <w:rPr>
-          <w:lang w:val="en-US"/>
-        </w:rPr>
-        <w:t xml:space="preserve"> vyanjan</w:t>
-      </w:r>
-      <w:r>
-        <w:rPr>
-          <w:lang w:val="en-US"/>
-        </w:rPr>
-        <w:t>s</w:t>
-      </w:r>
-      <w:r>
-        <w:rPr>
-          <w:lang w:val="en-US"/>
-        </w:rPr>
-        <w:t xml:space="preserve"> (</w:t>
-      </w:r>
-      <w:r>
-        <w:rPr>
-          <w:rFonts w:ascii="Segoe UI Emoji" w:hAnsi="Segoe UI Emoji" w:cs="Segoe UI Emoji" w:hint="cs"/>
-          <w:cs/>
-          <w:lang w:val="en-US" w:bidi="hi-IN"/>
-        </w:rPr>
-        <w:t>🟢</w:t>
-      </w:r>
-      <w:r>
-        <w:rPr>
-          <w:lang w:val="en-US"/>
-        </w:rPr>
-        <w:t>)</w:t>
-      </w:r>
-      <w:r>
-        <w:rPr>
-          <w:lang w:val="en-US"/>
-        </w:rPr>
-        <w:t>,</w:t>
-      </w:r>
-      <w:r>
-        <w:rPr>
-          <w:lang w:val="en-US"/>
-        </w:rPr>
-        <w:t xml:space="preserve"> </w:t>
-      </w:r>
-      <w:r>
-        <w:rPr>
-          <w:lang w:val="en-US"/>
-        </w:rPr>
-        <w:t>Consonants</w:t>
-      </w:r>
-      <w:r>
-        <w:rPr>
-          <w:lang w:val="en-US"/>
-        </w:rPr>
-        <w:t>(</w:t>
-      </w:r>
-      <w:r>
-        <w:rPr>
-          <w:rFonts w:ascii="Segoe UI Emoji" w:hAnsi="Segoe UI Emoji" w:cs="Segoe UI Emoji" w:hint="cs"/>
-          <w:cs/>
-          <w:lang w:val="en-US" w:bidi="hi-IN"/>
-        </w:rPr>
-        <w:t>🟣</w:t>
-      </w:r>
-      <w:r>
-        <w:rPr>
-          <w:lang w:val="en-US"/>
-        </w:rPr>
-        <w:t>)</w:t>
-      </w:r>
-      <w:r>
-        <w:rPr>
-          <w:lang w:val="en-US"/>
-        </w:rPr>
-        <w:t xml:space="preserve">, </w:t>
-      </w:r>
-      <w:r>
-        <w:rPr>
-          <w:lang w:val="en-US"/>
-        </w:rPr>
-        <w:t>Ayogavaha</w:t>
-      </w:r>
-      <w:r>
-        <w:rPr>
-          <w:lang w:val="en-US"/>
-        </w:rPr>
-        <w:t xml:space="preserve"> </w:t>
-      </w:r>
-      <w:r>
-        <w:rPr>
-          <w:lang w:val="en-US"/>
-        </w:rPr>
-        <w:t>(</w:t>
-      </w:r>
-      <w:r>
-        <w:rPr>
-          <w:rFonts w:ascii="Segoe UI Emoji" w:hAnsi="Segoe UI Emoji" w:cs="Segoe UI Emoji" w:hint="cs"/>
-          <w:cs/>
-          <w:lang w:val="en-US" w:bidi="hi-IN"/>
-        </w:rPr>
-        <w:t>🟤</w:t>
-      </w:r>
-      <w:r>
-        <w:rPr>
-          <w:lang w:val="en-US"/>
-        </w:rPr>
-        <w:t>)</w:t>
-      </w:r>
-      <w:r>
-        <w:rPr>
-          <w:lang w:val="en-US"/>
-        </w:rPr>
-        <w:t>, and Matras</w:t>
-      </w:r>
-      <w:r>
-        <w:rPr>
-          <w:lang w:val="en-US"/>
-        </w:rPr>
-        <w:t xml:space="preserve"> </w:t>
-      </w:r>
-      <w:r>
-        <w:rPr>
-          <w:lang w:val="en-US"/>
-        </w:rPr>
-        <w:t>(</w:t>
-      </w:r>
-      <w:r>
-        <w:rPr>
-          <w:rFonts w:ascii="Segoe UI Emoji" w:hAnsi="Segoe UI Emoji" w:cs="Segoe UI Emoji" w:hint="cs"/>
-          <w:cs/>
-          <w:lang w:val="en-US" w:bidi="hi-IN"/>
-        </w:rPr>
-        <w:t>🔴</w:t>
-      </w:r>
-      <w:r>
-        <w:rPr>
-          <w:lang w:val="en-US"/>
-        </w:rPr>
         <w:t xml:space="preserve">) </w:t>
       </w:r>
       <w:r>
@@ -5416,6 +5318,21 @@
     <w:p>
       <w:pPr>
         <w:rPr>
+          <w:rFonts w:cs="Mangal"/>
+          <w:lang w:val="en-US" w:bidi="hi-IN"/>
+        </w:rPr>
+      </w:pPr>
+      <w:r>
+        <w:rPr>
+          <w:rFonts w:cs="Mangal"/>
+          <w:lang w:val="en-US" w:bidi="hi-IN"/>
+        </w:rPr>
+        <w:t>The player is editable, so you can separate letters by putting comma, dots are space. This will slow down the playback.</w:t>
+      </w:r>
+    </w:p>
+    <w:p>
+      <w:pPr>
+        <w:rPr>
           <w:lang w:val="en-US"/>
         </w:rPr>
       </w:pPr>
@@ -5428,6 +5345,13 @@
     </w:p>
     <w:p>
       <w:pPr>
+        <w:rPr>
+          <w:lang w:val="en-US"/>
+        </w:rPr>
+      </w:pPr>
+    </w:p>
+    <w:p>
+      <w:pPr>
         <w:pStyle w:val="Heading1"/>
         <w:rPr>
           <w:lang w:val="en-US"/>
@@ -5437,7 +5361,6 @@
         <w:rPr>
           <w:lang w:val="en-US"/>
         </w:rPr>
-        <w:lastRenderedPageBreak/>
         <w:t>Numerals</w:t>
       </w:r>
     </w:p>
@@ -5474,6 +5397,7 @@
       </w:pPr>
       <w:r>
         <w:rPr>
+          <w:noProof/>
           <w:lang w:val="en-US"/>
         </w:rPr>
         <mc:AlternateContent>
@@ -5546,6 +5470,7 @@
       </w:r>
       <w:r>
         <w:rPr>
+          <w:noProof/>
           <w:lang w:val="en-US"/>
         </w:rPr>
         <mc:AlternateContent>
@@ -5618,6 +5543,7 @@
       </w:r>
       <w:r>
         <w:rPr>
+          <w:noProof/>
           <w:lang w:val="en-US"/>
         </w:rPr>
         <mc:AlternateContent>
@@ -5690,6 +5616,7 @@
       </w:r>
       <w:r>
         <w:rPr>
+          <w:noProof/>
           <w:lang w:val="en-US"/>
         </w:rPr>
         <mc:AlternateContent>
@@ -5824,7 +5751,7 @@
                     </pic:cNvPicPr>
                   </pic:nvPicPr>
                   <pic:blipFill>
-                    <a:blip r:embed="rId16">
+                    <a:blip r:embed="rId17">
                       <a:extLst>
                         <a:ext uri="{28A0092B-C50C-407E-A947-70E740481C1C}">
                           <a14:useLocalDpi xmlns:a14="http://schemas.microsoft.com/office/drawing/2010/main" val="0"/>
@@ -5864,6 +5791,7 @@
       </w:pPr>
       <w:r>
         <w:rPr>
+          <w:noProof/>
           <w:lang w:val="en-US"/>
         </w:rPr>
         <mc:AlternateContent>
@@ -5915,13 +5843,7 @@
                               <w:rPr>
                                 <w:lang w:val="en-US"/>
                               </w:rPr>
-                              <w:t>Shows Hindi number</w:t>
-                            </w:r>
-                            <w:r>
-                              <w:rPr>
-                                <w:lang w:val="en-US"/>
-                              </w:rPr>
-                              <w:t xml:space="preserve">. E.g, </w:t>
+                              <w:t xml:space="preserve">Shows Hindi number. E.g, </w:t>
                             </w:r>
                             <w:r>
                               <w:rPr>
@@ -5964,13 +5886,7 @@
                         <w:rPr>
                           <w:lang w:val="en-US"/>
                         </w:rPr>
-                        <w:t>Shows Hindi number</w:t>
-                      </w:r>
-                      <w:r>
-                        <w:rPr>
-                          <w:lang w:val="en-US"/>
-                        </w:rPr>
-                        <w:t xml:space="preserve">. E.g, </w:t>
+                        <w:t xml:space="preserve">Shows Hindi number. E.g, </w:t>
                       </w:r>
                       <w:r>
                         <w:rPr>
@@ -5991,6 +5907,7 @@
       </w:r>
       <w:r>
         <w:rPr>
+          <w:noProof/>
           <w:lang w:val="en-US"/>
         </w:rPr>
         <mc:AlternateContent>
@@ -6111,7 +6028,7 @@
                 <wp:cNvGraphicFramePr/>
                 <a:graphic xmlns:a="http://schemas.openxmlformats.org/drawingml/2006/main">
                   <a:graphicData uri="http://schemas.microsoft.com/office/word/2010/wordprocessingInk">
-                    <w14:contentPart bwMode="auto" r:id="rId17">
+                    <w14:contentPart bwMode="auto" r:id="rId18">
                       <w14:nvContentPartPr>
                         <w14:cNvContentPartPr/>
                       </w14:nvContentPartPr>
@@ -6148,7 +6065,7 @@
                         <pic:cNvPicPr/>
                       </pic:nvPicPr>
                       <pic:blipFill>
-                        <a:blip r:embed="rId18"/>
+                        <a:blip r:embed="rId19"/>
                         <a:stretch>
                           <a:fillRect/>
                         </a:stretch>
@@ -6207,6 +6124,7 @@
       </w:pPr>
       <w:r>
         <w:rPr>
+          <w:noProof/>
           <w:lang w:val="en-US"/>
         </w:rPr>
         <w:drawing>
@@ -6214,340 +6132,6 @@
             <wp:extent cx="1629002" cy="495369"/>
             <wp:effectExtent l="0" t="0" r="9525" b="0"/>
             <wp:docPr id="57" name="Picture 57"/>
-            <wp:cNvGraphicFramePr>
-              <a:graphicFrameLocks xmlns:a="http://schemas.openxmlformats.org/drawingml/2006/main" noChangeAspect="1"/>
-            </wp:cNvGraphicFramePr>
-            <a:graphic xmlns:a="http://schemas.openxmlformats.org/drawingml/2006/main">
-              <a:graphicData uri="http://schemas.openxmlformats.org/drawingml/2006/picture">
-                <pic:pic xmlns:pic="http://schemas.openxmlformats.org/drawingml/2006/picture">
-                  <pic:nvPicPr>
-                    <pic:cNvPr id="1" name=""/>
-                    <pic:cNvPicPr/>
-                  </pic:nvPicPr>
-                  <pic:blipFill>
-                    <a:blip r:embed="rId19"/>
-                    <a:stretch>
-                      <a:fillRect/>
-                    </a:stretch>
-                  </pic:blipFill>
-                  <pic:spPr>
-                    <a:xfrm>
-                      <a:off x="0" y="0"/>
-                      <a:ext cx="1629002" cy="495369"/>
-                    </a:xfrm>
-                    <a:prstGeom prst="rect">
-                      <a:avLst/>
-                    </a:prstGeom>
-                  </pic:spPr>
-                </pic:pic>
-              </a:graphicData>
-            </a:graphic>
-          </wp:inline>
-        </w:drawing>
-      </w:r>
-    </w:p>
-    <w:p>
-      <w:pPr>
-        <w:rPr>
-          <w:lang w:val="en-US"/>
-        </w:rPr>
-      </w:pPr>
-      <w:r>
-        <w:rPr>
-          <w:lang w:val="en-US"/>
-        </w:rPr>
-        <w:t>Prints Vowels and Plays associated sound.</w:t>
-      </w:r>
-    </w:p>
-    <w:p>
-      <w:pPr>
-        <w:rPr>
-          <w:lang w:val="en-US"/>
-        </w:rPr>
-      </w:pPr>
-      <w:r>
-        <w:rPr>
-          <w:rFonts w:ascii="Segoe UI Emoji" w:hAnsi="Segoe UI Emoji" w:cs="Segoe UI Emoji"/>
-        </w:rPr>
-        <w:t>✅</w:t>
-      </w:r>
-      <w:r>
-        <w:rPr>
-          <w:lang w:val="en-US"/>
-        </w:rPr>
-        <w:t xml:space="preserve"> Vowels (</w:t>
-      </w:r>
-      <w:r>
-        <w:rPr>
-          <w:rFonts w:ascii="Segoe UI Emoji" w:hAnsi="Segoe UI Emoji" w:cs="Segoe UI Emoji" w:hint="cs"/>
-          <w:cs/>
-          <w:lang w:val="en-US" w:bidi="hi-IN"/>
-        </w:rPr>
-        <w:t>🔵</w:t>
-      </w:r>
-      <w:r>
-        <w:rPr>
-          <w:lang w:val="en-US"/>
-        </w:rPr>
-        <w:t xml:space="preserve">) </w:t>
-      </w:r>
-      <w:r>
-        <w:rPr>
-          <w:lang w:val="en-US"/>
-        </w:rPr>
-        <w:t xml:space="preserve"> </w:t>
-      </w:r>
-    </w:p>
-    <w:p>
-      <w:pPr>
-        <w:rPr>
-          <w:lang w:val="en-US"/>
-        </w:rPr>
-      </w:pPr>
-      <w:r>
-        <w:rPr>
-          <w:rFonts w:ascii="Segoe UI Emoji" w:hAnsi="Segoe UI Emoji" w:cs="Segoe UI Emoji"/>
-        </w:rPr>
-        <w:t>❌</w:t>
-      </w:r>
-      <w:r>
-        <w:rPr>
-          <w:rFonts w:ascii="Segoe UI Emoji" w:hAnsi="Segoe UI Emoji" w:cs="Segoe UI Emoji"/>
-        </w:rPr>
-        <w:t xml:space="preserve"> </w:t>
-      </w:r>
-      <w:r>
-        <w:rPr>
-          <w:lang w:val="en-US"/>
-        </w:rPr>
-        <w:t>Consonants(</w:t>
-      </w:r>
-      <w:r>
-        <w:rPr>
-          <w:rFonts w:ascii="Segoe UI Emoji" w:hAnsi="Segoe UI Emoji" w:cs="Segoe UI Emoji" w:hint="cs"/>
-          <w:cs/>
-          <w:lang w:val="en-US" w:bidi="hi-IN"/>
-        </w:rPr>
-        <w:t>🟣</w:t>
-      </w:r>
-      <w:r>
-        <w:rPr>
-          <w:lang w:val="en-US"/>
-        </w:rPr>
-        <w:t>)</w:t>
-      </w:r>
-      <w:r>
-        <w:rPr>
-          <w:lang w:val="en-US"/>
-        </w:rPr>
-        <w:t xml:space="preserve"> </w:t>
-      </w:r>
-    </w:p>
-    <w:p>
-      <w:pPr>
-        <w:rPr>
-          <w:lang w:val="en-US"/>
-        </w:rPr>
-      </w:pPr>
-      <w:r>
-        <w:rPr>
-          <w:rFonts w:ascii="Segoe UI Emoji" w:hAnsi="Segoe UI Emoji" w:cs="Segoe UI Emoji"/>
-        </w:rPr>
-        <w:t>❌</w:t>
-      </w:r>
-      <w:r>
-        <w:rPr>
-          <w:rFonts w:ascii="Segoe UI Emoji" w:hAnsi="Segoe UI Emoji" w:cs="Segoe UI Emoji"/>
-        </w:rPr>
-        <w:t xml:space="preserve"> </w:t>
-      </w:r>
-      <w:r>
-        <w:rPr>
-          <w:lang w:val="en-US"/>
-        </w:rPr>
-        <w:t>Ardha</w:t>
-      </w:r>
-      <w:r>
-        <w:rPr>
-          <w:lang w:val="en-US"/>
-        </w:rPr>
-        <w:t xml:space="preserve"> vyanjan</w:t>
-      </w:r>
-      <w:r>
-        <w:rPr>
-          <w:lang w:val="en-US"/>
-        </w:rPr>
-        <w:t>s (</w:t>
-      </w:r>
-      <w:r>
-        <w:rPr>
-          <w:rFonts w:ascii="Segoe UI Emoji" w:hAnsi="Segoe UI Emoji" w:cs="Segoe UI Emoji" w:hint="cs"/>
-          <w:cs/>
-          <w:lang w:val="en-US" w:bidi="hi-IN"/>
-        </w:rPr>
-        <w:t>🟢</w:t>
-      </w:r>
-      <w:r>
-        <w:rPr>
-          <w:lang w:val="en-US"/>
-        </w:rPr>
-        <w:t>)</w:t>
-      </w:r>
-      <w:r>
-        <w:rPr>
-          <w:lang w:val="en-US"/>
-        </w:rPr>
-        <w:t xml:space="preserve"> </w:t>
-      </w:r>
-      <w:r>
-        <w:rPr>
-          <w:lang w:val="en-US"/>
-        </w:rPr>
-        <w:t xml:space="preserve"> </w:t>
-      </w:r>
-    </w:p>
-    <w:p>
-      <w:pPr>
-        <w:rPr>
-          <w:lang w:val="en-US"/>
-        </w:rPr>
-      </w:pPr>
-      <w:r>
-        <w:rPr>
-          <w:rFonts w:ascii="Segoe UI Emoji" w:hAnsi="Segoe UI Emoji" w:cs="Segoe UI Emoji"/>
-        </w:rPr>
-        <w:t>✅</w:t>
-      </w:r>
-      <w:r>
-        <w:rPr>
-          <w:rFonts w:ascii="Segoe UI Emoji" w:hAnsi="Segoe UI Emoji" w:cs="Segoe UI Emoji"/>
-        </w:rPr>
-        <w:t xml:space="preserve"> </w:t>
-      </w:r>
-      <w:r>
-        <w:rPr>
-          <w:lang w:val="en-US"/>
-        </w:rPr>
-        <w:t>Ayogavaha (</w:t>
-      </w:r>
-      <w:r>
-        <w:rPr>
-          <w:rFonts w:ascii="Segoe UI Emoji" w:hAnsi="Segoe UI Emoji" w:cs="Segoe UI Emoji" w:hint="cs"/>
-          <w:cs/>
-          <w:lang w:val="en-US" w:bidi="hi-IN"/>
-        </w:rPr>
-        <w:t>🟤</w:t>
-      </w:r>
-      <w:r>
-        <w:rPr>
-          <w:lang w:val="en-US"/>
-        </w:rPr>
-        <w:t xml:space="preserve">) </w:t>
-      </w:r>
-    </w:p>
-    <w:p>
-      <w:pPr>
-        <w:rPr>
-          <w:lang w:val="en-US"/>
-        </w:rPr>
-      </w:pPr>
-      <w:r>
-        <w:rPr>
-          <w:rFonts w:ascii="Segoe UI Emoji" w:hAnsi="Segoe UI Emoji" w:cs="Segoe UI Emoji"/>
-        </w:rPr>
-        <w:t>❌</w:t>
-      </w:r>
-      <w:r>
-        <w:rPr>
-          <w:rFonts w:ascii="Segoe UI Emoji" w:hAnsi="Segoe UI Emoji" w:cs="Segoe UI Emoji"/>
-        </w:rPr>
-        <w:t xml:space="preserve"> </w:t>
-      </w:r>
-      <w:r>
-        <w:rPr>
-          <w:lang w:val="en-US"/>
-        </w:rPr>
-        <w:t>Matras (</w:t>
-      </w:r>
-      <w:r>
-        <w:rPr>
-          <w:rFonts w:ascii="Segoe UI Emoji" w:hAnsi="Segoe UI Emoji" w:cs="Segoe UI Emoji" w:hint="cs"/>
-          <w:cs/>
-          <w:lang w:val="en-US" w:bidi="hi-IN"/>
-        </w:rPr>
-        <w:t>🔴</w:t>
-      </w:r>
-      <w:r>
-        <w:rPr>
-          <w:lang w:val="en-US"/>
-        </w:rPr>
-        <w:t xml:space="preserve">)  </w:t>
-      </w:r>
-    </w:p>
-    <w:p>
-      <w:pPr>
-        <w:rPr>
-          <w:lang w:val="en-US"/>
-        </w:rPr>
-      </w:pPr>
-      <w:r>
-        <w:rPr>
-          <w:rFonts w:ascii="Segoe UI Emoji" w:hAnsi="Segoe UI Emoji" w:cs="Segoe UI Emoji"/>
-        </w:rPr>
-        <w:t>❌</w:t>
-      </w:r>
-      <w:r>
-        <w:rPr>
-          <w:rFonts w:ascii="Segoe UI Emoji" w:hAnsi="Segoe UI Emoji" w:cs="Segoe UI Emoji"/>
-        </w:rPr>
-        <w:t xml:space="preserve"> </w:t>
-      </w:r>
-      <w:r>
-        <w:rPr>
-          <w:lang w:val="en-US"/>
-        </w:rPr>
-        <w:t>Halant (</w:t>
-      </w:r>
-      <w:r>
-        <w:rPr>
-          <w:rFonts w:ascii="Segoe UI Emoji" w:hAnsi="Segoe UI Emoji" w:cs="Segoe UI Emoji" w:hint="cs"/>
-          <w:cs/>
-          <w:lang w:val="en-US" w:bidi="hi-IN"/>
-        </w:rPr>
-        <w:t>⚫</w:t>
-      </w:r>
-      <w:r>
-        <w:rPr>
-          <w:lang w:val="en-US"/>
-        </w:rPr>
-        <w:t>)</w:t>
-      </w:r>
-    </w:p>
-    <w:p>
-      <w:pPr>
-        <w:rPr>
-          <w:lang w:val="en-US"/>
-        </w:rPr>
-      </w:pPr>
-    </w:p>
-    <w:p>
-      <w:pPr>
-        <w:pBdr>
-          <w:bottom w:val="dotted" w:sz="24" w:space="1" w:color="auto"/>
-        </w:pBdr>
-        <w:rPr>
-          <w:lang w:val="en-US"/>
-        </w:rPr>
-      </w:pPr>
-      <w:r>
-        <w:rPr>
-          <w:lang w:val="en-US"/>
-        </w:rPr>
-        <w:drawing>
-          <wp:inline distT="0" distB="0" distL="0" distR="0" wp14:anchorId="33ACF61A" wp14:editId="50CD1AD6">
-            <wp:extent cx="5731510" cy="996315"/>
-            <wp:effectExtent l="0" t="0" r="2540" b="0"/>
-            <wp:docPr id="56" name="Picture 56"/>
             <wp:cNvGraphicFramePr>
               <a:graphicFrameLocks xmlns:a="http://schemas.openxmlformats.org/drawingml/2006/main" noChangeAspect="1"/>
             </wp:cNvGraphicFramePr>
@@ -6567,7 +6151,7 @@
                   <pic:spPr>
                     <a:xfrm>
                       <a:off x="0" y="0"/>
-                      <a:ext cx="5731510" cy="996315"/>
+                      <a:ext cx="1629002" cy="495369"/>
                     </a:xfrm>
                     <a:prstGeom prst="rect">
                       <a:avLst/>
@@ -6586,22 +6170,249 @@
           <w:lang w:val="en-US"/>
         </w:rPr>
       </w:pPr>
-    </w:p>
-    <w:p>
-      <w:pPr>
-        <w:rPr>
-          <w:lang w:val="en-US"/>
-        </w:rPr>
-      </w:pPr>
-      <w:r>
-        <w:rPr>
+      <w:r>
+        <w:rPr>
+          <w:lang w:val="en-US"/>
+        </w:rPr>
+        <w:t>Prints Vowels and Plays associated sound.</w:t>
+      </w:r>
+    </w:p>
+    <w:p>
+      <w:pPr>
+        <w:rPr>
+          <w:lang w:val="en-US"/>
+        </w:rPr>
+      </w:pPr>
+      <w:r>
+        <w:rPr>
+          <w:rFonts w:ascii="Segoe UI Emoji" w:hAnsi="Segoe UI Emoji" w:cs="Segoe UI Emoji"/>
+        </w:rPr>
+        <w:t>✅</w:t>
+      </w:r>
+      <w:r>
+        <w:rPr>
+          <w:lang w:val="en-US"/>
+        </w:rPr>
+        <w:t xml:space="preserve"> Vowels (</w:t>
+      </w:r>
+      <w:r>
+        <w:rPr>
+          <w:rFonts w:ascii="Segoe UI Emoji" w:hAnsi="Segoe UI Emoji" w:cs="Segoe UI Emoji" w:hint="cs"/>
+          <w:cs/>
+          <w:lang w:val="en-US" w:bidi="hi-IN"/>
+        </w:rPr>
+        <w:t>🔵</w:t>
+      </w:r>
+      <w:r>
+        <w:rPr>
+          <w:lang w:val="en-US"/>
+        </w:rPr>
+        <w:t xml:space="preserve">)  </w:t>
+      </w:r>
+    </w:p>
+    <w:p>
+      <w:pPr>
+        <w:rPr>
+          <w:lang w:val="en-US"/>
+        </w:rPr>
+      </w:pPr>
+      <w:r>
+        <w:rPr>
+          <w:rFonts w:ascii="Segoe UI Emoji" w:hAnsi="Segoe UI Emoji" w:cs="Segoe UI Emoji"/>
+        </w:rPr>
+        <w:t xml:space="preserve">❌ </w:t>
+      </w:r>
+      <w:r>
+        <w:rPr>
+          <w:lang w:val="en-US"/>
+        </w:rPr>
+        <w:t>Consonants(</w:t>
+      </w:r>
+      <w:r>
+        <w:rPr>
+          <w:rFonts w:ascii="Segoe UI Emoji" w:hAnsi="Segoe UI Emoji" w:cs="Segoe UI Emoji" w:hint="cs"/>
+          <w:cs/>
+          <w:lang w:val="en-US" w:bidi="hi-IN"/>
+        </w:rPr>
+        <w:t>🟣</w:t>
+      </w:r>
+      <w:r>
+        <w:rPr>
+          <w:lang w:val="en-US"/>
+        </w:rPr>
+        <w:t xml:space="preserve">) </w:t>
+      </w:r>
+    </w:p>
+    <w:p>
+      <w:pPr>
+        <w:rPr>
+          <w:lang w:val="en-US"/>
+        </w:rPr>
+      </w:pPr>
+      <w:r>
+        <w:rPr>
+          <w:rFonts w:ascii="Segoe UI Emoji" w:hAnsi="Segoe UI Emoji" w:cs="Segoe UI Emoji"/>
+        </w:rPr>
+        <w:t xml:space="preserve">❌ </w:t>
+      </w:r>
+      <w:r>
+        <w:rPr>
+          <w:lang w:val="en-US"/>
+        </w:rPr>
+        <w:t>Ardha</w:t>
+      </w:r>
+      <w:r>
+        <w:rPr>
+          <w:lang w:val="en-US"/>
+        </w:rPr>
+        <w:t xml:space="preserve"> vyanjan</w:t>
+      </w:r>
+      <w:r>
+        <w:rPr>
+          <w:lang w:val="en-US"/>
+        </w:rPr>
+        <w:t>s (</w:t>
+      </w:r>
+      <w:r>
+        <w:rPr>
+          <w:rFonts w:ascii="Segoe UI Emoji" w:hAnsi="Segoe UI Emoji" w:cs="Segoe UI Emoji" w:hint="cs"/>
+          <w:cs/>
+          <w:lang w:val="en-US" w:bidi="hi-IN"/>
+        </w:rPr>
+        <w:t>🟢</w:t>
+      </w:r>
+      <w:r>
+        <w:rPr>
+          <w:lang w:val="en-US"/>
+        </w:rPr>
+        <w:t xml:space="preserve">)  </w:t>
+      </w:r>
+    </w:p>
+    <w:p>
+      <w:pPr>
+        <w:rPr>
+          <w:lang w:val="en-US"/>
+        </w:rPr>
+      </w:pPr>
+      <w:r>
+        <w:rPr>
+          <w:rFonts w:ascii="Segoe UI Emoji" w:hAnsi="Segoe UI Emoji" w:cs="Segoe UI Emoji"/>
+        </w:rPr>
+        <w:t xml:space="preserve">✅ </w:t>
+      </w:r>
+      <w:r>
+        <w:rPr>
+          <w:lang w:val="en-US"/>
+        </w:rPr>
+        <w:t>Ayogavaha (</w:t>
+      </w:r>
+      <w:r>
+        <w:rPr>
+          <w:rFonts w:ascii="Segoe UI Emoji" w:hAnsi="Segoe UI Emoji" w:cs="Segoe UI Emoji" w:hint="cs"/>
+          <w:cs/>
+          <w:lang w:val="en-US" w:bidi="hi-IN"/>
+        </w:rPr>
+        <w:t>🟤</w:t>
+      </w:r>
+      <w:r>
+        <w:rPr>
+          <w:lang w:val="en-US"/>
+        </w:rPr>
+        <w:t xml:space="preserve">) </w:t>
+      </w:r>
+    </w:p>
+    <w:p>
+      <w:pPr>
+        <w:rPr>
+          <w:lang w:val="en-US"/>
+        </w:rPr>
+      </w:pPr>
+      <w:r>
+        <w:rPr>
+          <w:rFonts w:ascii="Segoe UI Emoji" w:hAnsi="Segoe UI Emoji" w:cs="Segoe UI Emoji"/>
+        </w:rPr>
+        <w:t xml:space="preserve">❌ </w:t>
+      </w:r>
+      <w:r>
+        <w:rPr>
+          <w:lang w:val="en-US"/>
+        </w:rPr>
+        <w:t>Matras (</w:t>
+      </w:r>
+      <w:r>
+        <w:rPr>
+          <w:rFonts w:ascii="Segoe UI Emoji" w:hAnsi="Segoe UI Emoji" w:cs="Segoe UI Emoji" w:hint="cs"/>
+          <w:cs/>
+          <w:lang w:val="en-US" w:bidi="hi-IN"/>
+        </w:rPr>
+        <w:t>🔴</w:t>
+      </w:r>
+      <w:r>
+        <w:rPr>
+          <w:lang w:val="en-US"/>
+        </w:rPr>
+        <w:t xml:space="preserve">)  </w:t>
+      </w:r>
+    </w:p>
+    <w:p>
+      <w:pPr>
+        <w:rPr>
+          <w:lang w:val="en-US"/>
+        </w:rPr>
+      </w:pPr>
+      <w:r>
+        <w:rPr>
+          <w:rFonts w:ascii="Segoe UI Emoji" w:hAnsi="Segoe UI Emoji" w:cs="Segoe UI Emoji"/>
+        </w:rPr>
+        <w:t xml:space="preserve">❌ </w:t>
+      </w:r>
+      <w:r>
+        <w:rPr>
+          <w:lang w:val="en-US"/>
+        </w:rPr>
+        <w:t>Halant (</w:t>
+      </w:r>
+      <w:r>
+        <w:rPr>
+          <w:rFonts w:ascii="Segoe UI Emoji" w:hAnsi="Segoe UI Emoji" w:cs="Segoe UI Emoji" w:hint="cs"/>
+          <w:cs/>
+          <w:lang w:val="en-US" w:bidi="hi-IN"/>
+        </w:rPr>
+        <w:t>⚫</w:t>
+      </w:r>
+      <w:r>
+        <w:rPr>
+          <w:lang w:val="en-US"/>
+        </w:rPr>
+        <w:t>)</w:t>
+      </w:r>
+    </w:p>
+    <w:p>
+      <w:pPr>
+        <w:rPr>
+          <w:lang w:val="en-US"/>
+        </w:rPr>
+      </w:pPr>
+    </w:p>
+    <w:p>
+      <w:pPr>
+        <w:pBdr>
+          <w:bottom w:val="dotted" w:sz="24" w:space="1" w:color="auto"/>
+        </w:pBdr>
+        <w:rPr>
+          <w:lang w:val="en-US"/>
+        </w:rPr>
+      </w:pPr>
+      <w:r>
+        <w:rPr>
+          <w:noProof/>
           <w:lang w:val="en-US"/>
         </w:rPr>
         <w:drawing>
-          <wp:inline distT="0" distB="0" distL="0" distR="0" wp14:anchorId="09C124E8" wp14:editId="16FA611F">
-            <wp:extent cx="5731510" cy="1016000"/>
+          <wp:inline distT="0" distB="0" distL="0" distR="0" wp14:anchorId="33ACF61A" wp14:editId="50CD1AD6">
+            <wp:extent cx="5731510" cy="996315"/>
             <wp:effectExtent l="0" t="0" r="2540" b="0"/>
-            <wp:docPr id="58" name="Picture 58"/>
+            <wp:docPr id="56" name="Picture 56"/>
             <wp:cNvGraphicFramePr>
               <a:graphicFrameLocks xmlns:a="http://schemas.openxmlformats.org/drawingml/2006/main" noChangeAspect="1"/>
             </wp:cNvGraphicFramePr>
@@ -6621,7 +6432,7 @@
                   <pic:spPr>
                     <a:xfrm>
                       <a:off x="0" y="0"/>
-                      <a:ext cx="5731510" cy="1016000"/>
+                      <a:ext cx="5731510" cy="996315"/>
                     </a:xfrm>
                     <a:prstGeom prst="rect">
                       <a:avLst/>
@@ -6636,23 +6447,27 @@
     </w:p>
     <w:p>
       <w:pPr>
-        <w:pBdr>
-          <w:top w:val="dotted" w:sz="24" w:space="1" w:color="auto"/>
-          <w:bottom w:val="dotted" w:sz="24" w:space="1" w:color="auto"/>
-        </w:pBdr>
-        <w:rPr>
-          <w:lang w:val="en-US"/>
-        </w:rPr>
-      </w:pPr>
-      <w:r>
-        <w:rPr>
+        <w:rPr>
+          <w:lang w:val="en-US"/>
+        </w:rPr>
+      </w:pPr>
+    </w:p>
+    <w:p>
+      <w:pPr>
+        <w:rPr>
+          <w:lang w:val="en-US"/>
+        </w:rPr>
+      </w:pPr>
+      <w:r>
+        <w:rPr>
+          <w:noProof/>
           <w:lang w:val="en-US"/>
         </w:rPr>
         <w:drawing>
-          <wp:inline distT="0" distB="0" distL="0" distR="0" wp14:anchorId="77F67285" wp14:editId="5C6022D1">
-            <wp:extent cx="5731510" cy="1035050"/>
+          <wp:inline distT="0" distB="0" distL="0" distR="0" wp14:anchorId="09C124E8" wp14:editId="16FA611F">
+            <wp:extent cx="5731510" cy="1016000"/>
             <wp:effectExtent l="0" t="0" r="2540" b="0"/>
-            <wp:docPr id="59" name="Picture 59"/>
+            <wp:docPr id="58" name="Picture 58"/>
             <wp:cNvGraphicFramePr>
               <a:graphicFrameLocks xmlns:a="http://schemas.openxmlformats.org/drawingml/2006/main" noChangeAspect="1"/>
             </wp:cNvGraphicFramePr>
@@ -6672,7 +6487,7 @@
                   <pic:spPr>
                     <a:xfrm>
                       <a:off x="0" y="0"/>
-                      <a:ext cx="5731510" cy="1035050"/>
+                      <a:ext cx="5731510" cy="1016000"/>
                     </a:xfrm>
                     <a:prstGeom prst="rect">
                       <a:avLst/>
@@ -6687,33 +6502,24 @@
     </w:p>
     <w:p>
       <w:pPr>
-        <w:rPr>
-          <w:lang w:val="en-US"/>
-        </w:rPr>
-      </w:pPr>
-      <w:r>
-        <w:rPr>
-          <w:lang w:val="en-US"/>
-        </w:rPr>
-        <w:br w:type="page"/>
-      </w:r>
-    </w:p>
-    <w:p>
-      <w:pPr>
-        <w:rPr>
-          <w:lang w:val="en-US"/>
-        </w:rPr>
-      </w:pPr>
-      <w:r>
-        <w:rPr>
-          <w:lang w:val="en-US"/>
-        </w:rPr>
-        <w:lastRenderedPageBreak/>
+        <w:pBdr>
+          <w:top w:val="dotted" w:sz="24" w:space="1" w:color="auto"/>
+          <w:bottom w:val="dotted" w:sz="24" w:space="1" w:color="auto"/>
+        </w:pBdr>
+        <w:rPr>
+          <w:lang w:val="en-US"/>
+        </w:rPr>
+      </w:pPr>
+      <w:r>
+        <w:rPr>
+          <w:noProof/>
+          <w:lang w:val="en-US"/>
+        </w:rPr>
         <w:drawing>
-          <wp:inline distT="0" distB="0" distL="0" distR="0" wp14:anchorId="2B8530B2" wp14:editId="2FA9EA37">
-            <wp:extent cx="2267266" cy="523948"/>
-            <wp:effectExtent l="0" t="0" r="0" b="9525"/>
-            <wp:docPr id="60" name="Picture 60"/>
+          <wp:inline distT="0" distB="0" distL="0" distR="0" wp14:anchorId="77F67285" wp14:editId="5C6022D1">
+            <wp:extent cx="5731510" cy="1035050"/>
+            <wp:effectExtent l="0" t="0" r="2540" b="0"/>
+            <wp:docPr id="59" name="Picture 59"/>
             <wp:cNvGraphicFramePr>
               <a:graphicFrameLocks xmlns:a="http://schemas.openxmlformats.org/drawingml/2006/main" noChangeAspect="1"/>
             </wp:cNvGraphicFramePr>
@@ -6733,6 +6539,68 @@
                   <pic:spPr>
                     <a:xfrm>
                       <a:off x="0" y="0"/>
+                      <a:ext cx="5731510" cy="1035050"/>
+                    </a:xfrm>
+                    <a:prstGeom prst="rect">
+                      <a:avLst/>
+                    </a:prstGeom>
+                  </pic:spPr>
+                </pic:pic>
+              </a:graphicData>
+            </a:graphic>
+          </wp:inline>
+        </w:drawing>
+      </w:r>
+    </w:p>
+    <w:p>
+      <w:pPr>
+        <w:rPr>
+          <w:lang w:val="en-US"/>
+        </w:rPr>
+      </w:pPr>
+      <w:r>
+        <w:rPr>
+          <w:lang w:val="en-US"/>
+        </w:rPr>
+        <w:br w:type="page"/>
+      </w:r>
+    </w:p>
+    <w:p>
+      <w:pPr>
+        <w:rPr>
+          <w:lang w:val="en-US"/>
+        </w:rPr>
+      </w:pPr>
+      <w:r>
+        <w:rPr>
+          <w:noProof/>
+          <w:lang w:val="en-US"/>
+        </w:rPr>
+        <w:lastRenderedPageBreak/>
+        <w:drawing>
+          <wp:inline distT="0" distB="0" distL="0" distR="0" wp14:anchorId="2B8530B2" wp14:editId="2FA9EA37">
+            <wp:extent cx="2267266" cy="523948"/>
+            <wp:effectExtent l="0" t="0" r="0" b="9525"/>
+            <wp:docPr id="60" name="Picture 60"/>
+            <wp:cNvGraphicFramePr>
+              <a:graphicFrameLocks xmlns:a="http://schemas.openxmlformats.org/drawingml/2006/main" noChangeAspect="1"/>
+            </wp:cNvGraphicFramePr>
+            <a:graphic xmlns:a="http://schemas.openxmlformats.org/drawingml/2006/main">
+              <a:graphicData uri="http://schemas.openxmlformats.org/drawingml/2006/picture">
+                <pic:pic xmlns:pic="http://schemas.openxmlformats.org/drawingml/2006/picture">
+                  <pic:nvPicPr>
+                    <pic:cNvPr id="1" name=""/>
+                    <pic:cNvPicPr/>
+                  </pic:nvPicPr>
+                  <pic:blipFill>
+                    <a:blip r:embed="rId24"/>
+                    <a:stretch>
+                      <a:fillRect/>
+                    </a:stretch>
+                  </pic:blipFill>
+                  <pic:spPr>
+                    <a:xfrm>
+                      <a:off x="0" y="0"/>
                       <a:ext cx="2267266" cy="523948"/>
                     </a:xfrm>
                     <a:prstGeom prst="rect">
@@ -6756,19 +6624,7 @@
         <w:rPr>
           <w:lang w:val="en-US"/>
         </w:rPr>
-        <w:t xml:space="preserve">Prints </w:t>
-      </w:r>
-      <w:r>
-        <w:rPr>
-          <w:lang w:val="en-US"/>
-        </w:rPr>
-        <w:t xml:space="preserve">Consonants </w:t>
-      </w:r>
-      <w:r>
-        <w:rPr>
-          <w:lang w:val="en-US"/>
-        </w:rPr>
-        <w:t>and Plays associated sound.</w:t>
+        <w:t>Prints Consonants and Plays associated sound.</w:t>
       </w:r>
     </w:p>
     <w:p>
@@ -6925,52 +6781,40 @@
         <w:rPr>
           <w:rFonts w:ascii="Segoe UI Emoji" w:hAnsi="Segoe UI Emoji" w:cs="Segoe UI Emoji"/>
         </w:rPr>
-        <w:t>✅</w:t>
-      </w:r>
+        <w:t xml:space="preserve">✅ </w:t>
+      </w:r>
+      <w:r>
+        <w:rPr>
+          <w:lang w:val="en-US"/>
+        </w:rPr>
+        <w:t>Matras (</w:t>
+      </w:r>
+      <w:r>
+        <w:rPr>
+          <w:rFonts w:ascii="Segoe UI Emoji" w:hAnsi="Segoe UI Emoji" w:cs="Segoe UI Emoji" w:hint="cs"/>
+          <w:cs/>
+          <w:lang w:val="en-US" w:bidi="hi-IN"/>
+        </w:rPr>
+        <w:t>🔴</w:t>
+      </w:r>
+      <w:r>
+        <w:rPr>
+          <w:lang w:val="en-US"/>
+        </w:rPr>
+        <w:t xml:space="preserve">)  </w:t>
+      </w:r>
+    </w:p>
+    <w:p>
+      <w:pPr>
+        <w:rPr>
+          <w:lang w:val="en-US"/>
+        </w:rPr>
+      </w:pPr>
       <w:r>
         <w:rPr>
           <w:rFonts w:ascii="Segoe UI Emoji" w:hAnsi="Segoe UI Emoji" w:cs="Segoe UI Emoji"/>
         </w:rPr>
-        <w:t xml:space="preserve"> </w:t>
-      </w:r>
-      <w:r>
-        <w:rPr>
-          <w:lang w:val="en-US"/>
-        </w:rPr>
-        <w:t>Matras (</w:t>
-      </w:r>
-      <w:r>
-        <w:rPr>
-          <w:rFonts w:ascii="Segoe UI Emoji" w:hAnsi="Segoe UI Emoji" w:cs="Segoe UI Emoji" w:hint="cs"/>
-          <w:cs/>
-          <w:lang w:val="en-US" w:bidi="hi-IN"/>
-        </w:rPr>
-        <w:t>🔴</w:t>
-      </w:r>
-      <w:r>
-        <w:rPr>
-          <w:lang w:val="en-US"/>
-        </w:rPr>
-        <w:t xml:space="preserve">)  </w:t>
-      </w:r>
-    </w:p>
-    <w:p>
-      <w:pPr>
-        <w:rPr>
-          <w:lang w:val="en-US"/>
-        </w:rPr>
-      </w:pPr>
-      <w:r>
-        <w:rPr>
-          <w:rFonts w:ascii="Segoe UI Emoji" w:hAnsi="Segoe UI Emoji" w:cs="Segoe UI Emoji"/>
-        </w:rPr>
-        <w:t>✅</w:t>
-      </w:r>
-      <w:r>
-        <w:rPr>
-          <w:rFonts w:ascii="Segoe UI Emoji" w:hAnsi="Segoe UI Emoji" w:cs="Segoe UI Emoji"/>
-        </w:rPr>
-        <w:t xml:space="preserve"> </w:t>
+        <w:t xml:space="preserve">✅ </w:t>
       </w:r>
       <w:r>
         <w:rPr>
@@ -7029,7 +6873,7 @@
                     </pic:cNvPicPr>
                   </pic:nvPicPr>
                   <pic:blipFill>
-                    <a:blip r:embed="rId24">
+                    <a:blip r:embed="rId25">
                       <a:extLst>
                         <a:ext uri="{28A0092B-C50C-407E-A947-70E740481C1C}">
                           <a14:useLocalDpi xmlns:a14="http://schemas.microsoft.com/office/drawing/2010/main" val="0"/>
@@ -7094,7 +6938,7 @@
                     </pic:cNvPicPr>
                   </pic:nvPicPr>
                   <pic:blipFill>
-                    <a:blip r:embed="rId25">
+                    <a:blip r:embed="rId26">
                       <a:extLst>
                         <a:ext uri="{28A0092B-C50C-407E-A947-70E740481C1C}">
                           <a14:useLocalDpi xmlns:a14="http://schemas.microsoft.com/office/drawing/2010/main" val="0"/>
@@ -7155,7 +6999,7 @@
                     </pic:cNvPicPr>
                   </pic:nvPicPr>
                   <pic:blipFill>
-                    <a:blip r:embed="rId26" cstate="print">
+                    <a:blip r:embed="rId27" cstate="print">
                       <a:extLst>
                         <a:ext uri="{28A0092B-C50C-407E-A947-70E740481C1C}">
                           <a14:useLocalDpi xmlns:a14="http://schemas.microsoft.com/office/drawing/2010/main" val="0"/>
@@ -7209,7 +7053,7 @@
                 <wp:cNvGraphicFramePr/>
                 <a:graphic xmlns:a="http://schemas.openxmlformats.org/drawingml/2006/main">
                   <a:graphicData uri="http://schemas.microsoft.com/office/word/2010/wordprocessingInk">
-                    <w14:contentPart bwMode="auto" r:id="rId27">
+                    <w14:contentPart bwMode="auto" r:id="rId28">
                       <w14:nvContentPartPr>
                         <w14:cNvContentPartPr/>
                       </w14:nvContentPartPr>
@@ -7246,7 +7090,7 @@
                         <pic:cNvPicPr/>
                       </pic:nvPicPr>
                       <pic:blipFill>
-                        <a:blip r:embed="rId28"/>
+                        <a:blip r:embed="rId29"/>
                         <a:stretch>
                           <a:fillRect/>
                         </a:stretch>
@@ -7291,7 +7135,7 @@
                 <wp:cNvGraphicFramePr/>
                 <a:graphic xmlns:a="http://schemas.openxmlformats.org/drawingml/2006/main">
                   <a:graphicData uri="http://schemas.microsoft.com/office/word/2010/wordprocessingInk">
-                    <w14:contentPart bwMode="auto" r:id="rId29">
+                    <w14:contentPart bwMode="auto" r:id="rId30">
                       <w14:nvContentPartPr>
                         <w14:cNvContentPartPr/>
                       </w14:nvContentPartPr>
@@ -7328,7 +7172,7 @@
                         <pic:cNvPicPr/>
                       </pic:nvPicPr>
                       <pic:blipFill>
-                        <a:blip r:embed="rId30"/>
+                        <a:blip r:embed="rId31"/>
                         <a:stretch>
                           <a:fillRect/>
                         </a:stretch>
@@ -7373,7 +7217,7 @@
                 <wp:cNvGraphicFramePr/>
                 <a:graphic xmlns:a="http://schemas.openxmlformats.org/drawingml/2006/main">
                   <a:graphicData uri="http://schemas.microsoft.com/office/word/2010/wordprocessingInk">
-                    <w14:contentPart bwMode="auto" r:id="rId31">
+                    <w14:contentPart bwMode="auto" r:id="rId32">
                       <w14:nvContentPartPr>
                         <w14:cNvContentPartPr/>
                       </w14:nvContentPartPr>
@@ -7410,7 +7254,7 @@
                         <pic:cNvPicPr/>
                       </pic:nvPicPr>
                       <pic:blipFill>
-                        <a:blip r:embed="rId32"/>
+                        <a:blip r:embed="rId33"/>
                         <a:stretch>
                           <a:fillRect/>
                         </a:stretch>
@@ -7455,7 +7299,7 @@
                 <wp:cNvGraphicFramePr/>
                 <a:graphic xmlns:a="http://schemas.openxmlformats.org/drawingml/2006/main">
                   <a:graphicData uri="http://schemas.microsoft.com/office/word/2010/wordprocessingInk">
-                    <w14:contentPart bwMode="auto" r:id="rId33">
+                    <w14:contentPart bwMode="auto" r:id="rId34">
                       <w14:nvContentPartPr>
                         <w14:cNvContentPartPr/>
                       </w14:nvContentPartPr>
@@ -7492,7 +7336,7 @@
                         <pic:cNvPicPr/>
                       </pic:nvPicPr>
                       <pic:blipFill>
-                        <a:blip r:embed="rId34"/>
+                        <a:blip r:embed="rId35"/>
                         <a:stretch>
                           <a:fillRect/>
                         </a:stretch>
@@ -7537,7 +7381,7 @@
                 <wp:cNvGraphicFramePr/>
                 <a:graphic xmlns:a="http://schemas.openxmlformats.org/drawingml/2006/main">
                   <a:graphicData uri="http://schemas.microsoft.com/office/word/2010/wordprocessingInk">
-                    <w14:contentPart bwMode="auto" r:id="rId35">
+                    <w14:contentPart bwMode="auto" r:id="rId36">
                       <w14:nvContentPartPr>
                         <w14:cNvContentPartPr/>
                       </w14:nvContentPartPr>
@@ -7574,7 +7418,7 @@
                         <pic:cNvPicPr/>
                       </pic:nvPicPr>
                       <pic:blipFill>
-                        <a:blip r:embed="rId36"/>
+                        <a:blip r:embed="rId37"/>
                         <a:stretch>
                           <a:fillRect/>
                         </a:stretch>
@@ -7611,6 +7455,7 @@
       </w:pPr>
       <w:r>
         <w:rPr>
+          <w:noProof/>
           <w:lang w:val="en-US"/>
         </w:rPr>
         <w:lastRenderedPageBreak/>
@@ -7630,7 +7475,7 @@
                     <pic:cNvPicPr/>
                   </pic:nvPicPr>
                   <pic:blipFill>
-                    <a:blip r:embed="rId37"/>
+                    <a:blip r:embed="rId38"/>
                     <a:stretch>
                       <a:fillRect/>
                     </a:stretch>
@@ -7661,13 +7506,7 @@
         <w:rPr>
           <w:lang w:val="en-US"/>
         </w:rPr>
-        <w:t>Prints Samyuktakshars</w:t>
-      </w:r>
-      <w:r>
-        <w:rPr>
-          <w:lang w:val="en-US"/>
-        </w:rPr>
-        <w:t xml:space="preserve"> only.</w:t>
+        <w:t>Prints Samyuktakshars only.</w:t>
       </w:r>
     </w:p>
     <w:p>
@@ -7919,7 +7758,7 @@
                     </pic:cNvPicPr>
                   </pic:nvPicPr>
                   <pic:blipFill>
-                    <a:blip r:embed="rId38">
+                    <a:blip r:embed="rId39">
                       <a:extLst>
                         <a:ext uri="{28A0092B-C50C-407E-A947-70E740481C1C}">
                           <a14:useLocalDpi xmlns:a14="http://schemas.microsoft.com/office/drawing/2010/main" val="0"/>
@@ -7980,7 +7819,7 @@
                     </pic:cNvPicPr>
                   </pic:nvPicPr>
                   <pic:blipFill>
-                    <a:blip r:embed="rId39">
+                    <a:blip r:embed="rId40">
                       <a:extLst>
                         <a:ext uri="{28A0092B-C50C-407E-A947-70E740481C1C}">
                           <a14:useLocalDpi xmlns:a14="http://schemas.microsoft.com/office/drawing/2010/main" val="0"/>
@@ -8033,6 +7872,7 @@
       </w:pPr>
       <w:r>
         <w:rPr>
+          <w:noProof/>
           <w:lang w:val="en-US"/>
         </w:rPr>
         <w:lastRenderedPageBreak/>
@@ -8052,7 +7892,7 @@
                     <pic:cNvPicPr/>
                   </pic:nvPicPr>
                   <pic:blipFill>
-                    <a:blip r:embed="rId40"/>
+                    <a:blip r:embed="rId41"/>
                     <a:stretch>
                       <a:fillRect/>
                     </a:stretch>
@@ -8115,7 +7955,7 @@
                     </pic:cNvPicPr>
                   </pic:nvPicPr>
                   <pic:blipFill>
-                    <a:blip r:embed="rId41">
+                    <a:blip r:embed="rId42">
                       <a:extLst>
                         <a:ext uri="{28A0092B-C50C-407E-A947-70E740481C1C}">
                           <a14:useLocalDpi xmlns:a14="http://schemas.microsoft.com/office/drawing/2010/main" val="0"/>
@@ -8146,6 +7986,234 @@
           </wp:inline>
         </w:drawing>
       </w:r>
+    </w:p>
+    <w:p>
+      <w:pPr>
+        <w:rPr>
+          <w:lang w:val="en-US"/>
+        </w:rPr>
+      </w:pPr>
+    </w:p>
+    <w:p>
+      <w:pPr>
+        <w:rPr>
+          <w:lang w:val="en-US"/>
+        </w:rPr>
+      </w:pPr>
+      <w:r>
+        <w:rPr>
+          <w:lang w:val="en-US"/>
+        </w:rPr>
+        <w:br w:type="page"/>
+      </w:r>
+    </w:p>
+    <w:p>
+      <w:pPr>
+        <w:pStyle w:val="Heading1"/>
+        <w:rPr>
+          <w:lang w:val="en-US"/>
+        </w:rPr>
+      </w:pPr>
+      <w:r>
+        <w:rPr>
+          <w:lang w:val="en-US"/>
+        </w:rPr>
+        <w:lastRenderedPageBreak/>
+        <w:t>Troubleshooting and workarounds</w:t>
+      </w:r>
+    </w:p>
+    <w:p>
+      <w:pPr>
+        <w:rPr>
+          <w:lang w:val="en-US"/>
+        </w:rPr>
+      </w:pPr>
+    </w:p>
+    <w:p>
+      <w:pPr>
+        <w:rPr>
+          <w:lang w:val="en-US"/>
+        </w:rPr>
+      </w:pPr>
+      <w:r>
+        <w:rPr>
+          <w:lang w:val="en-US"/>
+        </w:rPr>
+        <w:t xml:space="preserve">Sometimes the Audio files don’t get loaded for streaming. In such cases, the Vowel </w:t>
+      </w:r>
+      <w:r>
+        <w:rPr>
+          <w:lang w:val="en-US"/>
+        </w:rPr>
+        <w:t>or Consonants</w:t>
+      </w:r>
+      <w:r>
+        <w:rPr>
+          <w:lang w:val="en-US"/>
+        </w:rPr>
+        <w:t xml:space="preserve"> button background color becomes red as shown below.</w:t>
+      </w:r>
+    </w:p>
+    <w:p>
+      <w:pPr>
+        <w:rPr>
+          <w:lang w:val="en-US"/>
+        </w:rPr>
+      </w:pPr>
+      <w:r>
+        <w:rPr>
+          <w:noProof/>
+          <w:lang w:val="en-US"/>
+        </w:rPr>
+        <w:drawing>
+          <wp:inline distT="0" distB="0" distL="0" distR="0" wp14:anchorId="38E62DC4" wp14:editId="71767FAF">
+            <wp:extent cx="1867161" cy="438211"/>
+            <wp:effectExtent l="0" t="0" r="0" b="0"/>
+            <wp:docPr id="2" name="Picture 2"/>
+            <wp:cNvGraphicFramePr>
+              <a:graphicFrameLocks xmlns:a="http://schemas.openxmlformats.org/drawingml/2006/main" noChangeAspect="1"/>
+            </wp:cNvGraphicFramePr>
+            <a:graphic xmlns:a="http://schemas.openxmlformats.org/drawingml/2006/main">
+              <a:graphicData uri="http://schemas.openxmlformats.org/drawingml/2006/picture">
+                <pic:pic xmlns:pic="http://schemas.openxmlformats.org/drawingml/2006/picture">
+                  <pic:nvPicPr>
+                    <pic:cNvPr id="1" name=""/>
+                    <pic:cNvPicPr/>
+                  </pic:nvPicPr>
+                  <pic:blipFill>
+                    <a:blip r:embed="rId43"/>
+                    <a:stretch>
+                      <a:fillRect/>
+                    </a:stretch>
+                  </pic:blipFill>
+                  <pic:spPr>
+                    <a:xfrm>
+                      <a:off x="0" y="0"/>
+                      <a:ext cx="1867161" cy="438211"/>
+                    </a:xfrm>
+                    <a:prstGeom prst="rect">
+                      <a:avLst/>
+                    </a:prstGeom>
+                  </pic:spPr>
+                </pic:pic>
+              </a:graphicData>
+            </a:graphic>
+          </wp:inline>
+        </w:drawing>
+      </w:r>
+    </w:p>
+    <w:p>
+      <w:pPr>
+        <w:rPr>
+          <w:lang w:val="en-US"/>
+        </w:rPr>
+      </w:pPr>
+      <w:r>
+        <w:rPr>
+          <w:lang w:val="en-US"/>
+        </w:rPr>
+        <w:t>First make sure  radio button selections are made to play sounds.</w:t>
+      </w:r>
+    </w:p>
+    <w:p>
+      <w:pPr>
+        <w:rPr>
+          <w:lang w:val="en-US"/>
+        </w:rPr>
+      </w:pPr>
+      <w:r>
+        <w:rPr>
+          <w:lang w:val="en-US"/>
+        </w:rPr>
+        <w:t>You can retry by c</w:t>
+      </w:r>
+      <w:r>
+        <w:rPr>
+          <w:lang w:val="en-US"/>
+        </w:rPr>
+        <w:t>lick</w:t>
+      </w:r>
+      <w:r>
+        <w:rPr>
+          <w:lang w:val="en-US"/>
+        </w:rPr>
+        <w:t>ing</w:t>
+      </w:r>
+      <w:r>
+        <w:rPr>
+          <w:lang w:val="en-US"/>
+        </w:rPr>
+        <w:t xml:space="preserve"> on the red button </w:t>
+      </w:r>
+      <w:r>
+        <w:rPr>
+          <w:lang w:val="en-US"/>
+        </w:rPr>
+        <w:t xml:space="preserve">several times </w:t>
+      </w:r>
+      <w:r>
+        <w:rPr>
+          <w:lang w:val="en-US"/>
+        </w:rPr>
+        <w:t xml:space="preserve">till it becomes green when reloading becoming successful. </w:t>
+      </w:r>
+    </w:p>
+    <w:p>
+      <w:pPr>
+        <w:rPr>
+          <w:lang w:val="en-US"/>
+        </w:rPr>
+      </w:pPr>
+      <w:r>
+        <w:rPr>
+          <w:lang w:val="en-US"/>
+        </w:rPr>
+        <w:t xml:space="preserve">If it still stays red, </w:t>
+      </w:r>
+      <w:r>
+        <w:rPr>
+          <w:lang w:val="en-US"/>
+        </w:rPr>
+        <w:t xml:space="preserve">reload </w:t>
+      </w:r>
+      <w:r>
+        <w:rPr>
+          <w:lang w:val="en-US"/>
+        </w:rPr>
+        <w:t>the page</w:t>
+      </w:r>
+      <w:r>
+        <w:rPr>
+          <w:lang w:val="en-US"/>
+        </w:rPr>
+        <w:t xml:space="preserve"> in the browser</w:t>
+      </w:r>
+      <w:r>
+        <w:rPr>
+          <w:lang w:val="en-US"/>
+        </w:rPr>
+        <w:t>.</w:t>
+      </w:r>
+    </w:p>
+    <w:p>
+      <w:pPr>
+        <w:rPr>
+          <w:lang w:val="en-US"/>
+        </w:rPr>
+      </w:pPr>
+      <w:r>
+        <w:rPr>
+          <w:lang w:val="en-US"/>
+        </w:rPr>
+        <w:t>If it still stays red, you can continue and use player for sounds.</w:t>
+      </w:r>
+    </w:p>
+    <w:p>
+      <w:pPr>
+        <w:rPr>
+          <w:lang w:val="en-US"/>
+        </w:rPr>
+      </w:pPr>
     </w:p>
     <w:sectPr>
       <w:pgSz w:w="11906" w:h="16838"/>
@@ -8740,6 +8808,29 @@
     <w:name w:val="code"/>
     <w:basedOn w:val="DefaultParagraphFont"/>
     <w:rsid w:val="00641D32"/>
+  </w:style>
+  <w:style w:type="character" w:styleId="Hyperlink">
+    <w:name w:val="Hyperlink"/>
+    <w:basedOn w:val="DefaultParagraphFont"/>
+    <w:uiPriority w:val="99"/>
+    <w:unhideWhenUsed/>
+    <w:rsid w:val="0048394F"/>
+    <w:rPr>
+      <w:color w:val="0563C1" w:themeColor="hyperlink"/>
+      <w:u w:val="single"/>
+    </w:rPr>
+  </w:style>
+  <w:style w:type="character" w:styleId="UnresolvedMention">
+    <w:name w:val="Unresolved Mention"/>
+    <w:basedOn w:val="DefaultParagraphFont"/>
+    <w:uiPriority w:val="99"/>
+    <w:semiHidden/>
+    <w:unhideWhenUsed/>
+    <w:rsid w:val="0048394F"/>
+    <w:rPr>
+      <w:color w:val="605E5C"/>
+      <w:shd w:val="clear" w:color="auto" w:fill="E1DFDD"/>
+    </w:rPr>
   </w:style>
 </w:styles>
 </file>

--- a/Aksharamaale/Hindi/Learn हिंदी (Hindi) interactively with Sounds By Vedavyasa Rao.docx
+++ b/Aksharamaale/Hindi/Learn हिंदी (Hindi) interactively with Sounds By Vedavyasa Rao.docx
@@ -181,18 +181,27 @@
         </w:rPr>
         <w:t>The tool itself is a single HTML page with JavaScript driving it.</w:t>
       </w:r>
-    </w:p>
-    <w:p>
-      <w:pPr>
-        <w:rPr>
-          <w:lang w:val="en-US"/>
-        </w:rPr>
-      </w:pPr>
-      <w:r>
-        <w:rPr>
-          <w:lang w:val="en-US"/>
-        </w:rPr>
-        <w:t xml:space="preserve">URL: </w:t>
+      <w:r>
+        <w:rPr>
+          <w:lang w:val="en-US"/>
+        </w:rPr>
+        <w:t xml:space="preserve"> Crucial parts of the  javascript is generated by the courtesy of gemini ai.</w:t>
+      </w:r>
+    </w:p>
+    <w:p>
+      <w:pPr>
+        <w:rPr>
+          <w:lang w:val="en-US"/>
+        </w:rPr>
+      </w:pPr>
+      <w:r>
+        <w:rPr>
+          <w:lang w:val="en-US"/>
+        </w:rPr>
+        <w:t>URL:</w:t>
+      </w:r>
+      <w:r>
+        <w:t xml:space="preserve"> </w:t>
       </w:r>
       <w:hyperlink r:id="rId5" w:history="1">
         <w:r>
@@ -200,31 +209,9 @@
             <w:rStyle w:val="Hyperlink"/>
             <w:lang w:val="en-US"/>
           </w:rPr>
-          <w:t>https://aihinditutor.blogspot.com/2026/10/learn-hindi-interactively-with-sounds.html</w:t>
+          <w:t>https://aihinditutor.blogspot.com/</w:t>
         </w:r>
       </w:hyperlink>
-    </w:p>
-    <w:p>
-      <w:pPr>
-        <w:rPr>
-          <w:lang w:val="en-US"/>
-        </w:rPr>
-      </w:pPr>
-      <w:r>
-        <w:rPr>
-          <w:lang w:val="en-US"/>
-        </w:rPr>
-        <w:t xml:space="preserve">Github: </w:t>
-      </w:r>
-      <w:r>
-        <w:t>https://github.com/VedavyasaRao/Tech-Log/tree/main/Aksharamaale/Hindi</w:t>
-      </w:r>
-      <w:r>
-        <w:rPr>
-          <w:lang w:val="en-US"/>
-        </w:rPr>
-        <w:t xml:space="preserve"> </w:t>
-      </w:r>
     </w:p>
     <w:p>
       <w:pPr>
@@ -3324,7 +3311,80 @@
         <w:rPr>
           <w:lang w:val="en-US"/>
         </w:rPr>
-        <w:t>Clacking this button n clears all Radio button selections.</w:t>
+        <w:t xml:space="preserve">Clicking </w:t>
+      </w:r>
+      <w:r>
+        <w:rPr>
+          <w:lang w:val="en-US"/>
+        </w:rPr>
+        <w:t xml:space="preserve"> this button clears all Radio button selections.</w:t>
+      </w:r>
+    </w:p>
+    <w:p>
+      <w:pPr>
+        <w:rPr>
+          <w:lang w:val="en-US"/>
+        </w:rPr>
+      </w:pPr>
+    </w:p>
+    <w:p>
+      <w:pPr>
+        <w:rPr>
+          <w:lang w:val="en-US"/>
+        </w:rPr>
+      </w:pPr>
+      <w:r>
+        <w:rPr>
+          <w:lang w:val="en-US"/>
+        </w:rPr>
+        <w:drawing>
+          <wp:inline distT="0" distB="0" distL="0" distR="0" wp14:anchorId="5B932B7E" wp14:editId="37F86B9F">
+            <wp:extent cx="981212" cy="333422"/>
+            <wp:effectExtent l="0" t="0" r="0" b="9525"/>
+            <wp:docPr id="4" name="Picture 4"/>
+            <wp:cNvGraphicFramePr>
+              <a:graphicFrameLocks xmlns:a="http://schemas.openxmlformats.org/drawingml/2006/main" noChangeAspect="1"/>
+            </wp:cNvGraphicFramePr>
+            <a:graphic xmlns:a="http://schemas.openxmlformats.org/drawingml/2006/main">
+              <a:graphicData uri="http://schemas.openxmlformats.org/drawingml/2006/picture">
+                <pic:pic xmlns:pic="http://schemas.openxmlformats.org/drawingml/2006/picture">
+                  <pic:nvPicPr>
+                    <pic:cNvPr id="1" name=""/>
+                    <pic:cNvPicPr/>
+                  </pic:nvPicPr>
+                  <pic:blipFill>
+                    <a:blip r:embed="rId16"/>
+                    <a:stretch>
+                      <a:fillRect/>
+                    </a:stretch>
+                  </pic:blipFill>
+                  <pic:spPr>
+                    <a:xfrm>
+                      <a:off x="0" y="0"/>
+                      <a:ext cx="981212" cy="333422"/>
+                    </a:xfrm>
+                    <a:prstGeom prst="rect">
+                      <a:avLst/>
+                    </a:prstGeom>
+                  </pic:spPr>
+                </pic:pic>
+              </a:graphicData>
+            </a:graphic>
+          </wp:inline>
+        </w:drawing>
+      </w:r>
+    </w:p>
+    <w:p>
+      <w:pPr>
+        <w:rPr>
+          <w:lang w:val="en-US"/>
+        </w:rPr>
+      </w:pPr>
+      <w:r>
+        <w:rPr>
+          <w:lang w:val="en-US"/>
+        </w:rPr>
+        <w:t>Displays this PDF file.</w:t>
       </w:r>
     </w:p>
     <w:p>
@@ -4923,7 +4983,7 @@
                     <pic:cNvPicPr/>
                   </pic:nvPicPr>
                   <pic:blipFill>
-                    <a:blip r:embed="rId16"/>
+                    <a:blip r:embed="rId17"/>
                     <a:stretch>
                       <a:fillRect/>
                     </a:stretch>
@@ -5327,7 +5387,210 @@
           <w:rFonts w:cs="Mangal"/>
           <w:lang w:val="en-US" w:bidi="hi-IN"/>
         </w:rPr>
-        <w:t>The player is editable, so you can separate letters by putting comma, dots are space. This will slow down the playback.</w:t>
+        <w:t>The player is editable, so you can separate letters by putting comma. This will slow down the playback.</w:t>
+      </w:r>
+    </w:p>
+    <w:p>
+      <w:pPr>
+        <w:rPr>
+          <w:rFonts w:cs="Mangal"/>
+          <w:lang w:val="en-US" w:bidi="hi-IN"/>
+        </w:rPr>
+      </w:pPr>
+      <w:r>
+        <w:rPr>
+          <w:rFonts w:cs="Mangal"/>
+          <w:lang w:val="en-US" w:bidi="hi-IN"/>
+        </w:rPr>
+        <w:t xml:space="preserve">For e.g., </w:t>
+      </w:r>
+      <w:r>
+        <w:rPr>
+          <w:rFonts w:cs="Mangal"/>
+          <w:cs/>
+          <w:lang w:val="en-US" w:bidi="hi-IN"/>
+        </w:rPr>
+        <w:t>क्र</w:t>
+      </w:r>
+      <w:r>
+        <w:rPr>
+          <w:rFonts w:cs="Mangal"/>
+          <w:lang w:val="en-US"/>
+        </w:rPr>
+        <w:t>,</w:t>
+      </w:r>
+      <w:r>
+        <w:rPr>
+          <w:rFonts w:cs="Mangal"/>
+          <w:cs/>
+          <w:lang w:val="en-US" w:bidi="hi-IN"/>
+        </w:rPr>
+        <w:t>क्रा</w:t>
+      </w:r>
+      <w:r>
+        <w:rPr>
+          <w:rFonts w:cs="Mangal"/>
+          <w:lang w:val="en-US"/>
+        </w:rPr>
+        <w:t>,</w:t>
+      </w:r>
+      <w:r>
+        <w:rPr>
+          <w:rFonts w:cs="Mangal"/>
+          <w:cs/>
+          <w:lang w:val="en-US" w:bidi="hi-IN"/>
+        </w:rPr>
+        <w:t>क्रि</w:t>
+      </w:r>
+      <w:r>
+        <w:rPr>
+          <w:rFonts w:cs="Mangal"/>
+          <w:lang w:val="en-US"/>
+        </w:rPr>
+        <w:t>,</w:t>
+      </w:r>
+      <w:r>
+        <w:rPr>
+          <w:rFonts w:cs="Mangal"/>
+          <w:cs/>
+          <w:lang w:val="en-US" w:bidi="hi-IN"/>
+        </w:rPr>
+        <w:t>क्री</w:t>
+      </w:r>
+      <w:r>
+        <w:rPr>
+          <w:rFonts w:cs="Mangal"/>
+          <w:lang w:val="en-US"/>
+        </w:rPr>
+        <w:t>,</w:t>
+      </w:r>
+      <w:r>
+        <w:rPr>
+          <w:rFonts w:cs="Mangal"/>
+          <w:cs/>
+          <w:lang w:val="en-US" w:bidi="hi-IN"/>
+        </w:rPr>
+        <w:t>क्रु</w:t>
+      </w:r>
+      <w:r>
+        <w:rPr>
+          <w:rFonts w:cs="Mangal"/>
+          <w:lang w:val="en-US"/>
+        </w:rPr>
+        <w:t>,</w:t>
+      </w:r>
+      <w:r>
+        <w:rPr>
+          <w:rFonts w:cs="Mangal"/>
+          <w:cs/>
+          <w:lang w:val="en-US" w:bidi="hi-IN"/>
+        </w:rPr>
+        <w:t>क्रू</w:t>
+      </w:r>
+      <w:r>
+        <w:rPr>
+          <w:rFonts w:cs="Mangal"/>
+          <w:lang w:val="en-US"/>
+        </w:rPr>
+        <w:t>,</w:t>
+      </w:r>
+      <w:r>
+        <w:rPr>
+          <w:rFonts w:cs="Mangal"/>
+          <w:cs/>
+          <w:lang w:val="en-US" w:bidi="hi-IN"/>
+        </w:rPr>
+        <w:t>क्रृ</w:t>
+      </w:r>
+      <w:r>
+        <w:rPr>
+          <w:rFonts w:cs="Mangal"/>
+          <w:lang w:val="en-US"/>
+        </w:rPr>
+        <w:t>,</w:t>
+      </w:r>
+      <w:r>
+        <w:rPr>
+          <w:rFonts w:cs="Mangal"/>
+          <w:cs/>
+          <w:lang w:val="en-US" w:bidi="hi-IN"/>
+        </w:rPr>
+        <w:t>क्रे</w:t>
+      </w:r>
+      <w:r>
+        <w:rPr>
+          <w:rFonts w:cs="Mangal"/>
+          <w:lang w:val="en-US"/>
+        </w:rPr>
+        <w:t>,</w:t>
+      </w:r>
+      <w:r>
+        <w:rPr>
+          <w:rFonts w:cs="Mangal"/>
+          <w:cs/>
+          <w:lang w:val="en-US" w:bidi="hi-IN"/>
+        </w:rPr>
+        <w:t>क्रै</w:t>
+      </w:r>
+      <w:r>
+        <w:rPr>
+          <w:rFonts w:cs="Mangal"/>
+          <w:lang w:val="en-US"/>
+        </w:rPr>
+        <w:t>,</w:t>
+      </w:r>
+      <w:r>
+        <w:rPr>
+          <w:rFonts w:cs="Mangal"/>
+          <w:cs/>
+          <w:lang w:val="en-US" w:bidi="hi-IN"/>
+        </w:rPr>
+        <w:t>क्रो</w:t>
+      </w:r>
+      <w:r>
+        <w:rPr>
+          <w:rFonts w:cs="Mangal"/>
+          <w:lang w:val="en-US"/>
+        </w:rPr>
+        <w:t>,</w:t>
+      </w:r>
+      <w:r>
+        <w:rPr>
+          <w:rFonts w:cs="Mangal"/>
+          <w:cs/>
+          <w:lang w:val="en-US" w:bidi="hi-IN"/>
+        </w:rPr>
+        <w:t>क्रौ</w:t>
+      </w:r>
+      <w:r>
+        <w:rPr>
+          <w:rFonts w:cs="Mangal"/>
+          <w:lang w:val="en-US"/>
+        </w:rPr>
+        <w:t>,</w:t>
+      </w:r>
+      <w:r>
+        <w:rPr>
+          <w:rFonts w:cs="Mangal"/>
+          <w:cs/>
+          <w:lang w:val="en-US" w:bidi="hi-IN"/>
+        </w:rPr>
+        <w:t>क्रं</w:t>
+      </w:r>
+      <w:r>
+        <w:rPr>
+          <w:rFonts w:cs="Mangal"/>
+          <w:lang w:val="en-US"/>
+        </w:rPr>
+        <w:t>,</w:t>
+      </w:r>
+      <w:r>
+        <w:rPr>
+          <w:rFonts w:cs="Mangal"/>
+          <w:cs/>
+          <w:lang w:val="en-US" w:bidi="hi-IN"/>
+        </w:rPr>
+        <w:t>क्रः</w:t>
       </w:r>
     </w:p>
     <w:p>
@@ -5751,7 +6014,7 @@
                     </pic:cNvPicPr>
                   </pic:nvPicPr>
                   <pic:blipFill>
-                    <a:blip r:embed="rId17">
+                    <a:blip r:embed="rId18">
                       <a:extLst>
                         <a:ext uri="{28A0092B-C50C-407E-A947-70E740481C1C}">
                           <a14:useLocalDpi xmlns:a14="http://schemas.microsoft.com/office/drawing/2010/main" val="0"/>
@@ -6028,7 +6291,7 @@
                 <wp:cNvGraphicFramePr/>
                 <a:graphic xmlns:a="http://schemas.openxmlformats.org/drawingml/2006/main">
                   <a:graphicData uri="http://schemas.microsoft.com/office/word/2010/wordprocessingInk">
-                    <w14:contentPart bwMode="auto" r:id="rId18">
+                    <w14:contentPart bwMode="auto" r:id="rId19">
                       <w14:nvContentPartPr>
                         <w14:cNvContentPartPr/>
                       </w14:nvContentPartPr>
@@ -6065,7 +6328,7 @@
                         <pic:cNvPicPr/>
                       </pic:nvPicPr>
                       <pic:blipFill>
-                        <a:blip r:embed="rId19"/>
+                        <a:blip r:embed="rId20"/>
                         <a:stretch>
                           <a:fillRect/>
                         </a:stretch>
@@ -6143,7 +6406,7 @@
                     <pic:cNvPicPr/>
                   </pic:nvPicPr>
                   <pic:blipFill>
-                    <a:blip r:embed="rId20"/>
+                    <a:blip r:embed="rId21"/>
                     <a:stretch>
                       <a:fillRect/>
                     </a:stretch>
@@ -6413,61 +6676,6 @@
             <wp:extent cx="5731510" cy="996315"/>
             <wp:effectExtent l="0" t="0" r="2540" b="0"/>
             <wp:docPr id="56" name="Picture 56"/>
-            <wp:cNvGraphicFramePr>
-              <a:graphicFrameLocks xmlns:a="http://schemas.openxmlformats.org/drawingml/2006/main" noChangeAspect="1"/>
-            </wp:cNvGraphicFramePr>
-            <a:graphic xmlns:a="http://schemas.openxmlformats.org/drawingml/2006/main">
-              <a:graphicData uri="http://schemas.openxmlformats.org/drawingml/2006/picture">
-                <pic:pic xmlns:pic="http://schemas.openxmlformats.org/drawingml/2006/picture">
-                  <pic:nvPicPr>
-                    <pic:cNvPr id="1" name=""/>
-                    <pic:cNvPicPr/>
-                  </pic:nvPicPr>
-                  <pic:blipFill>
-                    <a:blip r:embed="rId21"/>
-                    <a:stretch>
-                      <a:fillRect/>
-                    </a:stretch>
-                  </pic:blipFill>
-                  <pic:spPr>
-                    <a:xfrm>
-                      <a:off x="0" y="0"/>
-                      <a:ext cx="5731510" cy="996315"/>
-                    </a:xfrm>
-                    <a:prstGeom prst="rect">
-                      <a:avLst/>
-                    </a:prstGeom>
-                  </pic:spPr>
-                </pic:pic>
-              </a:graphicData>
-            </a:graphic>
-          </wp:inline>
-        </w:drawing>
-      </w:r>
-    </w:p>
-    <w:p>
-      <w:pPr>
-        <w:rPr>
-          <w:lang w:val="en-US"/>
-        </w:rPr>
-      </w:pPr>
-    </w:p>
-    <w:p>
-      <w:pPr>
-        <w:rPr>
-          <w:lang w:val="en-US"/>
-        </w:rPr>
-      </w:pPr>
-      <w:r>
-        <w:rPr>
-          <w:noProof/>
-          <w:lang w:val="en-US"/>
-        </w:rPr>
-        <w:drawing>
-          <wp:inline distT="0" distB="0" distL="0" distR="0" wp14:anchorId="09C124E8" wp14:editId="16FA611F">
-            <wp:extent cx="5731510" cy="1016000"/>
-            <wp:effectExtent l="0" t="0" r="2540" b="0"/>
-            <wp:docPr id="58" name="Picture 58"/>
             <wp:cNvGraphicFramePr>
               <a:graphicFrameLocks xmlns:a="http://schemas.openxmlformats.org/drawingml/2006/main" noChangeAspect="1"/>
             </wp:cNvGraphicFramePr>
@@ -6487,7 +6695,7 @@
                   <pic:spPr>
                     <a:xfrm>
                       <a:off x="0" y="0"/>
-                      <a:ext cx="5731510" cy="1016000"/>
+                      <a:ext cx="5731510" cy="996315"/>
                     </a:xfrm>
                     <a:prstGeom prst="rect">
                       <a:avLst/>
@@ -6502,10 +6710,13 @@
     </w:p>
     <w:p>
       <w:pPr>
-        <w:pBdr>
-          <w:top w:val="dotted" w:sz="24" w:space="1" w:color="auto"/>
-          <w:bottom w:val="dotted" w:sz="24" w:space="1" w:color="auto"/>
-        </w:pBdr>
+        <w:rPr>
+          <w:lang w:val="en-US"/>
+        </w:rPr>
+      </w:pPr>
+    </w:p>
+    <w:p>
+      <w:pPr>
         <w:rPr>
           <w:lang w:val="en-US"/>
         </w:rPr>
@@ -6516,10 +6727,10 @@
           <w:lang w:val="en-US"/>
         </w:rPr>
         <w:drawing>
-          <wp:inline distT="0" distB="0" distL="0" distR="0" wp14:anchorId="77F67285" wp14:editId="5C6022D1">
-            <wp:extent cx="5731510" cy="1035050"/>
+          <wp:inline distT="0" distB="0" distL="0" distR="0" wp14:anchorId="09C124E8" wp14:editId="16FA611F">
+            <wp:extent cx="5731510" cy="1016000"/>
             <wp:effectExtent l="0" t="0" r="2540" b="0"/>
-            <wp:docPr id="59" name="Picture 59"/>
+            <wp:docPr id="58" name="Picture 58"/>
             <wp:cNvGraphicFramePr>
               <a:graphicFrameLocks xmlns:a="http://schemas.openxmlformats.org/drawingml/2006/main" noChangeAspect="1"/>
             </wp:cNvGraphicFramePr>
@@ -6539,7 +6750,7 @@
                   <pic:spPr>
                     <a:xfrm>
                       <a:off x="0" y="0"/>
-                      <a:ext cx="5731510" cy="1035050"/>
+                      <a:ext cx="5731510" cy="1016000"/>
                     </a:xfrm>
                     <a:prstGeom prst="rect">
                       <a:avLst/>
@@ -6554,19 +6765,10 @@
     </w:p>
     <w:p>
       <w:pPr>
-        <w:rPr>
-          <w:lang w:val="en-US"/>
-        </w:rPr>
-      </w:pPr>
-      <w:r>
-        <w:rPr>
-          <w:lang w:val="en-US"/>
-        </w:rPr>
-        <w:br w:type="page"/>
-      </w:r>
-    </w:p>
-    <w:p>
-      <w:pPr>
+        <w:pBdr>
+          <w:top w:val="dotted" w:sz="24" w:space="1" w:color="auto"/>
+          <w:bottom w:val="dotted" w:sz="24" w:space="1" w:color="auto"/>
+        </w:pBdr>
         <w:rPr>
           <w:lang w:val="en-US"/>
         </w:rPr>
@@ -6576,12 +6778,11 @@
           <w:noProof/>
           <w:lang w:val="en-US"/>
         </w:rPr>
-        <w:lastRenderedPageBreak/>
         <w:drawing>
-          <wp:inline distT="0" distB="0" distL="0" distR="0" wp14:anchorId="2B8530B2" wp14:editId="2FA9EA37">
-            <wp:extent cx="2267266" cy="523948"/>
-            <wp:effectExtent l="0" t="0" r="0" b="9525"/>
-            <wp:docPr id="60" name="Picture 60"/>
+          <wp:inline distT="0" distB="0" distL="0" distR="0" wp14:anchorId="77F67285" wp14:editId="5C6022D1">
+            <wp:extent cx="5731510" cy="1035050"/>
+            <wp:effectExtent l="0" t="0" r="2540" b="0"/>
+            <wp:docPr id="59" name="Picture 59"/>
             <wp:cNvGraphicFramePr>
               <a:graphicFrameLocks xmlns:a="http://schemas.openxmlformats.org/drawingml/2006/main" noChangeAspect="1"/>
             </wp:cNvGraphicFramePr>
@@ -6601,6 +6802,68 @@
                   <pic:spPr>
                     <a:xfrm>
                       <a:off x="0" y="0"/>
+                      <a:ext cx="5731510" cy="1035050"/>
+                    </a:xfrm>
+                    <a:prstGeom prst="rect">
+                      <a:avLst/>
+                    </a:prstGeom>
+                  </pic:spPr>
+                </pic:pic>
+              </a:graphicData>
+            </a:graphic>
+          </wp:inline>
+        </w:drawing>
+      </w:r>
+    </w:p>
+    <w:p>
+      <w:pPr>
+        <w:rPr>
+          <w:lang w:val="en-US"/>
+        </w:rPr>
+      </w:pPr>
+      <w:r>
+        <w:rPr>
+          <w:lang w:val="en-US"/>
+        </w:rPr>
+        <w:br w:type="page"/>
+      </w:r>
+    </w:p>
+    <w:p>
+      <w:pPr>
+        <w:rPr>
+          <w:lang w:val="en-US"/>
+        </w:rPr>
+      </w:pPr>
+      <w:r>
+        <w:rPr>
+          <w:noProof/>
+          <w:lang w:val="en-US"/>
+        </w:rPr>
+        <w:lastRenderedPageBreak/>
+        <w:drawing>
+          <wp:inline distT="0" distB="0" distL="0" distR="0" wp14:anchorId="2B8530B2" wp14:editId="2FA9EA37">
+            <wp:extent cx="2267266" cy="523948"/>
+            <wp:effectExtent l="0" t="0" r="0" b="9525"/>
+            <wp:docPr id="60" name="Picture 60"/>
+            <wp:cNvGraphicFramePr>
+              <a:graphicFrameLocks xmlns:a="http://schemas.openxmlformats.org/drawingml/2006/main" noChangeAspect="1"/>
+            </wp:cNvGraphicFramePr>
+            <a:graphic xmlns:a="http://schemas.openxmlformats.org/drawingml/2006/main">
+              <a:graphicData uri="http://schemas.openxmlformats.org/drawingml/2006/picture">
+                <pic:pic xmlns:pic="http://schemas.openxmlformats.org/drawingml/2006/picture">
+                  <pic:nvPicPr>
+                    <pic:cNvPr id="1" name=""/>
+                    <pic:cNvPicPr/>
+                  </pic:nvPicPr>
+                  <pic:blipFill>
+                    <a:blip r:embed="rId25"/>
+                    <a:stretch>
+                      <a:fillRect/>
+                    </a:stretch>
+                  </pic:blipFill>
+                  <pic:spPr>
+                    <a:xfrm>
+                      <a:off x="0" y="0"/>
                       <a:ext cx="2267266" cy="523948"/>
                     </a:xfrm>
                     <a:prstGeom prst="rect">
@@ -6670,7 +6933,7 @@
         <w:rPr>
           <w:rFonts w:ascii="Segoe UI Emoji" w:hAnsi="Segoe UI Emoji" w:cs="Segoe UI Emoji"/>
         </w:rPr>
-        <w:t xml:space="preserve"> ✅ </w:t>
+        <w:t xml:space="preserve">✅ </w:t>
       </w:r>
       <w:r>
         <w:rPr>
@@ -6873,7 +7136,7 @@
                     </pic:cNvPicPr>
                   </pic:nvPicPr>
                   <pic:blipFill>
-                    <a:blip r:embed="rId25">
+                    <a:blip r:embed="rId26">
                       <a:extLst>
                         <a:ext uri="{28A0092B-C50C-407E-A947-70E740481C1C}">
                           <a14:useLocalDpi xmlns:a14="http://schemas.microsoft.com/office/drawing/2010/main" val="0"/>
@@ -6938,7 +7201,7 @@
                     </pic:cNvPicPr>
                   </pic:nvPicPr>
                   <pic:blipFill>
-                    <a:blip r:embed="rId26">
+                    <a:blip r:embed="rId27">
                       <a:extLst>
                         <a:ext uri="{28A0092B-C50C-407E-A947-70E740481C1C}">
                           <a14:useLocalDpi xmlns:a14="http://schemas.microsoft.com/office/drawing/2010/main" val="0"/>
@@ -6999,7 +7262,7 @@
                     </pic:cNvPicPr>
                   </pic:nvPicPr>
                   <pic:blipFill>
-                    <a:blip r:embed="rId27" cstate="print">
+                    <a:blip r:embed="rId28" cstate="print">
                       <a:extLst>
                         <a:ext uri="{28A0092B-C50C-407E-A947-70E740481C1C}">
                           <a14:useLocalDpi xmlns:a14="http://schemas.microsoft.com/office/drawing/2010/main" val="0"/>
@@ -7053,7 +7316,7 @@
                 <wp:cNvGraphicFramePr/>
                 <a:graphic xmlns:a="http://schemas.openxmlformats.org/drawingml/2006/main">
                   <a:graphicData uri="http://schemas.microsoft.com/office/word/2010/wordprocessingInk">
-                    <w14:contentPart bwMode="auto" r:id="rId28">
+                    <w14:contentPart bwMode="auto" r:id="rId29">
                       <w14:nvContentPartPr>
                         <w14:cNvContentPartPr/>
                       </w14:nvContentPartPr>
@@ -7090,7 +7353,7 @@
                         <pic:cNvPicPr/>
                       </pic:nvPicPr>
                       <pic:blipFill>
-                        <a:blip r:embed="rId29"/>
+                        <a:blip r:embed="rId30"/>
                         <a:stretch>
                           <a:fillRect/>
                         </a:stretch>
@@ -7135,7 +7398,7 @@
                 <wp:cNvGraphicFramePr/>
                 <a:graphic xmlns:a="http://schemas.openxmlformats.org/drawingml/2006/main">
                   <a:graphicData uri="http://schemas.microsoft.com/office/word/2010/wordprocessingInk">
-                    <w14:contentPart bwMode="auto" r:id="rId30">
+                    <w14:contentPart bwMode="auto" r:id="rId31">
                       <w14:nvContentPartPr>
                         <w14:cNvContentPartPr/>
                       </w14:nvContentPartPr>
@@ -7172,7 +7435,7 @@
                         <pic:cNvPicPr/>
                       </pic:nvPicPr>
                       <pic:blipFill>
-                        <a:blip r:embed="rId31"/>
+                        <a:blip r:embed="rId32"/>
                         <a:stretch>
                           <a:fillRect/>
                         </a:stretch>
@@ -7217,7 +7480,7 @@
                 <wp:cNvGraphicFramePr/>
                 <a:graphic xmlns:a="http://schemas.openxmlformats.org/drawingml/2006/main">
                   <a:graphicData uri="http://schemas.microsoft.com/office/word/2010/wordprocessingInk">
-                    <w14:contentPart bwMode="auto" r:id="rId32">
+                    <w14:contentPart bwMode="auto" r:id="rId33">
                       <w14:nvContentPartPr>
                         <w14:cNvContentPartPr/>
                       </w14:nvContentPartPr>
@@ -7254,7 +7517,7 @@
                         <pic:cNvPicPr/>
                       </pic:nvPicPr>
                       <pic:blipFill>
-                        <a:blip r:embed="rId33"/>
+                        <a:blip r:embed="rId34"/>
                         <a:stretch>
                           <a:fillRect/>
                         </a:stretch>
@@ -7299,7 +7562,7 @@
                 <wp:cNvGraphicFramePr/>
                 <a:graphic xmlns:a="http://schemas.openxmlformats.org/drawingml/2006/main">
                   <a:graphicData uri="http://schemas.microsoft.com/office/word/2010/wordprocessingInk">
-                    <w14:contentPart bwMode="auto" r:id="rId34">
+                    <w14:contentPart bwMode="auto" r:id="rId35">
                       <w14:nvContentPartPr>
                         <w14:cNvContentPartPr/>
                       </w14:nvContentPartPr>
@@ -7336,7 +7599,7 @@
                         <pic:cNvPicPr/>
                       </pic:nvPicPr>
                       <pic:blipFill>
-                        <a:blip r:embed="rId35"/>
+                        <a:blip r:embed="rId36"/>
                         <a:stretch>
                           <a:fillRect/>
                         </a:stretch>
@@ -7381,7 +7644,7 @@
                 <wp:cNvGraphicFramePr/>
                 <a:graphic xmlns:a="http://schemas.openxmlformats.org/drawingml/2006/main">
                   <a:graphicData uri="http://schemas.microsoft.com/office/word/2010/wordprocessingInk">
-                    <w14:contentPart bwMode="auto" r:id="rId36">
+                    <w14:contentPart bwMode="auto" r:id="rId37">
                       <w14:nvContentPartPr>
                         <w14:cNvContentPartPr/>
                       </w14:nvContentPartPr>
@@ -7418,7 +7681,7 @@
                         <pic:cNvPicPr/>
                       </pic:nvPicPr>
                       <pic:blipFill>
-                        <a:blip r:embed="rId37"/>
+                        <a:blip r:embed="rId38"/>
                         <a:stretch>
                           <a:fillRect/>
                         </a:stretch>
@@ -7475,7 +7738,7 @@
                     <pic:cNvPicPr/>
                   </pic:nvPicPr>
                   <pic:blipFill>
-                    <a:blip r:embed="rId38"/>
+                    <a:blip r:embed="rId39"/>
                     <a:stretch>
                       <a:fillRect/>
                     </a:stretch>
@@ -7508,6 +7771,214 @@
         </w:rPr>
         <w:t>Prints Samyuktakshars only.</w:t>
       </w:r>
+      <w:r>
+        <w:rPr>
+          <w:lang w:val="en-US"/>
+        </w:rPr>
+        <w:t xml:space="preserve"> The sounds can be generated from the player by separating generated text with a comma as shown below.</w:t>
+      </w:r>
+    </w:p>
+    <w:p>
+      <w:pPr>
+        <w:rPr>
+          <w:lang w:val="en-US"/>
+        </w:rPr>
+      </w:pPr>
+      <w:r>
+        <w:rPr>
+          <w:rFonts w:cs="Mangal"/>
+          <w:lang w:val="en-US" w:bidi="hi-IN"/>
+        </w:rPr>
+        <w:t xml:space="preserve">For e.g., </w:t>
+      </w:r>
+      <w:r>
+        <w:rPr>
+          <w:rFonts w:cs="Mangal"/>
+          <w:cs/>
+          <w:lang w:val="en-US" w:bidi="hi-IN"/>
+        </w:rPr>
+        <w:t>क्र</w:t>
+      </w:r>
+      <w:r>
+        <w:rPr>
+          <w:rFonts w:cs="Mangal"/>
+          <w:lang w:val="en-US"/>
+        </w:rPr>
+        <w:t>,</w:t>
+      </w:r>
+      <w:r>
+        <w:rPr>
+          <w:rFonts w:cs="Mangal"/>
+          <w:cs/>
+          <w:lang w:val="en-US" w:bidi="hi-IN"/>
+        </w:rPr>
+        <w:t>क्रा</w:t>
+      </w:r>
+      <w:r>
+        <w:rPr>
+          <w:rFonts w:cs="Mangal"/>
+          <w:lang w:val="en-US"/>
+        </w:rPr>
+        <w:t>,</w:t>
+      </w:r>
+      <w:r>
+        <w:rPr>
+          <w:rFonts w:cs="Mangal"/>
+          <w:cs/>
+          <w:lang w:val="en-US" w:bidi="hi-IN"/>
+        </w:rPr>
+        <w:t>क्रि</w:t>
+      </w:r>
+      <w:r>
+        <w:rPr>
+          <w:rFonts w:cs="Mangal"/>
+          <w:lang w:val="en-US"/>
+        </w:rPr>
+        <w:t>,</w:t>
+      </w:r>
+      <w:r>
+        <w:rPr>
+          <w:rFonts w:cs="Mangal"/>
+          <w:cs/>
+          <w:lang w:val="en-US" w:bidi="hi-IN"/>
+        </w:rPr>
+        <w:t>क्री</w:t>
+      </w:r>
+      <w:r>
+        <w:rPr>
+          <w:rFonts w:cs="Mangal"/>
+          <w:lang w:val="en-US"/>
+        </w:rPr>
+        <w:t>,</w:t>
+      </w:r>
+      <w:r>
+        <w:rPr>
+          <w:rFonts w:cs="Mangal"/>
+          <w:cs/>
+          <w:lang w:val="en-US" w:bidi="hi-IN"/>
+        </w:rPr>
+        <w:t>क्रु</w:t>
+      </w:r>
+      <w:r>
+        <w:rPr>
+          <w:rFonts w:cs="Mangal"/>
+          <w:lang w:val="en-US"/>
+        </w:rPr>
+        <w:t>,</w:t>
+      </w:r>
+      <w:r>
+        <w:rPr>
+          <w:rFonts w:cs="Mangal"/>
+          <w:cs/>
+          <w:lang w:val="en-US" w:bidi="hi-IN"/>
+        </w:rPr>
+        <w:t>क्रू</w:t>
+      </w:r>
+      <w:r>
+        <w:rPr>
+          <w:rFonts w:cs="Mangal"/>
+          <w:lang w:val="en-US"/>
+        </w:rPr>
+        <w:t>,</w:t>
+      </w:r>
+      <w:r>
+        <w:rPr>
+          <w:rFonts w:cs="Mangal"/>
+          <w:cs/>
+          <w:lang w:val="en-US" w:bidi="hi-IN"/>
+        </w:rPr>
+        <w:t>क्रृ</w:t>
+      </w:r>
+      <w:r>
+        <w:rPr>
+          <w:rFonts w:cs="Mangal"/>
+          <w:lang w:val="en-US"/>
+        </w:rPr>
+        <w:t>,</w:t>
+      </w:r>
+      <w:r>
+        <w:rPr>
+          <w:rFonts w:cs="Mangal"/>
+          <w:cs/>
+          <w:lang w:val="en-US" w:bidi="hi-IN"/>
+        </w:rPr>
+        <w:t>क्रे</w:t>
+      </w:r>
+      <w:r>
+        <w:rPr>
+          <w:rFonts w:cs="Mangal"/>
+          <w:lang w:val="en-US"/>
+        </w:rPr>
+        <w:t>,</w:t>
+      </w:r>
+      <w:r>
+        <w:rPr>
+          <w:rFonts w:cs="Mangal"/>
+          <w:cs/>
+          <w:lang w:val="en-US" w:bidi="hi-IN"/>
+        </w:rPr>
+        <w:t>क्रै</w:t>
+      </w:r>
+      <w:r>
+        <w:rPr>
+          <w:rFonts w:cs="Mangal"/>
+          <w:lang w:val="en-US"/>
+        </w:rPr>
+        <w:t>,</w:t>
+      </w:r>
+      <w:r>
+        <w:rPr>
+          <w:rFonts w:cs="Mangal"/>
+          <w:cs/>
+          <w:lang w:val="en-US" w:bidi="hi-IN"/>
+        </w:rPr>
+        <w:t>क्रो</w:t>
+      </w:r>
+      <w:r>
+        <w:rPr>
+          <w:rFonts w:cs="Mangal"/>
+          <w:lang w:val="en-US"/>
+        </w:rPr>
+        <w:t>,</w:t>
+      </w:r>
+      <w:r>
+        <w:rPr>
+          <w:rFonts w:cs="Mangal"/>
+          <w:cs/>
+          <w:lang w:val="en-US" w:bidi="hi-IN"/>
+        </w:rPr>
+        <w:t>क्रौ</w:t>
+      </w:r>
+      <w:r>
+        <w:rPr>
+          <w:rFonts w:cs="Mangal"/>
+          <w:lang w:val="en-US"/>
+        </w:rPr>
+        <w:t>,</w:t>
+      </w:r>
+      <w:r>
+        <w:rPr>
+          <w:rFonts w:cs="Mangal"/>
+          <w:cs/>
+          <w:lang w:val="en-US" w:bidi="hi-IN"/>
+        </w:rPr>
+        <w:t>क्रं</w:t>
+      </w:r>
+      <w:r>
+        <w:rPr>
+          <w:rFonts w:cs="Mangal"/>
+          <w:lang w:val="en-US"/>
+        </w:rPr>
+        <w:t>,</w:t>
+      </w:r>
+      <w:r>
+        <w:rPr>
+          <w:rFonts w:cs="Mangal"/>
+          <w:cs/>
+          <w:lang w:val="en-US" w:bidi="hi-IN"/>
+        </w:rPr>
+        <w:t>क्रः</w:t>
+      </w:r>
     </w:p>
     <w:p>
       <w:pPr>
@@ -7552,7 +8023,7 @@
         <w:rPr>
           <w:rFonts w:ascii="Segoe UI Emoji" w:hAnsi="Segoe UI Emoji" w:cs="Segoe UI Emoji"/>
         </w:rPr>
-        <w:t xml:space="preserve"> ✅ </w:t>
+        <w:t xml:space="preserve">✅ </w:t>
       </w:r>
       <w:r>
         <w:rPr>
@@ -7758,7 +8229,7 @@
                     </pic:cNvPicPr>
                   </pic:nvPicPr>
                   <pic:blipFill>
-                    <a:blip r:embed="rId39">
+                    <a:blip r:embed="rId40">
                       <a:extLst>
                         <a:ext uri="{28A0092B-C50C-407E-A947-70E740481C1C}">
                           <a14:useLocalDpi xmlns:a14="http://schemas.microsoft.com/office/drawing/2010/main" val="0"/>
@@ -7819,7 +8290,7 @@
                     </pic:cNvPicPr>
                   </pic:nvPicPr>
                   <pic:blipFill>
-                    <a:blip r:embed="rId40">
+                    <a:blip r:embed="rId41">
                       <a:extLst>
                         <a:ext uri="{28A0092B-C50C-407E-A947-70E740481C1C}">
                           <a14:useLocalDpi xmlns:a14="http://schemas.microsoft.com/office/drawing/2010/main" val="0"/>
@@ -7859,6 +8330,68 @@
       </w:pPr>
       <w:r>
         <w:rPr>
+          <w:noProof/>
+          <w:lang w:val="en-US"/>
+        </w:rPr>
+        <w:lastRenderedPageBreak/>
+        <w:drawing>
+          <wp:inline distT="0" distB="0" distL="0" distR="0" wp14:anchorId="6935E3C7" wp14:editId="2E22CCF1">
+            <wp:extent cx="5731510" cy="2882900"/>
+            <wp:effectExtent l="0" t="0" r="2540" b="0"/>
+            <wp:docPr id="5" name="Picture 5"/>
+            <wp:cNvGraphicFramePr>
+              <a:graphicFrameLocks xmlns:a="http://schemas.openxmlformats.org/drawingml/2006/main" noChangeAspect="1"/>
+            </wp:cNvGraphicFramePr>
+            <a:graphic xmlns:a="http://schemas.openxmlformats.org/drawingml/2006/main">
+              <a:graphicData uri="http://schemas.openxmlformats.org/drawingml/2006/picture">
+                <pic:pic xmlns:pic="http://schemas.openxmlformats.org/drawingml/2006/picture">
+                  <pic:nvPicPr>
+                    <pic:cNvPr id="0" name="Picture 1"/>
+                    <pic:cNvPicPr>
+                      <a:picLocks noChangeAspect="1" noChangeArrowheads="1"/>
+                    </pic:cNvPicPr>
+                  </pic:nvPicPr>
+                  <pic:blipFill>
+                    <a:blip r:embed="rId42">
+                      <a:extLst>
+                        <a:ext uri="{28A0092B-C50C-407E-A947-70E740481C1C}">
+                          <a14:useLocalDpi xmlns:a14="http://schemas.microsoft.com/office/drawing/2010/main" val="0"/>
+                        </a:ext>
+                      </a:extLst>
+                    </a:blip>
+                    <a:srcRect/>
+                    <a:stretch>
+                      <a:fillRect/>
+                    </a:stretch>
+                  </pic:blipFill>
+                  <pic:spPr bwMode="auto">
+                    <a:xfrm>
+                      <a:off x="0" y="0"/>
+                      <a:ext cx="5731510" cy="2882900"/>
+                    </a:xfrm>
+                    <a:prstGeom prst="rect">
+                      <a:avLst/>
+                    </a:prstGeom>
+                    <a:noFill/>
+                    <a:ln>
+                      <a:noFill/>
+                    </a:ln>
+                  </pic:spPr>
+                </pic:pic>
+              </a:graphicData>
+            </a:graphic>
+          </wp:inline>
+        </w:drawing>
+      </w:r>
+    </w:p>
+    <w:p>
+      <w:pPr>
+        <w:rPr>
+          <w:lang w:val="en-US"/>
+        </w:rPr>
+      </w:pPr>
+      <w:r>
+        <w:rPr>
           <w:lang w:val="en-US"/>
         </w:rPr>
         <w:br w:type="page"/>
@@ -7870,12 +8403,18 @@
           <w:lang w:val="en-US"/>
         </w:rPr>
       </w:pPr>
+    </w:p>
+    <w:p>
+      <w:pPr>
+        <w:rPr>
+          <w:lang w:val="en-US"/>
+        </w:rPr>
+      </w:pPr>
       <w:r>
         <w:rPr>
           <w:noProof/>
           <w:lang w:val="en-US"/>
         </w:rPr>
-        <w:lastRenderedPageBreak/>
         <w:drawing>
           <wp:inline distT="0" distB="0" distL="0" distR="0" wp14:anchorId="17AD02ED" wp14:editId="6355FAF0">
             <wp:extent cx="2086266" cy="476316"/>
@@ -7892,7 +8431,7 @@
                     <pic:cNvPicPr/>
                   </pic:nvPicPr>
                   <pic:blipFill>
-                    <a:blip r:embed="rId41"/>
+                    <a:blip r:embed="rId43"/>
                     <a:stretch>
                       <a:fillRect/>
                     </a:stretch>
@@ -7955,7 +8494,7 @@
                     </pic:cNvPicPr>
                   </pic:nvPicPr>
                   <pic:blipFill>
-                    <a:blip r:embed="rId42">
+                    <a:blip r:embed="rId44">
                       <a:extLst>
                         <a:ext uri="{28A0092B-C50C-407E-A947-70E740481C1C}">
                           <a14:useLocalDpi xmlns:a14="http://schemas.microsoft.com/office/drawing/2010/main" val="0"/>
@@ -8081,7 +8620,7 @@
                     <pic:cNvPicPr/>
                   </pic:nvPicPr>
                   <pic:blipFill>
-                    <a:blip r:embed="rId43"/>
+                    <a:blip r:embed="rId45"/>
                     <a:stretch>
                       <a:fillRect/>
                     </a:stretch>
@@ -8112,7 +8651,19 @@
         <w:rPr>
           <w:lang w:val="en-US"/>
         </w:rPr>
-        <w:t>First make sure  radio button selections are made to play sounds.</w:t>
+        <w:t xml:space="preserve">First make </w:t>
+      </w:r>
+      <w:r>
+        <w:rPr>
+          <w:lang w:val="en-US"/>
+        </w:rPr>
+        <w:t>sure radio</w:t>
+      </w:r>
+      <w:r>
+        <w:rPr>
+          <w:lang w:val="en-US"/>
+        </w:rPr>
+        <w:t xml:space="preserve"> button selections are made to play sounds.</w:t>
       </w:r>
     </w:p>
     <w:p>

--- a/Aksharamaale/Hindi/Learn हिंदी (Hindi) interactively with Sounds By Vedavyasa Rao.docx
+++ b/Aksharamaale/Hindi/Learn हिंदी (Hindi) interactively with Sounds By Vedavyasa Rao.docx
@@ -166,26 +166,68 @@
         <w:rPr>
           <w:lang w:val="en-US"/>
         </w:rPr>
-        <w:t>github.</w:t>
-      </w:r>
-    </w:p>
-    <w:p>
-      <w:pPr>
-        <w:rPr>
-          <w:lang w:val="en-US"/>
-        </w:rPr>
-      </w:pPr>
-      <w:r>
-        <w:rPr>
-          <w:lang w:val="en-US"/>
-        </w:rPr>
-        <w:t>The tool itself is a single HTML page with JavaScript driving it.</w:t>
-      </w:r>
-      <w:r>
-        <w:rPr>
-          <w:lang w:val="en-US"/>
-        </w:rPr>
-        <w:t xml:space="preserve"> Crucial parts of the  javascript is generated by the courtesy of gemini ai.</w:t>
+        <w:t>GitHub</w:t>
+      </w:r>
+      <w:r>
+        <w:rPr>
+          <w:lang w:val="en-US"/>
+        </w:rPr>
+        <w:t>.</w:t>
+      </w:r>
+    </w:p>
+    <w:p>
+      <w:pPr>
+        <w:rPr>
+          <w:lang w:val="en-US"/>
+        </w:rPr>
+      </w:pPr>
+      <w:r>
+        <w:rPr>
+          <w:lang w:val="en-US"/>
+        </w:rPr>
+        <w:t xml:space="preserve">The tool itself is a single HTML page with JavaScript </w:t>
+      </w:r>
+      <w:r>
+        <w:rPr>
+          <w:lang w:val="en-US"/>
+        </w:rPr>
+        <w:t xml:space="preserve">code </w:t>
+      </w:r>
+      <w:r>
+        <w:rPr>
+          <w:lang w:val="en-US"/>
+        </w:rPr>
+        <w:t>driving it.</w:t>
+      </w:r>
+      <w:r>
+        <w:rPr>
+          <w:lang w:val="en-US"/>
+        </w:rPr>
+        <w:t xml:space="preserve"> Crucial parts of </w:t>
+      </w:r>
+      <w:r>
+        <w:rPr>
+          <w:lang w:val="en-US"/>
+        </w:rPr>
+        <w:t>the JavaScript code is</w:t>
+      </w:r>
+      <w:r>
+        <w:rPr>
+          <w:lang w:val="en-US"/>
+        </w:rPr>
+        <w:t xml:space="preserve"> generated by the courtesy of </w:t>
+      </w:r>
+      <w:r>
+        <w:rPr>
+          <w:lang w:val="en-US"/>
+        </w:rPr>
+        <w:t>Gemini</w:t>
+      </w:r>
+      <w:r>
+        <w:rPr>
+          <w:lang w:val="en-US"/>
+        </w:rPr>
+        <w:t xml:space="preserve"> ai.</w:t>
       </w:r>
     </w:p>
     <w:p>
@@ -225,10 +267,10 @@
           <w:lang w:val="en-US"/>
         </w:rPr>
         <w:drawing>
-          <wp:inline distT="0" distB="0" distL="0" distR="0" wp14:anchorId="5F3024F5" wp14:editId="05607AD4">
-            <wp:extent cx="5731510" cy="3858260"/>
-            <wp:effectExtent l="0" t="0" r="2540" b="8890"/>
-            <wp:docPr id="3" name="Picture 3"/>
+          <wp:inline distT="0" distB="0" distL="0" distR="0" wp14:anchorId="61FAD604" wp14:editId="0BFE03B9">
+            <wp:extent cx="5731510" cy="3855720"/>
+            <wp:effectExtent l="0" t="0" r="2540" b="0"/>
+            <wp:docPr id="7" name="Picture 7"/>
             <wp:cNvGraphicFramePr>
               <a:graphicFrameLocks xmlns:a="http://schemas.openxmlformats.org/drawingml/2006/main" noChangeAspect="1"/>
             </wp:cNvGraphicFramePr>
@@ -236,23 +278,36 @@
               <a:graphicData uri="http://schemas.openxmlformats.org/drawingml/2006/picture">
                 <pic:pic xmlns:pic="http://schemas.openxmlformats.org/drawingml/2006/picture">
                   <pic:nvPicPr>
-                    <pic:cNvPr id="1" name=""/>
-                    <pic:cNvPicPr/>
+                    <pic:cNvPr id="0" name="Picture 2"/>
+                    <pic:cNvPicPr>
+                      <a:picLocks noChangeAspect="1" noChangeArrowheads="1"/>
+                    </pic:cNvPicPr>
                   </pic:nvPicPr>
                   <pic:blipFill>
-                    <a:blip r:embed="rId6"/>
+                    <a:blip r:embed="rId6">
+                      <a:extLst>
+                        <a:ext uri="{28A0092B-C50C-407E-A947-70E740481C1C}">
+                          <a14:useLocalDpi xmlns:a14="http://schemas.microsoft.com/office/drawing/2010/main" val="0"/>
+                        </a:ext>
+                      </a:extLst>
+                    </a:blip>
+                    <a:srcRect/>
                     <a:stretch>
                       <a:fillRect/>
                     </a:stretch>
                   </pic:blipFill>
-                  <pic:spPr>
+                  <pic:spPr bwMode="auto">
                     <a:xfrm>
                       <a:off x="0" y="0"/>
-                      <a:ext cx="5731510" cy="3858260"/>
+                      <a:ext cx="5731510" cy="3855720"/>
                     </a:xfrm>
                     <a:prstGeom prst="rect">
                       <a:avLst/>
                     </a:prstGeom>
+                    <a:noFill/>
+                    <a:ln>
+                      <a:noFill/>
+                    </a:ln>
                   </pic:spPr>
                 </pic:pic>
               </a:graphicData>
@@ -719,12 +774,21 @@
           <w:lang w:val="en-US" w:bidi="hi-IN"/>
         </w:rPr>
       </w:pPr>
-      <w:r>
-        <w:rPr>
-          <w:rFonts w:cs="Mangal"/>
-          <w:lang w:val="en-US" w:bidi="hi-IN"/>
-        </w:rPr>
-        <w:t xml:space="preserve">Halant: </w:t>
+      <w:proofErr w:type="spellStart"/>
+      <w:r>
+        <w:rPr>
+          <w:rFonts w:cs="Mangal"/>
+          <w:lang w:val="en-US" w:bidi="hi-IN"/>
+        </w:rPr>
+        <w:t>Halant</w:t>
+      </w:r>
+      <w:proofErr w:type="spellEnd"/>
+      <w:r>
+        <w:rPr>
+          <w:rFonts w:cs="Mangal"/>
+          <w:lang w:val="en-US" w:bidi="hi-IN"/>
+        </w:rPr>
+        <w:t xml:space="preserve">: </w:t>
       </w:r>
       <w:r>
         <w:rPr>
@@ -751,11 +815,19 @@
           <w:lang w:val="en-US" w:bidi="hi-IN"/>
         </w:rPr>
       </w:pPr>
-      <w:r>
-        <w:rPr>
-          <w:lang w:val="en-US"/>
-        </w:rPr>
-        <w:t xml:space="preserve">Ayogavaha: </w:t>
+      <w:proofErr w:type="spellStart"/>
+      <w:r>
+        <w:rPr>
+          <w:lang w:val="en-US"/>
+        </w:rPr>
+        <w:t>Ayogavaha</w:t>
+      </w:r>
+      <w:proofErr w:type="spellEnd"/>
+      <w:r>
+        <w:rPr>
+          <w:lang w:val="en-US"/>
+        </w:rPr>
+        <w:t xml:space="preserve">: </w:t>
       </w:r>
       <w:r>
         <w:rPr>
@@ -1486,13 +1558,27 @@
         <w:rPr>
           <w:lang w:val="en-US"/>
         </w:rPr>
-        <w:t>Ardha vyanjan</w:t>
-      </w:r>
-      <w:r>
-        <w:rPr>
-          <w:lang w:val="en-US"/>
-        </w:rPr>
-        <w:t>s:</w:t>
+        <w:t xml:space="preserve">Ardha </w:t>
+      </w:r>
+      <w:proofErr w:type="spellStart"/>
+      <w:r>
+        <w:rPr>
+          <w:lang w:val="en-US"/>
+        </w:rPr>
+        <w:t>vyanjan</w:t>
+      </w:r>
+      <w:r>
+        <w:rPr>
+          <w:lang w:val="en-US"/>
+        </w:rPr>
+        <w:t>s</w:t>
+      </w:r>
+      <w:proofErr w:type="spellEnd"/>
+      <w:r>
+        <w:rPr>
+          <w:lang w:val="en-US"/>
+        </w:rPr>
+        <w:t>:</w:t>
       </w:r>
     </w:p>
     <w:p>
@@ -2175,6 +2261,7 @@
         </w:rPr>
         <w:t xml:space="preserve">atras, </w:t>
       </w:r>
+      <w:proofErr w:type="spellStart"/>
       <w:r>
         <w:rPr>
           <w:lang w:val="en-US"/>
@@ -2185,8 +2272,23 @@
         <w:rPr>
           <w:lang w:val="en-US"/>
         </w:rPr>
-        <w:t>alant and Ayogavaha</w:t>
-      </w:r>
+        <w:t>alant</w:t>
+      </w:r>
+      <w:proofErr w:type="spellEnd"/>
+      <w:r>
+        <w:rPr>
+          <w:lang w:val="en-US"/>
+        </w:rPr>
+        <w:t xml:space="preserve"> and </w:t>
+      </w:r>
+      <w:proofErr w:type="spellStart"/>
+      <w:r>
+        <w:rPr>
+          <w:lang w:val="en-US"/>
+        </w:rPr>
+        <w:t>Ayogavaha</w:t>
+      </w:r>
+      <w:proofErr w:type="spellEnd"/>
     </w:p>
     <w:p>
       <w:pPr>
@@ -2944,8 +3046,30 @@
         <w:rPr>
           <w:lang w:val="en-US"/>
         </w:rPr>
-        <w:t>Vowels   Matras   Halant                                                                                                   Ayogavaha</w:t>
-      </w:r>
+        <w:t xml:space="preserve">Vowels   Matras   </w:t>
+      </w:r>
+      <w:proofErr w:type="spellStart"/>
+      <w:r>
+        <w:rPr>
+          <w:lang w:val="en-US"/>
+        </w:rPr>
+        <w:t>Halant</w:t>
+      </w:r>
+      <w:proofErr w:type="spellEnd"/>
+      <w:r>
+        <w:rPr>
+          <w:lang w:val="en-US"/>
+        </w:rPr>
+        <w:t xml:space="preserve">                                                                                                   </w:t>
+      </w:r>
+      <w:proofErr w:type="spellStart"/>
+      <w:r>
+        <w:rPr>
+          <w:lang w:val="en-US"/>
+        </w:rPr>
+        <w:t>Ayogavaha</w:t>
+      </w:r>
+      <w:proofErr w:type="spellEnd"/>
     </w:p>
     <w:p>
       <w:pPr>
@@ -2990,7 +3114,14 @@
         <w:rPr>
           <w:lang w:val="en-US"/>
         </w:rPr>
-        <w:t>Ardha vyanjan</w:t>
+        <w:t xml:space="preserve">Ardha </w:t>
+      </w:r>
+      <w:proofErr w:type="spellStart"/>
+      <w:r>
+        <w:rPr>
+          <w:lang w:val="en-US"/>
+        </w:rPr>
+        <w:t>vyanjan</w:t>
       </w:r>
       <w:r>
         <w:rPr>
@@ -2998,6 +3129,7 @@
         </w:rPr>
         <w:t>s</w:t>
       </w:r>
+      <w:proofErr w:type="spellEnd"/>
       <w:r>
         <w:rPr>
           <w:noProof/>
@@ -3214,8 +3346,16 @@
         <w:rPr>
           <w:lang w:val="en-US"/>
         </w:rPr>
-        <w:t>Ardha vyanjan</w:t>
-      </w:r>
+        <w:t xml:space="preserve">Ardha </w:t>
+      </w:r>
+      <w:proofErr w:type="spellStart"/>
+      <w:r>
+        <w:rPr>
+          <w:lang w:val="en-US"/>
+        </w:rPr>
+        <w:t>vyanjan</w:t>
+      </w:r>
+      <w:proofErr w:type="spellEnd"/>
     </w:p>
     <w:p>
       <w:pPr>
@@ -3335,6 +3475,7 @@
       </w:pPr>
       <w:r>
         <w:rPr>
+          <w:noProof/>
           <w:lang w:val="en-US"/>
         </w:rPr>
         <w:drawing>
@@ -3793,8 +3934,16 @@
                               <w:rPr>
                                 <w:lang w:val="en-US"/>
                               </w:rPr>
-                              <w:t xml:space="preserve"> a Vowel /With Ayogavaha</w:t>
+                              <w:t xml:space="preserve"> a Vowel /With </w:t>
                             </w:r>
+                            <w:proofErr w:type="spellStart"/>
+                            <w:r>
+                              <w:rPr>
+                                <w:lang w:val="en-US"/>
+                              </w:rPr>
+                              <w:t>Ayogavaha</w:t>
+                            </w:r>
+                            <w:proofErr w:type="spellEnd"/>
                             <w:r>
                               <w:rPr>
                                 <w:lang w:val="en-US"/>
@@ -3847,8 +3996,16 @@
                         <w:rPr>
                           <w:lang w:val="en-US"/>
                         </w:rPr>
-                        <w:t xml:space="preserve"> a Vowel /With Ayogavaha</w:t>
+                        <w:t xml:space="preserve"> a Vowel /With </w:t>
                       </w:r>
+                      <w:proofErr w:type="spellStart"/>
+                      <w:r>
+                        <w:rPr>
+                          <w:lang w:val="en-US"/>
+                        </w:rPr>
+                        <w:t>Ayogavaha</w:t>
+                      </w:r>
+                      <w:proofErr w:type="spellEnd"/>
                       <w:r>
                         <w:rPr>
                           <w:lang w:val="en-US"/>
@@ -4262,7 +4419,21 @@
                               <w:rPr>
                                 <w:lang w:val="en-US"/>
                               </w:rPr>
-                              <w:t>a Samyuktakshar with Marta/</w:t>
+                              <w:t xml:space="preserve">a </w:t>
+                            </w:r>
+                            <w:proofErr w:type="spellStart"/>
+                            <w:r>
+                              <w:rPr>
+                                <w:lang w:val="en-US"/>
+                              </w:rPr>
+                              <w:t>Samyuktakshar</w:t>
+                            </w:r>
+                            <w:proofErr w:type="spellEnd"/>
+                            <w:r>
+                              <w:rPr>
+                                <w:lang w:val="en-US"/>
+                              </w:rPr>
+                              <w:t xml:space="preserve"> with Marta/</w:t>
                             </w:r>
                             <w:r>
                               <w:rPr>
@@ -4276,11 +4447,19 @@
                               </w:rPr>
                               <w:t>+</w:t>
                             </w:r>
+                            <w:proofErr w:type="spellStart"/>
                             <w:r>
                               <w:rPr>
                                 <w:lang w:val="en-US"/>
                               </w:rPr>
-                              <w:t xml:space="preserve">Ayogavaha </w:t>
+                              <w:t>Ayogavaha</w:t>
+                            </w:r>
+                            <w:proofErr w:type="spellEnd"/>
+                            <w:r>
+                              <w:rPr>
+                                <w:lang w:val="en-US"/>
+                              </w:rPr>
+                              <w:t xml:space="preserve"> </w:t>
                             </w:r>
                             <w:r>
                               <w:rPr>
@@ -4337,7 +4516,21 @@
                         <w:rPr>
                           <w:lang w:val="en-US"/>
                         </w:rPr>
-                        <w:t>a Samyuktakshar with Marta/</w:t>
+                        <w:t xml:space="preserve">a </w:t>
+                      </w:r>
+                      <w:proofErr w:type="spellStart"/>
+                      <w:r>
+                        <w:rPr>
+                          <w:lang w:val="en-US"/>
+                        </w:rPr>
+                        <w:t>Samyuktakshar</w:t>
+                      </w:r>
+                      <w:proofErr w:type="spellEnd"/>
+                      <w:r>
+                        <w:rPr>
+                          <w:lang w:val="en-US"/>
+                        </w:rPr>
+                        <w:t xml:space="preserve"> with Marta/</w:t>
                       </w:r>
                       <w:r>
                         <w:rPr>
@@ -4351,11 +4544,19 @@
                         </w:rPr>
                         <w:t>+</w:t>
                       </w:r>
+                      <w:proofErr w:type="spellStart"/>
                       <w:r>
                         <w:rPr>
                           <w:lang w:val="en-US"/>
                         </w:rPr>
-                        <w:t xml:space="preserve">Ayogavaha </w:t>
+                        <w:t>Ayogavaha</w:t>
+                      </w:r>
+                      <w:proofErr w:type="spellEnd"/>
+                      <w:r>
+                        <w:rPr>
+                          <w:lang w:val="en-US"/>
+                        </w:rPr>
+                        <w:t xml:space="preserve"> </w:t>
                       </w:r>
                       <w:r>
                         <w:rPr>
@@ -4470,11 +4671,19 @@
                               </w:rPr>
                               <w:t>+</w:t>
                             </w:r>
+                            <w:proofErr w:type="spellStart"/>
                             <w:r>
                               <w:rPr>
                                 <w:lang w:val="en-US"/>
                               </w:rPr>
-                              <w:t xml:space="preserve">Ayogavaha </w:t>
+                              <w:t>Ayogavaha</w:t>
+                            </w:r>
+                            <w:proofErr w:type="spellEnd"/>
+                            <w:r>
+                              <w:rPr>
+                                <w:lang w:val="en-US"/>
+                              </w:rPr>
+                              <w:t xml:space="preserve"> </w:t>
                             </w:r>
                             <w:r>
                               <w:rPr>
@@ -4482,6 +4691,7 @@
                               </w:rPr>
                               <w:t>/+</w:t>
                             </w:r>
+                            <w:proofErr w:type="spellStart"/>
                             <w:r>
                               <w:rPr>
                                 <w:lang w:val="en-US"/>
@@ -4494,6 +4704,7 @@
                               </w:rPr>
                               <w:t>alant</w:t>
                             </w:r>
+                            <w:proofErr w:type="spellEnd"/>
                             <w:r>
                               <w:rPr>
                                 <w:lang w:val="en-US"/>
@@ -4581,11 +4792,19 @@
                         </w:rPr>
                         <w:t>+</w:t>
                       </w:r>
+                      <w:proofErr w:type="spellStart"/>
                       <w:r>
                         <w:rPr>
                           <w:lang w:val="en-US"/>
                         </w:rPr>
-                        <w:t xml:space="preserve">Ayogavaha </w:t>
+                        <w:t>Ayogavaha</w:t>
+                      </w:r>
+                      <w:proofErr w:type="spellEnd"/>
+                      <w:r>
+                        <w:rPr>
+                          <w:lang w:val="en-US"/>
+                        </w:rPr>
+                        <w:t xml:space="preserve"> </w:t>
                       </w:r>
                       <w:r>
                         <w:rPr>
@@ -4593,6 +4812,7 @@
                         </w:rPr>
                         <w:t>/+</w:t>
                       </w:r>
+                      <w:proofErr w:type="spellStart"/>
                       <w:r>
                         <w:rPr>
                           <w:lang w:val="en-US"/>
@@ -4605,6 +4825,7 @@
                         </w:rPr>
                         <w:t>alant</w:t>
                       </w:r>
+                      <w:proofErr w:type="spellEnd"/>
                       <w:r>
                         <w:rPr>
                           <w:lang w:val="en-US"/>
@@ -5056,8 +5277,16 @@
         <w:rPr>
           <w:lang w:val="en-US"/>
         </w:rPr>
-        <w:t xml:space="preserve"> and Ayogavaha</w:t>
-      </w:r>
+        <w:t xml:space="preserve"> and </w:t>
+      </w:r>
+      <w:proofErr w:type="spellStart"/>
+      <w:r>
+        <w:rPr>
+          <w:lang w:val="en-US"/>
+        </w:rPr>
+        <w:t>Ayogavaha</w:t>
+      </w:r>
+      <w:proofErr w:type="spellEnd"/>
       <w:r>
         <w:rPr>
           <w:lang w:val="en-US"/>
@@ -5159,7 +5388,21 @@
         <w:rPr>
           <w:lang w:val="en-US"/>
         </w:rPr>
-        <w:t>), Halant (</w:t>
+        <w:t xml:space="preserve">), </w:t>
+      </w:r>
+      <w:proofErr w:type="spellStart"/>
+      <w:r>
+        <w:rPr>
+          <w:lang w:val="en-US"/>
+        </w:rPr>
+        <w:t>Halant</w:t>
+      </w:r>
+      <w:proofErr w:type="spellEnd"/>
+      <w:r>
+        <w:rPr>
+          <w:lang w:val="en-US"/>
+        </w:rPr>
+        <w:t xml:space="preserve"> (</w:t>
       </w:r>
       <w:r>
         <w:rPr>
@@ -5175,11 +5418,19 @@
         </w:rPr>
         <w:t xml:space="preserve">), </w:t>
       </w:r>
-      <w:r>
-        <w:rPr>
-          <w:lang w:val="en-US"/>
-        </w:rPr>
-        <w:t>Ayogavaha (</w:t>
+      <w:proofErr w:type="spellStart"/>
+      <w:r>
+        <w:rPr>
+          <w:lang w:val="en-US"/>
+        </w:rPr>
+        <w:t>Ayogavaha</w:t>
+      </w:r>
+      <w:proofErr w:type="spellEnd"/>
+      <w:r>
+        <w:rPr>
+          <w:lang w:val="en-US"/>
+        </w:rPr>
+        <w:t xml:space="preserve"> (</w:t>
       </w:r>
       <w:r>
         <w:rPr>
@@ -5238,11 +5489,19 @@
         </w:rPr>
         <w:t xml:space="preserve">For </w:t>
       </w:r>
-      <w:r>
-        <w:rPr>
-          <w:lang w:val="en-US"/>
-        </w:rPr>
-        <w:t xml:space="preserve">Samyuktakshars, </w:t>
+      <w:proofErr w:type="spellStart"/>
+      <w:r>
+        <w:rPr>
+          <w:lang w:val="en-US"/>
+        </w:rPr>
+        <w:t>Samyuktakshars</w:t>
+      </w:r>
+      <w:proofErr w:type="spellEnd"/>
+      <w:r>
+        <w:rPr>
+          <w:lang w:val="en-US"/>
+        </w:rPr>
+        <w:t xml:space="preserve">, </w:t>
       </w:r>
       <w:r>
         <w:rPr>
@@ -5254,13 +5513,27 @@
         <w:rPr>
           <w:lang w:val="en-US"/>
         </w:rPr>
-        <w:t xml:space="preserve"> vyanjan</w:t>
-      </w:r>
-      <w:r>
-        <w:rPr>
-          <w:lang w:val="en-US"/>
-        </w:rPr>
-        <w:t>s (</w:t>
+        <w:t xml:space="preserve"> </w:t>
+      </w:r>
+      <w:proofErr w:type="spellStart"/>
+      <w:r>
+        <w:rPr>
+          <w:lang w:val="en-US"/>
+        </w:rPr>
+        <w:t>vyanjan</w:t>
+      </w:r>
+      <w:r>
+        <w:rPr>
+          <w:lang w:val="en-US"/>
+        </w:rPr>
+        <w:t>s</w:t>
+      </w:r>
+      <w:proofErr w:type="spellEnd"/>
+      <w:r>
+        <w:rPr>
+          <w:lang w:val="en-US"/>
+        </w:rPr>
+        <w:t xml:space="preserve"> (</w:t>
       </w:r>
       <w:r>
         <w:rPr>
@@ -5308,12 +5581,14 @@
         </w:rPr>
         <w:t xml:space="preserve">, </w:t>
       </w:r>
+      <w:proofErr w:type="spellStart"/>
       <w:r>
         <w:rPr>
           <w:lang w:val="en-US"/>
         </w:rPr>
         <w:t>Ayogavaha</w:t>
       </w:r>
+      <w:proofErr w:type="spellEnd"/>
       <w:r>
         <w:rPr>
           <w:lang w:val="en-US"/>
@@ -5637,7 +5912,21 @@
         <w:rPr>
           <w:lang w:val="en-US"/>
         </w:rPr>
-        <w:t xml:space="preserve">The numbers can be entered into the input box. Clicking the “Display Button” prints the number and populates its hindi text </w:t>
+        <w:t xml:space="preserve">The numbers can be entered into the input box. Clicking the “Display Button” prints the number and populates its </w:t>
+      </w:r>
+      <w:proofErr w:type="spellStart"/>
+      <w:r>
+        <w:rPr>
+          <w:lang w:val="en-US"/>
+        </w:rPr>
+        <w:t>hindi</w:t>
+      </w:r>
+      <w:proofErr w:type="spellEnd"/>
+      <w:r>
+        <w:rPr>
+          <w:lang w:val="en-US"/>
+        </w:rPr>
+        <w:t xml:space="preserve"> text </w:t>
       </w:r>
       <w:r>
         <w:rPr>
@@ -5931,8 +6220,16 @@
                               <w:rPr>
                                 <w:lang w:val="en-US"/>
                               </w:rPr>
-                              <w:t>Shows Hindi number text. E.g. shunya</w:t>
+                              <w:t xml:space="preserve">Shows Hindi number text. E.g. </w:t>
                             </w:r>
+                            <w:proofErr w:type="spellStart"/>
+                            <w:r>
+                              <w:rPr>
+                                <w:lang w:val="en-US"/>
+                              </w:rPr>
+                              <w:t>shunya</w:t>
+                            </w:r>
+                            <w:proofErr w:type="spellEnd"/>
                           </w:p>
                           <w:p>
                             <w:pPr>
@@ -5973,8 +6270,16 @@
                         <w:rPr>
                           <w:lang w:val="en-US"/>
                         </w:rPr>
-                        <w:t>Shows Hindi number text. E.g. shunya</w:t>
+                        <w:t xml:space="preserve">Shows Hindi number text. E.g. </w:t>
                       </w:r>
+                      <w:proofErr w:type="spellStart"/>
+                      <w:r>
+                        <w:rPr>
+                          <w:lang w:val="en-US"/>
+                        </w:rPr>
+                        <w:t>shunya</w:t>
+                      </w:r>
+                      <w:proofErr w:type="spellEnd"/>
                     </w:p>
                     <w:p>
                       <w:pPr>
@@ -6106,7 +6411,21 @@
                               <w:rPr>
                                 <w:lang w:val="en-US"/>
                               </w:rPr>
-                              <w:t xml:space="preserve">Shows Hindi number. E.g, </w:t>
+                              <w:t xml:space="preserve">Shows Hindi number. </w:t>
+                            </w:r>
+                            <w:proofErr w:type="spellStart"/>
+                            <w:r>
+                              <w:rPr>
+                                <w:lang w:val="en-US"/>
+                              </w:rPr>
+                              <w:t>E.g</w:t>
+                            </w:r>
+                            <w:proofErr w:type="spellEnd"/>
+                            <w:r>
+                              <w:rPr>
+                                <w:lang w:val="en-US"/>
+                              </w:rPr>
+                              <w:t xml:space="preserve">, </w:t>
                             </w:r>
                             <w:r>
                               <w:rPr>
@@ -6149,7 +6468,21 @@
                         <w:rPr>
                           <w:lang w:val="en-US"/>
                         </w:rPr>
-                        <w:t xml:space="preserve">Shows Hindi number. E.g, </w:t>
+                        <w:t xml:space="preserve">Shows Hindi number. </w:t>
+                      </w:r>
+                      <w:proofErr w:type="spellStart"/>
+                      <w:r>
+                        <w:rPr>
+                          <w:lang w:val="en-US"/>
+                        </w:rPr>
+                        <w:t>E.g</w:t>
+                      </w:r>
+                      <w:proofErr w:type="spellEnd"/>
+                      <w:r>
+                        <w:rPr>
+                          <w:lang w:val="en-US"/>
+                        </w:rPr>
+                        <w:t xml:space="preserve">, </w:t>
                       </w:r>
                       <w:r>
                         <w:rPr>
@@ -6222,7 +6555,21 @@
                               <w:rPr>
                                 <w:lang w:val="en-US"/>
                               </w:rPr>
-                              <w:t>Enter a decimal number. E.g, 0</w:t>
+                              <w:t xml:space="preserve">Enter a decimal number. </w:t>
+                            </w:r>
+                            <w:proofErr w:type="spellStart"/>
+                            <w:r>
+                              <w:rPr>
+                                <w:lang w:val="en-US"/>
+                              </w:rPr>
+                              <w:t>E.g</w:t>
+                            </w:r>
+                            <w:proofErr w:type="spellEnd"/>
+                            <w:r>
+                              <w:rPr>
+                                <w:lang w:val="en-US"/>
+                              </w:rPr>
+                              <w:t>, 0</w:t>
                             </w:r>
                           </w:p>
                         </w:txbxContent>
@@ -6257,7 +6604,21 @@
                         <w:rPr>
                           <w:lang w:val="en-US"/>
                         </w:rPr>
-                        <w:t>Enter a decimal number. E.g, 0</w:t>
+                        <w:t xml:space="preserve">Enter a decimal number. </w:t>
+                      </w:r>
+                      <w:proofErr w:type="spellStart"/>
+                      <w:r>
+                        <w:rPr>
+                          <w:lang w:val="en-US"/>
+                        </w:rPr>
+                        <w:t>E.g</w:t>
+                      </w:r>
+                      <w:proofErr w:type="spellEnd"/>
+                      <w:r>
+                        <w:rPr>
+                          <w:lang w:val="en-US"/>
+                        </w:rPr>
+                        <w:t>, 0</w:t>
                       </w:r>
                     </w:p>
                   </w:txbxContent>
@@ -6528,13 +6889,27 @@
         <w:rPr>
           <w:lang w:val="en-US"/>
         </w:rPr>
-        <w:t xml:space="preserve"> vyanjan</w:t>
-      </w:r>
-      <w:r>
-        <w:rPr>
-          <w:lang w:val="en-US"/>
-        </w:rPr>
-        <w:t>s (</w:t>
+        <w:t xml:space="preserve"> </w:t>
+      </w:r>
+      <w:proofErr w:type="spellStart"/>
+      <w:r>
+        <w:rPr>
+          <w:lang w:val="en-US"/>
+        </w:rPr>
+        <w:t>vyanjan</w:t>
+      </w:r>
+      <w:r>
+        <w:rPr>
+          <w:lang w:val="en-US"/>
+        </w:rPr>
+        <w:t>s</w:t>
+      </w:r>
+      <w:proofErr w:type="spellEnd"/>
+      <w:r>
+        <w:rPr>
+          <w:lang w:val="en-US"/>
+        </w:rPr>
+        <w:t xml:space="preserve"> (</w:t>
       </w:r>
       <w:r>
         <w:rPr>
@@ -6563,11 +6938,19 @@
         </w:rPr>
         <w:t xml:space="preserve">✅ </w:t>
       </w:r>
-      <w:r>
-        <w:rPr>
-          <w:lang w:val="en-US"/>
-        </w:rPr>
-        <w:t>Ayogavaha (</w:t>
+      <w:proofErr w:type="spellStart"/>
+      <w:r>
+        <w:rPr>
+          <w:lang w:val="en-US"/>
+        </w:rPr>
+        <w:t>Ayogavaha</w:t>
+      </w:r>
+      <w:proofErr w:type="spellEnd"/>
+      <w:r>
+        <w:rPr>
+          <w:lang w:val="en-US"/>
+        </w:rPr>
+        <w:t xml:space="preserve"> (</w:t>
       </w:r>
       <w:r>
         <w:rPr>
@@ -6629,11 +7012,19 @@
         </w:rPr>
         <w:t xml:space="preserve">❌ </w:t>
       </w:r>
-      <w:r>
-        <w:rPr>
-          <w:lang w:val="en-US"/>
-        </w:rPr>
-        <w:t>Halant (</w:t>
+      <w:proofErr w:type="spellStart"/>
+      <w:r>
+        <w:rPr>
+          <w:lang w:val="en-US"/>
+        </w:rPr>
+        <w:t>Halant</w:t>
+      </w:r>
+      <w:proofErr w:type="spellEnd"/>
+      <w:r>
+        <w:rPr>
+          <w:lang w:val="en-US"/>
+        </w:rPr>
+        <w:t xml:space="preserve"> (</w:t>
       </w:r>
       <w:r>
         <w:rPr>
@@ -6978,13 +7369,27 @@
         <w:rPr>
           <w:lang w:val="en-US"/>
         </w:rPr>
-        <w:t xml:space="preserve"> vyanjan</w:t>
-      </w:r>
-      <w:r>
-        <w:rPr>
-          <w:lang w:val="en-US"/>
-        </w:rPr>
-        <w:t>s (</w:t>
+        <w:t xml:space="preserve"> </w:t>
+      </w:r>
+      <w:proofErr w:type="spellStart"/>
+      <w:r>
+        <w:rPr>
+          <w:lang w:val="en-US"/>
+        </w:rPr>
+        <w:t>vyanjan</w:t>
+      </w:r>
+      <w:r>
+        <w:rPr>
+          <w:lang w:val="en-US"/>
+        </w:rPr>
+        <w:t>s</w:t>
+      </w:r>
+      <w:proofErr w:type="spellEnd"/>
+      <w:r>
+        <w:rPr>
+          <w:lang w:val="en-US"/>
+        </w:rPr>
+        <w:t xml:space="preserve"> (</w:t>
       </w:r>
       <w:r>
         <w:rPr>
@@ -7013,11 +7418,19 @@
         </w:rPr>
         <w:t xml:space="preserve">✅ </w:t>
       </w:r>
-      <w:r>
-        <w:rPr>
-          <w:lang w:val="en-US"/>
-        </w:rPr>
-        <w:t>Ayogavaha (</w:t>
+      <w:proofErr w:type="spellStart"/>
+      <w:r>
+        <w:rPr>
+          <w:lang w:val="en-US"/>
+        </w:rPr>
+        <w:t>Ayogavaha</w:t>
+      </w:r>
+      <w:proofErr w:type="spellEnd"/>
+      <w:r>
+        <w:rPr>
+          <w:lang w:val="en-US"/>
+        </w:rPr>
+        <w:t xml:space="preserve"> (</w:t>
       </w:r>
       <w:r>
         <w:rPr>
@@ -7079,11 +7492,19 @@
         </w:rPr>
         <w:t xml:space="preserve">✅ </w:t>
       </w:r>
-      <w:r>
-        <w:rPr>
-          <w:lang w:val="en-US"/>
-        </w:rPr>
-        <w:t>Halant (</w:t>
+      <w:proofErr w:type="spellStart"/>
+      <w:r>
+        <w:rPr>
+          <w:lang w:val="en-US"/>
+        </w:rPr>
+        <w:t>Halant</w:t>
+      </w:r>
+      <w:proofErr w:type="spellEnd"/>
+      <w:r>
+        <w:rPr>
+          <w:lang w:val="en-US"/>
+        </w:rPr>
+        <w:t xml:space="preserve"> (</w:t>
       </w:r>
       <w:r>
         <w:rPr>
@@ -7769,7 +8190,21 @@
         <w:rPr>
           <w:lang w:val="en-US"/>
         </w:rPr>
-        <w:t>Prints Samyuktakshars only.</w:t>
+        <w:t xml:space="preserve">Prints </w:t>
+      </w:r>
+      <w:proofErr w:type="spellStart"/>
+      <w:r>
+        <w:rPr>
+          <w:lang w:val="en-US"/>
+        </w:rPr>
+        <w:t>Samyuktakshars</w:t>
+      </w:r>
+      <w:proofErr w:type="spellEnd"/>
+      <w:r>
+        <w:rPr>
+          <w:lang w:val="en-US"/>
+        </w:rPr>
+        <w:t xml:space="preserve"> only.</w:t>
       </w:r>
       <w:r>
         <w:rPr>
@@ -8068,13 +8503,27 @@
         <w:rPr>
           <w:lang w:val="en-US"/>
         </w:rPr>
-        <w:t xml:space="preserve"> vyanjan</w:t>
-      </w:r>
-      <w:r>
-        <w:rPr>
-          <w:lang w:val="en-US"/>
-        </w:rPr>
-        <w:t>s (</w:t>
+        <w:t xml:space="preserve"> </w:t>
+      </w:r>
+      <w:proofErr w:type="spellStart"/>
+      <w:r>
+        <w:rPr>
+          <w:lang w:val="en-US"/>
+        </w:rPr>
+        <w:t>vyanjan</w:t>
+      </w:r>
+      <w:r>
+        <w:rPr>
+          <w:lang w:val="en-US"/>
+        </w:rPr>
+        <w:t>s</w:t>
+      </w:r>
+      <w:proofErr w:type="spellEnd"/>
+      <w:r>
+        <w:rPr>
+          <w:lang w:val="en-US"/>
+        </w:rPr>
+        <w:t xml:space="preserve"> (</w:t>
       </w:r>
       <w:r>
         <w:rPr>
@@ -8103,11 +8552,19 @@
         </w:rPr>
         <w:t xml:space="preserve">✅ </w:t>
       </w:r>
-      <w:r>
-        <w:rPr>
-          <w:lang w:val="en-US"/>
-        </w:rPr>
-        <w:t>Ayogavaha (</w:t>
+      <w:proofErr w:type="spellStart"/>
+      <w:r>
+        <w:rPr>
+          <w:lang w:val="en-US"/>
+        </w:rPr>
+        <w:t>Ayogavaha</w:t>
+      </w:r>
+      <w:proofErr w:type="spellEnd"/>
+      <w:r>
+        <w:rPr>
+          <w:lang w:val="en-US"/>
+        </w:rPr>
+        <w:t xml:space="preserve"> (</w:t>
       </w:r>
       <w:r>
         <w:rPr>
@@ -8169,11 +8626,19 @@
         </w:rPr>
         <w:t xml:space="preserve">❌ </w:t>
       </w:r>
-      <w:r>
-        <w:rPr>
-          <w:lang w:val="en-US"/>
-        </w:rPr>
-        <w:t>Halant (</w:t>
+      <w:proofErr w:type="spellStart"/>
+      <w:r>
+        <w:rPr>
+          <w:lang w:val="en-US"/>
+        </w:rPr>
+        <w:t>Halant</w:t>
+      </w:r>
+      <w:proofErr w:type="spellEnd"/>
+      <w:r>
+        <w:rPr>
+          <w:lang w:val="en-US"/>
+        </w:rPr>
+        <w:t xml:space="preserve"> (</w:t>
       </w:r>
       <w:r>
         <w:rPr>
@@ -8462,7 +8927,21 @@
         <w:rPr>
           <w:lang w:val="en-US"/>
         </w:rPr>
-        <w:t>Converts decimal number into Hindi number and hindi text for the same.</w:t>
+        <w:t xml:space="preserve">Converts decimal number into Hindi number and </w:t>
+      </w:r>
+      <w:proofErr w:type="spellStart"/>
+      <w:r>
+        <w:rPr>
+          <w:lang w:val="en-US"/>
+        </w:rPr>
+        <w:t>hindi</w:t>
+      </w:r>
+      <w:proofErr w:type="spellEnd"/>
+      <w:r>
+        <w:rPr>
+          <w:lang w:val="en-US"/>
+        </w:rPr>
+        <w:t xml:space="preserve"> text for the same.</w:t>
       </w:r>
     </w:p>
     <w:p>
@@ -8563,10 +9042,17 @@
     </w:p>
     <w:p>
       <w:pPr>
-        <w:rPr>
-          <w:lang w:val="en-US"/>
-        </w:rPr>
-      </w:pPr>
+        <w:pStyle w:val="Heading2"/>
+        <w:rPr>
+          <w:lang w:val="en-US"/>
+        </w:rPr>
+      </w:pPr>
+      <w:r>
+        <w:rPr>
+          <w:lang w:val="en-US"/>
+        </w:rPr>
+        <w:t>Preloaded Sounds</w:t>
+      </w:r>
     </w:p>
     <w:p>
       <w:pPr>
@@ -8757,6 +9243,137 @@
           <w:lang w:val="en-US"/>
         </w:rPr>
         <w:t>If it still stays red, you can continue and use player for sounds.</w:t>
+      </w:r>
+    </w:p>
+    <w:p>
+      <w:pPr>
+        <w:pStyle w:val="Heading2"/>
+        <w:rPr>
+          <w:lang w:val="en-US"/>
+        </w:rPr>
+      </w:pPr>
+      <w:r>
+        <w:rPr>
+          <w:lang w:val="en-US"/>
+        </w:rPr>
+        <w:t>Sound Quality</w:t>
+      </w:r>
+      <w:r>
+        <w:rPr>
+          <w:lang w:val="en-US"/>
+        </w:rPr>
+        <w:t xml:space="preserve"> on Mobile devices</w:t>
+      </w:r>
+    </w:p>
+    <w:p>
+      <w:pPr>
+        <w:rPr>
+          <w:lang w:val="en-US"/>
+        </w:rPr>
+      </w:pPr>
+      <w:r>
+        <w:rPr>
+          <w:lang w:val="en-US"/>
+        </w:rPr>
+        <w:t xml:space="preserve">Due to CORS network restrictions, locally installed device voices </w:t>
+      </w:r>
+      <w:r>
+        <w:rPr>
+          <w:lang w:val="en-US"/>
+        </w:rPr>
+        <w:t xml:space="preserve">are used </w:t>
+      </w:r>
+      <w:r>
+        <w:rPr>
+          <w:lang w:val="en-US"/>
+        </w:rPr>
+        <w:t>instead of high-quality Google neural models. For the best sound quality and experience, please use a Desktop or Laptop</w:t>
+      </w:r>
+      <w:r>
+        <w:rPr>
+          <w:lang w:val="en-US"/>
+        </w:rPr>
+        <w:t xml:space="preserve"> if possible.</w:t>
+      </w:r>
+    </w:p>
+    <w:p>
+      <w:pPr>
+        <w:pStyle w:val="Heading1"/>
+        <w:rPr>
+          <w:lang w:val="en-US"/>
+        </w:rPr>
+      </w:pPr>
+      <w:r>
+        <w:rPr>
+          <w:lang w:val="en-US"/>
+        </w:rPr>
+        <w:t>Reach out!</w:t>
+      </w:r>
+    </w:p>
+    <w:p>
+      <w:pPr>
+        <w:rPr>
+          <w:lang w:val="en-US"/>
+        </w:rPr>
+      </w:pPr>
+      <w:r>
+        <w:rPr>
+          <w:lang w:val="en-US"/>
+        </w:rPr>
+        <w:t>I</w:t>
+      </w:r>
+      <w:r>
+        <w:rPr>
+          <w:lang w:val="en-US"/>
+        </w:rPr>
+        <w:t>f you observe any inaccuracies</w:t>
+      </w:r>
+      <w:r>
+        <w:rPr>
+          <w:lang w:val="en-US"/>
+        </w:rPr>
+        <w:t xml:space="preserve"> or </w:t>
+      </w:r>
+      <w:r>
+        <w:rPr>
+          <w:lang w:val="en-US"/>
+        </w:rPr>
+        <w:t>inconsistencies</w:t>
+      </w:r>
+      <w:r>
+        <w:rPr>
+          <w:lang w:val="en-US"/>
+        </w:rPr>
+        <w:t xml:space="preserve">, kindly drop me an email at </w:t>
+      </w:r>
+      <w:hyperlink r:id="rId46" w:history="1">
+        <w:r>
+          <w:rPr>
+            <w:rStyle w:val="Hyperlink"/>
+            <w:lang w:val="en-US"/>
+          </w:rPr>
+          <w:t>rvvyas@gmail.com</w:t>
+        </w:r>
+      </w:hyperlink>
+      <w:r>
+        <w:rPr>
+          <w:lang w:val="en-US"/>
+        </w:rPr>
+        <w:t xml:space="preserve"> with the subject starting with “</w:t>
+      </w:r>
+      <w:proofErr w:type="spellStart"/>
+      <w:r>
+        <w:rPr>
+          <w:lang w:val="en-US"/>
+        </w:rPr>
+        <w:t>aihinditutor</w:t>
+      </w:r>
+      <w:proofErr w:type="spellEnd"/>
+      <w:r>
+        <w:rPr>
+          <w:lang w:val="en-US"/>
+        </w:rPr>
+        <w:t>”.</w:t>
       </w:r>
     </w:p>
     <w:p>

--- a/Aksharamaale/Hindi/Learn हिंदी (Hindi) interactively with Sounds By Vedavyasa Rao.docx
+++ b/Aksharamaale/Hindi/Learn हिंदी (Hindi) interactively with Sounds By Vedavyasa Rao.docx
@@ -231,11 +231,6 @@
       </w:r>
     </w:p>
     <w:p>
-      <w:pPr>
-        <w:rPr>
-          <w:lang w:val="en-US"/>
-        </w:rPr>
-      </w:pPr>
       <w:r>
         <w:rPr>
           <w:lang w:val="en-US"/>
@@ -249,9 +244,8 @@
         <w:r>
           <w:rPr>
             <w:rStyle w:val="Hyperlink"/>
-            <w:lang w:val="en-US"/>
           </w:rPr>
-          <w:t>https://aihinditutor.blogspot.com/</w:t>
+          <w:t>https://aiaksharamaale.blogspot.com/2026/10/learn-hindi-interactively-with-sounds.html</w:t>
         </w:r>
       </w:hyperlink>
     </w:p>

--- a/Aksharamaale/Hindi/Learn हिंदी (Hindi) interactively with Sounds By Vedavyasa Rao.docx
+++ b/Aksharamaale/Hindi/Learn हिंदी (Hindi) interactively with Sounds By Vedavyasa Rao.docx
@@ -104,20 +104,32 @@
         <w:rPr>
           <w:lang w:val="en-US"/>
         </w:rPr>
-        <w:t>kids or adults interested in learning Hindi language by forming words and later hearing the sounds of the words. The sounds are provided by the courtesy of Googles Text to Speech Synthesizers.</w:t>
-      </w:r>
-    </w:p>
-    <w:p>
-      <w:pPr>
-        <w:rPr>
-          <w:lang w:val="en-US"/>
-        </w:rPr>
-      </w:pPr>
-      <w:r>
-        <w:rPr>
-          <w:lang w:val="en-US"/>
-        </w:rPr>
-        <w:t>The tool comes with preloaded sounds for vowels and consonants with Matras. These are again generated by the courtesy of Googles Text to Speech Synthesizers.</w:t>
+        <w:t xml:space="preserve">kids or adults interested in learning Hindi language by forming words and later hearing the sounds of the words. The sounds are provided by the courtesy of </w:t>
+      </w:r>
+      <w:r>
+        <w:rPr>
+          <w:lang w:val="en-US"/>
+        </w:rPr>
+        <w:t>Sarvam</w:t>
+      </w:r>
+      <w:r>
+        <w:rPr>
+          <w:lang w:val="en-US"/>
+        </w:rPr>
+        <w:t xml:space="preserve"> Text to Speech Synthesizers.</w:t>
+      </w:r>
+    </w:p>
+    <w:p>
+      <w:pPr>
+        <w:rPr>
+          <w:lang w:val="en-US"/>
+        </w:rPr>
+      </w:pPr>
+      <w:r>
+        <w:rPr>
+          <w:lang w:val="en-US"/>
+        </w:rPr>
+        <w:t>The tool comes with preloaded sounds for vowels and consonants with Matras. These are generated by the courtesy of Googles Text to Speech Synthesizers.</w:t>
       </w:r>
     </w:p>
     <w:p>
@@ -209,7 +221,13 @@
         <w:rPr>
           <w:lang w:val="en-US"/>
         </w:rPr>
-        <w:t>the JavaScript code is</w:t>
+        <w:t xml:space="preserve">the JavaScript code </w:t>
+      </w:r>
+      <w:r>
+        <w:rPr>
+          <w:lang w:val="en-US"/>
+        </w:rPr>
+        <w:t>are</w:t>
       </w:r>
       <w:r>
         <w:rPr>
@@ -227,7 +245,19 @@
         <w:rPr>
           <w:lang w:val="en-US"/>
         </w:rPr>
-        <w:t xml:space="preserve"> ai.</w:t>
+        <w:t xml:space="preserve"> ai</w:t>
+      </w:r>
+      <w:r>
+        <w:rPr>
+          <w:lang w:val="en-US"/>
+        </w:rPr>
+        <w:t xml:space="preserve"> and ChatGPT</w:t>
+      </w:r>
+      <w:r>
+        <w:rPr>
+          <w:lang w:val="en-US"/>
+        </w:rPr>
+        <w:t>.</w:t>
       </w:r>
     </w:p>
     <w:p>
@@ -257,14 +287,13 @@
       </w:pPr>
       <w:r>
         <w:rPr>
-          <w:noProof/>
           <w:lang w:val="en-US"/>
         </w:rPr>
         <w:drawing>
-          <wp:inline distT="0" distB="0" distL="0" distR="0" wp14:anchorId="61FAD604" wp14:editId="0BFE03B9">
-            <wp:extent cx="5731510" cy="3855720"/>
+          <wp:inline distT="0" distB="0" distL="0" distR="0" wp14:anchorId="0F93C9DC" wp14:editId="30357935">
+            <wp:extent cx="5731510" cy="3853815"/>
             <wp:effectExtent l="0" t="0" r="2540" b="0"/>
-            <wp:docPr id="7" name="Picture 7"/>
+            <wp:docPr id="3" name="Picture 3"/>
             <wp:cNvGraphicFramePr>
               <a:graphicFrameLocks xmlns:a="http://schemas.openxmlformats.org/drawingml/2006/main" noChangeAspect="1"/>
             </wp:cNvGraphicFramePr>
@@ -272,36 +301,23 @@
               <a:graphicData uri="http://schemas.openxmlformats.org/drawingml/2006/picture">
                 <pic:pic xmlns:pic="http://schemas.openxmlformats.org/drawingml/2006/picture">
                   <pic:nvPicPr>
-                    <pic:cNvPr id="0" name="Picture 2"/>
-                    <pic:cNvPicPr>
-                      <a:picLocks noChangeAspect="1" noChangeArrowheads="1"/>
-                    </pic:cNvPicPr>
+                    <pic:cNvPr id="1" name=""/>
+                    <pic:cNvPicPr/>
                   </pic:nvPicPr>
                   <pic:blipFill>
-                    <a:blip r:embed="rId6">
-                      <a:extLst>
-                        <a:ext uri="{28A0092B-C50C-407E-A947-70E740481C1C}">
-                          <a14:useLocalDpi xmlns:a14="http://schemas.microsoft.com/office/drawing/2010/main" val="0"/>
-                        </a:ext>
-                      </a:extLst>
-                    </a:blip>
-                    <a:srcRect/>
+                    <a:blip r:embed="rId6"/>
                     <a:stretch>
                       <a:fillRect/>
                     </a:stretch>
                   </pic:blipFill>
-                  <pic:spPr bwMode="auto">
+                  <pic:spPr>
                     <a:xfrm>
                       <a:off x="0" y="0"/>
-                      <a:ext cx="5731510" cy="3855720"/>
+                      <a:ext cx="5731510" cy="3853815"/>
                     </a:xfrm>
                     <a:prstGeom prst="rect">
                       <a:avLst/>
                     </a:prstGeom>
-                    <a:noFill/>
-                    <a:ln>
-                      <a:noFill/>
-                    </a:ln>
                   </pic:spPr>
                 </pic:pic>
               </a:graphicData>
@@ -768,21 +784,12 @@
           <w:lang w:val="en-US" w:bidi="hi-IN"/>
         </w:rPr>
       </w:pPr>
-      <w:proofErr w:type="spellStart"/>
-      <w:r>
-        <w:rPr>
-          <w:rFonts w:cs="Mangal"/>
-          <w:lang w:val="en-US" w:bidi="hi-IN"/>
-        </w:rPr>
-        <w:t>Halant</w:t>
-      </w:r>
-      <w:proofErr w:type="spellEnd"/>
-      <w:r>
-        <w:rPr>
-          <w:rFonts w:cs="Mangal"/>
-          <w:lang w:val="en-US" w:bidi="hi-IN"/>
-        </w:rPr>
-        <w:t xml:space="preserve">: </w:t>
+      <w:r>
+        <w:rPr>
+          <w:rFonts w:cs="Mangal"/>
+          <w:lang w:val="en-US" w:bidi="hi-IN"/>
+        </w:rPr>
+        <w:t xml:space="preserve">Halant: </w:t>
       </w:r>
       <w:r>
         <w:rPr>
@@ -809,19 +816,11 @@
           <w:lang w:val="en-US" w:bidi="hi-IN"/>
         </w:rPr>
       </w:pPr>
-      <w:proofErr w:type="spellStart"/>
-      <w:r>
-        <w:rPr>
-          <w:lang w:val="en-US"/>
-        </w:rPr>
-        <w:t>Ayogavaha</w:t>
-      </w:r>
-      <w:proofErr w:type="spellEnd"/>
-      <w:r>
-        <w:rPr>
-          <w:lang w:val="en-US"/>
-        </w:rPr>
-        <w:t xml:space="preserve">: </w:t>
+      <w:r>
+        <w:rPr>
+          <w:lang w:val="en-US"/>
+        </w:rPr>
+        <w:t xml:space="preserve">Ayogavaha: </w:t>
       </w:r>
       <w:r>
         <w:rPr>
@@ -1552,27 +1551,13 @@
         <w:rPr>
           <w:lang w:val="en-US"/>
         </w:rPr>
-        <w:t xml:space="preserve">Ardha </w:t>
-      </w:r>
-      <w:proofErr w:type="spellStart"/>
-      <w:r>
-        <w:rPr>
-          <w:lang w:val="en-US"/>
-        </w:rPr>
-        <w:t>vyanjan</w:t>
-      </w:r>
-      <w:r>
-        <w:rPr>
-          <w:lang w:val="en-US"/>
-        </w:rPr>
-        <w:t>s</w:t>
-      </w:r>
-      <w:proofErr w:type="spellEnd"/>
-      <w:r>
-        <w:rPr>
-          <w:lang w:val="en-US"/>
-        </w:rPr>
-        <w:t>:</w:t>
+        <w:t>Ardha vyanjan</w:t>
+      </w:r>
+      <w:r>
+        <w:rPr>
+          <w:lang w:val="en-US"/>
+        </w:rPr>
+        <w:t>s:</w:t>
       </w:r>
     </w:p>
     <w:p>
@@ -2255,7 +2240,6 @@
         </w:rPr>
         <w:t xml:space="preserve">atras, </w:t>
       </w:r>
-      <w:proofErr w:type="spellStart"/>
       <w:r>
         <w:rPr>
           <w:lang w:val="en-US"/>
@@ -2266,23 +2250,8 @@
         <w:rPr>
           <w:lang w:val="en-US"/>
         </w:rPr>
-        <w:t>alant</w:t>
-      </w:r>
-      <w:proofErr w:type="spellEnd"/>
-      <w:r>
-        <w:rPr>
-          <w:lang w:val="en-US"/>
-        </w:rPr>
-        <w:t xml:space="preserve"> and </w:t>
-      </w:r>
-      <w:proofErr w:type="spellStart"/>
-      <w:r>
-        <w:rPr>
-          <w:lang w:val="en-US"/>
-        </w:rPr>
-        <w:t>Ayogavaha</w:t>
-      </w:r>
-      <w:proofErr w:type="spellEnd"/>
+        <w:t>alant and Ayogavaha</w:t>
+      </w:r>
     </w:p>
     <w:p>
       <w:pPr>
@@ -3040,30 +3009,8 @@
         <w:rPr>
           <w:lang w:val="en-US"/>
         </w:rPr>
-        <w:t xml:space="preserve">Vowels   Matras   </w:t>
-      </w:r>
-      <w:proofErr w:type="spellStart"/>
-      <w:r>
-        <w:rPr>
-          <w:lang w:val="en-US"/>
-        </w:rPr>
-        <w:t>Halant</w:t>
-      </w:r>
-      <w:proofErr w:type="spellEnd"/>
-      <w:r>
-        <w:rPr>
-          <w:lang w:val="en-US"/>
-        </w:rPr>
-        <w:t xml:space="preserve">                                                                                                   </w:t>
-      </w:r>
-      <w:proofErr w:type="spellStart"/>
-      <w:r>
-        <w:rPr>
-          <w:lang w:val="en-US"/>
-        </w:rPr>
-        <w:t>Ayogavaha</w:t>
-      </w:r>
-      <w:proofErr w:type="spellEnd"/>
+        <w:t>Vowels   Matras   Halant                                                                                                   Ayogavaha</w:t>
+      </w:r>
     </w:p>
     <w:p>
       <w:pPr>
@@ -3108,14 +3055,7 @@
         <w:rPr>
           <w:lang w:val="en-US"/>
         </w:rPr>
-        <w:t xml:space="preserve">Ardha </w:t>
-      </w:r>
-      <w:proofErr w:type="spellStart"/>
-      <w:r>
-        <w:rPr>
-          <w:lang w:val="en-US"/>
-        </w:rPr>
-        <w:t>vyanjan</w:t>
+        <w:t>Ardha vyanjan</w:t>
       </w:r>
       <w:r>
         <w:rPr>
@@ -3123,7 +3063,6 @@
         </w:rPr>
         <w:t>s</w:t>
       </w:r>
-      <w:proofErr w:type="spellEnd"/>
       <w:r>
         <w:rPr>
           <w:noProof/>
@@ -3340,16 +3279,8 @@
         <w:rPr>
           <w:lang w:val="en-US"/>
         </w:rPr>
-        <w:t xml:space="preserve">Ardha </w:t>
-      </w:r>
-      <w:proofErr w:type="spellStart"/>
-      <w:r>
-        <w:rPr>
-          <w:lang w:val="en-US"/>
-        </w:rPr>
-        <w:t>vyanjan</w:t>
-      </w:r>
-      <w:proofErr w:type="spellEnd"/>
+        <w:t>Ardha vyanjan</w:t>
+      </w:r>
     </w:p>
     <w:p>
       <w:pPr>
@@ -3571,33 +3502,32 @@
       </w:pPr>
       <w:r>
         <w:rPr>
-          <w:noProof/>
           <w:lang w:val="en-US"/>
         </w:rPr>
         <mc:AlternateContent>
           <mc:Choice Requires="wps">
             <w:drawing>
-              <wp:anchor distT="0" distB="0" distL="114300" distR="114300" simplePos="0" relativeHeight="251696128" behindDoc="0" locked="0" layoutInCell="1" allowOverlap="1" wp14:anchorId="1ADB5E0A" wp14:editId="45FAFE0A">
+              <wp:anchor distT="0" distB="0" distL="114300" distR="114300" simplePos="0" relativeHeight="251717632" behindDoc="0" locked="0" layoutInCell="1" allowOverlap="1" wp14:anchorId="10A22559" wp14:editId="3CD11882">
                 <wp:simplePos x="0" y="0"/>
-                <wp:positionH relativeFrom="margin">
-                  <wp:posOffset>3502325</wp:posOffset>
+                <wp:positionH relativeFrom="column">
+                  <wp:posOffset>2514600</wp:posOffset>
                 </wp:positionH>
                 <wp:positionV relativeFrom="paragraph">
-                  <wp:posOffset>1341491</wp:posOffset>
+                  <wp:posOffset>1856740</wp:posOffset>
                 </wp:positionV>
-                <wp:extent cx="1281741" cy="270654"/>
-                <wp:effectExtent l="0" t="57150" r="0" b="34290"/>
+                <wp:extent cx="76200" cy="1047750"/>
+                <wp:effectExtent l="76200" t="0" r="19050" b="57150"/>
                 <wp:wrapNone/>
-                <wp:docPr id="50" name="Straight Arrow Connector 50"/>
+                <wp:docPr id="6" name="Straight Arrow Connector 6"/>
                 <wp:cNvGraphicFramePr/>
                 <a:graphic xmlns:a="http://schemas.openxmlformats.org/drawingml/2006/main">
                   <a:graphicData uri="http://schemas.microsoft.com/office/word/2010/wordprocessingShape">
                     <wps:wsp>
                       <wps:cNvCnPr/>
                       <wps:spPr>
-                        <a:xfrm flipV="1">
+                        <a:xfrm flipH="1">
                           <a:off x="0" y="0"/>
-                          <a:ext cx="1281741" cy="270654"/>
+                          <a:ext cx="76200" cy="1047750"/>
                         </a:xfrm>
                         <a:prstGeom prst="straightConnector1">
                           <a:avLst/>
@@ -3635,13 +3565,12 @@
           </mc:Choice>
           <mc:Fallback>
             <w:pict>
-              <v:shapetype w14:anchorId="15839177" id="_x0000_t32" coordsize="21600,21600" o:spt="32" o:oned="t" path="m,l21600,21600e" filled="f">
+              <v:shapetype w14:anchorId="4F7BE227" id="_x0000_t32" coordsize="21600,21600" o:spt="32" o:oned="t" path="m,l21600,21600e" filled="f">
                 <v:path arrowok="t" fillok="f" o:connecttype="none"/>
                 <o:lock v:ext="edit" shapetype="t"/>
               </v:shapetype>
-              <v:shape id="Straight Arrow Connector 50" o:spid="_x0000_s1026" type="#_x0000_t32" style="position:absolute;margin-left:275.75pt;margin-top:105.65pt;width:100.9pt;height:21.3pt;flip:y;z-index:251696128;visibility:visible;mso-wrap-style:square;mso-width-percent:0;mso-height-percent:0;mso-wrap-distance-left:9pt;mso-wrap-distance-top:0;mso-wrap-distance-right:9pt;mso-wrap-distance-bottom:0;mso-position-horizontal:absolute;mso-position-horizontal-relative:margin;mso-position-vertical:absolute;mso-position-vertical-relative:text;mso-width-percent:0;mso-height-percent:0;mso-width-relative:margin;mso-height-relative:margin" o:gfxdata="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" strokecolor="#4472c4 [3204]" strokeweight=".5pt">
+              <v:shape id="Straight Arrow Connector 6" o:spid="_x0000_s1026" type="#_x0000_t32" style="position:absolute;margin-left:198pt;margin-top:146.2pt;width:6pt;height:82.5pt;flip:x;z-index:251717632;visibility:visible;mso-wrap-style:square;mso-width-percent:0;mso-height-percent:0;mso-wrap-distance-left:9pt;mso-wrap-distance-top:0;mso-wrap-distance-right:9pt;mso-wrap-distance-bottom:0;mso-position-horizontal:absolute;mso-position-horizontal-relative:text;mso-position-vertical:absolute;mso-position-vertical-relative:text;mso-width-percent:0;mso-height-percent:0;mso-width-relative:margin;mso-height-relative:margin" o:gfxdata="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" strokecolor="#4472c4 [3204]" strokeweight=".5pt">
                 <v:stroke endarrow="block" joinstyle="miter"/>
-                <w10:wrap anchorx="margin"/>
               </v:shape>
             </w:pict>
           </mc:Fallback>
@@ -3649,22 +3578,185 @@
       </w:r>
       <w:r>
         <w:rPr>
-          <w:noProof/>
           <w:lang w:val="en-US"/>
         </w:rPr>
         <mc:AlternateContent>
           <mc:Choice Requires="wps">
             <w:drawing>
-              <wp:anchor distT="0" distB="0" distL="114300" distR="114300" simplePos="0" relativeHeight="251698176" behindDoc="0" locked="0" layoutInCell="1" allowOverlap="1" wp14:anchorId="77E4DE20" wp14:editId="6094ECDA">
+              <wp:anchor distT="0" distB="0" distL="114300" distR="114300" simplePos="0" relativeHeight="251716608" behindDoc="0" locked="0" layoutInCell="1" allowOverlap="1" wp14:anchorId="15B15A1C" wp14:editId="098C7330">
+                <wp:simplePos x="0" y="0"/>
+                <wp:positionH relativeFrom="column">
+                  <wp:posOffset>1181100</wp:posOffset>
+                </wp:positionH>
+                <wp:positionV relativeFrom="paragraph">
+                  <wp:posOffset>2877185</wp:posOffset>
+                </wp:positionV>
+                <wp:extent cx="4343400" cy="533400"/>
+                <wp:effectExtent l="0" t="0" r="19050" b="19050"/>
+                <wp:wrapNone/>
+                <wp:docPr id="11" name="Text Box 11"/>
+                <wp:cNvGraphicFramePr/>
+                <a:graphic xmlns:a="http://schemas.openxmlformats.org/drawingml/2006/main">
+                  <a:graphicData uri="http://schemas.microsoft.com/office/word/2010/wordprocessingShape">
+                    <wps:wsp>
+                      <wps:cNvSpPr txBox="1"/>
+                      <wps:spPr>
+                        <a:xfrm>
+                          <a:off x="0" y="0"/>
+                          <a:ext cx="4343400" cy="533400"/>
+                        </a:xfrm>
+                        <a:prstGeom prst="rect">
+                          <a:avLst/>
+                        </a:prstGeom>
+                        <a:solidFill>
+                          <a:schemeClr val="lt1"/>
+                        </a:solidFill>
+                        <a:ln w="6350">
+                          <a:solidFill>
+                            <a:prstClr val="black"/>
+                          </a:solidFill>
+                        </a:ln>
+                      </wps:spPr>
+                      <wps:txbx>
+                        <w:txbxContent>
+                          <w:p>
+                            <w:pPr>
+                              <w:rPr>
+                                <w:lang w:val="en-US"/>
+                              </w:rPr>
+                            </w:pPr>
+                            <w:r>
+                              <w:rPr>
+                                <w:lang w:val="en-US"/>
+                              </w:rPr>
+                              <w:t xml:space="preserve">A free API Key can be obtained without any registration by logging into </w:t>
+                            </w:r>
+                            <w:hyperlink r:id="rId17" w:history="1">
+                              <w:r>
+                                <w:rPr>
+                                  <w:rStyle w:val="Hyperlink"/>
+                                  <w:lang w:val="en-US"/>
+                                </w:rPr>
+                                <w:t>https://indus.sarvam.ai/</w:t>
+                              </w:r>
+                            </w:hyperlink>
+                          </w:p>
+                          <w:p>
+                            <w:pPr>
+                              <w:rPr>
+                                <w:lang w:val="en-US"/>
+                              </w:rPr>
+                            </w:pPr>
+                            <w:r>
+                              <w:rPr>
+                                <w:lang w:val="en-US"/>
+                              </w:rPr>
+                              <w:t>Save this key and use it for playing.</w:t>
+                            </w:r>
+                          </w:p>
+                          <w:p>
+                            <w:pPr>
+                              <w:rPr>
+                                <w:lang w:val="en-US"/>
+                              </w:rPr>
+                            </w:pPr>
+                          </w:p>
+                        </w:txbxContent>
+                      </wps:txbx>
+                      <wps:bodyPr rot="0" spcFirstLastPara="0" vertOverflow="overflow" horzOverflow="overflow" vert="horz" wrap="square" lIns="91440" tIns="45720" rIns="91440" bIns="45720" numCol="1" spcCol="0" rtlCol="0" fromWordArt="0" anchor="t" anchorCtr="0" forceAA="0" compatLnSpc="1">
+                        <a:prstTxWarp prst="textNoShape">
+                          <a:avLst/>
+                        </a:prstTxWarp>
+                        <a:noAutofit/>
+                      </wps:bodyPr>
+                    </wps:wsp>
+                  </a:graphicData>
+                </a:graphic>
+                <wp14:sizeRelH relativeFrom="margin">
+                  <wp14:pctWidth>0</wp14:pctWidth>
+                </wp14:sizeRelH>
+                <wp14:sizeRelV relativeFrom="margin">
+                  <wp14:pctHeight>0</wp14:pctHeight>
+                </wp14:sizeRelV>
+              </wp:anchor>
+            </w:drawing>
+          </mc:Choice>
+          <mc:Fallback>
+            <w:pict>
+              <v:shapetype w14:anchorId="15B15A1C" id="_x0000_t202" coordsize="21600,21600" o:spt="202" path="m,l,21600r21600,l21600,xe">
+                <v:stroke joinstyle="miter"/>
+                <v:path gradientshapeok="t" o:connecttype="rect"/>
+              </v:shapetype>
+              <v:shape id="Text Box 11" o:spid="_x0000_s1026" type="#_x0000_t202" style="position:absolute;margin-left:93pt;margin-top:226.55pt;width:342pt;height:42pt;z-index:251716608;visibility:visible;mso-wrap-style:square;mso-width-percent:0;mso-height-percent:0;mso-wrap-distance-left:9pt;mso-wrap-distance-top:0;mso-wrap-distance-right:9pt;mso-wrap-distance-bottom:0;mso-position-horizontal:absolute;mso-position-horizontal-relative:text;mso-position-vertical:absolute;mso-position-vertical-relative:text;mso-width-percent:0;mso-height-percent:0;mso-width-relative:margin;mso-height-relative:margin;v-text-anchor:top" o:gfxdata="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" fillcolor="white [3201]" strokeweight=".5pt">
+                <v:textbox>
+                  <w:txbxContent>
+                    <w:p>
+                      <w:pPr>
+                        <w:rPr>
+                          <w:lang w:val="en-US"/>
+                        </w:rPr>
+                      </w:pPr>
+                      <w:r>
+                        <w:rPr>
+                          <w:lang w:val="en-US"/>
+                        </w:rPr>
+                        <w:t xml:space="preserve">A free API Key can be obtained without any registration by logging into </w:t>
+                      </w:r>
+                      <w:hyperlink r:id="rId18" w:history="1">
+                        <w:r>
+                          <w:rPr>
+                            <w:rStyle w:val="Hyperlink"/>
+                            <w:lang w:val="en-US"/>
+                          </w:rPr>
+                          <w:t>https://indus.sarvam.ai/</w:t>
+                        </w:r>
+                      </w:hyperlink>
+                    </w:p>
+                    <w:p>
+                      <w:pPr>
+                        <w:rPr>
+                          <w:lang w:val="en-US"/>
+                        </w:rPr>
+                      </w:pPr>
+                      <w:r>
+                        <w:rPr>
+                          <w:lang w:val="en-US"/>
+                        </w:rPr>
+                        <w:t>Save this key and use it for playing.</w:t>
+                      </w:r>
+                    </w:p>
+                    <w:p>
+                      <w:pPr>
+                        <w:rPr>
+                          <w:lang w:val="en-US"/>
+                        </w:rPr>
+                      </w:pPr>
+                    </w:p>
+                  </w:txbxContent>
+                </v:textbox>
+              </v:shape>
+            </w:pict>
+          </mc:Fallback>
+        </mc:AlternateContent>
+      </w:r>
+      <w:r>
+        <w:rPr>
+          <w:noProof/>
+          <w:lang w:val="en-US"/>
+        </w:rPr>
+        <mc:AlternateContent>
+          <mc:Choice Requires="wps">
+            <w:drawing>
+              <wp:anchor distT="0" distB="0" distL="114300" distR="114300" simplePos="0" relativeHeight="251698176" behindDoc="0" locked="0" layoutInCell="1" allowOverlap="1" wp14:anchorId="77E4DE20" wp14:editId="48EBDA22">
                 <wp:simplePos x="0" y="0"/>
                 <wp:positionH relativeFrom="margin">
-                  <wp:posOffset>3847380</wp:posOffset>
+                  <wp:posOffset>4276725</wp:posOffset>
                 </wp:positionH>
                 <wp:positionV relativeFrom="paragraph">
-                  <wp:posOffset>2172862</wp:posOffset>
+                  <wp:posOffset>1656716</wp:posOffset>
                 </wp:positionV>
-                <wp:extent cx="893577" cy="436712"/>
-                <wp:effectExtent l="0" t="0" r="78105" b="59055"/>
+                <wp:extent cx="628650" cy="304800"/>
+                <wp:effectExtent l="0" t="0" r="76200" b="57150"/>
                 <wp:wrapNone/>
                 <wp:docPr id="51" name="Straight Arrow Connector 51"/>
                 <wp:cNvGraphicFramePr/>
@@ -3675,7 +3767,7 @@
                       <wps:spPr>
                         <a:xfrm>
                           <a:off x="0" y="0"/>
-                          <a:ext cx="893577" cy="436712"/>
+                          <a:ext cx="628650" cy="304800"/>
                         </a:xfrm>
                         <a:prstGeom prst="straightConnector1">
                           <a:avLst/>
@@ -3713,7 +3805,7 @@
           </mc:Choice>
           <mc:Fallback>
             <w:pict>
-              <v:shape w14:anchorId="1E143718" id="Straight Arrow Connector 51" o:spid="_x0000_s1026" type="#_x0000_t32" style="position:absolute;margin-left:302.95pt;margin-top:171.1pt;width:70.35pt;height:34.4pt;z-index:251698176;visibility:visible;mso-wrap-style:square;mso-width-percent:0;mso-height-percent:0;mso-wrap-distance-left:9pt;mso-wrap-distance-top:0;mso-wrap-distance-right:9pt;mso-wrap-distance-bottom:0;mso-position-horizontal:absolute;mso-position-horizontal-relative:margin;mso-position-vertical:absolute;mso-position-vertical-relative:text;mso-width-percent:0;mso-height-percent:0;mso-width-relative:margin;mso-height-relative:margin" o:gfxdata="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" strokecolor="#4472c4 [3204]" strokeweight=".5pt">
+              <v:shape w14:anchorId="352BC4E6" id="Straight Arrow Connector 51" o:spid="_x0000_s1026" type="#_x0000_t32" style="position:absolute;margin-left:336.75pt;margin-top:130.45pt;width:49.5pt;height:24pt;z-index:251698176;visibility:visible;mso-wrap-style:square;mso-width-percent:0;mso-height-percent:0;mso-wrap-distance-left:9pt;mso-wrap-distance-top:0;mso-wrap-distance-right:9pt;mso-wrap-distance-bottom:0;mso-position-horizontal:absolute;mso-position-horizontal-relative:margin;mso-position-vertical:absolute;mso-position-vertical-relative:text;mso-width-percent:0;mso-height-percent:0;mso-width-relative:margin;mso-height-relative:margin" o:gfxdata="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" strokecolor="#4472c4 [3204]" strokeweight=".5pt">
                 <v:stroke endarrow="block" joinstyle="miter"/>
                 <w10:wrap anchorx="margin"/>
               </v:shape>
@@ -3729,27 +3821,203 @@
         <mc:AlternateContent>
           <mc:Choice Requires="wps">
             <w:drawing>
-              <wp:anchor distT="0" distB="0" distL="114300" distR="114300" simplePos="0" relativeHeight="251694080" behindDoc="0" locked="0" layoutInCell="1" allowOverlap="1" wp14:anchorId="0E4B9762" wp14:editId="048EE87B">
+              <wp:anchor distT="0" distB="0" distL="114300" distR="114300" simplePos="0" relativeHeight="251692032" behindDoc="0" locked="0" layoutInCell="1" allowOverlap="1" wp14:anchorId="48EDE28A" wp14:editId="1B1C223F">
+                <wp:simplePos x="0" y="0"/>
+                <wp:positionH relativeFrom="column">
+                  <wp:posOffset>4819650</wp:posOffset>
+                </wp:positionH>
+                <wp:positionV relativeFrom="paragraph">
+                  <wp:posOffset>1961514</wp:posOffset>
+                </wp:positionV>
+                <wp:extent cx="1619250" cy="866775"/>
+                <wp:effectExtent l="0" t="0" r="19050" b="28575"/>
+                <wp:wrapNone/>
+                <wp:docPr id="48" name="Text Box 48"/>
+                <wp:cNvGraphicFramePr/>
+                <a:graphic xmlns:a="http://schemas.openxmlformats.org/drawingml/2006/main">
+                  <a:graphicData uri="http://schemas.microsoft.com/office/word/2010/wordprocessingShape">
+                    <wps:wsp>
+                      <wps:cNvSpPr txBox="1"/>
+                      <wps:spPr>
+                        <a:xfrm>
+                          <a:off x="0" y="0"/>
+                          <a:ext cx="1619250" cy="866775"/>
+                        </a:xfrm>
+                        <a:prstGeom prst="rect">
+                          <a:avLst/>
+                        </a:prstGeom>
+                        <a:solidFill>
+                          <a:schemeClr val="lt1"/>
+                        </a:solidFill>
+                        <a:ln w="6350">
+                          <a:solidFill>
+                            <a:prstClr val="black"/>
+                          </a:solidFill>
+                        </a:ln>
+                      </wps:spPr>
+                      <wps:txbx>
+                        <w:txbxContent>
+                          <w:p>
+                            <w:pPr>
+                              <w:rPr>
+                                <w:lang w:val="en-US"/>
+                              </w:rPr>
+                            </w:pPr>
+                            <w:r>
+                              <w:rPr>
+                                <w:lang w:val="en-US"/>
+                              </w:rPr>
+                              <w:t xml:space="preserve">Append </w:t>
+                            </w:r>
+                            <w:r>
+                              <w:rPr>
+                                <w:lang w:val="en-US"/>
+                              </w:rPr>
+                              <w:t>a Samyuktakshar with Marta/</w:t>
+                            </w:r>
+                            <w:r>
+                              <w:rPr>
+                                <w:lang w:val="en-US"/>
+                              </w:rPr>
+                              <w:t xml:space="preserve"> </w:t>
+                            </w:r>
+                            <w:r>
+                              <w:rPr>
+                                <w:lang w:val="en-US"/>
+                              </w:rPr>
+                              <w:t>+</w:t>
+                            </w:r>
+                            <w:r>
+                              <w:rPr>
+                                <w:lang w:val="en-US"/>
+                              </w:rPr>
+                              <w:t xml:space="preserve">Ayogavaha </w:t>
+                            </w:r>
+                            <w:r>
+                              <w:rPr>
+                                <w:lang w:val="en-US"/>
+                              </w:rPr>
+                              <w:t>to Play Buffer</w:t>
+                            </w:r>
+                          </w:p>
+                          <w:p>
+                            <w:pPr>
+                              <w:rPr>
+                                <w:lang w:val="en-US"/>
+                              </w:rPr>
+                            </w:pPr>
+                          </w:p>
+                        </w:txbxContent>
+                      </wps:txbx>
+                      <wps:bodyPr rot="0" spcFirstLastPara="0" vertOverflow="overflow" horzOverflow="overflow" vert="horz" wrap="square" lIns="91440" tIns="45720" rIns="91440" bIns="45720" numCol="1" spcCol="0" rtlCol="0" fromWordArt="0" anchor="t" anchorCtr="0" forceAA="0" compatLnSpc="1">
+                        <a:prstTxWarp prst="textNoShape">
+                          <a:avLst/>
+                        </a:prstTxWarp>
+                        <a:noAutofit/>
+                      </wps:bodyPr>
+                    </wps:wsp>
+                  </a:graphicData>
+                </a:graphic>
+                <wp14:sizeRelH relativeFrom="margin">
+                  <wp14:pctWidth>0</wp14:pctWidth>
+                </wp14:sizeRelH>
+                <wp14:sizeRelV relativeFrom="margin">
+                  <wp14:pctHeight>0</wp14:pctHeight>
+                </wp14:sizeRelV>
+              </wp:anchor>
+            </w:drawing>
+          </mc:Choice>
+          <mc:Fallback>
+            <w:pict>
+              <v:shape w14:anchorId="48EDE28A" id="Text Box 48" o:spid="_x0000_s1027" type="#_x0000_t202" style="position:absolute;margin-left:379.5pt;margin-top:154.45pt;width:127.5pt;height:68.25pt;z-index:251692032;visibility:visible;mso-wrap-style:square;mso-width-percent:0;mso-height-percent:0;mso-wrap-distance-left:9pt;mso-wrap-distance-top:0;mso-wrap-distance-right:9pt;mso-wrap-distance-bottom:0;mso-position-horizontal:absolute;mso-position-horizontal-relative:text;mso-position-vertical:absolute;mso-position-vertical-relative:text;mso-width-percent:0;mso-height-percent:0;mso-width-relative:margin;mso-height-relative:margin;v-text-anchor:top" o:gfxdata="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" fillcolor="white [3201]" strokeweight=".5pt">
+                <v:textbox>
+                  <w:txbxContent>
+                    <w:p>
+                      <w:pPr>
+                        <w:rPr>
+                          <w:lang w:val="en-US"/>
+                        </w:rPr>
+                      </w:pPr>
+                      <w:r>
+                        <w:rPr>
+                          <w:lang w:val="en-US"/>
+                        </w:rPr>
+                        <w:t xml:space="preserve">Append </w:t>
+                      </w:r>
+                      <w:r>
+                        <w:rPr>
+                          <w:lang w:val="en-US"/>
+                        </w:rPr>
+                        <w:t>a Samyuktakshar with Marta/</w:t>
+                      </w:r>
+                      <w:r>
+                        <w:rPr>
+                          <w:lang w:val="en-US"/>
+                        </w:rPr>
+                        <w:t xml:space="preserve"> </w:t>
+                      </w:r>
+                      <w:r>
+                        <w:rPr>
+                          <w:lang w:val="en-US"/>
+                        </w:rPr>
+                        <w:t>+</w:t>
+                      </w:r>
+                      <w:r>
+                        <w:rPr>
+                          <w:lang w:val="en-US"/>
+                        </w:rPr>
+                        <w:t xml:space="preserve">Ayogavaha </w:t>
+                      </w:r>
+                      <w:r>
+                        <w:rPr>
+                          <w:lang w:val="en-US"/>
+                        </w:rPr>
+                        <w:t>to Play Buffer</w:t>
+                      </w:r>
+                    </w:p>
+                    <w:p>
+                      <w:pPr>
+                        <w:rPr>
+                          <w:lang w:val="en-US"/>
+                        </w:rPr>
+                      </w:pPr>
+                    </w:p>
+                  </w:txbxContent>
+                </v:textbox>
+              </v:shape>
+            </w:pict>
+          </mc:Fallback>
+        </mc:AlternateContent>
+      </w:r>
+      <w:r>
+        <w:rPr>
+          <w:noProof/>
+          <w:lang w:val="en-US"/>
+        </w:rPr>
+        <mc:AlternateContent>
+          <mc:Choice Requires="wps">
+            <w:drawing>
+              <wp:anchor distT="0" distB="0" distL="114300" distR="114300" simplePos="0" relativeHeight="251696128" behindDoc="0" locked="0" layoutInCell="1" allowOverlap="1" wp14:anchorId="1ADB5E0A" wp14:editId="215A80D6">
                 <wp:simplePos x="0" y="0"/>
                 <wp:positionH relativeFrom="margin">
-                  <wp:posOffset>3165894</wp:posOffset>
+                  <wp:posOffset>4038600</wp:posOffset>
                 </wp:positionH>
                 <wp:positionV relativeFrom="paragraph">
-                  <wp:posOffset>651377</wp:posOffset>
+                  <wp:posOffset>1151890</wp:posOffset>
                 </wp:positionV>
-                <wp:extent cx="1590496" cy="460435"/>
-                <wp:effectExtent l="0" t="38100" r="48260" b="34925"/>
+                <wp:extent cx="748030" cy="190500"/>
+                <wp:effectExtent l="0" t="0" r="71120" b="76200"/>
                 <wp:wrapNone/>
-                <wp:docPr id="49" name="Straight Arrow Connector 49"/>
+                <wp:docPr id="50" name="Straight Arrow Connector 50"/>
                 <wp:cNvGraphicFramePr/>
                 <a:graphic xmlns:a="http://schemas.openxmlformats.org/drawingml/2006/main">
                   <a:graphicData uri="http://schemas.microsoft.com/office/word/2010/wordprocessingShape">
                     <wps:wsp>
                       <wps:cNvCnPr/>
                       <wps:spPr>
-                        <a:xfrm flipV="1">
+                        <a:xfrm>
                           <a:off x="0" y="0"/>
-                          <a:ext cx="1590496" cy="460435"/>
+                          <a:ext cx="748030" cy="190500"/>
                         </a:xfrm>
                         <a:prstGeom prst="straightConnector1">
                           <a:avLst/>
@@ -3787,7 +4055,7 @@
           </mc:Choice>
           <mc:Fallback>
             <w:pict>
-              <v:shape w14:anchorId="1FD82F73" id="Straight Arrow Connector 49" o:spid="_x0000_s1026" type="#_x0000_t32" style="position:absolute;margin-left:249.3pt;margin-top:51.3pt;width:125.25pt;height:36.25pt;flip:y;z-index:251694080;visibility:visible;mso-wrap-style:square;mso-width-percent:0;mso-height-percent:0;mso-wrap-distance-left:9pt;mso-wrap-distance-top:0;mso-wrap-distance-right:9pt;mso-wrap-distance-bottom:0;mso-position-horizontal:absolute;mso-position-horizontal-relative:margin;mso-position-vertical:absolute;mso-position-vertical-relative:text;mso-width-percent:0;mso-height-percent:0;mso-width-relative:margin;mso-height-relative:margin" o:gfxdata="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" strokecolor="#4472c4 [3204]" strokeweight=".5pt">
+              <v:shape w14:anchorId="7A986841" id="Straight Arrow Connector 50" o:spid="_x0000_s1026" type="#_x0000_t32" style="position:absolute;margin-left:318pt;margin-top:90.7pt;width:58.9pt;height:15pt;z-index:251696128;visibility:visible;mso-wrap-style:square;mso-width-percent:0;mso-height-percent:0;mso-wrap-distance-left:9pt;mso-wrap-distance-top:0;mso-wrap-distance-right:9pt;mso-wrap-distance-bottom:0;mso-position-horizontal:absolute;mso-position-horizontal-relative:margin;mso-position-vertical:absolute;mso-position-vertical-relative:text;mso-width-percent:0;mso-height-percent:0;mso-width-relative:margin;mso-height-relative:margin" o:gfxdata="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" strokecolor="#4472c4 [3204]" strokeweight=".5pt">
                 <v:stroke endarrow="block" joinstyle="miter"/>
                 <w10:wrap anchorx="margin"/>
               </v:shape>
@@ -3803,27 +4071,27 @@
         <mc:AlternateContent>
           <mc:Choice Requires="wps">
             <w:drawing>
-              <wp:anchor distT="0" distB="0" distL="114300" distR="114300" simplePos="0" relativeHeight="251675648" behindDoc="0" locked="0" layoutInCell="1" allowOverlap="1" wp14:anchorId="5EFB6B35" wp14:editId="6C870B0B">
+              <wp:anchor distT="0" distB="0" distL="114300" distR="114300" simplePos="0" relativeHeight="251694080" behindDoc="0" locked="0" layoutInCell="1" allowOverlap="1" wp14:anchorId="0E4B9762" wp14:editId="280D6331">
                 <wp:simplePos x="0" y="0"/>
-                <wp:positionH relativeFrom="column">
-                  <wp:posOffset>1164566</wp:posOffset>
+                <wp:positionH relativeFrom="margin">
+                  <wp:posOffset>3705224</wp:posOffset>
                 </wp:positionH>
                 <wp:positionV relativeFrom="paragraph">
-                  <wp:posOffset>2854349</wp:posOffset>
+                  <wp:posOffset>647065</wp:posOffset>
                 </wp:positionV>
-                <wp:extent cx="1009291" cy="272810"/>
-                <wp:effectExtent l="38100" t="0" r="19685" b="70485"/>
+                <wp:extent cx="1047115" cy="228600"/>
+                <wp:effectExtent l="0" t="57150" r="635" b="19050"/>
                 <wp:wrapNone/>
-                <wp:docPr id="37" name="Straight Arrow Connector 37"/>
+                <wp:docPr id="49" name="Straight Arrow Connector 49"/>
                 <wp:cNvGraphicFramePr/>
                 <a:graphic xmlns:a="http://schemas.openxmlformats.org/drawingml/2006/main">
                   <a:graphicData uri="http://schemas.microsoft.com/office/word/2010/wordprocessingShape">
                     <wps:wsp>
                       <wps:cNvCnPr/>
                       <wps:spPr>
-                        <a:xfrm flipH="1">
+                        <a:xfrm flipV="1">
                           <a:off x="0" y="0"/>
-                          <a:ext cx="1009291" cy="272810"/>
+                          <a:ext cx="1047115" cy="228600"/>
                         </a:xfrm>
                         <a:prstGeom prst="straightConnector1">
                           <a:avLst/>
@@ -3861,7 +4129,81 @@
           </mc:Choice>
           <mc:Fallback>
             <w:pict>
-              <v:shape w14:anchorId="62F33F05" id="Straight Arrow Connector 37" o:spid="_x0000_s1026" type="#_x0000_t32" style="position:absolute;margin-left:91.7pt;margin-top:224.75pt;width:79.45pt;height:21.5pt;flip:x;z-index:251675648;visibility:visible;mso-wrap-style:square;mso-width-percent:0;mso-height-percent:0;mso-wrap-distance-left:9pt;mso-wrap-distance-top:0;mso-wrap-distance-right:9pt;mso-wrap-distance-bottom:0;mso-position-horizontal:absolute;mso-position-horizontal-relative:text;mso-position-vertical:absolute;mso-position-vertical-relative:text;mso-width-percent:0;mso-height-percent:0;mso-width-relative:margin;mso-height-relative:margin" o:gfxdata="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" strokecolor="#4472c4 [3204]" strokeweight=".5pt">
+              <v:shape w14:anchorId="5E3C2A26" id="Straight Arrow Connector 49" o:spid="_x0000_s1026" type="#_x0000_t32" style="position:absolute;margin-left:291.75pt;margin-top:50.95pt;width:82.45pt;height:18pt;flip:y;z-index:251694080;visibility:visible;mso-wrap-style:square;mso-width-percent:0;mso-height-percent:0;mso-wrap-distance-left:9pt;mso-wrap-distance-top:0;mso-wrap-distance-right:9pt;mso-wrap-distance-bottom:0;mso-position-horizontal:absolute;mso-position-horizontal-relative:margin;mso-position-vertical:absolute;mso-position-vertical-relative:text;mso-width-percent:0;mso-height-percent:0;mso-width-relative:margin;mso-height-relative:margin" o:gfxdata="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" strokecolor="#4472c4 [3204]" strokeweight=".5pt">
+                <v:stroke endarrow="block" joinstyle="miter"/>
+                <w10:wrap anchorx="margin"/>
+              </v:shape>
+            </w:pict>
+          </mc:Fallback>
+        </mc:AlternateContent>
+      </w:r>
+      <w:r>
+        <w:rPr>
+          <w:noProof/>
+          <w:lang w:val="en-US"/>
+        </w:rPr>
+        <mc:AlternateContent>
+          <mc:Choice Requires="wps">
+            <w:drawing>
+              <wp:anchor distT="0" distB="0" distL="114300" distR="114300" simplePos="0" relativeHeight="251675648" behindDoc="0" locked="0" layoutInCell="1" allowOverlap="1" wp14:anchorId="5EFB6B35" wp14:editId="24A3134A">
+                <wp:simplePos x="0" y="0"/>
+                <wp:positionH relativeFrom="column">
+                  <wp:posOffset>704849</wp:posOffset>
+                </wp:positionH>
+                <wp:positionV relativeFrom="paragraph">
+                  <wp:posOffset>2399666</wp:posOffset>
+                </wp:positionV>
+                <wp:extent cx="942975" cy="491490"/>
+                <wp:effectExtent l="38100" t="0" r="28575" b="60960"/>
+                <wp:wrapNone/>
+                <wp:docPr id="37" name="Straight Arrow Connector 37"/>
+                <wp:cNvGraphicFramePr/>
+                <a:graphic xmlns:a="http://schemas.openxmlformats.org/drawingml/2006/main">
+                  <a:graphicData uri="http://schemas.microsoft.com/office/word/2010/wordprocessingShape">
+                    <wps:wsp>
+                      <wps:cNvCnPr/>
+                      <wps:spPr>
+                        <a:xfrm flipH="1">
+                          <a:off x="0" y="0"/>
+                          <a:ext cx="942975" cy="491490"/>
+                        </a:xfrm>
+                        <a:prstGeom prst="straightConnector1">
+                          <a:avLst/>
+                        </a:prstGeom>
+                        <a:ln>
+                          <a:tailEnd type="triangle"/>
+                        </a:ln>
+                      </wps:spPr>
+                      <wps:style>
+                        <a:lnRef idx="1">
+                          <a:schemeClr val="accent1"/>
+                        </a:lnRef>
+                        <a:fillRef idx="0">
+                          <a:schemeClr val="accent1"/>
+                        </a:fillRef>
+                        <a:effectRef idx="0">
+                          <a:schemeClr val="accent1"/>
+                        </a:effectRef>
+                        <a:fontRef idx="minor">
+                          <a:schemeClr val="tx1"/>
+                        </a:fontRef>
+                      </wps:style>
+                      <wps:bodyPr/>
+                    </wps:wsp>
+                  </a:graphicData>
+                </a:graphic>
+                <wp14:sizeRelH relativeFrom="margin">
+                  <wp14:pctWidth>0</wp14:pctWidth>
+                </wp14:sizeRelH>
+                <wp14:sizeRelV relativeFrom="margin">
+                  <wp14:pctHeight>0</wp14:pctHeight>
+                </wp14:sizeRelV>
+              </wp:anchor>
+            </w:drawing>
+          </mc:Choice>
+          <mc:Fallback>
+            <w:pict>
+              <v:shape w14:anchorId="553F73A3" id="Straight Arrow Connector 37" o:spid="_x0000_s1026" type="#_x0000_t32" style="position:absolute;margin-left:55.5pt;margin-top:188.95pt;width:74.25pt;height:38.7pt;flip:x;z-index:251675648;visibility:visible;mso-wrap-style:square;mso-width-percent:0;mso-height-percent:0;mso-wrap-distance-left:9pt;mso-wrap-distance-top:0;mso-wrap-distance-right:9pt;mso-wrap-distance-bottom:0;mso-position-horizontal:absolute;mso-position-horizontal-relative:text;mso-position-vertical:absolute;mso-position-vertical-relative:text;mso-width-percent:0;mso-height-percent:0;mso-width-relative:margin;mso-height-relative:margin" o:gfxdata="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" strokecolor="#4472c4 [3204]" strokeweight=".5pt">
                 <v:stroke endarrow="block" joinstyle="miter"/>
               </v:shape>
             </w:pict>
@@ -3876,18 +4218,91 @@
         <mc:AlternateContent>
           <mc:Choice Requires="wps">
             <w:drawing>
-              <wp:anchor distT="0" distB="0" distL="114300" distR="114300" simplePos="0" relativeHeight="251687936" behindDoc="0" locked="0" layoutInCell="1" allowOverlap="1" wp14:anchorId="1BB55B05" wp14:editId="33139F1B">
+              <wp:anchor distT="0" distB="0" distL="114300" distR="114300" simplePos="0" relativeHeight="251678720" behindDoc="0" locked="0" layoutInCell="1" allowOverlap="1" wp14:anchorId="5A7D8A9A" wp14:editId="1F27B21C">
                 <wp:simplePos x="0" y="0"/>
                 <wp:positionH relativeFrom="column">
-                  <wp:posOffset>4752975</wp:posOffset>
+                  <wp:posOffset>419099</wp:posOffset>
                 </wp:positionH>
                 <wp:positionV relativeFrom="paragraph">
-                  <wp:posOffset>40005</wp:posOffset>
+                  <wp:posOffset>1361439</wp:posOffset>
                 </wp:positionV>
-                <wp:extent cx="1466850" cy="790575"/>
-                <wp:effectExtent l="0" t="0" r="19050" b="28575"/>
+                <wp:extent cx="1181100" cy="504825"/>
+                <wp:effectExtent l="38100" t="0" r="19050" b="66675"/>
                 <wp:wrapNone/>
-                <wp:docPr id="46" name="Text Box 46"/>
+                <wp:docPr id="40" name="Straight Arrow Connector 40"/>
+                <wp:cNvGraphicFramePr/>
+                <a:graphic xmlns:a="http://schemas.openxmlformats.org/drawingml/2006/main">
+                  <a:graphicData uri="http://schemas.microsoft.com/office/word/2010/wordprocessingShape">
+                    <wps:wsp>
+                      <wps:cNvCnPr/>
+                      <wps:spPr>
+                        <a:xfrm flipH="1">
+                          <a:off x="0" y="0"/>
+                          <a:ext cx="1181100" cy="504825"/>
+                        </a:xfrm>
+                        <a:prstGeom prst="straightConnector1">
+                          <a:avLst/>
+                        </a:prstGeom>
+                        <a:ln>
+                          <a:tailEnd type="triangle"/>
+                        </a:ln>
+                      </wps:spPr>
+                      <wps:style>
+                        <a:lnRef idx="1">
+                          <a:schemeClr val="accent1"/>
+                        </a:lnRef>
+                        <a:fillRef idx="0">
+                          <a:schemeClr val="accent1"/>
+                        </a:fillRef>
+                        <a:effectRef idx="0">
+                          <a:schemeClr val="accent1"/>
+                        </a:effectRef>
+                        <a:fontRef idx="minor">
+                          <a:schemeClr val="tx1"/>
+                        </a:fontRef>
+                      </wps:style>
+                      <wps:bodyPr/>
+                    </wps:wsp>
+                  </a:graphicData>
+                </a:graphic>
+                <wp14:sizeRelH relativeFrom="margin">
+                  <wp14:pctWidth>0</wp14:pctWidth>
+                </wp14:sizeRelH>
+                <wp14:sizeRelV relativeFrom="margin">
+                  <wp14:pctHeight>0</wp14:pctHeight>
+                </wp14:sizeRelV>
+              </wp:anchor>
+            </w:drawing>
+          </mc:Choice>
+          <mc:Fallback>
+            <w:pict>
+              <v:shape w14:anchorId="6B451B80" id="Straight Arrow Connector 40" o:spid="_x0000_s1026" type="#_x0000_t32" style="position:absolute;margin-left:33pt;margin-top:107.2pt;width:93pt;height:39.75pt;flip:x;z-index:251678720;visibility:visible;mso-wrap-style:square;mso-width-percent:0;mso-height-percent:0;mso-wrap-distance-left:9pt;mso-wrap-distance-top:0;mso-wrap-distance-right:9pt;mso-wrap-distance-bottom:0;mso-position-horizontal:absolute;mso-position-horizontal-relative:text;mso-position-vertical:absolute;mso-position-vertical-relative:text;mso-width-percent:0;mso-height-percent:0;mso-width-relative:margin;mso-height-relative:margin" o:gfxdata="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" strokecolor="#4472c4 [3204]" strokeweight=".5pt">
+                <v:stroke endarrow="block" joinstyle="miter"/>
+              </v:shape>
+            </w:pict>
+          </mc:Fallback>
+        </mc:AlternateContent>
+      </w:r>
+      <w:r>
+        <w:rPr>
+          <w:noProof/>
+          <w:lang w:val="en-US"/>
+        </w:rPr>
+        <mc:AlternateContent>
+          <mc:Choice Requires="wps">
+            <w:drawing>
+              <wp:anchor distT="0" distB="0" distL="114300" distR="114300" simplePos="0" relativeHeight="251676672" behindDoc="0" locked="0" layoutInCell="1" allowOverlap="1" wp14:anchorId="581A3FAB" wp14:editId="50E8A6CD">
+                <wp:simplePos x="0" y="0"/>
+                <wp:positionH relativeFrom="column">
+                  <wp:posOffset>-419100</wp:posOffset>
+                </wp:positionH>
+                <wp:positionV relativeFrom="paragraph">
+                  <wp:posOffset>2687320</wp:posOffset>
+                </wp:positionV>
+                <wp:extent cx="1152525" cy="657225"/>
+                <wp:effectExtent l="0" t="0" r="28575" b="28575"/>
+                <wp:wrapNone/>
+                <wp:docPr id="39" name="Text Box 39"/>
                 <wp:cNvGraphicFramePr/>
                 <a:graphic xmlns:a="http://schemas.openxmlformats.org/drawingml/2006/main">
                   <a:graphicData uri="http://schemas.microsoft.com/office/word/2010/wordprocessingShape">
@@ -3896,7 +4311,7 @@
                       <wps:spPr>
                         <a:xfrm>
                           <a:off x="0" y="0"/>
-                          <a:ext cx="1466850" cy="790575"/>
+                          <a:ext cx="1152525" cy="657225"/>
                         </a:xfrm>
                         <a:prstGeom prst="rect">
                           <a:avLst/>
@@ -3922,27 +4337,13 @@
                               <w:rPr>
                                 <w:lang w:val="en-US"/>
                               </w:rPr>
-                              <w:t>Append</w:t>
+                              <w:t>Editable Play</w:t>
                             </w:r>
                             <w:r>
                               <w:rPr>
                                 <w:lang w:val="en-US"/>
                               </w:rPr>
-                              <w:t xml:space="preserve"> a Vowel /With </w:t>
-                            </w:r>
-                            <w:proofErr w:type="spellStart"/>
-                            <w:r>
-                              <w:rPr>
-                                <w:lang w:val="en-US"/>
-                              </w:rPr>
-                              <w:t>Ayogavaha</w:t>
-                            </w:r>
-                            <w:proofErr w:type="spellEnd"/>
-                            <w:r>
-                              <w:rPr>
-                                <w:lang w:val="en-US"/>
-                              </w:rPr>
-                              <w:t xml:space="preserve"> to Play Buffer</w:t>
+                              <w:t xml:space="preserve"> Buffer</w:t>
                             </w:r>
                           </w:p>
                         </w:txbxContent>
@@ -3956,9 +4357,6 @@
                     </wps:wsp>
                   </a:graphicData>
                 </a:graphic>
-                <wp14:sizeRelH relativeFrom="margin">
-                  <wp14:pctWidth>0</wp14:pctWidth>
-                </wp14:sizeRelH>
                 <wp14:sizeRelV relativeFrom="margin">
                   <wp14:pctHeight>0</wp14:pctHeight>
                 </wp14:sizeRelV>
@@ -3967,11 +4365,7 @@
           </mc:Choice>
           <mc:Fallback>
             <w:pict>
-              <v:shapetype w14:anchorId="1BB55B05" id="_x0000_t202" coordsize="21600,21600" o:spt="202" path="m,l,21600r21600,l21600,xe">
-                <v:stroke joinstyle="miter"/>
-                <v:path gradientshapeok="t" o:connecttype="rect"/>
-              </v:shapetype>
-              <v:shape id="Text Box 46" o:spid="_x0000_s1026" type="#_x0000_t202" style="position:absolute;margin-left:374.25pt;margin-top:3.15pt;width:115.5pt;height:62.25pt;z-index:251687936;visibility:visible;mso-wrap-style:square;mso-width-percent:0;mso-height-percent:0;mso-wrap-distance-left:9pt;mso-wrap-distance-top:0;mso-wrap-distance-right:9pt;mso-wrap-distance-bottom:0;mso-position-horizontal:absolute;mso-position-horizontal-relative:text;mso-position-vertical:absolute;mso-position-vertical-relative:text;mso-width-percent:0;mso-height-percent:0;mso-width-relative:margin;mso-height-relative:margin;v-text-anchor:top" o:gfxdata="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" fillcolor="white [3201]" strokeweight=".5pt">
+              <v:shape w14:anchorId="581A3FAB" id="Text Box 39" o:spid="_x0000_s1028" type="#_x0000_t202" style="position:absolute;margin-left:-33pt;margin-top:211.6pt;width:90.75pt;height:51.75pt;z-index:251676672;visibility:visible;mso-wrap-style:square;mso-height-percent:0;mso-wrap-distance-left:9pt;mso-wrap-distance-top:0;mso-wrap-distance-right:9pt;mso-wrap-distance-bottom:0;mso-position-horizontal:absolute;mso-position-horizontal-relative:text;mso-position-vertical:absolute;mso-position-vertical-relative:text;mso-height-percent:0;mso-height-relative:margin;v-text-anchor:top" o:gfxdata="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" fillcolor="white [3201]" strokeweight=".5pt">
                 <v:textbox>
                   <w:txbxContent>
                     <w:p>
@@ -3984,27 +4378,13 @@
                         <w:rPr>
                           <w:lang w:val="en-US"/>
                         </w:rPr>
-                        <w:t>Append</w:t>
+                        <w:t>Editable Play</w:t>
                       </w:r>
                       <w:r>
                         <w:rPr>
                           <w:lang w:val="en-US"/>
                         </w:rPr>
-                        <w:t xml:space="preserve"> a Vowel /With </w:t>
-                      </w:r>
-                      <w:proofErr w:type="spellStart"/>
-                      <w:r>
-                        <w:rPr>
-                          <w:lang w:val="en-US"/>
-                        </w:rPr>
-                        <w:t>Ayogavaha</w:t>
-                      </w:r>
-                      <w:proofErr w:type="spellEnd"/>
-                      <w:r>
-                        <w:rPr>
-                          <w:lang w:val="en-US"/>
-                        </w:rPr>
-                        <w:t xml:space="preserve"> to Play Buffer</w:t>
+                        <w:t xml:space="preserve"> Buffer</w:t>
                       </w:r>
                     </w:p>
                   </w:txbxContent>
@@ -4022,13 +4402,13 @@
         <mc:AlternateContent>
           <mc:Choice Requires="wps">
             <w:drawing>
-              <wp:anchor distT="0" distB="0" distL="114300" distR="114300" simplePos="0" relativeHeight="251679744" behindDoc="0" locked="0" layoutInCell="1" allowOverlap="1" wp14:anchorId="0248D09D" wp14:editId="1E992A6C">
+              <wp:anchor distT="0" distB="0" distL="114300" distR="114300" simplePos="0" relativeHeight="251679744" behindDoc="0" locked="0" layoutInCell="1" allowOverlap="1" wp14:anchorId="0248D09D" wp14:editId="0853DD05">
                 <wp:simplePos x="0" y="0"/>
                 <wp:positionH relativeFrom="column">
                   <wp:posOffset>-657225</wp:posOffset>
                 </wp:positionH>
                 <wp:positionV relativeFrom="paragraph">
-                  <wp:posOffset>2116455</wp:posOffset>
+                  <wp:posOffset>1906905</wp:posOffset>
                 </wp:positionV>
                 <wp:extent cx="1571625" cy="571500"/>
                 <wp:effectExtent l="0" t="0" r="28575" b="19050"/>
@@ -4099,7 +4479,7 @@
           </mc:Choice>
           <mc:Fallback>
             <w:pict>
-              <v:shape w14:anchorId="0248D09D" id="Text Box 41" o:spid="_x0000_s1027" type="#_x0000_t202" style="position:absolute;margin-left:-51.75pt;margin-top:166.65pt;width:123.75pt;height:45pt;z-index:251679744;visibility:visible;mso-wrap-style:square;mso-width-percent:0;mso-height-percent:0;mso-wrap-distance-left:9pt;mso-wrap-distance-top:0;mso-wrap-distance-right:9pt;mso-wrap-distance-bottom:0;mso-position-horizontal:absolute;mso-position-horizontal-relative:text;mso-position-vertical:absolute;mso-position-vertical-relative:text;mso-width-percent:0;mso-height-percent:0;mso-width-relative:margin;mso-height-relative:margin;v-text-anchor:top" o:gfxdata="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" fillcolor="white [3201]" strokeweight=".5pt">
+              <v:shape w14:anchorId="0248D09D" id="Text Box 41" o:spid="_x0000_s1029" type="#_x0000_t202" style="position:absolute;margin-left:-51.75pt;margin-top:150.15pt;width:123.75pt;height:45pt;z-index:251679744;visibility:visible;mso-wrap-style:square;mso-width-percent:0;mso-height-percent:0;mso-wrap-distance-left:9pt;mso-wrap-distance-top:0;mso-wrap-distance-right:9pt;mso-wrap-distance-bottom:0;mso-position-horizontal:absolute;mso-position-horizontal-relative:text;mso-position-vertical:absolute;mso-position-vertical-relative:text;mso-width-percent:0;mso-height-percent:0;mso-width-relative:margin;mso-height-relative:margin;v-text-anchor:top" o:gfxdata="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" fillcolor="white [3201]" strokeweight=".5pt">
                 <v:textbox>
                   <w:txbxContent>
                     <w:p>
@@ -4136,72 +4516,56 @@
         <mc:AlternateContent>
           <mc:Choice Requires="wps">
             <w:drawing>
-              <wp:anchor distT="0" distB="0" distL="114300" distR="114300" simplePos="0" relativeHeight="251676672" behindDoc="0" locked="0" layoutInCell="1" allowOverlap="1" wp14:anchorId="581A3FAB" wp14:editId="39A4F07A">
+              <wp:anchor distT="0" distB="0" distL="114300" distR="114300" simplePos="0" relativeHeight="251681792" behindDoc="0" locked="0" layoutInCell="1" allowOverlap="1" wp14:anchorId="6D0554B5" wp14:editId="1452B46D">
                 <wp:simplePos x="0" y="0"/>
                 <wp:positionH relativeFrom="column">
-                  <wp:posOffset>-57150</wp:posOffset>
+                  <wp:posOffset>819150</wp:posOffset>
                 </wp:positionH>
                 <wp:positionV relativeFrom="paragraph">
-                  <wp:posOffset>3011804</wp:posOffset>
+                  <wp:posOffset>999490</wp:posOffset>
                 </wp:positionV>
-                <wp:extent cx="1152525" cy="657225"/>
-                <wp:effectExtent l="0" t="0" r="28575" b="28575"/>
+                <wp:extent cx="723900" cy="333375"/>
+                <wp:effectExtent l="38100" t="0" r="19050" b="66675"/>
                 <wp:wrapNone/>
-                <wp:docPr id="39" name="Text Box 39"/>
+                <wp:docPr id="42" name="Straight Arrow Connector 42"/>
                 <wp:cNvGraphicFramePr/>
                 <a:graphic xmlns:a="http://schemas.openxmlformats.org/drawingml/2006/main">
                   <a:graphicData uri="http://schemas.microsoft.com/office/word/2010/wordprocessingShape">
                     <wps:wsp>
-                      <wps:cNvSpPr txBox="1"/>
+                      <wps:cNvCnPr/>
                       <wps:spPr>
-                        <a:xfrm>
+                        <a:xfrm flipH="1">
                           <a:off x="0" y="0"/>
-                          <a:ext cx="1152525" cy="657225"/>
+                          <a:ext cx="723900" cy="333375"/>
                         </a:xfrm>
-                        <a:prstGeom prst="rect">
+                        <a:prstGeom prst="straightConnector1">
                           <a:avLst/>
                         </a:prstGeom>
-                        <a:solidFill>
-                          <a:schemeClr val="lt1"/>
-                        </a:solidFill>
-                        <a:ln w="6350">
-                          <a:solidFill>
-                            <a:prstClr val="black"/>
-                          </a:solidFill>
+                        <a:ln>
+                          <a:tailEnd type="triangle"/>
                         </a:ln>
                       </wps:spPr>
-                      <wps:txbx>
-                        <w:txbxContent>
-                          <w:p>
-                            <w:pPr>
-                              <w:rPr>
-                                <w:lang w:val="en-US"/>
-                              </w:rPr>
-                            </w:pPr>
-                            <w:r>
-                              <w:rPr>
-                                <w:lang w:val="en-US"/>
-                              </w:rPr>
-                              <w:t>Editable Play</w:t>
-                            </w:r>
-                            <w:r>
-                              <w:rPr>
-                                <w:lang w:val="en-US"/>
-                              </w:rPr>
-                              <w:t xml:space="preserve"> Buffer</w:t>
-                            </w:r>
-                          </w:p>
-                        </w:txbxContent>
-                      </wps:txbx>
-                      <wps:bodyPr rot="0" spcFirstLastPara="0" vertOverflow="overflow" horzOverflow="overflow" vert="horz" wrap="square" lIns="91440" tIns="45720" rIns="91440" bIns="45720" numCol="1" spcCol="0" rtlCol="0" fromWordArt="0" anchor="t" anchorCtr="0" forceAA="0" compatLnSpc="1">
-                        <a:prstTxWarp prst="textNoShape">
-                          <a:avLst/>
-                        </a:prstTxWarp>
-                        <a:noAutofit/>
-                      </wps:bodyPr>
+                      <wps:style>
+                        <a:lnRef idx="1">
+                          <a:schemeClr val="accent1"/>
+                        </a:lnRef>
+                        <a:fillRef idx="0">
+                          <a:schemeClr val="accent1"/>
+                        </a:fillRef>
+                        <a:effectRef idx="0">
+                          <a:schemeClr val="accent1"/>
+                        </a:effectRef>
+                        <a:fontRef idx="minor">
+                          <a:schemeClr val="tx1"/>
+                        </a:fontRef>
+                      </wps:style>
+                      <wps:bodyPr/>
                     </wps:wsp>
                   </a:graphicData>
                 </a:graphic>
+                <wp14:sizeRelH relativeFrom="margin">
+                  <wp14:pctWidth>0</wp14:pctWidth>
+                </wp14:sizeRelH>
                 <wp14:sizeRelV relativeFrom="margin">
                   <wp14:pctHeight>0</wp14:pctHeight>
                 </wp14:sizeRelV>
@@ -4210,30 +4574,8 @@
           </mc:Choice>
           <mc:Fallback>
             <w:pict>
-              <v:shape w14:anchorId="581A3FAB" id="Text Box 39" o:spid="_x0000_s1028" type="#_x0000_t202" style="position:absolute;margin-left:-4.5pt;margin-top:237.15pt;width:90.75pt;height:51.75pt;z-index:251676672;visibility:visible;mso-wrap-style:square;mso-height-percent:0;mso-wrap-distance-left:9pt;mso-wrap-distance-top:0;mso-wrap-distance-right:9pt;mso-wrap-distance-bottom:0;mso-position-horizontal:absolute;mso-position-horizontal-relative:text;mso-position-vertical:absolute;mso-position-vertical-relative:text;mso-height-percent:0;mso-height-relative:margin;v-text-anchor:top" o:gfxdata="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" fillcolor="white [3201]" strokeweight=".5pt">
-                <v:textbox>
-                  <w:txbxContent>
-                    <w:p>
-                      <w:pPr>
-                        <w:rPr>
-                          <w:lang w:val="en-US"/>
-                        </w:rPr>
-                      </w:pPr>
-                      <w:r>
-                        <w:rPr>
-                          <w:lang w:val="en-US"/>
-                        </w:rPr>
-                        <w:t>Editable Play</w:t>
-                      </w:r>
-                      <w:r>
-                        <w:rPr>
-                          <w:lang w:val="en-US"/>
-                        </w:rPr>
-                        <w:t xml:space="preserve"> Buffer</w:t>
-                      </w:r>
-                    </w:p>
-                  </w:txbxContent>
-                </v:textbox>
+              <v:shape w14:anchorId="62706FBD" id="Straight Arrow Connector 42" o:spid="_x0000_s1026" type="#_x0000_t32" style="position:absolute;margin-left:64.5pt;margin-top:78.7pt;width:57pt;height:26.25pt;flip:x;z-index:251681792;visibility:visible;mso-wrap-style:square;mso-width-percent:0;mso-height-percent:0;mso-wrap-distance-left:9pt;mso-wrap-distance-top:0;mso-wrap-distance-right:9pt;mso-wrap-distance-bottom:0;mso-position-horizontal:absolute;mso-position-horizontal-relative:text;mso-position-vertical:absolute;mso-position-vertical-relative:text;mso-width-percent:0;mso-height-percent:0;mso-width-relative:margin;mso-height-relative:margin" o:gfxdata="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" strokecolor="#4472c4 [3204]" strokeweight=".5pt">
+                <v:stroke endarrow="block" joinstyle="miter"/>
               </v:shape>
             </w:pict>
           </mc:Fallback>
@@ -4247,13 +4589,13 @@
         <mc:AlternateContent>
           <mc:Choice Requires="wps">
             <w:drawing>
-              <wp:anchor distT="0" distB="0" distL="114300" distR="114300" simplePos="0" relativeHeight="251682816" behindDoc="0" locked="0" layoutInCell="1" allowOverlap="1" wp14:anchorId="1D44D136" wp14:editId="71B3B37E">
+              <wp:anchor distT="0" distB="0" distL="114300" distR="114300" simplePos="0" relativeHeight="251682816" behindDoc="0" locked="0" layoutInCell="1" allowOverlap="1" wp14:anchorId="1D44D136" wp14:editId="43E0887F">
                 <wp:simplePos x="0" y="0"/>
                 <wp:positionH relativeFrom="column">
                   <wp:posOffset>-638175</wp:posOffset>
                 </wp:positionH>
                 <wp:positionV relativeFrom="paragraph">
-                  <wp:posOffset>1278255</wp:posOffset>
+                  <wp:posOffset>973455</wp:posOffset>
                 </wp:positionV>
                 <wp:extent cx="1466850" cy="657225"/>
                 <wp:effectExtent l="0" t="0" r="19050" b="28575"/>
@@ -4324,7 +4666,7 @@
           </mc:Choice>
           <mc:Fallback>
             <w:pict>
-              <v:shape w14:anchorId="1D44D136" id="Text Box 43" o:spid="_x0000_s1029" type="#_x0000_t202" style="position:absolute;margin-left:-50.25pt;margin-top:100.65pt;width:115.5pt;height:51.75pt;z-index:251682816;visibility:visible;mso-wrap-style:square;mso-width-percent:0;mso-height-percent:0;mso-wrap-distance-left:9pt;mso-wrap-distance-top:0;mso-wrap-distance-right:9pt;mso-wrap-distance-bottom:0;mso-position-horizontal:absolute;mso-position-horizontal-relative:text;mso-position-vertical:absolute;mso-position-vertical-relative:text;mso-width-percent:0;mso-height-percent:0;mso-width-relative:margin;mso-height-relative:margin;v-text-anchor:top" o:gfxdata="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" fillcolor="white [3201]" strokeweight=".5pt">
+              <v:shape w14:anchorId="1D44D136" id="Text Box 43" o:spid="_x0000_s1030" type="#_x0000_t202" style="position:absolute;margin-left:-50.25pt;margin-top:76.65pt;width:115.5pt;height:51.75pt;z-index:251682816;visibility:visible;mso-wrap-style:square;mso-width-percent:0;mso-height-percent:0;mso-wrap-distance-left:9pt;mso-wrap-distance-top:0;mso-wrap-distance-right:9pt;mso-wrap-distance-bottom:0;mso-position-horizontal:absolute;mso-position-horizontal-relative:text;mso-position-vertical:absolute;mso-position-vertical-relative:text;mso-width-percent:0;mso-height-percent:0;mso-width-relative:margin;mso-height-relative:margin;v-text-anchor:top" o:gfxdata="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" fillcolor="white [3201]" strokeweight=".5pt">
                 <v:textbox>
                   <w:txbxContent>
                     <w:p>
@@ -4361,18 +4703,91 @@
         <mc:AlternateContent>
           <mc:Choice Requires="wps">
             <w:drawing>
-              <wp:anchor distT="0" distB="0" distL="114300" distR="114300" simplePos="0" relativeHeight="251692032" behindDoc="0" locked="0" layoutInCell="1" allowOverlap="1" wp14:anchorId="48EDE28A" wp14:editId="5813167B">
+              <wp:anchor distT="0" distB="0" distL="114300" distR="114300" simplePos="0" relativeHeight="251684864" behindDoc="0" locked="0" layoutInCell="1" allowOverlap="1" wp14:anchorId="24A45FCA" wp14:editId="17E1543E">
                 <wp:simplePos x="0" y="0"/>
                 <wp:positionH relativeFrom="column">
-                  <wp:posOffset>4762500</wp:posOffset>
+                  <wp:posOffset>952499</wp:posOffset>
                 </wp:positionH>
                 <wp:positionV relativeFrom="paragraph">
-                  <wp:posOffset>2383155</wp:posOffset>
+                  <wp:posOffset>542289</wp:posOffset>
                 </wp:positionV>
-                <wp:extent cx="1714500" cy="666750"/>
-                <wp:effectExtent l="0" t="0" r="19050" b="19050"/>
+                <wp:extent cx="790575" cy="47625"/>
+                <wp:effectExtent l="0" t="57150" r="28575" b="47625"/>
                 <wp:wrapNone/>
-                <wp:docPr id="48" name="Text Box 48"/>
+                <wp:docPr id="44" name="Straight Arrow Connector 44"/>
+                <wp:cNvGraphicFramePr/>
+                <a:graphic xmlns:a="http://schemas.openxmlformats.org/drawingml/2006/main">
+                  <a:graphicData uri="http://schemas.microsoft.com/office/word/2010/wordprocessingShape">
+                    <wps:wsp>
+                      <wps:cNvCnPr/>
+                      <wps:spPr>
+                        <a:xfrm flipH="1" flipV="1">
+                          <a:off x="0" y="0"/>
+                          <a:ext cx="790575" cy="47625"/>
+                        </a:xfrm>
+                        <a:prstGeom prst="straightConnector1">
+                          <a:avLst/>
+                        </a:prstGeom>
+                        <a:ln>
+                          <a:tailEnd type="triangle"/>
+                        </a:ln>
+                      </wps:spPr>
+                      <wps:style>
+                        <a:lnRef idx="1">
+                          <a:schemeClr val="accent1"/>
+                        </a:lnRef>
+                        <a:fillRef idx="0">
+                          <a:schemeClr val="accent1"/>
+                        </a:fillRef>
+                        <a:effectRef idx="0">
+                          <a:schemeClr val="accent1"/>
+                        </a:effectRef>
+                        <a:fontRef idx="minor">
+                          <a:schemeClr val="tx1"/>
+                        </a:fontRef>
+                      </wps:style>
+                      <wps:bodyPr/>
+                    </wps:wsp>
+                  </a:graphicData>
+                </a:graphic>
+                <wp14:sizeRelH relativeFrom="margin">
+                  <wp14:pctWidth>0</wp14:pctWidth>
+                </wp14:sizeRelH>
+                <wp14:sizeRelV relativeFrom="margin">
+                  <wp14:pctHeight>0</wp14:pctHeight>
+                </wp14:sizeRelV>
+              </wp:anchor>
+            </w:drawing>
+          </mc:Choice>
+          <mc:Fallback>
+            <w:pict>
+              <v:shape w14:anchorId="59307AE5" id="Straight Arrow Connector 44" o:spid="_x0000_s1026" type="#_x0000_t32" style="position:absolute;margin-left:75pt;margin-top:42.7pt;width:62.25pt;height:3.75pt;flip:x y;z-index:251684864;visibility:visible;mso-wrap-style:square;mso-width-percent:0;mso-height-percent:0;mso-wrap-distance-left:9pt;mso-wrap-distance-top:0;mso-wrap-distance-right:9pt;mso-wrap-distance-bottom:0;mso-position-horizontal:absolute;mso-position-horizontal-relative:text;mso-position-vertical:absolute;mso-position-vertical-relative:text;mso-width-percent:0;mso-height-percent:0;mso-width-relative:margin;mso-height-relative:margin" o:gfxdata="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" strokecolor="#4472c4 [3204]" strokeweight=".5pt">
+                <v:stroke endarrow="block" joinstyle="miter"/>
+              </v:shape>
+            </w:pict>
+          </mc:Fallback>
+        </mc:AlternateContent>
+      </w:r>
+      <w:r>
+        <w:rPr>
+          <w:noProof/>
+          <w:lang w:val="en-US"/>
+        </w:rPr>
+        <mc:AlternateContent>
+          <mc:Choice Requires="wps">
+            <w:drawing>
+              <wp:anchor distT="0" distB="0" distL="114300" distR="114300" simplePos="0" relativeHeight="251687936" behindDoc="0" locked="0" layoutInCell="1" allowOverlap="1" wp14:anchorId="1BB55B05" wp14:editId="3A699BC6">
+                <wp:simplePos x="0" y="0"/>
+                <wp:positionH relativeFrom="column">
+                  <wp:posOffset>4752975</wp:posOffset>
+                </wp:positionH>
+                <wp:positionV relativeFrom="paragraph">
+                  <wp:posOffset>40005</wp:posOffset>
+                </wp:positionV>
+                <wp:extent cx="1466850" cy="790575"/>
+                <wp:effectExtent l="0" t="0" r="19050" b="28575"/>
+                <wp:wrapNone/>
+                <wp:docPr id="46" name="Text Box 46"/>
                 <wp:cNvGraphicFramePr/>
                 <a:graphic xmlns:a="http://schemas.openxmlformats.org/drawingml/2006/main">
                   <a:graphicData uri="http://schemas.microsoft.com/office/word/2010/wordprocessingShape">
@@ -4381,7 +4796,7 @@
                       <wps:spPr>
                         <a:xfrm>
                           <a:off x="0" y="0"/>
-                          <a:ext cx="1714500" cy="666750"/>
+                          <a:ext cx="1466850" cy="790575"/>
                         </a:xfrm>
                         <a:prstGeom prst="rect">
                           <a:avLst/>
@@ -4407,67 +4822,20 @@
                               <w:rPr>
                                 <w:lang w:val="en-US"/>
                               </w:rPr>
-                              <w:t xml:space="preserve">Append </w:t>
+                              <w:t>Append</w:t>
                             </w:r>
                             <w:r>
                               <w:rPr>
                                 <w:lang w:val="en-US"/>
                               </w:rPr>
-                              <w:t xml:space="preserve">a </w:t>
-                            </w:r>
-                            <w:proofErr w:type="spellStart"/>
-                            <w:r>
-                              <w:rPr>
-                                <w:lang w:val="en-US"/>
-                              </w:rPr>
-                              <w:t>Samyuktakshar</w:t>
-                            </w:r>
-                            <w:proofErr w:type="spellEnd"/>
-                            <w:r>
-                              <w:rPr>
-                                <w:lang w:val="en-US"/>
-                              </w:rPr>
-                              <w:t xml:space="preserve"> with Marta/</w:t>
+                              <w:t xml:space="preserve"> a Vowel /With Ayogavaha</w:t>
                             </w:r>
                             <w:r>
                               <w:rPr>
                                 <w:lang w:val="en-US"/>
                               </w:rPr>
-                              <w:t xml:space="preserve"> </w:t>
+                              <w:t xml:space="preserve"> to Play Buffer</w:t>
                             </w:r>
-                            <w:r>
-                              <w:rPr>
-                                <w:lang w:val="en-US"/>
-                              </w:rPr>
-                              <w:t>+</w:t>
-                            </w:r>
-                            <w:proofErr w:type="spellStart"/>
-                            <w:r>
-                              <w:rPr>
-                                <w:lang w:val="en-US"/>
-                              </w:rPr>
-                              <w:t>Ayogavaha</w:t>
-                            </w:r>
-                            <w:proofErr w:type="spellEnd"/>
-                            <w:r>
-                              <w:rPr>
-                                <w:lang w:val="en-US"/>
-                              </w:rPr>
-                              <w:t xml:space="preserve"> </w:t>
-                            </w:r>
-                            <w:r>
-                              <w:rPr>
-                                <w:lang w:val="en-US"/>
-                              </w:rPr>
-                              <w:t>to Play Buffer</w:t>
-                            </w:r>
-                          </w:p>
-                          <w:p>
-                            <w:pPr>
-                              <w:rPr>
-                                <w:lang w:val="en-US"/>
-                              </w:rPr>
-                            </w:pPr>
                           </w:p>
                         </w:txbxContent>
                       </wps:txbx>
@@ -4491,7 +4859,7 @@
           </mc:Choice>
           <mc:Fallback>
             <w:pict>
-              <v:shape w14:anchorId="48EDE28A" id="Text Box 48" o:spid="_x0000_s1030" type="#_x0000_t202" style="position:absolute;margin-left:375pt;margin-top:187.65pt;width:135pt;height:52.5pt;z-index:251692032;visibility:visible;mso-wrap-style:square;mso-width-percent:0;mso-height-percent:0;mso-wrap-distance-left:9pt;mso-wrap-distance-top:0;mso-wrap-distance-right:9pt;mso-wrap-distance-bottom:0;mso-position-horizontal:absolute;mso-position-horizontal-relative:text;mso-position-vertical:absolute;mso-position-vertical-relative:text;mso-width-percent:0;mso-height-percent:0;mso-width-relative:margin;mso-height-relative:margin;v-text-anchor:top" o:gfxdata="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" fillcolor="white [3201]" strokeweight=".5pt">
+              <v:shape w14:anchorId="1BB55B05" id="Text Box 46" o:spid="_x0000_s1031" type="#_x0000_t202" style="position:absolute;margin-left:374.25pt;margin-top:3.15pt;width:115.5pt;height:62.25pt;z-index:251687936;visibility:visible;mso-wrap-style:square;mso-width-percent:0;mso-height-percent:0;mso-wrap-distance-left:9pt;mso-wrap-distance-top:0;mso-wrap-distance-right:9pt;mso-wrap-distance-bottom:0;mso-position-horizontal:absolute;mso-position-horizontal-relative:text;mso-position-vertical:absolute;mso-position-vertical-relative:text;mso-width-percent:0;mso-height-percent:0;mso-width-relative:margin;mso-height-relative:margin;v-text-anchor:top" o:gfxdata="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" fillcolor="white [3201]" strokeweight=".5pt">
                 <v:textbox>
                   <w:txbxContent>
                     <w:p>
@@ -4504,67 +4872,20 @@
                         <w:rPr>
                           <w:lang w:val="en-US"/>
                         </w:rPr>
-                        <w:t xml:space="preserve">Append </w:t>
+                        <w:t>Append</w:t>
                       </w:r>
                       <w:r>
                         <w:rPr>
                           <w:lang w:val="en-US"/>
                         </w:rPr>
-                        <w:t xml:space="preserve">a </w:t>
-                      </w:r>
-                      <w:proofErr w:type="spellStart"/>
-                      <w:r>
-                        <w:rPr>
-                          <w:lang w:val="en-US"/>
-                        </w:rPr>
-                        <w:t>Samyuktakshar</w:t>
-                      </w:r>
-                      <w:proofErr w:type="spellEnd"/>
-                      <w:r>
-                        <w:rPr>
-                          <w:lang w:val="en-US"/>
-                        </w:rPr>
-                        <w:t xml:space="preserve"> with Marta/</w:t>
+                        <w:t xml:space="preserve"> a Vowel /With Ayogavaha</w:t>
                       </w:r>
                       <w:r>
                         <w:rPr>
                           <w:lang w:val="en-US"/>
                         </w:rPr>
-                        <w:t xml:space="preserve"> </w:t>
+                        <w:t xml:space="preserve"> to Play Buffer</w:t>
                       </w:r>
-                      <w:r>
-                        <w:rPr>
-                          <w:lang w:val="en-US"/>
-                        </w:rPr>
-                        <w:t>+</w:t>
-                      </w:r>
-                      <w:proofErr w:type="spellStart"/>
-                      <w:r>
-                        <w:rPr>
-                          <w:lang w:val="en-US"/>
-                        </w:rPr>
-                        <w:t>Ayogavaha</w:t>
-                      </w:r>
-                      <w:proofErr w:type="spellEnd"/>
-                      <w:r>
-                        <w:rPr>
-                          <w:lang w:val="en-US"/>
-                        </w:rPr>
-                        <w:t xml:space="preserve"> </w:t>
-                      </w:r>
-                      <w:r>
-                        <w:rPr>
-                          <w:lang w:val="en-US"/>
-                        </w:rPr>
-                        <w:t>to Play Buffer</w:t>
-                      </w:r>
-                    </w:p>
-                    <w:p>
-                      <w:pPr>
-                        <w:rPr>
-                          <w:lang w:val="en-US"/>
-                        </w:rPr>
-                      </w:pPr>
                     </w:p>
                   </w:txbxContent>
                 </v:textbox>
@@ -4581,7 +4902,7 @@
         <mc:AlternateContent>
           <mc:Choice Requires="wps">
             <w:drawing>
-              <wp:anchor distT="0" distB="0" distL="114300" distR="114300" simplePos="0" relativeHeight="251689984" behindDoc="0" locked="0" layoutInCell="1" allowOverlap="1" wp14:anchorId="43348C84" wp14:editId="63B89F53">
+              <wp:anchor distT="0" distB="0" distL="114300" distR="114300" simplePos="0" relativeHeight="251689984" behindDoc="0" locked="0" layoutInCell="1" allowOverlap="1" wp14:anchorId="43348C84" wp14:editId="0089DF30">
                 <wp:simplePos x="0" y="0"/>
                 <wp:positionH relativeFrom="column">
                   <wp:posOffset>4762500</wp:posOffset>
@@ -4665,19 +4986,11 @@
                               </w:rPr>
                               <w:t>+</w:t>
                             </w:r>
-                            <w:proofErr w:type="spellStart"/>
                             <w:r>
                               <w:rPr>
                                 <w:lang w:val="en-US"/>
                               </w:rPr>
-                              <w:t>Ayogavaha</w:t>
-                            </w:r>
-                            <w:proofErr w:type="spellEnd"/>
-                            <w:r>
-                              <w:rPr>
-                                <w:lang w:val="en-US"/>
-                              </w:rPr>
-                              <w:t xml:space="preserve"> </w:t>
+                              <w:t xml:space="preserve">Ayogavaha </w:t>
                             </w:r>
                             <w:r>
                               <w:rPr>
@@ -4685,7 +4998,6 @@
                               </w:rPr>
                               <w:t>/+</w:t>
                             </w:r>
-                            <w:proofErr w:type="spellStart"/>
                             <w:r>
                               <w:rPr>
                                 <w:lang w:val="en-US"/>
@@ -4698,7 +5010,6 @@
                               </w:rPr>
                               <w:t>alant</w:t>
                             </w:r>
-                            <w:proofErr w:type="spellEnd"/>
                             <w:r>
                               <w:rPr>
                                 <w:lang w:val="en-US"/>
@@ -4735,7 +5046,7 @@
           </mc:Choice>
           <mc:Fallback>
             <w:pict>
-              <v:shape w14:anchorId="43348C84" id="Text Box 47" o:spid="_x0000_s1031" type="#_x0000_t202" style="position:absolute;margin-left:375pt;margin-top:77.4pt;width:135pt;height:51.75pt;z-index:251689984;visibility:visible;mso-wrap-style:square;mso-width-percent:0;mso-height-percent:0;mso-wrap-distance-left:9pt;mso-wrap-distance-top:0;mso-wrap-distance-right:9pt;mso-wrap-distance-bottom:0;mso-position-horizontal:absolute;mso-position-horizontal-relative:text;mso-position-vertical:absolute;mso-position-vertical-relative:text;mso-width-percent:0;mso-height-percent:0;mso-width-relative:margin;mso-height-relative:margin;v-text-anchor:top" o:gfxdata="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" fillcolor="white [3201]" strokeweight=".5pt">
+              <v:shape w14:anchorId="43348C84" id="Text Box 47" o:spid="_x0000_s1032" type="#_x0000_t202" style="position:absolute;margin-left:375pt;margin-top:77.4pt;width:135pt;height:51.75pt;z-index:251689984;visibility:visible;mso-wrap-style:square;mso-width-percent:0;mso-height-percent:0;mso-wrap-distance-left:9pt;mso-wrap-distance-top:0;mso-wrap-distance-right:9pt;mso-wrap-distance-bottom:0;mso-position-horizontal:absolute;mso-position-horizontal-relative:text;mso-position-vertical:absolute;mso-position-vertical-relative:text;mso-width-percent:0;mso-height-percent:0;mso-width-relative:margin;mso-height-relative:margin;v-text-anchor:top" o:gfxdata="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" fillcolor="white [3201]" strokeweight=".5pt">
                 <v:textbox>
                   <w:txbxContent>
                     <w:p>
@@ -4786,19 +5097,11 @@
                         </w:rPr>
                         <w:t>+</w:t>
                       </w:r>
-                      <w:proofErr w:type="spellStart"/>
                       <w:r>
                         <w:rPr>
                           <w:lang w:val="en-US"/>
                         </w:rPr>
-                        <w:t>Ayogavaha</w:t>
-                      </w:r>
-                      <w:proofErr w:type="spellEnd"/>
-                      <w:r>
-                        <w:rPr>
-                          <w:lang w:val="en-US"/>
-                        </w:rPr>
-                        <w:t xml:space="preserve"> </w:t>
+                        <w:t xml:space="preserve">Ayogavaha </w:t>
                       </w:r>
                       <w:r>
                         <w:rPr>
@@ -4806,7 +5109,6 @@
                         </w:rPr>
                         <w:t>/+</w:t>
                       </w:r>
-                      <w:proofErr w:type="spellStart"/>
                       <w:r>
                         <w:rPr>
                           <w:lang w:val="en-US"/>
@@ -4819,7 +5121,6 @@
                         </w:rPr>
                         <w:t>alant</w:t>
                       </w:r>
-                      <w:proofErr w:type="spellEnd"/>
                       <w:r>
                         <w:rPr>
                           <w:lang w:val="en-US"/>
@@ -4849,80 +5150,7 @@
         <mc:AlternateContent>
           <mc:Choice Requires="wps">
             <w:drawing>
-              <wp:anchor distT="0" distB="0" distL="114300" distR="114300" simplePos="0" relativeHeight="251684864" behindDoc="0" locked="0" layoutInCell="1" allowOverlap="1" wp14:anchorId="24A45FCA" wp14:editId="0D7931A1">
-                <wp:simplePos x="0" y="0"/>
-                <wp:positionH relativeFrom="column">
-                  <wp:posOffset>952499</wp:posOffset>
-                </wp:positionH>
-                <wp:positionV relativeFrom="paragraph">
-                  <wp:posOffset>544830</wp:posOffset>
-                </wp:positionV>
-                <wp:extent cx="1133475" cy="447675"/>
-                <wp:effectExtent l="38100" t="38100" r="28575" b="28575"/>
-                <wp:wrapNone/>
-                <wp:docPr id="44" name="Straight Arrow Connector 44"/>
-                <wp:cNvGraphicFramePr/>
-                <a:graphic xmlns:a="http://schemas.openxmlformats.org/drawingml/2006/main">
-                  <a:graphicData uri="http://schemas.microsoft.com/office/word/2010/wordprocessingShape">
-                    <wps:wsp>
-                      <wps:cNvCnPr/>
-                      <wps:spPr>
-                        <a:xfrm flipH="1" flipV="1">
-                          <a:off x="0" y="0"/>
-                          <a:ext cx="1133475" cy="447675"/>
-                        </a:xfrm>
-                        <a:prstGeom prst="straightConnector1">
-                          <a:avLst/>
-                        </a:prstGeom>
-                        <a:ln>
-                          <a:tailEnd type="triangle"/>
-                        </a:ln>
-                      </wps:spPr>
-                      <wps:style>
-                        <a:lnRef idx="1">
-                          <a:schemeClr val="accent1"/>
-                        </a:lnRef>
-                        <a:fillRef idx="0">
-                          <a:schemeClr val="accent1"/>
-                        </a:fillRef>
-                        <a:effectRef idx="0">
-                          <a:schemeClr val="accent1"/>
-                        </a:effectRef>
-                        <a:fontRef idx="minor">
-                          <a:schemeClr val="tx1"/>
-                        </a:fontRef>
-                      </wps:style>
-                      <wps:bodyPr/>
-                    </wps:wsp>
-                  </a:graphicData>
-                </a:graphic>
-                <wp14:sizeRelH relativeFrom="margin">
-                  <wp14:pctWidth>0</wp14:pctWidth>
-                </wp14:sizeRelH>
-                <wp14:sizeRelV relativeFrom="margin">
-                  <wp14:pctHeight>0</wp14:pctHeight>
-                </wp14:sizeRelV>
-              </wp:anchor>
-            </w:drawing>
-          </mc:Choice>
-          <mc:Fallback>
-            <w:pict>
-              <v:shape w14:anchorId="1A3ABF57" id="Straight Arrow Connector 44" o:spid="_x0000_s1026" type="#_x0000_t32" style="position:absolute;margin-left:75pt;margin-top:42.9pt;width:89.25pt;height:35.25pt;flip:x y;z-index:251684864;visibility:visible;mso-wrap-style:square;mso-width-percent:0;mso-height-percent:0;mso-wrap-distance-left:9pt;mso-wrap-distance-top:0;mso-wrap-distance-right:9pt;mso-wrap-distance-bottom:0;mso-position-horizontal:absolute;mso-position-horizontal-relative:text;mso-position-vertical:absolute;mso-position-vertical-relative:text;mso-width-percent:0;mso-height-percent:0;mso-width-relative:margin;mso-height-relative:margin" o:gfxdata="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" strokecolor="#4472c4 [3204]" strokeweight=".5pt">
-                <v:stroke endarrow="block" joinstyle="miter"/>
-              </v:shape>
-            </w:pict>
-          </mc:Fallback>
-        </mc:AlternateContent>
-      </w:r>
-      <w:r>
-        <w:rPr>
-          <w:noProof/>
-          <w:lang w:val="en-US"/>
-        </w:rPr>
-        <mc:AlternateContent>
-          <mc:Choice Requires="wps">
-            <w:drawing>
-              <wp:anchor distT="0" distB="0" distL="114300" distR="114300" simplePos="0" relativeHeight="251685888" behindDoc="0" locked="0" layoutInCell="1" allowOverlap="1" wp14:anchorId="5E0FF2F5" wp14:editId="2CFEB628">
+              <wp:anchor distT="0" distB="0" distL="114300" distR="114300" simplePos="0" relativeHeight="251685888" behindDoc="0" locked="0" layoutInCell="1" allowOverlap="1" wp14:anchorId="5E0FF2F5" wp14:editId="4443E943">
                 <wp:simplePos x="0" y="0"/>
                 <wp:positionH relativeFrom="column">
                   <wp:posOffset>-685800</wp:posOffset>
@@ -4996,7 +5224,7 @@
           </mc:Choice>
           <mc:Fallback>
             <w:pict>
-              <v:shape w14:anchorId="5E0FF2F5" id="Text Box 45" o:spid="_x0000_s1032" type="#_x0000_t202" style="position:absolute;margin-left:-54pt;margin-top:22.65pt;width:128.25pt;height:25.5pt;z-index:251685888;visibility:visible;mso-wrap-style:square;mso-width-percent:0;mso-wrap-distance-left:9pt;mso-wrap-distance-top:0;mso-wrap-distance-right:9pt;mso-wrap-distance-bottom:0;mso-position-horizontal:absolute;mso-position-horizontal-relative:text;mso-position-vertical:absolute;mso-position-vertical-relative:text;mso-width-percent:0;mso-width-relative:margin;v-text-anchor:top" o:gfxdata="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" fillcolor="white [3201]" strokeweight=".5pt">
+              <v:shape w14:anchorId="5E0FF2F5" id="Text Box 45" o:spid="_x0000_s1033" type="#_x0000_t202" style="position:absolute;margin-left:-54pt;margin-top:22.65pt;width:128.25pt;height:25.5pt;z-index:251685888;visibility:visible;mso-wrap-style:square;mso-width-percent:0;mso-wrap-distance-left:9pt;mso-wrap-distance-top:0;mso-wrap-distance-right:9pt;mso-wrap-distance-bottom:0;mso-position-horizontal:absolute;mso-position-horizontal-relative:text;mso-position-vertical:absolute;mso-position-vertical-relative:text;mso-width-percent:0;mso-width-relative:margin;v-text-anchor:top" o:gfxdata="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" fillcolor="white [3201]" strokeweight=".5pt">
                 <v:textbox>
                   <w:txbxContent>
                     <w:p>
@@ -5027,24 +5255,736 @@
       </w:r>
       <w:r>
         <w:rPr>
+          <w:lang w:val="en-US"/>
+        </w:rPr>
+        <w:t xml:space="preserve">                                            </w:t>
+      </w:r>
+      <w:r>
+        <w:rPr>
+          <w:lang w:val="en-US"/>
+        </w:rPr>
+        <w:drawing>
+          <wp:inline distT="0" distB="0" distL="0" distR="0" wp14:anchorId="17DEA588" wp14:editId="7C588B59">
+            <wp:extent cx="3067478" cy="2810267"/>
+            <wp:effectExtent l="0" t="0" r="0" b="9525"/>
+            <wp:docPr id="1" name="Picture 1"/>
+            <wp:cNvGraphicFramePr>
+              <a:graphicFrameLocks xmlns:a="http://schemas.openxmlformats.org/drawingml/2006/main" noChangeAspect="1"/>
+            </wp:cNvGraphicFramePr>
+            <a:graphic xmlns:a="http://schemas.openxmlformats.org/drawingml/2006/main">
+              <a:graphicData uri="http://schemas.openxmlformats.org/drawingml/2006/picture">
+                <pic:pic xmlns:pic="http://schemas.openxmlformats.org/drawingml/2006/picture">
+                  <pic:nvPicPr>
+                    <pic:cNvPr id="1" name=""/>
+                    <pic:cNvPicPr/>
+                  </pic:nvPicPr>
+                  <pic:blipFill>
+                    <a:blip r:embed="rId19"/>
+                    <a:stretch>
+                      <a:fillRect/>
+                    </a:stretch>
+                  </pic:blipFill>
+                  <pic:spPr>
+                    <a:xfrm>
+                      <a:off x="0" y="0"/>
+                      <a:ext cx="3067478" cy="2810267"/>
+                    </a:xfrm>
+                    <a:prstGeom prst="rect">
+                      <a:avLst/>
+                    </a:prstGeom>
+                  </pic:spPr>
+                </pic:pic>
+              </a:graphicData>
+            </a:graphic>
+          </wp:inline>
+        </w:drawing>
+      </w:r>
+      <w:r>
+        <w:rPr>
+          <w:lang w:val="en-US"/>
+        </w:rPr>
+        <w:t xml:space="preserve">           </w:t>
+      </w:r>
+    </w:p>
+    <w:p>
+      <w:pPr>
+        <w:rPr>
+          <w:lang w:val="en-US"/>
+        </w:rPr>
+      </w:pPr>
+    </w:p>
+    <w:p>
+      <w:pPr>
+        <w:pStyle w:val="Heading2"/>
+      </w:pPr>
+    </w:p>
+    <w:p>
+      <w:pPr>
+        <w:pStyle w:val="Heading2"/>
+      </w:pPr>
+      <w:r>
+        <w:t>Grammar Rules</w:t>
+      </w:r>
+    </w:p>
+    <w:p>
+      <w:pPr>
+        <w:rPr>
+          <w:rFonts w:cs="Mangal"/>
+          <w:lang w:val="en-US" w:bidi="hi-IN"/>
+        </w:rPr>
+      </w:pPr>
+      <w:r>
+        <w:rPr>
+          <w:lang w:val="en-US"/>
+        </w:rPr>
+        <w:t>For Vowels, Vowels</w:t>
+      </w:r>
+      <w:r>
+        <w:rPr>
+          <w:lang w:val="en-US"/>
+        </w:rPr>
+        <w:t xml:space="preserve"> (</w:t>
+      </w:r>
+      <w:r>
+        <w:rPr>
+          <w:rFonts w:ascii="Segoe UI Emoji" w:hAnsi="Segoe UI Emoji" w:cs="Segoe UI Emoji" w:hint="cs"/>
+          <w:cs/>
+          <w:lang w:val="en-US" w:bidi="hi-IN"/>
+        </w:rPr>
+        <w:t>🔵</w:t>
+      </w:r>
+      <w:r>
+        <w:rPr>
+          <w:lang w:val="en-US"/>
+        </w:rPr>
+        <w:t>)</w:t>
+      </w:r>
+      <w:r>
+        <w:rPr>
+          <w:lang w:val="en-US"/>
+        </w:rPr>
+        <w:t xml:space="preserve"> and Ayogavaha</w:t>
+      </w:r>
+      <w:r>
+        <w:rPr>
+          <w:lang w:val="en-US"/>
+        </w:rPr>
+        <w:t xml:space="preserve"> (</w:t>
+      </w:r>
+      <w:r>
+        <w:rPr>
+          <w:rFonts w:ascii="Segoe UI Emoji" w:hAnsi="Segoe UI Emoji" w:cs="Segoe UI Emoji" w:hint="cs"/>
+          <w:cs/>
+          <w:lang w:val="en-US" w:bidi="hi-IN"/>
+        </w:rPr>
+        <w:t>🟤</w:t>
+      </w:r>
+      <w:r>
+        <w:rPr>
+          <w:lang w:val="en-US"/>
+        </w:rPr>
+        <w:t>)</w:t>
+      </w:r>
+      <w:r>
+        <w:rPr>
+          <w:lang w:val="en-US"/>
+        </w:rPr>
+        <w:t xml:space="preserve"> are allowed. Examples, </w:t>
+      </w:r>
+      <w:r>
+        <w:rPr>
+          <w:rFonts w:cs="Mangal"/>
+          <w:cs/>
+          <w:lang w:val="en-US" w:bidi="hi-IN"/>
+        </w:rPr>
+        <w:t>ई</w:t>
+      </w:r>
+      <w:r>
+        <w:rPr>
+          <w:rFonts w:cs="Mangal"/>
+          <w:lang w:val="en-US" w:bidi="hi-IN"/>
+        </w:rPr>
+        <w:t xml:space="preserve">, </w:t>
+      </w:r>
+      <w:r>
+        <w:rPr>
+          <w:rFonts w:cs="Mangal"/>
+          <w:cs/>
+          <w:lang w:val="en-US" w:bidi="hi-IN"/>
+        </w:rPr>
+        <w:t>ऊँ</w:t>
+      </w:r>
+    </w:p>
+    <w:p>
+      <w:pPr>
+        <w:rPr>
+          <w:rFonts w:cs="Mangal"/>
+          <w:lang w:val="en-US" w:bidi="hi-IN"/>
+        </w:rPr>
+      </w:pPr>
+      <w:r>
+        <w:rPr>
+          <w:lang w:val="en-US"/>
+        </w:rPr>
+        <w:t xml:space="preserve">For Consonants, </w:t>
+      </w:r>
+      <w:r>
+        <w:rPr>
+          <w:lang w:val="en-US"/>
+        </w:rPr>
+        <w:t>Consonants (</w:t>
+      </w:r>
+      <w:r>
+        <w:rPr>
+          <w:rFonts w:ascii="Segoe UI Emoji" w:hAnsi="Segoe UI Emoji" w:cs="Segoe UI Emoji" w:hint="cs"/>
+          <w:cs/>
+          <w:lang w:val="en-US" w:bidi="hi-IN"/>
+        </w:rPr>
+        <w:t>🟣</w:t>
+      </w:r>
+      <w:r>
+        <w:rPr>
+          <w:lang w:val="en-US"/>
+        </w:rPr>
+        <w:t xml:space="preserve">), </w:t>
+      </w:r>
+      <w:r>
+        <w:rPr>
+          <w:lang w:val="en-US"/>
+        </w:rPr>
+        <w:t>Matras (</w:t>
+      </w:r>
+      <w:r>
+        <w:rPr>
+          <w:rFonts w:ascii="Segoe UI Emoji" w:hAnsi="Segoe UI Emoji" w:cs="Segoe UI Emoji" w:hint="cs"/>
+          <w:cs/>
+          <w:lang w:val="en-US" w:bidi="hi-IN"/>
+        </w:rPr>
+        <w:t>🔴</w:t>
+      </w:r>
+      <w:r>
+        <w:rPr>
+          <w:lang w:val="en-US"/>
+        </w:rPr>
+        <w:t>), Halant (</w:t>
+      </w:r>
+      <w:r>
+        <w:rPr>
+          <w:rFonts w:ascii="Segoe UI Emoji" w:hAnsi="Segoe UI Emoji" w:cs="Segoe UI Emoji" w:hint="cs"/>
+          <w:cs/>
+          <w:lang w:val="en-US" w:bidi="hi-IN"/>
+        </w:rPr>
+        <w:t>⚫</w:t>
+      </w:r>
+      <w:r>
+        <w:rPr>
+          <w:lang w:val="en-US"/>
+        </w:rPr>
+        <w:t xml:space="preserve">), </w:t>
+      </w:r>
+      <w:r>
+        <w:rPr>
+          <w:lang w:val="en-US"/>
+        </w:rPr>
+        <w:t>Ayogavaha (</w:t>
+      </w:r>
+      <w:r>
+        <w:rPr>
+          <w:rFonts w:ascii="Segoe UI Emoji" w:hAnsi="Segoe UI Emoji" w:cs="Segoe UI Emoji" w:hint="cs"/>
+          <w:cs/>
+          <w:lang w:val="en-US" w:bidi="hi-IN"/>
+        </w:rPr>
+        <w:t>🟤</w:t>
+      </w:r>
+      <w:r>
+        <w:rPr>
+          <w:lang w:val="en-US"/>
+        </w:rPr>
+        <w:t>)</w:t>
+      </w:r>
+      <w:r>
+        <w:rPr>
+          <w:lang w:val="en-US"/>
+        </w:rPr>
+        <w:t xml:space="preserve">, and are allowed. Examples, </w:t>
+      </w:r>
+      <w:r>
+        <w:rPr>
+          <w:rFonts w:cs="Mangal"/>
+          <w:cs/>
+          <w:lang w:val="en-US" w:bidi="hi-IN"/>
+        </w:rPr>
+        <w:t>राम्</w:t>
+      </w:r>
+      <w:r>
+        <w:rPr>
+          <w:rFonts w:cs="Mangal"/>
+          <w:lang w:val="en-US" w:bidi="hi-IN"/>
+        </w:rPr>
+        <w:t xml:space="preserve"> </w:t>
+      </w:r>
+      <w:r>
+        <w:rPr>
+          <w:rFonts w:cs="Mangal"/>
+          <w:cs/>
+          <w:lang w:val="en-US" w:bidi="hi-IN"/>
+        </w:rPr>
+        <w:t>शंकर</w:t>
+      </w:r>
+    </w:p>
+    <w:p>
+      <w:pPr>
+        <w:rPr>
+          <w:rFonts w:cs="Mangal"/>
+          <w:lang w:val="en-US" w:bidi="hi-IN"/>
+        </w:rPr>
+      </w:pPr>
+      <w:r>
+        <w:rPr>
+          <w:lang w:val="en-US"/>
+        </w:rPr>
+        <w:t xml:space="preserve">For </w:t>
+      </w:r>
+      <w:r>
+        <w:rPr>
+          <w:lang w:val="en-US"/>
+        </w:rPr>
+        <w:t xml:space="preserve">Samyuktakshars, </w:t>
+      </w:r>
+      <w:r>
+        <w:rPr>
+          <w:lang w:val="en-US"/>
+        </w:rPr>
+        <w:t>Ardha</w:t>
+      </w:r>
+      <w:r>
+        <w:rPr>
+          <w:lang w:val="en-US"/>
+        </w:rPr>
+        <w:t xml:space="preserve"> vyanjan</w:t>
+      </w:r>
+      <w:r>
+        <w:rPr>
+          <w:lang w:val="en-US"/>
+        </w:rPr>
+        <w:t>s (</w:t>
+      </w:r>
+      <w:r>
+        <w:rPr>
+          <w:rFonts w:ascii="Segoe UI Emoji" w:hAnsi="Segoe UI Emoji" w:cs="Segoe UI Emoji" w:hint="cs"/>
+          <w:cs/>
+          <w:lang w:val="en-US" w:bidi="hi-IN"/>
+        </w:rPr>
+        <w:t>🟢</w:t>
+      </w:r>
+      <w:r>
+        <w:rPr>
+          <w:lang w:val="en-US"/>
+        </w:rPr>
+        <w:t xml:space="preserve">), </w:t>
+      </w:r>
+      <w:r>
+        <w:rPr>
+          <w:lang w:val="en-US"/>
+        </w:rPr>
+        <w:t>Consonants</w:t>
+      </w:r>
+      <w:r>
+        <w:rPr>
+          <w:lang w:val="en-US"/>
+        </w:rPr>
+        <w:t>(</w:t>
+      </w:r>
+      <w:r>
+        <w:rPr>
+          <w:rFonts w:ascii="Segoe UI Emoji" w:hAnsi="Segoe UI Emoji" w:cs="Segoe UI Emoji" w:hint="cs"/>
+          <w:cs/>
+          <w:lang w:val="en-US" w:bidi="hi-IN"/>
+        </w:rPr>
+        <w:t>🟣</w:t>
+      </w:r>
+      <w:r>
+        <w:rPr>
+          <w:lang w:val="en-US"/>
+        </w:rPr>
+        <w:t>)</w:t>
+      </w:r>
+      <w:r>
+        <w:rPr>
+          <w:lang w:val="en-US"/>
+        </w:rPr>
+        <w:t xml:space="preserve">, </w:t>
+      </w:r>
+      <w:r>
+        <w:rPr>
+          <w:lang w:val="en-US"/>
+        </w:rPr>
+        <w:t>Ayogavaha</w:t>
+      </w:r>
+      <w:r>
+        <w:rPr>
+          <w:lang w:val="en-US"/>
+        </w:rPr>
+        <w:t xml:space="preserve"> (</w:t>
+      </w:r>
+      <w:r>
+        <w:rPr>
+          <w:rFonts w:ascii="Segoe UI Emoji" w:hAnsi="Segoe UI Emoji" w:cs="Segoe UI Emoji" w:hint="cs"/>
+          <w:cs/>
+          <w:lang w:val="en-US" w:bidi="hi-IN"/>
+        </w:rPr>
+        <w:t>🟤</w:t>
+      </w:r>
+      <w:r>
+        <w:rPr>
+          <w:lang w:val="en-US"/>
+        </w:rPr>
+        <w:t>)</w:t>
+      </w:r>
+      <w:r>
+        <w:rPr>
+          <w:lang w:val="en-US"/>
+        </w:rPr>
+        <w:t>, and Matras</w:t>
+      </w:r>
+      <w:r>
+        <w:rPr>
+          <w:lang w:val="en-US"/>
+        </w:rPr>
+        <w:t xml:space="preserve"> (</w:t>
+      </w:r>
+      <w:r>
+        <w:rPr>
+          <w:rFonts w:ascii="Segoe UI Emoji" w:hAnsi="Segoe UI Emoji" w:cs="Segoe UI Emoji" w:hint="cs"/>
+          <w:cs/>
+          <w:lang w:val="en-US" w:bidi="hi-IN"/>
+        </w:rPr>
+        <w:t>🔴</w:t>
+      </w:r>
+      <w:r>
+        <w:rPr>
+          <w:lang w:val="en-US"/>
+        </w:rPr>
+        <w:t>) are</w:t>
+      </w:r>
+      <w:r>
+        <w:rPr>
+          <w:lang w:val="en-US"/>
+        </w:rPr>
+        <w:t xml:space="preserve"> allowed. Examples, </w:t>
+      </w:r>
+      <w:r>
+        <w:rPr>
+          <w:rFonts w:cs="Mangal"/>
+          <w:cs/>
+          <w:lang w:val="en-US" w:bidi="hi-IN"/>
+        </w:rPr>
+        <w:t>श्याँ</w:t>
+      </w:r>
+    </w:p>
+    <w:p>
+      <w:pPr>
+        <w:rPr>
+          <w:rFonts w:cs="Mangal"/>
+          <w:lang w:val="en-US" w:bidi="hi-IN"/>
+        </w:rPr>
+      </w:pPr>
+      <w:r>
+        <w:rPr>
+          <w:rFonts w:cs="Mangal"/>
+          <w:lang w:val="en-US" w:bidi="hi-IN"/>
+        </w:rPr>
+        <w:t>The player is editable, so you can separate letters by putting comma. This will slow down the playback.</w:t>
+      </w:r>
+    </w:p>
+    <w:p>
+      <w:pPr>
+        <w:rPr>
+          <w:rFonts w:cs="Mangal"/>
+          <w:lang w:val="en-US" w:bidi="hi-IN"/>
+        </w:rPr>
+      </w:pPr>
+      <w:r>
+        <w:rPr>
+          <w:rFonts w:cs="Mangal"/>
+          <w:lang w:val="en-US" w:bidi="hi-IN"/>
+        </w:rPr>
+        <w:t xml:space="preserve">For e.g., </w:t>
+      </w:r>
+      <w:r>
+        <w:rPr>
+          <w:rFonts w:cs="Mangal"/>
+          <w:cs/>
+          <w:lang w:val="en-US" w:bidi="hi-IN"/>
+        </w:rPr>
+        <w:t>क्र</w:t>
+      </w:r>
+      <w:r>
+        <w:rPr>
+          <w:rFonts w:cs="Mangal"/>
+          <w:lang w:val="en-US"/>
+        </w:rPr>
+        <w:t>,</w:t>
+      </w:r>
+      <w:r>
+        <w:rPr>
+          <w:rFonts w:cs="Mangal"/>
+          <w:cs/>
+          <w:lang w:val="en-US" w:bidi="hi-IN"/>
+        </w:rPr>
+        <w:t>क्रा</w:t>
+      </w:r>
+      <w:r>
+        <w:rPr>
+          <w:rFonts w:cs="Mangal"/>
+          <w:lang w:val="en-US"/>
+        </w:rPr>
+        <w:t>,</w:t>
+      </w:r>
+      <w:r>
+        <w:rPr>
+          <w:rFonts w:cs="Mangal"/>
+          <w:cs/>
+          <w:lang w:val="en-US" w:bidi="hi-IN"/>
+        </w:rPr>
+        <w:t>क्रि</w:t>
+      </w:r>
+      <w:r>
+        <w:rPr>
+          <w:rFonts w:cs="Mangal"/>
+          <w:lang w:val="en-US"/>
+        </w:rPr>
+        <w:t>,</w:t>
+      </w:r>
+      <w:r>
+        <w:rPr>
+          <w:rFonts w:cs="Mangal"/>
+          <w:cs/>
+          <w:lang w:val="en-US" w:bidi="hi-IN"/>
+        </w:rPr>
+        <w:t>क्री</w:t>
+      </w:r>
+      <w:r>
+        <w:rPr>
+          <w:rFonts w:cs="Mangal"/>
+          <w:lang w:val="en-US"/>
+        </w:rPr>
+        <w:t>,</w:t>
+      </w:r>
+      <w:r>
+        <w:rPr>
+          <w:rFonts w:cs="Mangal"/>
+          <w:cs/>
+          <w:lang w:val="en-US" w:bidi="hi-IN"/>
+        </w:rPr>
+        <w:t>क्रु</w:t>
+      </w:r>
+      <w:r>
+        <w:rPr>
+          <w:rFonts w:cs="Mangal"/>
+          <w:lang w:val="en-US"/>
+        </w:rPr>
+        <w:t>,</w:t>
+      </w:r>
+      <w:r>
+        <w:rPr>
+          <w:rFonts w:cs="Mangal"/>
+          <w:cs/>
+          <w:lang w:val="en-US" w:bidi="hi-IN"/>
+        </w:rPr>
+        <w:t>क्रू</w:t>
+      </w:r>
+      <w:r>
+        <w:rPr>
+          <w:rFonts w:cs="Mangal"/>
+          <w:lang w:val="en-US"/>
+        </w:rPr>
+        <w:t>,</w:t>
+      </w:r>
+      <w:r>
+        <w:rPr>
+          <w:rFonts w:cs="Mangal"/>
+          <w:cs/>
+          <w:lang w:val="en-US" w:bidi="hi-IN"/>
+        </w:rPr>
+        <w:t>क्रृ</w:t>
+      </w:r>
+      <w:r>
+        <w:rPr>
+          <w:rFonts w:cs="Mangal"/>
+          <w:lang w:val="en-US"/>
+        </w:rPr>
+        <w:t>,</w:t>
+      </w:r>
+      <w:r>
+        <w:rPr>
+          <w:rFonts w:cs="Mangal"/>
+          <w:cs/>
+          <w:lang w:val="en-US" w:bidi="hi-IN"/>
+        </w:rPr>
+        <w:t>क्रे</w:t>
+      </w:r>
+      <w:r>
+        <w:rPr>
+          <w:rFonts w:cs="Mangal"/>
+          <w:lang w:val="en-US"/>
+        </w:rPr>
+        <w:t>,</w:t>
+      </w:r>
+      <w:r>
+        <w:rPr>
+          <w:rFonts w:cs="Mangal"/>
+          <w:cs/>
+          <w:lang w:val="en-US" w:bidi="hi-IN"/>
+        </w:rPr>
+        <w:t>क्रै</w:t>
+      </w:r>
+      <w:r>
+        <w:rPr>
+          <w:rFonts w:cs="Mangal"/>
+          <w:lang w:val="en-US"/>
+        </w:rPr>
+        <w:t>,</w:t>
+      </w:r>
+      <w:r>
+        <w:rPr>
+          <w:rFonts w:cs="Mangal"/>
+          <w:cs/>
+          <w:lang w:val="en-US" w:bidi="hi-IN"/>
+        </w:rPr>
+        <w:t>क्रो</w:t>
+      </w:r>
+      <w:r>
+        <w:rPr>
+          <w:rFonts w:cs="Mangal"/>
+          <w:lang w:val="en-US"/>
+        </w:rPr>
+        <w:t>,</w:t>
+      </w:r>
+      <w:r>
+        <w:rPr>
+          <w:rFonts w:cs="Mangal"/>
+          <w:cs/>
+          <w:lang w:val="en-US" w:bidi="hi-IN"/>
+        </w:rPr>
+        <w:t>क्रौ</w:t>
+      </w:r>
+      <w:r>
+        <w:rPr>
+          <w:rFonts w:cs="Mangal"/>
+          <w:lang w:val="en-US"/>
+        </w:rPr>
+        <w:t>,</w:t>
+      </w:r>
+      <w:r>
+        <w:rPr>
+          <w:rFonts w:cs="Mangal"/>
+          <w:cs/>
+          <w:lang w:val="en-US" w:bidi="hi-IN"/>
+        </w:rPr>
+        <w:t>क्रं</w:t>
+      </w:r>
+      <w:r>
+        <w:rPr>
+          <w:rFonts w:cs="Mangal"/>
+          <w:lang w:val="en-US"/>
+        </w:rPr>
+        <w:t>,</w:t>
+      </w:r>
+      <w:r>
+        <w:rPr>
+          <w:rFonts w:cs="Mangal"/>
+          <w:cs/>
+          <w:lang w:val="en-US" w:bidi="hi-IN"/>
+        </w:rPr>
+        <w:t>क्रः</w:t>
+      </w:r>
+    </w:p>
+    <w:p>
+      <w:pPr>
+        <w:rPr>
+          <w:lang w:val="en-US"/>
+        </w:rPr>
+      </w:pPr>
+      <w:r>
+        <w:rPr>
+          <w:lang w:val="en-US"/>
+        </w:rPr>
+        <w:br w:type="page"/>
+      </w:r>
+    </w:p>
+    <w:p>
+      <w:pPr>
+        <w:rPr>
+          <w:lang w:val="en-US"/>
+        </w:rPr>
+      </w:pPr>
+    </w:p>
+    <w:p>
+      <w:pPr>
+        <w:pStyle w:val="Heading1"/>
+        <w:rPr>
+          <w:lang w:val="en-US"/>
+        </w:rPr>
+      </w:pPr>
+      <w:r>
+        <w:rPr>
+          <w:lang w:val="en-US"/>
+        </w:rPr>
+        <w:t>Numerals</w:t>
+      </w:r>
+    </w:p>
+    <w:p>
+      <w:pPr>
+        <w:rPr>
+          <w:lang w:val="en-US"/>
+        </w:rPr>
+      </w:pPr>
+      <w:r>
+        <w:rPr>
+          <w:lang w:val="en-US"/>
+        </w:rPr>
+        <w:t xml:space="preserve">The numbers can be entered into the input box. Clicking the “Display Button” prints the number and populates its hindi text </w:t>
+      </w:r>
+      <w:r>
+        <w:rPr>
+          <w:lang w:val="en-US"/>
+        </w:rPr>
+        <w:t xml:space="preserve">in the “Play Buffer” </w:t>
+      </w:r>
+      <w:r>
+        <w:rPr>
+          <w:lang w:val="en-US"/>
+        </w:rPr>
+        <w:t>for audio sound as shown below.</w:t>
+      </w:r>
+    </w:p>
+    <w:p>
+      <w:pPr>
+        <w:rPr>
+          <w:lang w:val="en-US"/>
+        </w:rPr>
+      </w:pPr>
+      <w:r>
+        <w:rPr>
           <w:noProof/>
           <w:lang w:val="en-US"/>
         </w:rPr>
         <mc:AlternateContent>
           <mc:Choice Requires="wps">
             <w:drawing>
-              <wp:anchor distT="0" distB="0" distL="114300" distR="114300" simplePos="0" relativeHeight="251681792" behindDoc="0" locked="0" layoutInCell="1" allowOverlap="1" wp14:anchorId="6D0554B5" wp14:editId="518E3103">
+              <wp:anchor distT="0" distB="0" distL="114300" distR="114300" simplePos="0" relativeHeight="251713536" behindDoc="0" locked="0" layoutInCell="1" allowOverlap="1" wp14:anchorId="7EE325BE" wp14:editId="679F63E3">
                 <wp:simplePos x="0" y="0"/>
                 <wp:positionH relativeFrom="column">
-                  <wp:posOffset>895349</wp:posOffset>
+                  <wp:posOffset>3276599</wp:posOffset>
                 </wp:positionH>
                 <wp:positionV relativeFrom="paragraph">
-                  <wp:posOffset>1421129</wp:posOffset>
+                  <wp:posOffset>2374266</wp:posOffset>
                 </wp:positionV>
-                <wp:extent cx="1076325" cy="85725"/>
-                <wp:effectExtent l="38100" t="0" r="28575" b="85725"/>
+                <wp:extent cx="319405" cy="285750"/>
+                <wp:effectExtent l="38100" t="0" r="23495" b="57150"/>
                 <wp:wrapNone/>
-                <wp:docPr id="42" name="Straight Arrow Connector 42"/>
+                <wp:docPr id="88" name="Straight Arrow Connector 88"/>
                 <wp:cNvGraphicFramePr/>
                 <a:graphic xmlns:a="http://schemas.openxmlformats.org/drawingml/2006/main">
                   <a:graphicData uri="http://schemas.microsoft.com/office/word/2010/wordprocessingShape">
@@ -5053,7 +5993,7 @@
                       <wps:spPr>
                         <a:xfrm flipH="1">
                           <a:off x="0" y="0"/>
-                          <a:ext cx="1076325" cy="85725"/>
+                          <a:ext cx="319405" cy="285750"/>
                         </a:xfrm>
                         <a:prstGeom prst="straightConnector1">
                           <a:avLst/>
@@ -5091,7 +6031,7 @@
           </mc:Choice>
           <mc:Fallback>
             <w:pict>
-              <v:shape w14:anchorId="73D1296E" id="Straight Arrow Connector 42" o:spid="_x0000_s1026" type="#_x0000_t32" style="position:absolute;margin-left:70.5pt;margin-top:111.9pt;width:84.75pt;height:6.75pt;flip:x;z-index:251681792;visibility:visible;mso-wrap-style:square;mso-width-percent:0;mso-height-percent:0;mso-wrap-distance-left:9pt;mso-wrap-distance-top:0;mso-wrap-distance-right:9pt;mso-wrap-distance-bottom:0;mso-position-horizontal:absolute;mso-position-horizontal-relative:text;mso-position-vertical:absolute;mso-position-vertical-relative:text;mso-width-percent:0;mso-height-percent:0;mso-width-relative:margin;mso-height-relative:margin" o:gfxdata="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" strokecolor="#4472c4 [3204]" strokeweight=".5pt">
+              <v:shape w14:anchorId="542EC5B3" id="Straight Arrow Connector 88" o:spid="_x0000_s1026" type="#_x0000_t32" style="position:absolute;margin-left:258pt;margin-top:186.95pt;width:25.15pt;height:22.5pt;flip:x;z-index:251713536;visibility:visible;mso-wrap-style:square;mso-width-percent:0;mso-height-percent:0;mso-wrap-distance-left:9pt;mso-wrap-distance-top:0;mso-wrap-distance-right:9pt;mso-wrap-distance-bottom:0;mso-position-horizontal:absolute;mso-position-horizontal-relative:text;mso-position-vertical:absolute;mso-position-vertical-relative:text;mso-width-percent:0;mso-height-percent:0;mso-width-relative:margin;mso-height-relative:margin" o:gfxdata="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" strokecolor="#4472c4 [3204]" strokeweight=".5pt">
                 <v:stroke endarrow="block" joinstyle="miter"/>
               </v:shape>
             </w:pict>
@@ -5106,18 +6046,18 @@
         <mc:AlternateContent>
           <mc:Choice Requires="wps">
             <w:drawing>
-              <wp:anchor distT="0" distB="0" distL="114300" distR="114300" simplePos="0" relativeHeight="251678720" behindDoc="0" locked="0" layoutInCell="1" allowOverlap="1" wp14:anchorId="5A7D8A9A" wp14:editId="485E71DC">
+              <wp:anchor distT="0" distB="0" distL="114300" distR="114300" simplePos="0" relativeHeight="251710464" behindDoc="0" locked="0" layoutInCell="1" allowOverlap="1" wp14:anchorId="38271461" wp14:editId="18286D1A">
                 <wp:simplePos x="0" y="0"/>
                 <wp:positionH relativeFrom="column">
-                  <wp:posOffset>981074</wp:posOffset>
+                  <wp:posOffset>1343025</wp:posOffset>
                 </wp:positionH>
                 <wp:positionV relativeFrom="paragraph">
-                  <wp:posOffset>2059304</wp:posOffset>
+                  <wp:posOffset>2364740</wp:posOffset>
                 </wp:positionV>
-                <wp:extent cx="1000125" cy="209550"/>
-                <wp:effectExtent l="38100" t="0" r="28575" b="76200"/>
+                <wp:extent cx="500380" cy="276225"/>
+                <wp:effectExtent l="38100" t="0" r="33020" b="47625"/>
                 <wp:wrapNone/>
-                <wp:docPr id="40" name="Straight Arrow Connector 40"/>
+                <wp:docPr id="86" name="Straight Arrow Connector 86"/>
                 <wp:cNvGraphicFramePr/>
                 <a:graphic xmlns:a="http://schemas.openxmlformats.org/drawingml/2006/main">
                   <a:graphicData uri="http://schemas.microsoft.com/office/word/2010/wordprocessingShape">
@@ -5126,7 +6066,7 @@
                       <wps:spPr>
                         <a:xfrm flipH="1">
                           <a:off x="0" y="0"/>
-                          <a:ext cx="1000125" cy="209550"/>
+                          <a:ext cx="500380" cy="276225"/>
                         </a:xfrm>
                         <a:prstGeom prst="straightConnector1">
                           <a:avLst/>
@@ -5164,7 +6104,7 @@
           </mc:Choice>
           <mc:Fallback>
             <w:pict>
-              <v:shape w14:anchorId="323D70BA" id="Straight Arrow Connector 40" o:spid="_x0000_s1026" type="#_x0000_t32" style="position:absolute;margin-left:77.25pt;margin-top:162.15pt;width:78.75pt;height:16.5pt;flip:x;z-index:251678720;visibility:visible;mso-wrap-style:square;mso-width-percent:0;mso-height-percent:0;mso-wrap-distance-left:9pt;mso-wrap-distance-top:0;mso-wrap-distance-right:9pt;mso-wrap-distance-bottom:0;mso-position-horizontal:absolute;mso-position-horizontal-relative:text;mso-position-vertical:absolute;mso-position-vertical-relative:text;mso-width-percent:0;mso-height-percent:0;mso-width-relative:margin;mso-height-relative:margin" o:gfxdata="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" strokecolor="#4472c4 [3204]" strokeweight=".5pt">
+              <v:shape w14:anchorId="5D8FD009" id="Straight Arrow Connector 86" o:spid="_x0000_s1026" type="#_x0000_t32" style="position:absolute;margin-left:105.75pt;margin-top:186.2pt;width:39.4pt;height:21.75pt;flip:x;z-index:251710464;visibility:visible;mso-wrap-style:square;mso-width-percent:0;mso-height-percent:0;mso-wrap-distance-left:9pt;mso-wrap-distance-top:0;mso-wrap-distance-right:9pt;mso-wrap-distance-bottom:0;mso-position-horizontal:absolute;mso-position-horizontal-relative:text;mso-position-vertical:absolute;mso-position-vertical-relative:text;mso-width-percent:0;mso-height-percent:0;mso-width-relative:margin;mso-height-relative:margin" o:gfxdata="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" strokecolor="#4472c4 [3204]" strokeweight=".5pt">
                 <v:stroke endarrow="block" joinstyle="miter"/>
               </v:shape>
             </w:pict>
@@ -5173,803 +6113,33 @@
       </w:r>
       <w:r>
         <w:rPr>
-          <w:lang w:val="en-US"/>
-        </w:rPr>
-        <w:t xml:space="preserve">                                                       </w:t>
-      </w:r>
-      <w:r>
-        <w:rPr>
-          <w:noProof/>
-          <w:lang w:val="en-US"/>
-        </w:rPr>
-        <w:drawing>
-          <wp:inline distT="0" distB="0" distL="0" distR="0" wp14:anchorId="609315FE" wp14:editId="05BF8F03">
-            <wp:extent cx="2343477" cy="3324689"/>
-            <wp:effectExtent l="0" t="0" r="0" b="9525"/>
-            <wp:docPr id="1" name="Picture 1"/>
-            <wp:cNvGraphicFramePr>
-              <a:graphicFrameLocks xmlns:a="http://schemas.openxmlformats.org/drawingml/2006/main" noChangeAspect="1"/>
-            </wp:cNvGraphicFramePr>
-            <a:graphic xmlns:a="http://schemas.openxmlformats.org/drawingml/2006/main">
-              <a:graphicData uri="http://schemas.openxmlformats.org/drawingml/2006/picture">
-                <pic:pic xmlns:pic="http://schemas.openxmlformats.org/drawingml/2006/picture">
-                  <pic:nvPicPr>
-                    <pic:cNvPr id="1" name=""/>
-                    <pic:cNvPicPr/>
-                  </pic:nvPicPr>
-                  <pic:blipFill>
-                    <a:blip r:embed="rId17"/>
-                    <a:stretch>
-                      <a:fillRect/>
-                    </a:stretch>
-                  </pic:blipFill>
-                  <pic:spPr>
-                    <a:xfrm>
-                      <a:off x="0" y="0"/>
-                      <a:ext cx="2343477" cy="3324689"/>
-                    </a:xfrm>
-                    <a:prstGeom prst="rect">
-                      <a:avLst/>
-                    </a:prstGeom>
-                  </pic:spPr>
-                </pic:pic>
-              </a:graphicData>
-            </a:graphic>
-          </wp:inline>
-        </w:drawing>
-      </w:r>
-    </w:p>
-    <w:p>
-      <w:pPr>
-        <w:rPr>
-          <w:lang w:val="en-US"/>
-        </w:rPr>
-      </w:pPr>
-    </w:p>
-    <w:p>
-      <w:pPr>
-        <w:pStyle w:val="Heading2"/>
-      </w:pPr>
-      <w:r>
-        <w:t>Grammar Rules</w:t>
-      </w:r>
-    </w:p>
-    <w:p>
-      <w:pPr>
-        <w:rPr>
-          <w:rFonts w:cs="Mangal"/>
-          <w:lang w:val="en-US" w:bidi="hi-IN"/>
-        </w:rPr>
-      </w:pPr>
-      <w:r>
-        <w:rPr>
-          <w:lang w:val="en-US"/>
-        </w:rPr>
-        <w:t>For Vowels, Vowels</w:t>
-      </w:r>
-      <w:r>
-        <w:rPr>
-          <w:lang w:val="en-US"/>
-        </w:rPr>
-        <w:t xml:space="preserve"> (</w:t>
-      </w:r>
-      <w:r>
-        <w:rPr>
-          <w:rFonts w:ascii="Segoe UI Emoji" w:hAnsi="Segoe UI Emoji" w:cs="Segoe UI Emoji" w:hint="cs"/>
-          <w:cs/>
-          <w:lang w:val="en-US" w:bidi="hi-IN"/>
-        </w:rPr>
-        <w:t>🔵</w:t>
-      </w:r>
-      <w:r>
-        <w:rPr>
-          <w:lang w:val="en-US"/>
-        </w:rPr>
-        <w:t>)</w:t>
-      </w:r>
-      <w:r>
-        <w:rPr>
-          <w:lang w:val="en-US"/>
-        </w:rPr>
-        <w:t xml:space="preserve"> and </w:t>
-      </w:r>
-      <w:proofErr w:type="spellStart"/>
-      <w:r>
-        <w:rPr>
-          <w:lang w:val="en-US"/>
-        </w:rPr>
-        <w:t>Ayogavaha</w:t>
-      </w:r>
-      <w:proofErr w:type="spellEnd"/>
-      <w:r>
-        <w:rPr>
-          <w:lang w:val="en-US"/>
-        </w:rPr>
-        <w:t xml:space="preserve"> (</w:t>
-      </w:r>
-      <w:r>
-        <w:rPr>
-          <w:rFonts w:ascii="Segoe UI Emoji" w:hAnsi="Segoe UI Emoji" w:cs="Segoe UI Emoji" w:hint="cs"/>
-          <w:cs/>
-          <w:lang w:val="en-US" w:bidi="hi-IN"/>
-        </w:rPr>
-        <w:t>🟤</w:t>
-      </w:r>
-      <w:r>
-        <w:rPr>
-          <w:lang w:val="en-US"/>
-        </w:rPr>
-        <w:t>)</w:t>
-      </w:r>
-      <w:r>
-        <w:rPr>
-          <w:lang w:val="en-US"/>
-        </w:rPr>
-        <w:t xml:space="preserve"> are allowed. Examples, </w:t>
-      </w:r>
-      <w:r>
-        <w:rPr>
-          <w:rFonts w:cs="Mangal"/>
-          <w:cs/>
-          <w:lang w:val="en-US" w:bidi="hi-IN"/>
-        </w:rPr>
-        <w:t>ई</w:t>
-      </w:r>
-      <w:r>
-        <w:rPr>
-          <w:rFonts w:cs="Mangal"/>
-          <w:lang w:val="en-US" w:bidi="hi-IN"/>
-        </w:rPr>
-        <w:t xml:space="preserve">, </w:t>
-      </w:r>
-      <w:r>
-        <w:rPr>
-          <w:rFonts w:cs="Mangal"/>
-          <w:cs/>
-          <w:lang w:val="en-US" w:bidi="hi-IN"/>
-        </w:rPr>
-        <w:t>ऊँ</w:t>
-      </w:r>
-    </w:p>
-    <w:p>
-      <w:pPr>
-        <w:rPr>
-          <w:rFonts w:cs="Mangal"/>
-          <w:lang w:val="en-US" w:bidi="hi-IN"/>
-        </w:rPr>
-      </w:pPr>
-      <w:r>
-        <w:rPr>
-          <w:lang w:val="en-US"/>
-        </w:rPr>
-        <w:t xml:space="preserve">For Consonants, </w:t>
-      </w:r>
-      <w:r>
-        <w:rPr>
-          <w:lang w:val="en-US"/>
-        </w:rPr>
-        <w:t>Consonants (</w:t>
-      </w:r>
-      <w:r>
-        <w:rPr>
-          <w:rFonts w:ascii="Segoe UI Emoji" w:hAnsi="Segoe UI Emoji" w:cs="Segoe UI Emoji" w:hint="cs"/>
-          <w:cs/>
-          <w:lang w:val="en-US" w:bidi="hi-IN"/>
-        </w:rPr>
-        <w:t>🟣</w:t>
-      </w:r>
-      <w:r>
-        <w:rPr>
-          <w:lang w:val="en-US"/>
-        </w:rPr>
-        <w:t xml:space="preserve">), </w:t>
-      </w:r>
-      <w:r>
-        <w:rPr>
-          <w:lang w:val="en-US"/>
-        </w:rPr>
-        <w:t>Matras (</w:t>
-      </w:r>
-      <w:r>
-        <w:rPr>
-          <w:rFonts w:ascii="Segoe UI Emoji" w:hAnsi="Segoe UI Emoji" w:cs="Segoe UI Emoji" w:hint="cs"/>
-          <w:cs/>
-          <w:lang w:val="en-US" w:bidi="hi-IN"/>
-        </w:rPr>
-        <w:t>🔴</w:t>
-      </w:r>
-      <w:r>
-        <w:rPr>
-          <w:lang w:val="en-US"/>
-        </w:rPr>
-        <w:t xml:space="preserve">), </w:t>
-      </w:r>
-      <w:proofErr w:type="spellStart"/>
-      <w:r>
-        <w:rPr>
-          <w:lang w:val="en-US"/>
-        </w:rPr>
-        <w:t>Halant</w:t>
-      </w:r>
-      <w:proofErr w:type="spellEnd"/>
-      <w:r>
-        <w:rPr>
-          <w:lang w:val="en-US"/>
-        </w:rPr>
-        <w:t xml:space="preserve"> (</w:t>
-      </w:r>
-      <w:r>
-        <w:rPr>
-          <w:rFonts w:ascii="Segoe UI Emoji" w:hAnsi="Segoe UI Emoji" w:cs="Segoe UI Emoji" w:hint="cs"/>
-          <w:cs/>
-          <w:lang w:val="en-US" w:bidi="hi-IN"/>
-        </w:rPr>
-        <w:t>⚫</w:t>
-      </w:r>
-      <w:r>
-        <w:rPr>
-          <w:lang w:val="en-US"/>
-        </w:rPr>
-        <w:t xml:space="preserve">), </w:t>
-      </w:r>
-      <w:proofErr w:type="spellStart"/>
-      <w:r>
-        <w:rPr>
-          <w:lang w:val="en-US"/>
-        </w:rPr>
-        <w:t>Ayogavaha</w:t>
-      </w:r>
-      <w:proofErr w:type="spellEnd"/>
-      <w:r>
-        <w:rPr>
-          <w:lang w:val="en-US"/>
-        </w:rPr>
-        <w:t xml:space="preserve"> (</w:t>
-      </w:r>
-      <w:r>
-        <w:rPr>
-          <w:rFonts w:ascii="Segoe UI Emoji" w:hAnsi="Segoe UI Emoji" w:cs="Segoe UI Emoji" w:hint="cs"/>
-          <w:cs/>
-          <w:lang w:val="en-US" w:bidi="hi-IN"/>
-        </w:rPr>
-        <w:t>🟤</w:t>
-      </w:r>
-      <w:r>
-        <w:rPr>
-          <w:lang w:val="en-US"/>
-        </w:rPr>
-        <w:t>)</w:t>
-      </w:r>
-      <w:r>
-        <w:rPr>
-          <w:lang w:val="en-US"/>
-        </w:rPr>
-        <w:t xml:space="preserve">, and are allowed. Examples, </w:t>
-      </w:r>
-      <w:r>
-        <w:rPr>
-          <w:rFonts w:cs="Mangal"/>
-          <w:cs/>
-          <w:lang w:val="en-US" w:bidi="hi-IN"/>
-        </w:rPr>
-        <w:t>राम्</w:t>
-      </w:r>
-      <w:r>
-        <w:rPr>
-          <w:rFonts w:cs="Mangal"/>
-          <w:lang w:val="en-US" w:bidi="hi-IN"/>
-        </w:rPr>
-        <w:t xml:space="preserve"> </w:t>
-      </w:r>
-      <w:r>
-        <w:rPr>
-          <w:rFonts w:cs="Mangal"/>
-          <w:cs/>
-          <w:lang w:val="en-US" w:bidi="hi-IN"/>
-        </w:rPr>
-        <w:t>शंकर</w:t>
-      </w:r>
-    </w:p>
-    <w:p>
-      <w:pPr>
-        <w:rPr>
-          <w:rFonts w:cs="Mangal"/>
-          <w:lang w:val="en-US" w:bidi="hi-IN"/>
-        </w:rPr>
-      </w:pPr>
-      <w:r>
-        <w:rPr>
-          <w:lang w:val="en-US"/>
-        </w:rPr>
-        <w:t xml:space="preserve">For </w:t>
-      </w:r>
-      <w:proofErr w:type="spellStart"/>
-      <w:r>
-        <w:rPr>
-          <w:lang w:val="en-US"/>
-        </w:rPr>
-        <w:t>Samyuktakshars</w:t>
-      </w:r>
-      <w:proofErr w:type="spellEnd"/>
-      <w:r>
-        <w:rPr>
-          <w:lang w:val="en-US"/>
-        </w:rPr>
-        <w:t xml:space="preserve">, </w:t>
-      </w:r>
-      <w:r>
-        <w:rPr>
-          <w:lang w:val="en-US"/>
-        </w:rPr>
-        <w:t>Ardha</w:t>
-      </w:r>
-      <w:r>
-        <w:rPr>
-          <w:lang w:val="en-US"/>
-        </w:rPr>
-        <w:t xml:space="preserve"> </w:t>
-      </w:r>
-      <w:proofErr w:type="spellStart"/>
-      <w:r>
-        <w:rPr>
-          <w:lang w:val="en-US"/>
-        </w:rPr>
-        <w:t>vyanjan</w:t>
-      </w:r>
-      <w:r>
-        <w:rPr>
-          <w:lang w:val="en-US"/>
-        </w:rPr>
-        <w:t>s</w:t>
-      </w:r>
-      <w:proofErr w:type="spellEnd"/>
-      <w:r>
-        <w:rPr>
-          <w:lang w:val="en-US"/>
-        </w:rPr>
-        <w:t xml:space="preserve"> (</w:t>
-      </w:r>
-      <w:r>
-        <w:rPr>
-          <w:rFonts w:ascii="Segoe UI Emoji" w:hAnsi="Segoe UI Emoji" w:cs="Segoe UI Emoji" w:hint="cs"/>
-          <w:cs/>
-          <w:lang w:val="en-US" w:bidi="hi-IN"/>
-        </w:rPr>
-        <w:t>🟢</w:t>
-      </w:r>
-      <w:r>
-        <w:rPr>
-          <w:lang w:val="en-US"/>
-        </w:rPr>
-        <w:t xml:space="preserve">), </w:t>
-      </w:r>
-      <w:r>
-        <w:rPr>
-          <w:lang w:val="en-US"/>
-        </w:rPr>
-        <w:t>Consonants</w:t>
-      </w:r>
-      <w:r>
-        <w:rPr>
-          <w:lang w:val="en-US"/>
-        </w:rPr>
-        <w:t>(</w:t>
-      </w:r>
-      <w:r>
-        <w:rPr>
-          <w:rFonts w:ascii="Segoe UI Emoji" w:hAnsi="Segoe UI Emoji" w:cs="Segoe UI Emoji" w:hint="cs"/>
-          <w:cs/>
-          <w:lang w:val="en-US" w:bidi="hi-IN"/>
-        </w:rPr>
-        <w:t>🟣</w:t>
-      </w:r>
-      <w:r>
-        <w:rPr>
-          <w:lang w:val="en-US"/>
-        </w:rPr>
-        <w:t>)</w:t>
-      </w:r>
-      <w:r>
-        <w:rPr>
-          <w:lang w:val="en-US"/>
-        </w:rPr>
-        <w:t xml:space="preserve">, </w:t>
-      </w:r>
-      <w:proofErr w:type="spellStart"/>
-      <w:r>
-        <w:rPr>
-          <w:lang w:val="en-US"/>
-        </w:rPr>
-        <w:t>Ayogavaha</w:t>
-      </w:r>
-      <w:proofErr w:type="spellEnd"/>
-      <w:r>
-        <w:rPr>
-          <w:lang w:val="en-US"/>
-        </w:rPr>
-        <w:t xml:space="preserve"> (</w:t>
-      </w:r>
-      <w:r>
-        <w:rPr>
-          <w:rFonts w:ascii="Segoe UI Emoji" w:hAnsi="Segoe UI Emoji" w:cs="Segoe UI Emoji" w:hint="cs"/>
-          <w:cs/>
-          <w:lang w:val="en-US" w:bidi="hi-IN"/>
-        </w:rPr>
-        <w:t>🟤</w:t>
-      </w:r>
-      <w:r>
-        <w:rPr>
-          <w:lang w:val="en-US"/>
-        </w:rPr>
-        <w:t>)</w:t>
-      </w:r>
-      <w:r>
-        <w:rPr>
-          <w:lang w:val="en-US"/>
-        </w:rPr>
-        <w:t>, and Matras</w:t>
-      </w:r>
-      <w:r>
-        <w:rPr>
-          <w:lang w:val="en-US"/>
-        </w:rPr>
-        <w:t xml:space="preserve"> (</w:t>
-      </w:r>
-      <w:r>
-        <w:rPr>
-          <w:rFonts w:ascii="Segoe UI Emoji" w:hAnsi="Segoe UI Emoji" w:cs="Segoe UI Emoji" w:hint="cs"/>
-          <w:cs/>
-          <w:lang w:val="en-US" w:bidi="hi-IN"/>
-        </w:rPr>
-        <w:t>🔴</w:t>
-      </w:r>
-      <w:r>
-        <w:rPr>
-          <w:lang w:val="en-US"/>
-        </w:rPr>
-        <w:t xml:space="preserve">) </w:t>
-      </w:r>
-      <w:r>
-        <w:rPr>
-          <w:lang w:val="en-US"/>
-        </w:rPr>
-        <w:t xml:space="preserve"> are allowed. Examples, </w:t>
-      </w:r>
-      <w:r>
-        <w:rPr>
-          <w:rFonts w:cs="Mangal"/>
-          <w:cs/>
-          <w:lang w:val="en-US" w:bidi="hi-IN"/>
-        </w:rPr>
-        <w:t>श्याँ</w:t>
-      </w:r>
-    </w:p>
-    <w:p>
-      <w:pPr>
-        <w:rPr>
-          <w:rFonts w:cs="Mangal"/>
-          <w:lang w:val="en-US" w:bidi="hi-IN"/>
-        </w:rPr>
-      </w:pPr>
-      <w:r>
-        <w:rPr>
-          <w:rFonts w:cs="Mangal"/>
-          <w:lang w:val="en-US" w:bidi="hi-IN"/>
-        </w:rPr>
-        <w:t>The player is editable, so you can separate letters by putting comma. This will slow down the playback.</w:t>
-      </w:r>
-    </w:p>
-    <w:p>
-      <w:pPr>
-        <w:rPr>
-          <w:rFonts w:cs="Mangal"/>
-          <w:lang w:val="en-US" w:bidi="hi-IN"/>
-        </w:rPr>
-      </w:pPr>
-      <w:r>
-        <w:rPr>
-          <w:rFonts w:cs="Mangal"/>
-          <w:lang w:val="en-US" w:bidi="hi-IN"/>
-        </w:rPr>
-        <w:t xml:space="preserve">For e.g., </w:t>
-      </w:r>
-      <w:r>
-        <w:rPr>
-          <w:rFonts w:cs="Mangal"/>
-          <w:cs/>
-          <w:lang w:val="en-US" w:bidi="hi-IN"/>
-        </w:rPr>
-        <w:t>क्र</w:t>
-      </w:r>
-      <w:r>
-        <w:rPr>
-          <w:rFonts w:cs="Mangal"/>
-          <w:lang w:val="en-US"/>
-        </w:rPr>
-        <w:t>,</w:t>
-      </w:r>
-      <w:r>
-        <w:rPr>
-          <w:rFonts w:cs="Mangal"/>
-          <w:cs/>
-          <w:lang w:val="en-US" w:bidi="hi-IN"/>
-        </w:rPr>
-        <w:t>क्रा</w:t>
-      </w:r>
-      <w:r>
-        <w:rPr>
-          <w:rFonts w:cs="Mangal"/>
-          <w:lang w:val="en-US"/>
-        </w:rPr>
-        <w:t>,</w:t>
-      </w:r>
-      <w:r>
-        <w:rPr>
-          <w:rFonts w:cs="Mangal"/>
-          <w:cs/>
-          <w:lang w:val="en-US" w:bidi="hi-IN"/>
-        </w:rPr>
-        <w:t>क्रि</w:t>
-      </w:r>
-      <w:r>
-        <w:rPr>
-          <w:rFonts w:cs="Mangal"/>
-          <w:lang w:val="en-US"/>
-        </w:rPr>
-        <w:t>,</w:t>
-      </w:r>
-      <w:r>
-        <w:rPr>
-          <w:rFonts w:cs="Mangal"/>
-          <w:cs/>
-          <w:lang w:val="en-US" w:bidi="hi-IN"/>
-        </w:rPr>
-        <w:t>क्री</w:t>
-      </w:r>
-      <w:r>
-        <w:rPr>
-          <w:rFonts w:cs="Mangal"/>
-          <w:lang w:val="en-US"/>
-        </w:rPr>
-        <w:t>,</w:t>
-      </w:r>
-      <w:r>
-        <w:rPr>
-          <w:rFonts w:cs="Mangal"/>
-          <w:cs/>
-          <w:lang w:val="en-US" w:bidi="hi-IN"/>
-        </w:rPr>
-        <w:t>क्रु</w:t>
-      </w:r>
-      <w:r>
-        <w:rPr>
-          <w:rFonts w:cs="Mangal"/>
-          <w:lang w:val="en-US"/>
-        </w:rPr>
-        <w:t>,</w:t>
-      </w:r>
-      <w:r>
-        <w:rPr>
-          <w:rFonts w:cs="Mangal"/>
-          <w:cs/>
-          <w:lang w:val="en-US" w:bidi="hi-IN"/>
-        </w:rPr>
-        <w:t>क्रू</w:t>
-      </w:r>
-      <w:r>
-        <w:rPr>
-          <w:rFonts w:cs="Mangal"/>
-          <w:lang w:val="en-US"/>
-        </w:rPr>
-        <w:t>,</w:t>
-      </w:r>
-      <w:r>
-        <w:rPr>
-          <w:rFonts w:cs="Mangal"/>
-          <w:cs/>
-          <w:lang w:val="en-US" w:bidi="hi-IN"/>
-        </w:rPr>
-        <w:t>क्रृ</w:t>
-      </w:r>
-      <w:r>
-        <w:rPr>
-          <w:rFonts w:cs="Mangal"/>
-          <w:lang w:val="en-US"/>
-        </w:rPr>
-        <w:t>,</w:t>
-      </w:r>
-      <w:r>
-        <w:rPr>
-          <w:rFonts w:cs="Mangal"/>
-          <w:cs/>
-          <w:lang w:val="en-US" w:bidi="hi-IN"/>
-        </w:rPr>
-        <w:t>क्रे</w:t>
-      </w:r>
-      <w:r>
-        <w:rPr>
-          <w:rFonts w:cs="Mangal"/>
-          <w:lang w:val="en-US"/>
-        </w:rPr>
-        <w:t>,</w:t>
-      </w:r>
-      <w:r>
-        <w:rPr>
-          <w:rFonts w:cs="Mangal"/>
-          <w:cs/>
-          <w:lang w:val="en-US" w:bidi="hi-IN"/>
-        </w:rPr>
-        <w:t>क्रै</w:t>
-      </w:r>
-      <w:r>
-        <w:rPr>
-          <w:rFonts w:cs="Mangal"/>
-          <w:lang w:val="en-US"/>
-        </w:rPr>
-        <w:t>,</w:t>
-      </w:r>
-      <w:r>
-        <w:rPr>
-          <w:rFonts w:cs="Mangal"/>
-          <w:cs/>
-          <w:lang w:val="en-US" w:bidi="hi-IN"/>
-        </w:rPr>
-        <w:t>क्रो</w:t>
-      </w:r>
-      <w:r>
-        <w:rPr>
-          <w:rFonts w:cs="Mangal"/>
-          <w:lang w:val="en-US"/>
-        </w:rPr>
-        <w:t>,</w:t>
-      </w:r>
-      <w:r>
-        <w:rPr>
-          <w:rFonts w:cs="Mangal"/>
-          <w:cs/>
-          <w:lang w:val="en-US" w:bidi="hi-IN"/>
-        </w:rPr>
-        <w:t>क्रौ</w:t>
-      </w:r>
-      <w:r>
-        <w:rPr>
-          <w:rFonts w:cs="Mangal"/>
-          <w:lang w:val="en-US"/>
-        </w:rPr>
-        <w:t>,</w:t>
-      </w:r>
-      <w:r>
-        <w:rPr>
-          <w:rFonts w:cs="Mangal"/>
-          <w:cs/>
-          <w:lang w:val="en-US" w:bidi="hi-IN"/>
-        </w:rPr>
-        <w:t>क्रं</w:t>
-      </w:r>
-      <w:r>
-        <w:rPr>
-          <w:rFonts w:cs="Mangal"/>
-          <w:lang w:val="en-US"/>
-        </w:rPr>
-        <w:t>,</w:t>
-      </w:r>
-      <w:r>
-        <w:rPr>
-          <w:rFonts w:cs="Mangal"/>
-          <w:cs/>
-          <w:lang w:val="en-US" w:bidi="hi-IN"/>
-        </w:rPr>
-        <w:t>क्रः</w:t>
-      </w:r>
-    </w:p>
-    <w:p>
-      <w:pPr>
-        <w:rPr>
-          <w:lang w:val="en-US"/>
-        </w:rPr>
-      </w:pPr>
-      <w:r>
-        <w:rPr>
-          <w:lang w:val="en-US"/>
-        </w:rPr>
-        <w:br w:type="page"/>
-      </w:r>
-    </w:p>
-    <w:p>
-      <w:pPr>
-        <w:rPr>
-          <w:lang w:val="en-US"/>
-        </w:rPr>
-      </w:pPr>
-    </w:p>
-    <w:p>
-      <w:pPr>
-        <w:pStyle w:val="Heading1"/>
-        <w:rPr>
-          <w:lang w:val="en-US"/>
-        </w:rPr>
-      </w:pPr>
-      <w:r>
-        <w:rPr>
-          <w:lang w:val="en-US"/>
-        </w:rPr>
-        <w:t>Numerals</w:t>
-      </w:r>
-    </w:p>
-    <w:p>
-      <w:pPr>
-        <w:rPr>
-          <w:lang w:val="en-US"/>
-        </w:rPr>
-      </w:pPr>
-      <w:r>
-        <w:rPr>
-          <w:lang w:val="en-US"/>
-        </w:rPr>
-        <w:t xml:space="preserve">The numbers can be entered into the input box. Clicking the “Display Button” prints the number and populates its </w:t>
-      </w:r>
-      <w:proofErr w:type="spellStart"/>
-      <w:r>
-        <w:rPr>
-          <w:lang w:val="en-US"/>
-        </w:rPr>
-        <w:t>hindi</w:t>
-      </w:r>
-      <w:proofErr w:type="spellEnd"/>
-      <w:r>
-        <w:rPr>
-          <w:lang w:val="en-US"/>
-        </w:rPr>
-        <w:t xml:space="preserve"> text </w:t>
-      </w:r>
-      <w:r>
-        <w:rPr>
-          <w:lang w:val="en-US"/>
-        </w:rPr>
-        <w:t xml:space="preserve">in the “Play Buffer” </w:t>
-      </w:r>
-      <w:r>
-        <w:rPr>
-          <w:lang w:val="en-US"/>
-        </w:rPr>
-        <w:t>for audio sound as shown below.</w:t>
-      </w:r>
-    </w:p>
-    <w:p>
-      <w:pPr>
-        <w:rPr>
-          <w:lang w:val="en-US"/>
-        </w:rPr>
-      </w:pPr>
-      <w:r>
-        <w:rPr>
           <w:noProof/>
           <w:lang w:val="en-US"/>
         </w:rPr>
         <mc:AlternateContent>
           <mc:Choice Requires="wps">
             <w:drawing>
-              <wp:anchor distT="0" distB="0" distL="114300" distR="114300" simplePos="0" relativeHeight="251713536" behindDoc="0" locked="0" layoutInCell="1" allowOverlap="1" wp14:anchorId="7EE325BE" wp14:editId="2AFA2239">
+              <wp:anchor distT="0" distB="0" distL="114300" distR="114300" simplePos="0" relativeHeight="251707392" behindDoc="0" locked="0" layoutInCell="1" allowOverlap="1" wp14:anchorId="5E9D8DDC" wp14:editId="4F22BAEF">
                 <wp:simplePos x="0" y="0"/>
                 <wp:positionH relativeFrom="column">
-                  <wp:posOffset>3208739</wp:posOffset>
+                  <wp:posOffset>3047999</wp:posOffset>
                 </wp:positionH>
                 <wp:positionV relativeFrom="paragraph">
-                  <wp:posOffset>2855343</wp:posOffset>
+                  <wp:posOffset>1259839</wp:posOffset>
                 </wp:positionV>
-                <wp:extent cx="586597" cy="566108"/>
-                <wp:effectExtent l="38100" t="0" r="23495" b="62865"/>
+                <wp:extent cx="1266825" cy="152400"/>
+                <wp:effectExtent l="0" t="57150" r="28575" b="19050"/>
                 <wp:wrapNone/>
-                <wp:docPr id="88" name="Straight Arrow Connector 88"/>
+                <wp:docPr id="84" name="Straight Arrow Connector 84"/>
                 <wp:cNvGraphicFramePr/>
                 <a:graphic xmlns:a="http://schemas.openxmlformats.org/drawingml/2006/main">
                   <a:graphicData uri="http://schemas.microsoft.com/office/word/2010/wordprocessingShape">
                     <wps:wsp>
                       <wps:cNvCnPr/>
                       <wps:spPr>
-                        <a:xfrm flipH="1">
+                        <a:xfrm flipH="1" flipV="1">
                           <a:off x="0" y="0"/>
-                          <a:ext cx="586597" cy="566108"/>
+                          <a:ext cx="1266825" cy="152400"/>
                         </a:xfrm>
                         <a:prstGeom prst="straightConnector1">
                           <a:avLst/>
@@ -6007,7 +6177,7 @@
           </mc:Choice>
           <mc:Fallback>
             <w:pict>
-              <v:shape w14:anchorId="6CC4E16F" id="Straight Arrow Connector 88" o:spid="_x0000_s1026" type="#_x0000_t32" style="position:absolute;margin-left:252.65pt;margin-top:224.85pt;width:46.2pt;height:44.6pt;flip:x;z-index:251713536;visibility:visible;mso-wrap-style:square;mso-width-percent:0;mso-height-percent:0;mso-wrap-distance-left:9pt;mso-wrap-distance-top:0;mso-wrap-distance-right:9pt;mso-wrap-distance-bottom:0;mso-position-horizontal:absolute;mso-position-horizontal-relative:text;mso-position-vertical:absolute;mso-position-vertical-relative:text;mso-width-percent:0;mso-height-percent:0;mso-width-relative:margin;mso-height-relative:margin" o:gfxdata="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" strokecolor="#4472c4 [3204]" strokeweight=".5pt">
+              <v:shape w14:anchorId="0C9A48F1" id="Straight Arrow Connector 84" o:spid="_x0000_s1026" type="#_x0000_t32" style="position:absolute;margin-left:240pt;margin-top:99.2pt;width:99.75pt;height:12pt;flip:x y;z-index:251707392;visibility:visible;mso-wrap-style:square;mso-width-percent:0;mso-height-percent:0;mso-wrap-distance-left:9pt;mso-wrap-distance-top:0;mso-wrap-distance-right:9pt;mso-wrap-distance-bottom:0;mso-position-horizontal:absolute;mso-position-horizontal-relative:text;mso-position-vertical:absolute;mso-position-vertical-relative:text;mso-width-percent:0;mso-height-percent:0;mso-width-relative:margin;mso-height-relative:margin" o:gfxdata="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" strokecolor="#4472c4 [3204]" strokeweight=".5pt">
                 <v:stroke endarrow="block" joinstyle="miter"/>
               </v:shape>
             </w:pict>
@@ -6022,159 +6192,13 @@
         <mc:AlternateContent>
           <mc:Choice Requires="wps">
             <w:drawing>
-              <wp:anchor distT="0" distB="0" distL="114300" distR="114300" simplePos="0" relativeHeight="251710464" behindDoc="0" locked="0" layoutInCell="1" allowOverlap="1" wp14:anchorId="38271461" wp14:editId="69273D0D">
+              <wp:anchor distT="0" distB="0" distL="114300" distR="114300" simplePos="0" relativeHeight="251708416" behindDoc="0" locked="0" layoutInCell="1" allowOverlap="1" wp14:anchorId="197BB729" wp14:editId="12B5B573">
                 <wp:simplePos x="0" y="0"/>
-                <wp:positionH relativeFrom="column">
-                  <wp:posOffset>1276709</wp:posOffset>
+                <wp:positionH relativeFrom="margin">
+                  <wp:posOffset>1884680</wp:posOffset>
                 </wp:positionH>
                 <wp:positionV relativeFrom="paragraph">
-                  <wp:posOffset>2834101</wp:posOffset>
-                </wp:positionV>
-                <wp:extent cx="586597" cy="566108"/>
-                <wp:effectExtent l="38100" t="0" r="23495" b="62865"/>
-                <wp:wrapNone/>
-                <wp:docPr id="86" name="Straight Arrow Connector 86"/>
-                <wp:cNvGraphicFramePr/>
-                <a:graphic xmlns:a="http://schemas.openxmlformats.org/drawingml/2006/main">
-                  <a:graphicData uri="http://schemas.microsoft.com/office/word/2010/wordprocessingShape">
-                    <wps:wsp>
-                      <wps:cNvCnPr/>
-                      <wps:spPr>
-                        <a:xfrm flipH="1">
-                          <a:off x="0" y="0"/>
-                          <a:ext cx="586597" cy="566108"/>
-                        </a:xfrm>
-                        <a:prstGeom prst="straightConnector1">
-                          <a:avLst/>
-                        </a:prstGeom>
-                        <a:ln>
-                          <a:tailEnd type="triangle"/>
-                        </a:ln>
-                      </wps:spPr>
-                      <wps:style>
-                        <a:lnRef idx="1">
-                          <a:schemeClr val="accent1"/>
-                        </a:lnRef>
-                        <a:fillRef idx="0">
-                          <a:schemeClr val="accent1"/>
-                        </a:fillRef>
-                        <a:effectRef idx="0">
-                          <a:schemeClr val="accent1"/>
-                        </a:effectRef>
-                        <a:fontRef idx="minor">
-                          <a:schemeClr val="tx1"/>
-                        </a:fontRef>
-                      </wps:style>
-                      <wps:bodyPr/>
-                    </wps:wsp>
-                  </a:graphicData>
-                </a:graphic>
-                <wp14:sizeRelH relativeFrom="margin">
-                  <wp14:pctWidth>0</wp14:pctWidth>
-                </wp14:sizeRelH>
-                <wp14:sizeRelV relativeFrom="margin">
-                  <wp14:pctHeight>0</wp14:pctHeight>
-                </wp14:sizeRelV>
-              </wp:anchor>
-            </w:drawing>
-          </mc:Choice>
-          <mc:Fallback>
-            <w:pict>
-              <v:shape w14:anchorId="7D8EE590" id="Straight Arrow Connector 86" o:spid="_x0000_s1026" type="#_x0000_t32" style="position:absolute;margin-left:100.55pt;margin-top:223.15pt;width:46.2pt;height:44.6pt;flip:x;z-index:251710464;visibility:visible;mso-wrap-style:square;mso-width-percent:0;mso-height-percent:0;mso-wrap-distance-left:9pt;mso-wrap-distance-top:0;mso-wrap-distance-right:9pt;mso-wrap-distance-bottom:0;mso-position-horizontal:absolute;mso-position-horizontal-relative:text;mso-position-vertical:absolute;mso-position-vertical-relative:text;mso-width-percent:0;mso-height-percent:0;mso-width-relative:margin;mso-height-relative:margin" o:gfxdata="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" strokecolor="#4472c4 [3204]" strokeweight=".5pt">
-                <v:stroke endarrow="block" joinstyle="miter"/>
-              </v:shape>
-            </w:pict>
-          </mc:Fallback>
-        </mc:AlternateContent>
-      </w:r>
-      <w:r>
-        <w:rPr>
-          <w:noProof/>
-          <w:lang w:val="en-US"/>
-        </w:rPr>
-        <mc:AlternateContent>
-          <mc:Choice Requires="wps">
-            <w:drawing>
-              <wp:anchor distT="0" distB="0" distL="114300" distR="114300" simplePos="0" relativeHeight="251707392" behindDoc="0" locked="0" layoutInCell="1" allowOverlap="1" wp14:anchorId="5E9D8DDC" wp14:editId="215E0141">
-                <wp:simplePos x="0" y="0"/>
-                <wp:positionH relativeFrom="column">
-                  <wp:posOffset>3432139</wp:posOffset>
-                </wp:positionH>
-                <wp:positionV relativeFrom="paragraph">
-                  <wp:posOffset>1636730</wp:posOffset>
-                </wp:positionV>
-                <wp:extent cx="1047750" cy="104775"/>
-                <wp:effectExtent l="0" t="57150" r="19050" b="28575"/>
-                <wp:wrapNone/>
-                <wp:docPr id="84" name="Straight Arrow Connector 84"/>
-                <wp:cNvGraphicFramePr/>
-                <a:graphic xmlns:a="http://schemas.openxmlformats.org/drawingml/2006/main">
-                  <a:graphicData uri="http://schemas.microsoft.com/office/word/2010/wordprocessingShape">
-                    <wps:wsp>
-                      <wps:cNvCnPr/>
-                      <wps:spPr>
-                        <a:xfrm flipH="1" flipV="1">
-                          <a:off x="0" y="0"/>
-                          <a:ext cx="1047750" cy="104775"/>
-                        </a:xfrm>
-                        <a:prstGeom prst="straightConnector1">
-                          <a:avLst/>
-                        </a:prstGeom>
-                        <a:ln>
-                          <a:tailEnd type="triangle"/>
-                        </a:ln>
-                      </wps:spPr>
-                      <wps:style>
-                        <a:lnRef idx="1">
-                          <a:schemeClr val="accent1"/>
-                        </a:lnRef>
-                        <a:fillRef idx="0">
-                          <a:schemeClr val="accent1"/>
-                        </a:fillRef>
-                        <a:effectRef idx="0">
-                          <a:schemeClr val="accent1"/>
-                        </a:effectRef>
-                        <a:fontRef idx="minor">
-                          <a:schemeClr val="tx1"/>
-                        </a:fontRef>
-                      </wps:style>
-                      <wps:bodyPr/>
-                    </wps:wsp>
-                  </a:graphicData>
-                </a:graphic>
-                <wp14:sizeRelH relativeFrom="margin">
-                  <wp14:pctWidth>0</wp14:pctWidth>
-                </wp14:sizeRelH>
-                <wp14:sizeRelV relativeFrom="margin">
-                  <wp14:pctHeight>0</wp14:pctHeight>
-                </wp14:sizeRelV>
-              </wp:anchor>
-            </w:drawing>
-          </mc:Choice>
-          <mc:Fallback>
-            <w:pict>
-              <v:shape w14:anchorId="01C981E4" id="Straight Arrow Connector 84" o:spid="_x0000_s1026" type="#_x0000_t32" style="position:absolute;margin-left:270.25pt;margin-top:128.9pt;width:82.5pt;height:8.25pt;flip:x y;z-index:251707392;visibility:visible;mso-wrap-style:square;mso-width-percent:0;mso-height-percent:0;mso-wrap-distance-left:9pt;mso-wrap-distance-top:0;mso-wrap-distance-right:9pt;mso-wrap-distance-bottom:0;mso-position-horizontal:absolute;mso-position-horizontal-relative:text;mso-position-vertical:absolute;mso-position-vertical-relative:text;mso-width-percent:0;mso-height-percent:0;mso-width-relative:margin;mso-height-relative:margin" o:gfxdata="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" strokecolor="#4472c4 [3204]" strokeweight=".5pt">
-                <v:stroke endarrow="block" joinstyle="miter"/>
-              </v:shape>
-            </w:pict>
-          </mc:Fallback>
-        </mc:AlternateContent>
-      </w:r>
-      <w:r>
-        <w:rPr>
-          <w:noProof/>
-          <w:lang w:val="en-US"/>
-        </w:rPr>
-        <mc:AlternateContent>
-          <mc:Choice Requires="wps">
-            <w:drawing>
-              <wp:anchor distT="0" distB="0" distL="114300" distR="114300" simplePos="0" relativeHeight="251708416" behindDoc="0" locked="0" layoutInCell="1" allowOverlap="1" wp14:anchorId="197BB729" wp14:editId="2E62D2D0">
-                <wp:simplePos x="0" y="0"/>
-                <wp:positionH relativeFrom="margin">
-                  <wp:align>center</wp:align>
-                </wp:positionH>
-                <wp:positionV relativeFrom="paragraph">
-                  <wp:posOffset>1333284</wp:posOffset>
+                  <wp:posOffset>828040</wp:posOffset>
                 </wp:positionV>
                 <wp:extent cx="1152525" cy="657225"/>
                 <wp:effectExtent l="0" t="0" r="28575" b="28575"/>
@@ -6214,16 +6238,8 @@
                               <w:rPr>
                                 <w:lang w:val="en-US"/>
                               </w:rPr>
-                              <w:t xml:space="preserve">Shows Hindi number text. E.g. </w:t>
+                              <w:t>Shows Hindi number text. E.g. shunya</w:t>
                             </w:r>
-                            <w:proofErr w:type="spellStart"/>
-                            <w:r>
-                              <w:rPr>
-                                <w:lang w:val="en-US"/>
-                              </w:rPr>
-                              <w:t>shunya</w:t>
-                            </w:r>
-                            <w:proofErr w:type="spellEnd"/>
                           </w:p>
                           <w:p>
                             <w:pPr>
@@ -6251,7 +6267,7 @@
           </mc:Choice>
           <mc:Fallback>
             <w:pict>
-              <v:shape w14:anchorId="197BB729" id="Text Box 85" o:spid="_x0000_s1033" type="#_x0000_t202" style="position:absolute;margin-left:0;margin-top:105pt;width:90.75pt;height:51.75pt;z-index:251708416;visibility:visible;mso-wrap-style:square;mso-height-percent:0;mso-wrap-distance-left:9pt;mso-wrap-distance-top:0;mso-wrap-distance-right:9pt;mso-wrap-distance-bottom:0;mso-position-horizontal:center;mso-position-horizontal-relative:margin;mso-position-vertical:absolute;mso-position-vertical-relative:text;mso-height-percent:0;mso-height-relative:margin;v-text-anchor:top" o:gfxdata="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" fillcolor="white [3201]" strokeweight=".5pt">
+              <v:shape w14:anchorId="197BB729" id="Text Box 85" o:spid="_x0000_s1034" type="#_x0000_t202" style="position:absolute;margin-left:148.4pt;margin-top:65.2pt;width:90.75pt;height:51.75pt;z-index:251708416;visibility:visible;mso-wrap-style:square;mso-height-percent:0;mso-wrap-distance-left:9pt;mso-wrap-distance-top:0;mso-wrap-distance-right:9pt;mso-wrap-distance-bottom:0;mso-position-horizontal:absolute;mso-position-horizontal-relative:margin;mso-position-vertical:absolute;mso-position-vertical-relative:text;mso-height-percent:0;mso-height-relative:margin;v-text-anchor:top" o:gfxdata="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" fillcolor="white [3201]" strokeweight=".5pt">
                 <v:textbox>
                   <w:txbxContent>
                     <w:p>
@@ -6264,16 +6280,8 @@
                         <w:rPr>
                           <w:lang w:val="en-US"/>
                         </w:rPr>
-                        <w:t xml:space="preserve">Shows Hindi number text. E.g. </w:t>
+                        <w:t>Shows Hindi number text. E.g. shunya</w:t>
                       </w:r>
-                      <w:proofErr w:type="spellStart"/>
-                      <w:r>
-                        <w:rPr>
-                          <w:lang w:val="en-US"/>
-                        </w:rPr>
-                        <w:t>shunya</w:t>
-                      </w:r>
-                      <w:proofErr w:type="spellEnd"/>
                     </w:p>
                     <w:p>
                       <w:pPr>
@@ -6296,10 +6304,10 @@
           <w:lang w:val="en-US"/>
         </w:rPr>
         <w:drawing>
-          <wp:inline distT="0" distB="0" distL="0" distR="0" wp14:anchorId="10520715" wp14:editId="72294A94">
-            <wp:extent cx="5731510" cy="2900045"/>
+          <wp:inline distT="0" distB="0" distL="0" distR="0" wp14:anchorId="5CFAC706" wp14:editId="101729F3">
+            <wp:extent cx="5731510" cy="2465705"/>
             <wp:effectExtent l="0" t="0" r="2540" b="0"/>
-            <wp:docPr id="95" name="Picture 95"/>
+            <wp:docPr id="9" name="Picture 9"/>
             <wp:cNvGraphicFramePr>
               <a:graphicFrameLocks xmlns:a="http://schemas.openxmlformats.org/drawingml/2006/main" noChangeAspect="1"/>
             </wp:cNvGraphicFramePr>
@@ -6307,13 +6315,13 @@
               <a:graphicData uri="http://schemas.openxmlformats.org/drawingml/2006/picture">
                 <pic:pic xmlns:pic="http://schemas.openxmlformats.org/drawingml/2006/picture">
                   <pic:nvPicPr>
-                    <pic:cNvPr id="0" name="Picture 18"/>
+                    <pic:cNvPr id="0" name="Picture 2"/>
                     <pic:cNvPicPr>
                       <a:picLocks noChangeAspect="1" noChangeArrowheads="1"/>
                     </pic:cNvPicPr>
                   </pic:nvPicPr>
                   <pic:blipFill>
-                    <a:blip r:embed="rId18">
+                    <a:blip r:embed="rId20">
                       <a:extLst>
                         <a:ext uri="{28A0092B-C50C-407E-A947-70E740481C1C}">
                           <a14:useLocalDpi xmlns:a14="http://schemas.microsoft.com/office/drawing/2010/main" val="0"/>
@@ -6328,7 +6336,7 @@
                   <pic:spPr bwMode="auto">
                     <a:xfrm>
                       <a:off x="0" y="0"/>
-                      <a:ext cx="5731510" cy="2900045"/>
+                      <a:ext cx="5731510" cy="2465705"/>
                     </a:xfrm>
                     <a:prstGeom prst="rect">
                       <a:avLst/>
@@ -6405,21 +6413,7 @@
                               <w:rPr>
                                 <w:lang w:val="en-US"/>
                               </w:rPr>
-                              <w:t xml:space="preserve">Shows Hindi number. </w:t>
-                            </w:r>
-                            <w:proofErr w:type="spellStart"/>
-                            <w:r>
-                              <w:rPr>
-                                <w:lang w:val="en-US"/>
-                              </w:rPr>
-                              <w:t>E.g</w:t>
-                            </w:r>
-                            <w:proofErr w:type="spellEnd"/>
-                            <w:r>
-                              <w:rPr>
-                                <w:lang w:val="en-US"/>
-                              </w:rPr>
-                              <w:t xml:space="preserve">, </w:t>
+                              <w:t xml:space="preserve">Shows Hindi number. E.g, </w:t>
                             </w:r>
                             <w:r>
                               <w:rPr>
@@ -6449,7 +6443,7 @@
           </mc:Choice>
           <mc:Fallback>
             <w:pict>
-              <v:shape w14:anchorId="0D07F8CB" id="Text Box 89" o:spid="_x0000_s1034" type="#_x0000_t202" style="position:absolute;margin-left:165.05pt;margin-top:3.45pt;width:90.75pt;height:51.75pt;z-index:251714560;visibility:visible;mso-wrap-style:square;mso-height-percent:0;mso-wrap-distance-left:9pt;mso-wrap-distance-top:0;mso-wrap-distance-right:9pt;mso-wrap-distance-bottom:0;mso-position-horizontal:absolute;mso-position-horizontal-relative:margin;mso-position-vertical:absolute;mso-position-vertical-relative:text;mso-height-percent:0;mso-height-relative:margin;v-text-anchor:top" o:gfxdata="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" fillcolor="white [3201]" strokeweight=".5pt">
+              <v:shape w14:anchorId="0D07F8CB" id="Text Box 89" o:spid="_x0000_s1035" type="#_x0000_t202" style="position:absolute;margin-left:165.05pt;margin-top:3.45pt;width:90.75pt;height:51.75pt;z-index:251714560;visibility:visible;mso-wrap-style:square;mso-height-percent:0;mso-wrap-distance-left:9pt;mso-wrap-distance-top:0;mso-wrap-distance-right:9pt;mso-wrap-distance-bottom:0;mso-position-horizontal:absolute;mso-position-horizontal-relative:margin;mso-position-vertical:absolute;mso-position-vertical-relative:text;mso-height-percent:0;mso-height-relative:margin;v-text-anchor:top" o:gfxdata="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" fillcolor="white [3201]" strokeweight=".5pt">
                 <v:textbox>
                   <w:txbxContent>
                     <w:p>
@@ -6462,21 +6456,7 @@
                         <w:rPr>
                           <w:lang w:val="en-US"/>
                         </w:rPr>
-                        <w:t xml:space="preserve">Shows Hindi number. </w:t>
-                      </w:r>
-                      <w:proofErr w:type="spellStart"/>
-                      <w:r>
-                        <w:rPr>
-                          <w:lang w:val="en-US"/>
-                        </w:rPr>
-                        <w:t>E.g</w:t>
-                      </w:r>
-                      <w:proofErr w:type="spellEnd"/>
-                      <w:r>
-                        <w:rPr>
-                          <w:lang w:val="en-US"/>
-                        </w:rPr>
-                        <w:t xml:space="preserve">, </w:t>
+                        <w:t xml:space="preserve">Shows Hindi number. E.g, </w:t>
                       </w:r>
                       <w:r>
                         <w:rPr>
@@ -6549,21 +6529,7 @@
                               <w:rPr>
                                 <w:lang w:val="en-US"/>
                               </w:rPr>
-                              <w:t xml:space="preserve">Enter a decimal number. </w:t>
-                            </w:r>
-                            <w:proofErr w:type="spellStart"/>
-                            <w:r>
-                              <w:rPr>
-                                <w:lang w:val="en-US"/>
-                              </w:rPr>
-                              <w:t>E.g</w:t>
-                            </w:r>
-                            <w:proofErr w:type="spellEnd"/>
-                            <w:r>
-                              <w:rPr>
-                                <w:lang w:val="en-US"/>
-                              </w:rPr>
-                              <w:t>, 0</w:t>
+                              <w:t>Enter a decimal number. E.g, 0</w:t>
                             </w:r>
                           </w:p>
                         </w:txbxContent>
@@ -6585,7 +6551,7 @@
           </mc:Choice>
           <mc:Fallback>
             <w:pict>
-              <v:shape w14:anchorId="5EA958A5" id="Text Box 87" o:spid="_x0000_s1035" type="#_x0000_t202" style="position:absolute;margin-left:12.9pt;margin-top:1.75pt;width:90.75pt;height:51.75pt;z-index:251711488;visibility:visible;mso-wrap-style:square;mso-height-percent:0;mso-wrap-distance-left:9pt;mso-wrap-distance-top:0;mso-wrap-distance-right:9pt;mso-wrap-distance-bottom:0;mso-position-horizontal:absolute;mso-position-horizontal-relative:margin;mso-position-vertical:absolute;mso-position-vertical-relative:text;mso-height-percent:0;mso-height-relative:margin;v-text-anchor:top" o:gfxdata="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" fillcolor="white [3201]" strokeweight=".5pt">
+              <v:shape w14:anchorId="5EA958A5" id="Text Box 87" o:spid="_x0000_s1036" type="#_x0000_t202" style="position:absolute;margin-left:12.9pt;margin-top:1.75pt;width:90.75pt;height:51.75pt;z-index:251711488;visibility:visible;mso-wrap-style:square;mso-height-percent:0;mso-wrap-distance-left:9pt;mso-wrap-distance-top:0;mso-wrap-distance-right:9pt;mso-wrap-distance-bottom:0;mso-position-horizontal:absolute;mso-position-horizontal-relative:margin;mso-position-vertical:absolute;mso-position-vertical-relative:text;mso-height-percent:0;mso-height-relative:margin;v-text-anchor:top" o:gfxdata="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" fillcolor="white [3201]" strokeweight=".5pt">
                 <v:textbox>
                   <w:txbxContent>
                     <w:p>
@@ -6598,21 +6564,7 @@
                         <w:rPr>
                           <w:lang w:val="en-US"/>
                         </w:rPr>
-                        <w:t xml:space="preserve">Enter a decimal number. </w:t>
-                      </w:r>
-                      <w:proofErr w:type="spellStart"/>
-                      <w:r>
-                        <w:rPr>
-                          <w:lang w:val="en-US"/>
-                        </w:rPr>
-                        <w:t>E.g</w:t>
-                      </w:r>
-                      <w:proofErr w:type="spellEnd"/>
-                      <w:r>
-                        <w:rPr>
-                          <w:lang w:val="en-US"/>
-                        </w:rPr>
-                        <w:t>, 0</w:t>
+                        <w:t>Enter a decimal number. E.g, 0</w:t>
                       </w:r>
                     </w:p>
                   </w:txbxContent>
@@ -6646,7 +6598,7 @@
                 <wp:cNvGraphicFramePr/>
                 <a:graphic xmlns:a="http://schemas.openxmlformats.org/drawingml/2006/main">
                   <a:graphicData uri="http://schemas.microsoft.com/office/word/2010/wordprocessingInk">
-                    <w14:contentPart bwMode="auto" r:id="rId19">
+                    <w14:contentPart bwMode="auto" r:id="rId21">
                       <w14:nvContentPartPr>
                         <w14:cNvContentPartPr/>
                       </w14:nvContentPartPr>
@@ -6683,7 +6635,7 @@
                         <pic:cNvPicPr/>
                       </pic:nvPicPr>
                       <pic:blipFill>
-                        <a:blip r:embed="rId20"/>
+                        <a:blip r:embed="rId22"/>
                         <a:stretch>
                           <a:fillRect/>
                         </a:stretch>
@@ -6761,7 +6713,7 @@
                     <pic:cNvPicPr/>
                   </pic:nvPicPr>
                   <pic:blipFill>
-                    <a:blip r:embed="rId21"/>
+                    <a:blip r:embed="rId23"/>
                     <a:stretch>
                       <a:fillRect/>
                     </a:stretch>
@@ -6883,27 +6835,13 @@
         <w:rPr>
           <w:lang w:val="en-US"/>
         </w:rPr>
-        <w:t xml:space="preserve"> </w:t>
-      </w:r>
-      <w:proofErr w:type="spellStart"/>
-      <w:r>
-        <w:rPr>
-          <w:lang w:val="en-US"/>
-        </w:rPr>
-        <w:t>vyanjan</w:t>
-      </w:r>
-      <w:r>
-        <w:rPr>
-          <w:lang w:val="en-US"/>
-        </w:rPr>
-        <w:t>s</w:t>
-      </w:r>
-      <w:proofErr w:type="spellEnd"/>
-      <w:r>
-        <w:rPr>
-          <w:lang w:val="en-US"/>
-        </w:rPr>
-        <w:t xml:space="preserve"> (</w:t>
+        <w:t xml:space="preserve"> vyanjan</w:t>
+      </w:r>
+      <w:r>
+        <w:rPr>
+          <w:lang w:val="en-US"/>
+        </w:rPr>
+        <w:t>s (</w:t>
       </w:r>
       <w:r>
         <w:rPr>
@@ -6932,19 +6870,11 @@
         </w:rPr>
         <w:t xml:space="preserve">✅ </w:t>
       </w:r>
-      <w:proofErr w:type="spellStart"/>
-      <w:r>
-        <w:rPr>
-          <w:lang w:val="en-US"/>
-        </w:rPr>
-        <w:t>Ayogavaha</w:t>
-      </w:r>
-      <w:proofErr w:type="spellEnd"/>
-      <w:r>
-        <w:rPr>
-          <w:lang w:val="en-US"/>
-        </w:rPr>
-        <w:t xml:space="preserve"> (</w:t>
+      <w:r>
+        <w:rPr>
+          <w:lang w:val="en-US"/>
+        </w:rPr>
+        <w:t>Ayogavaha (</w:t>
       </w:r>
       <w:r>
         <w:rPr>
@@ -7006,19 +6936,11 @@
         </w:rPr>
         <w:t xml:space="preserve">❌ </w:t>
       </w:r>
-      <w:proofErr w:type="spellStart"/>
-      <w:r>
-        <w:rPr>
-          <w:lang w:val="en-US"/>
-        </w:rPr>
-        <w:t>Halant</w:t>
-      </w:r>
-      <w:proofErr w:type="spellEnd"/>
-      <w:r>
-        <w:rPr>
-          <w:lang w:val="en-US"/>
-        </w:rPr>
-        <w:t xml:space="preserve"> (</w:t>
+      <w:r>
+        <w:rPr>
+          <w:lang w:val="en-US"/>
+        </w:rPr>
+        <w:t>Halant (</w:t>
       </w:r>
       <w:r>
         <w:rPr>
@@ -7061,113 +6983,6 @@
             <wp:extent cx="5731510" cy="996315"/>
             <wp:effectExtent l="0" t="0" r="2540" b="0"/>
             <wp:docPr id="56" name="Picture 56"/>
-            <wp:cNvGraphicFramePr>
-              <a:graphicFrameLocks xmlns:a="http://schemas.openxmlformats.org/drawingml/2006/main" noChangeAspect="1"/>
-            </wp:cNvGraphicFramePr>
-            <a:graphic xmlns:a="http://schemas.openxmlformats.org/drawingml/2006/main">
-              <a:graphicData uri="http://schemas.openxmlformats.org/drawingml/2006/picture">
-                <pic:pic xmlns:pic="http://schemas.openxmlformats.org/drawingml/2006/picture">
-                  <pic:nvPicPr>
-                    <pic:cNvPr id="1" name=""/>
-                    <pic:cNvPicPr/>
-                  </pic:nvPicPr>
-                  <pic:blipFill>
-                    <a:blip r:embed="rId22"/>
-                    <a:stretch>
-                      <a:fillRect/>
-                    </a:stretch>
-                  </pic:blipFill>
-                  <pic:spPr>
-                    <a:xfrm>
-                      <a:off x="0" y="0"/>
-                      <a:ext cx="5731510" cy="996315"/>
-                    </a:xfrm>
-                    <a:prstGeom prst="rect">
-                      <a:avLst/>
-                    </a:prstGeom>
-                  </pic:spPr>
-                </pic:pic>
-              </a:graphicData>
-            </a:graphic>
-          </wp:inline>
-        </w:drawing>
-      </w:r>
-    </w:p>
-    <w:p>
-      <w:pPr>
-        <w:rPr>
-          <w:lang w:val="en-US"/>
-        </w:rPr>
-      </w:pPr>
-    </w:p>
-    <w:p>
-      <w:pPr>
-        <w:rPr>
-          <w:lang w:val="en-US"/>
-        </w:rPr>
-      </w:pPr>
-      <w:r>
-        <w:rPr>
-          <w:noProof/>
-          <w:lang w:val="en-US"/>
-        </w:rPr>
-        <w:drawing>
-          <wp:inline distT="0" distB="0" distL="0" distR="0" wp14:anchorId="09C124E8" wp14:editId="16FA611F">
-            <wp:extent cx="5731510" cy="1016000"/>
-            <wp:effectExtent l="0" t="0" r="2540" b="0"/>
-            <wp:docPr id="58" name="Picture 58"/>
-            <wp:cNvGraphicFramePr>
-              <a:graphicFrameLocks xmlns:a="http://schemas.openxmlformats.org/drawingml/2006/main" noChangeAspect="1"/>
-            </wp:cNvGraphicFramePr>
-            <a:graphic xmlns:a="http://schemas.openxmlformats.org/drawingml/2006/main">
-              <a:graphicData uri="http://schemas.openxmlformats.org/drawingml/2006/picture">
-                <pic:pic xmlns:pic="http://schemas.openxmlformats.org/drawingml/2006/picture">
-                  <pic:nvPicPr>
-                    <pic:cNvPr id="1" name=""/>
-                    <pic:cNvPicPr/>
-                  </pic:nvPicPr>
-                  <pic:blipFill>
-                    <a:blip r:embed="rId23"/>
-                    <a:stretch>
-                      <a:fillRect/>
-                    </a:stretch>
-                  </pic:blipFill>
-                  <pic:spPr>
-                    <a:xfrm>
-                      <a:off x="0" y="0"/>
-                      <a:ext cx="5731510" cy="1016000"/>
-                    </a:xfrm>
-                    <a:prstGeom prst="rect">
-                      <a:avLst/>
-                    </a:prstGeom>
-                  </pic:spPr>
-                </pic:pic>
-              </a:graphicData>
-            </a:graphic>
-          </wp:inline>
-        </w:drawing>
-      </w:r>
-    </w:p>
-    <w:p>
-      <w:pPr>
-        <w:pBdr>
-          <w:top w:val="dotted" w:sz="24" w:space="1" w:color="auto"/>
-          <w:bottom w:val="dotted" w:sz="24" w:space="1" w:color="auto"/>
-        </w:pBdr>
-        <w:rPr>
-          <w:lang w:val="en-US"/>
-        </w:rPr>
-      </w:pPr>
-      <w:r>
-        <w:rPr>
-          <w:noProof/>
-          <w:lang w:val="en-US"/>
-        </w:rPr>
-        <w:drawing>
-          <wp:inline distT="0" distB="0" distL="0" distR="0" wp14:anchorId="77F67285" wp14:editId="5C6022D1">
-            <wp:extent cx="5731510" cy="1035050"/>
-            <wp:effectExtent l="0" t="0" r="2540" b="0"/>
-            <wp:docPr id="59" name="Picture 59"/>
             <wp:cNvGraphicFramePr>
               <a:graphicFrameLocks xmlns:a="http://schemas.openxmlformats.org/drawingml/2006/main" noChangeAspect="1"/>
             </wp:cNvGraphicFramePr>
@@ -7187,7 +7002,7 @@
                   <pic:spPr>
                     <a:xfrm>
                       <a:off x="0" y="0"/>
-                      <a:ext cx="5731510" cy="1035050"/>
+                      <a:ext cx="5731510" cy="996315"/>
                     </a:xfrm>
                     <a:prstGeom prst="rect">
                       <a:avLst/>
@@ -7206,12 +7021,6 @@
           <w:lang w:val="en-US"/>
         </w:rPr>
       </w:pPr>
-      <w:r>
-        <w:rPr>
-          <w:lang w:val="en-US"/>
-        </w:rPr>
-        <w:br w:type="page"/>
-      </w:r>
     </w:p>
     <w:p>
       <w:pPr>
@@ -7224,12 +7033,11 @@
           <w:noProof/>
           <w:lang w:val="en-US"/>
         </w:rPr>
-        <w:lastRenderedPageBreak/>
         <w:drawing>
-          <wp:inline distT="0" distB="0" distL="0" distR="0" wp14:anchorId="2B8530B2" wp14:editId="2FA9EA37">
-            <wp:extent cx="2267266" cy="523948"/>
-            <wp:effectExtent l="0" t="0" r="0" b="9525"/>
-            <wp:docPr id="60" name="Picture 60"/>
+          <wp:inline distT="0" distB="0" distL="0" distR="0" wp14:anchorId="09C124E8" wp14:editId="16FA611F">
+            <wp:extent cx="5731510" cy="1016000"/>
+            <wp:effectExtent l="0" t="0" r="2540" b="0"/>
+            <wp:docPr id="58" name="Picture 58"/>
             <wp:cNvGraphicFramePr>
               <a:graphicFrameLocks xmlns:a="http://schemas.openxmlformats.org/drawingml/2006/main" noChangeAspect="1"/>
             </wp:cNvGraphicFramePr>
@@ -7249,6 +7057,120 @@
                   <pic:spPr>
                     <a:xfrm>
                       <a:off x="0" y="0"/>
+                      <a:ext cx="5731510" cy="1016000"/>
+                    </a:xfrm>
+                    <a:prstGeom prst="rect">
+                      <a:avLst/>
+                    </a:prstGeom>
+                  </pic:spPr>
+                </pic:pic>
+              </a:graphicData>
+            </a:graphic>
+          </wp:inline>
+        </w:drawing>
+      </w:r>
+    </w:p>
+    <w:p>
+      <w:pPr>
+        <w:pBdr>
+          <w:top w:val="dotted" w:sz="24" w:space="1" w:color="auto"/>
+          <w:bottom w:val="dotted" w:sz="24" w:space="1" w:color="auto"/>
+        </w:pBdr>
+        <w:rPr>
+          <w:lang w:val="en-US"/>
+        </w:rPr>
+      </w:pPr>
+      <w:r>
+        <w:rPr>
+          <w:noProof/>
+          <w:lang w:val="en-US"/>
+        </w:rPr>
+        <w:drawing>
+          <wp:inline distT="0" distB="0" distL="0" distR="0" wp14:anchorId="77F67285" wp14:editId="5C6022D1">
+            <wp:extent cx="5731510" cy="1035050"/>
+            <wp:effectExtent l="0" t="0" r="2540" b="0"/>
+            <wp:docPr id="59" name="Picture 59"/>
+            <wp:cNvGraphicFramePr>
+              <a:graphicFrameLocks xmlns:a="http://schemas.openxmlformats.org/drawingml/2006/main" noChangeAspect="1"/>
+            </wp:cNvGraphicFramePr>
+            <a:graphic xmlns:a="http://schemas.openxmlformats.org/drawingml/2006/main">
+              <a:graphicData uri="http://schemas.openxmlformats.org/drawingml/2006/picture">
+                <pic:pic xmlns:pic="http://schemas.openxmlformats.org/drawingml/2006/picture">
+                  <pic:nvPicPr>
+                    <pic:cNvPr id="1" name=""/>
+                    <pic:cNvPicPr/>
+                  </pic:nvPicPr>
+                  <pic:blipFill>
+                    <a:blip r:embed="rId26"/>
+                    <a:stretch>
+                      <a:fillRect/>
+                    </a:stretch>
+                  </pic:blipFill>
+                  <pic:spPr>
+                    <a:xfrm>
+                      <a:off x="0" y="0"/>
+                      <a:ext cx="5731510" cy="1035050"/>
+                    </a:xfrm>
+                    <a:prstGeom prst="rect">
+                      <a:avLst/>
+                    </a:prstGeom>
+                  </pic:spPr>
+                </pic:pic>
+              </a:graphicData>
+            </a:graphic>
+          </wp:inline>
+        </w:drawing>
+      </w:r>
+    </w:p>
+    <w:p>
+      <w:pPr>
+        <w:rPr>
+          <w:lang w:val="en-US"/>
+        </w:rPr>
+      </w:pPr>
+      <w:r>
+        <w:rPr>
+          <w:lang w:val="en-US"/>
+        </w:rPr>
+        <w:br w:type="page"/>
+      </w:r>
+    </w:p>
+    <w:p>
+      <w:pPr>
+        <w:rPr>
+          <w:lang w:val="en-US"/>
+        </w:rPr>
+      </w:pPr>
+      <w:r>
+        <w:rPr>
+          <w:noProof/>
+          <w:lang w:val="en-US"/>
+        </w:rPr>
+        <w:lastRenderedPageBreak/>
+        <w:drawing>
+          <wp:inline distT="0" distB="0" distL="0" distR="0" wp14:anchorId="2B8530B2" wp14:editId="2FA9EA37">
+            <wp:extent cx="2267266" cy="523948"/>
+            <wp:effectExtent l="0" t="0" r="0" b="9525"/>
+            <wp:docPr id="60" name="Picture 60"/>
+            <wp:cNvGraphicFramePr>
+              <a:graphicFrameLocks xmlns:a="http://schemas.openxmlformats.org/drawingml/2006/main" noChangeAspect="1"/>
+            </wp:cNvGraphicFramePr>
+            <a:graphic xmlns:a="http://schemas.openxmlformats.org/drawingml/2006/main">
+              <a:graphicData uri="http://schemas.openxmlformats.org/drawingml/2006/picture">
+                <pic:pic xmlns:pic="http://schemas.openxmlformats.org/drawingml/2006/picture">
+                  <pic:nvPicPr>
+                    <pic:cNvPr id="1" name=""/>
+                    <pic:cNvPicPr/>
+                  </pic:nvPicPr>
+                  <pic:blipFill>
+                    <a:blip r:embed="rId27"/>
+                    <a:stretch>
+                      <a:fillRect/>
+                    </a:stretch>
+                  </pic:blipFill>
+                  <pic:spPr>
+                    <a:xfrm>
+                      <a:off x="0" y="0"/>
                       <a:ext cx="2267266" cy="523948"/>
                     </a:xfrm>
                     <a:prstGeom prst="rect">
@@ -7363,27 +7285,13 @@
         <w:rPr>
           <w:lang w:val="en-US"/>
         </w:rPr>
-        <w:t xml:space="preserve"> </w:t>
-      </w:r>
-      <w:proofErr w:type="spellStart"/>
-      <w:r>
-        <w:rPr>
-          <w:lang w:val="en-US"/>
-        </w:rPr>
-        <w:t>vyanjan</w:t>
-      </w:r>
-      <w:r>
-        <w:rPr>
-          <w:lang w:val="en-US"/>
-        </w:rPr>
-        <w:t>s</w:t>
-      </w:r>
-      <w:proofErr w:type="spellEnd"/>
-      <w:r>
-        <w:rPr>
-          <w:lang w:val="en-US"/>
-        </w:rPr>
-        <w:t xml:space="preserve"> (</w:t>
+        <w:t xml:space="preserve"> vyanjan</w:t>
+      </w:r>
+      <w:r>
+        <w:rPr>
+          <w:lang w:val="en-US"/>
+        </w:rPr>
+        <w:t>s (</w:t>
       </w:r>
       <w:r>
         <w:rPr>
@@ -7412,19 +7320,11 @@
         </w:rPr>
         <w:t xml:space="preserve">✅ </w:t>
       </w:r>
-      <w:proofErr w:type="spellStart"/>
-      <w:r>
-        <w:rPr>
-          <w:lang w:val="en-US"/>
-        </w:rPr>
-        <w:t>Ayogavaha</w:t>
-      </w:r>
-      <w:proofErr w:type="spellEnd"/>
-      <w:r>
-        <w:rPr>
-          <w:lang w:val="en-US"/>
-        </w:rPr>
-        <w:t xml:space="preserve"> (</w:t>
+      <w:r>
+        <w:rPr>
+          <w:lang w:val="en-US"/>
+        </w:rPr>
+        <w:t>Ayogavaha (</w:t>
       </w:r>
       <w:r>
         <w:rPr>
@@ -7486,19 +7386,11 @@
         </w:rPr>
         <w:t xml:space="preserve">✅ </w:t>
       </w:r>
-      <w:proofErr w:type="spellStart"/>
-      <w:r>
-        <w:rPr>
-          <w:lang w:val="en-US"/>
-        </w:rPr>
-        <w:t>Halant</w:t>
-      </w:r>
-      <w:proofErr w:type="spellEnd"/>
-      <w:r>
-        <w:rPr>
-          <w:lang w:val="en-US"/>
-        </w:rPr>
-        <w:t xml:space="preserve"> (</w:t>
+      <w:r>
+        <w:rPr>
+          <w:lang w:val="en-US"/>
+        </w:rPr>
+        <w:t>Halant (</w:t>
       </w:r>
       <w:r>
         <w:rPr>
@@ -7551,7 +7443,7 @@
                     </pic:cNvPicPr>
                   </pic:nvPicPr>
                   <pic:blipFill>
-                    <a:blip r:embed="rId26">
+                    <a:blip r:embed="rId28">
                       <a:extLst>
                         <a:ext uri="{28A0092B-C50C-407E-A947-70E740481C1C}">
                           <a14:useLocalDpi xmlns:a14="http://schemas.microsoft.com/office/drawing/2010/main" val="0"/>
@@ -7616,7 +7508,7 @@
                     </pic:cNvPicPr>
                   </pic:nvPicPr>
                   <pic:blipFill>
-                    <a:blip r:embed="rId27">
+                    <a:blip r:embed="rId29">
                       <a:extLst>
                         <a:ext uri="{28A0092B-C50C-407E-A947-70E740481C1C}">
                           <a14:useLocalDpi xmlns:a14="http://schemas.microsoft.com/office/drawing/2010/main" val="0"/>
@@ -7677,7 +7569,7 @@
                     </pic:cNvPicPr>
                   </pic:nvPicPr>
                   <pic:blipFill>
-                    <a:blip r:embed="rId28" cstate="print">
+                    <a:blip r:embed="rId30" cstate="print">
                       <a:extLst>
                         <a:ext uri="{28A0092B-C50C-407E-A947-70E740481C1C}">
                           <a14:useLocalDpi xmlns:a14="http://schemas.microsoft.com/office/drawing/2010/main" val="0"/>
@@ -7731,7 +7623,7 @@
                 <wp:cNvGraphicFramePr/>
                 <a:graphic xmlns:a="http://schemas.openxmlformats.org/drawingml/2006/main">
                   <a:graphicData uri="http://schemas.microsoft.com/office/word/2010/wordprocessingInk">
-                    <w14:contentPart bwMode="auto" r:id="rId29">
+                    <w14:contentPart bwMode="auto" r:id="rId31">
                       <w14:nvContentPartPr>
                         <w14:cNvContentPartPr/>
                       </w14:nvContentPartPr>
@@ -7768,7 +7660,7 @@
                         <pic:cNvPicPr/>
                       </pic:nvPicPr>
                       <pic:blipFill>
-                        <a:blip r:embed="rId30"/>
+                        <a:blip r:embed="rId32"/>
                         <a:stretch>
                           <a:fillRect/>
                         </a:stretch>
@@ -7813,7 +7705,7 @@
                 <wp:cNvGraphicFramePr/>
                 <a:graphic xmlns:a="http://schemas.openxmlformats.org/drawingml/2006/main">
                   <a:graphicData uri="http://schemas.microsoft.com/office/word/2010/wordprocessingInk">
-                    <w14:contentPart bwMode="auto" r:id="rId31">
+                    <w14:contentPart bwMode="auto" r:id="rId33">
                       <w14:nvContentPartPr>
                         <w14:cNvContentPartPr/>
                       </w14:nvContentPartPr>
@@ -7850,7 +7742,7 @@
                         <pic:cNvPicPr/>
                       </pic:nvPicPr>
                       <pic:blipFill>
-                        <a:blip r:embed="rId32"/>
+                        <a:blip r:embed="rId34"/>
                         <a:stretch>
                           <a:fillRect/>
                         </a:stretch>
@@ -7895,7 +7787,7 @@
                 <wp:cNvGraphicFramePr/>
                 <a:graphic xmlns:a="http://schemas.openxmlformats.org/drawingml/2006/main">
                   <a:graphicData uri="http://schemas.microsoft.com/office/word/2010/wordprocessingInk">
-                    <w14:contentPart bwMode="auto" r:id="rId33">
+                    <w14:contentPart bwMode="auto" r:id="rId35">
                       <w14:nvContentPartPr>
                         <w14:cNvContentPartPr/>
                       </w14:nvContentPartPr>
@@ -7932,7 +7824,7 @@
                         <pic:cNvPicPr/>
                       </pic:nvPicPr>
                       <pic:blipFill>
-                        <a:blip r:embed="rId34"/>
+                        <a:blip r:embed="rId36"/>
                         <a:stretch>
                           <a:fillRect/>
                         </a:stretch>
@@ -7977,7 +7869,7 @@
                 <wp:cNvGraphicFramePr/>
                 <a:graphic xmlns:a="http://schemas.openxmlformats.org/drawingml/2006/main">
                   <a:graphicData uri="http://schemas.microsoft.com/office/word/2010/wordprocessingInk">
-                    <w14:contentPart bwMode="auto" r:id="rId35">
+                    <w14:contentPart bwMode="auto" r:id="rId37">
                       <w14:nvContentPartPr>
                         <w14:cNvContentPartPr/>
                       </w14:nvContentPartPr>
@@ -8014,7 +7906,7 @@
                         <pic:cNvPicPr/>
                       </pic:nvPicPr>
                       <pic:blipFill>
-                        <a:blip r:embed="rId36"/>
+                        <a:blip r:embed="rId38"/>
                         <a:stretch>
                           <a:fillRect/>
                         </a:stretch>
@@ -8059,7 +7951,7 @@
                 <wp:cNvGraphicFramePr/>
                 <a:graphic xmlns:a="http://schemas.openxmlformats.org/drawingml/2006/main">
                   <a:graphicData uri="http://schemas.microsoft.com/office/word/2010/wordprocessingInk">
-                    <w14:contentPart bwMode="auto" r:id="rId37">
+                    <w14:contentPart bwMode="auto" r:id="rId39">
                       <w14:nvContentPartPr>
                         <w14:cNvContentPartPr/>
                       </w14:nvContentPartPr>
@@ -8096,7 +7988,7 @@
                         <pic:cNvPicPr/>
                       </pic:nvPicPr>
                       <pic:blipFill>
-                        <a:blip r:embed="rId38"/>
+                        <a:blip r:embed="rId40"/>
                         <a:stretch>
                           <a:fillRect/>
                         </a:stretch>
@@ -8153,7 +8045,7 @@
                     <pic:cNvPicPr/>
                   </pic:nvPicPr>
                   <pic:blipFill>
-                    <a:blip r:embed="rId39"/>
+                    <a:blip r:embed="rId41"/>
                     <a:stretch>
                       <a:fillRect/>
                     </a:stretch>
@@ -8184,21 +8076,7 @@
         <w:rPr>
           <w:lang w:val="en-US"/>
         </w:rPr>
-        <w:t xml:space="preserve">Prints </w:t>
-      </w:r>
-      <w:proofErr w:type="spellStart"/>
-      <w:r>
-        <w:rPr>
-          <w:lang w:val="en-US"/>
-        </w:rPr>
-        <w:t>Samyuktakshars</w:t>
-      </w:r>
-      <w:proofErr w:type="spellEnd"/>
-      <w:r>
-        <w:rPr>
-          <w:lang w:val="en-US"/>
-        </w:rPr>
-        <w:t xml:space="preserve"> only.</w:t>
+        <w:t>Prints Samyuktakshars only.</w:t>
       </w:r>
       <w:r>
         <w:rPr>
@@ -8497,27 +8375,13 @@
         <w:rPr>
           <w:lang w:val="en-US"/>
         </w:rPr>
-        <w:t xml:space="preserve"> </w:t>
-      </w:r>
-      <w:proofErr w:type="spellStart"/>
-      <w:r>
-        <w:rPr>
-          <w:lang w:val="en-US"/>
-        </w:rPr>
-        <w:t>vyanjan</w:t>
-      </w:r>
-      <w:r>
-        <w:rPr>
-          <w:lang w:val="en-US"/>
-        </w:rPr>
-        <w:t>s</w:t>
-      </w:r>
-      <w:proofErr w:type="spellEnd"/>
-      <w:r>
-        <w:rPr>
-          <w:lang w:val="en-US"/>
-        </w:rPr>
-        <w:t xml:space="preserve"> (</w:t>
+        <w:t xml:space="preserve"> vyanjan</w:t>
+      </w:r>
+      <w:r>
+        <w:rPr>
+          <w:lang w:val="en-US"/>
+        </w:rPr>
+        <w:t>s (</w:t>
       </w:r>
       <w:r>
         <w:rPr>
@@ -8546,19 +8410,11 @@
         </w:rPr>
         <w:t xml:space="preserve">✅ </w:t>
       </w:r>
-      <w:proofErr w:type="spellStart"/>
-      <w:r>
-        <w:rPr>
-          <w:lang w:val="en-US"/>
-        </w:rPr>
-        <w:t>Ayogavaha</w:t>
-      </w:r>
-      <w:proofErr w:type="spellEnd"/>
-      <w:r>
-        <w:rPr>
-          <w:lang w:val="en-US"/>
-        </w:rPr>
-        <w:t xml:space="preserve"> (</w:t>
+      <w:r>
+        <w:rPr>
+          <w:lang w:val="en-US"/>
+        </w:rPr>
+        <w:t>Ayogavaha (</w:t>
       </w:r>
       <w:r>
         <w:rPr>
@@ -8620,19 +8476,11 @@
         </w:rPr>
         <w:t xml:space="preserve">❌ </w:t>
       </w:r>
-      <w:proofErr w:type="spellStart"/>
-      <w:r>
-        <w:rPr>
-          <w:lang w:val="en-US"/>
-        </w:rPr>
-        <w:t>Halant</w:t>
-      </w:r>
-      <w:proofErr w:type="spellEnd"/>
-      <w:r>
-        <w:rPr>
-          <w:lang w:val="en-US"/>
-        </w:rPr>
-        <w:t xml:space="preserve"> (</w:t>
+      <w:r>
+        <w:rPr>
+          <w:lang w:val="en-US"/>
+        </w:rPr>
+        <w:t>Halant (</w:t>
       </w:r>
       <w:r>
         <w:rPr>
@@ -8688,7 +8536,7 @@
                     </pic:cNvPicPr>
                   </pic:nvPicPr>
                   <pic:blipFill>
-                    <a:blip r:embed="rId40">
+                    <a:blip r:embed="rId42">
                       <a:extLst>
                         <a:ext uri="{28A0092B-C50C-407E-A947-70E740481C1C}">
                           <a14:useLocalDpi xmlns:a14="http://schemas.microsoft.com/office/drawing/2010/main" val="0"/>
@@ -8749,7 +8597,7 @@
                     </pic:cNvPicPr>
                   </pic:nvPicPr>
                   <pic:blipFill>
-                    <a:blip r:embed="rId41">
+                    <a:blip r:embed="rId43">
                       <a:extLst>
                         <a:ext uri="{28A0092B-C50C-407E-A947-70E740481C1C}">
                           <a14:useLocalDpi xmlns:a14="http://schemas.microsoft.com/office/drawing/2010/main" val="0"/>
@@ -8794,10 +8642,10 @@
         </w:rPr>
         <w:lastRenderedPageBreak/>
         <w:drawing>
-          <wp:inline distT="0" distB="0" distL="0" distR="0" wp14:anchorId="6935E3C7" wp14:editId="2E22CCF1">
-            <wp:extent cx="5731510" cy="2882900"/>
+          <wp:inline distT="0" distB="0" distL="0" distR="0" wp14:anchorId="3003BD1C" wp14:editId="50C4E0AF">
+            <wp:extent cx="5731510" cy="2675255"/>
             <wp:effectExtent l="0" t="0" r="2540" b="0"/>
-            <wp:docPr id="5" name="Picture 5"/>
+            <wp:docPr id="10" name="Picture 10"/>
             <wp:cNvGraphicFramePr>
               <a:graphicFrameLocks xmlns:a="http://schemas.openxmlformats.org/drawingml/2006/main" noChangeAspect="1"/>
             </wp:cNvGraphicFramePr>
@@ -8805,163 +8653,7 @@
               <a:graphicData uri="http://schemas.openxmlformats.org/drawingml/2006/picture">
                 <pic:pic xmlns:pic="http://schemas.openxmlformats.org/drawingml/2006/picture">
                   <pic:nvPicPr>
-                    <pic:cNvPr id="0" name="Picture 1"/>
-                    <pic:cNvPicPr>
-                      <a:picLocks noChangeAspect="1" noChangeArrowheads="1"/>
-                    </pic:cNvPicPr>
-                  </pic:nvPicPr>
-                  <pic:blipFill>
-                    <a:blip r:embed="rId42">
-                      <a:extLst>
-                        <a:ext uri="{28A0092B-C50C-407E-A947-70E740481C1C}">
-                          <a14:useLocalDpi xmlns:a14="http://schemas.microsoft.com/office/drawing/2010/main" val="0"/>
-                        </a:ext>
-                      </a:extLst>
-                    </a:blip>
-                    <a:srcRect/>
-                    <a:stretch>
-                      <a:fillRect/>
-                    </a:stretch>
-                  </pic:blipFill>
-                  <pic:spPr bwMode="auto">
-                    <a:xfrm>
-                      <a:off x="0" y="0"/>
-                      <a:ext cx="5731510" cy="2882900"/>
-                    </a:xfrm>
-                    <a:prstGeom prst="rect">
-                      <a:avLst/>
-                    </a:prstGeom>
-                    <a:noFill/>
-                    <a:ln>
-                      <a:noFill/>
-                    </a:ln>
-                  </pic:spPr>
-                </pic:pic>
-              </a:graphicData>
-            </a:graphic>
-          </wp:inline>
-        </w:drawing>
-      </w:r>
-    </w:p>
-    <w:p>
-      <w:pPr>
-        <w:rPr>
-          <w:lang w:val="en-US"/>
-        </w:rPr>
-      </w:pPr>
-      <w:r>
-        <w:rPr>
-          <w:lang w:val="en-US"/>
-        </w:rPr>
-        <w:br w:type="page"/>
-      </w:r>
-    </w:p>
-    <w:p>
-      <w:pPr>
-        <w:rPr>
-          <w:lang w:val="en-US"/>
-        </w:rPr>
-      </w:pPr>
-    </w:p>
-    <w:p>
-      <w:pPr>
-        <w:rPr>
-          <w:lang w:val="en-US"/>
-        </w:rPr>
-      </w:pPr>
-      <w:r>
-        <w:rPr>
-          <w:noProof/>
-          <w:lang w:val="en-US"/>
-        </w:rPr>
-        <w:drawing>
-          <wp:inline distT="0" distB="0" distL="0" distR="0" wp14:anchorId="17AD02ED" wp14:editId="6355FAF0">
-            <wp:extent cx="2086266" cy="476316"/>
-            <wp:effectExtent l="0" t="0" r="9525" b="0"/>
-            <wp:docPr id="90" name="Picture 90"/>
-            <wp:cNvGraphicFramePr>
-              <a:graphicFrameLocks xmlns:a="http://schemas.openxmlformats.org/drawingml/2006/main" noChangeAspect="1"/>
-            </wp:cNvGraphicFramePr>
-            <a:graphic xmlns:a="http://schemas.openxmlformats.org/drawingml/2006/main">
-              <a:graphicData uri="http://schemas.openxmlformats.org/drawingml/2006/picture">
-                <pic:pic xmlns:pic="http://schemas.openxmlformats.org/drawingml/2006/picture">
-                  <pic:nvPicPr>
-                    <pic:cNvPr id="1" name=""/>
-                    <pic:cNvPicPr/>
-                  </pic:nvPicPr>
-                  <pic:blipFill>
-                    <a:blip r:embed="rId43"/>
-                    <a:stretch>
-                      <a:fillRect/>
-                    </a:stretch>
-                  </pic:blipFill>
-                  <pic:spPr>
-                    <a:xfrm>
-                      <a:off x="0" y="0"/>
-                      <a:ext cx="2086266" cy="476316"/>
-                    </a:xfrm>
-                    <a:prstGeom prst="rect">
-                      <a:avLst/>
-                    </a:prstGeom>
-                  </pic:spPr>
-                </pic:pic>
-              </a:graphicData>
-            </a:graphic>
-          </wp:inline>
-        </w:drawing>
-      </w:r>
-    </w:p>
-    <w:p>
-      <w:pPr>
-        <w:rPr>
-          <w:lang w:val="en-US"/>
-        </w:rPr>
-      </w:pPr>
-      <w:r>
-        <w:rPr>
-          <w:lang w:val="en-US"/>
-        </w:rPr>
-        <w:t xml:space="preserve">Converts decimal number into Hindi number and </w:t>
-      </w:r>
-      <w:proofErr w:type="spellStart"/>
-      <w:r>
-        <w:rPr>
-          <w:lang w:val="en-US"/>
-        </w:rPr>
-        <w:t>hindi</w:t>
-      </w:r>
-      <w:proofErr w:type="spellEnd"/>
-      <w:r>
-        <w:rPr>
-          <w:lang w:val="en-US"/>
-        </w:rPr>
-        <w:t xml:space="preserve"> text for the same.</w:t>
-      </w:r>
-    </w:p>
-    <w:p>
-      <w:pPr>
-        <w:rPr>
-          <w:lang w:val="en-US"/>
-        </w:rPr>
-      </w:pPr>
-      <w:r>
-        <w:rPr>
-          <w:noProof/>
-          <w:lang w:val="en-US"/>
-        </w:rPr>
-        <w:drawing>
-          <wp:inline distT="0" distB="0" distL="0" distR="0" wp14:anchorId="7DF77030" wp14:editId="586EFBA7">
-            <wp:extent cx="5731510" cy="2546985"/>
-            <wp:effectExtent l="0" t="0" r="2540" b="5715"/>
-            <wp:docPr id="96" name="Picture 96"/>
-            <wp:cNvGraphicFramePr>
-              <a:graphicFrameLocks xmlns:a="http://schemas.openxmlformats.org/drawingml/2006/main" noChangeAspect="1"/>
-            </wp:cNvGraphicFramePr>
-            <a:graphic xmlns:a="http://schemas.openxmlformats.org/drawingml/2006/main">
-              <a:graphicData uri="http://schemas.openxmlformats.org/drawingml/2006/picture">
-                <pic:pic xmlns:pic="http://schemas.openxmlformats.org/drawingml/2006/picture">
-                  <pic:nvPicPr>
-                    <pic:cNvPr id="0" name="Picture 19"/>
+                    <pic:cNvPr id="0" name="Picture 3"/>
                     <pic:cNvPicPr>
                       <a:picLocks noChangeAspect="1" noChangeArrowheads="1"/>
                     </pic:cNvPicPr>
@@ -8982,7 +8674,7 @@
                   <pic:spPr bwMode="auto">
                     <a:xfrm>
                       <a:off x="0" y="0"/>
-                      <a:ext cx="5731510" cy="2546985"/>
+                      <a:ext cx="5731510" cy="2675255"/>
                     </a:xfrm>
                     <a:prstGeom prst="rect">
                       <a:avLst/>
@@ -9005,13 +8697,6 @@
           <w:lang w:val="en-US"/>
         </w:rPr>
       </w:pPr>
-    </w:p>
-    <w:p>
-      <w:pPr>
-        <w:rPr>
-          <w:lang w:val="en-US"/>
-        </w:rPr>
-      </w:pPr>
       <w:r>
         <w:rPr>
           <w:lang w:val="en-US"/>
@@ -9021,57 +8706,10 @@
     </w:p>
     <w:p>
       <w:pPr>
-        <w:pStyle w:val="Heading1"/>
-        <w:rPr>
-          <w:lang w:val="en-US"/>
-        </w:rPr>
-      </w:pPr>
-      <w:r>
-        <w:rPr>
-          <w:lang w:val="en-US"/>
-        </w:rPr>
-        <w:lastRenderedPageBreak/>
-        <w:t>Troubleshooting and workarounds</w:t>
-      </w:r>
-    </w:p>
-    <w:p>
-      <w:pPr>
-        <w:pStyle w:val="Heading2"/>
-        <w:rPr>
-          <w:lang w:val="en-US"/>
-        </w:rPr>
-      </w:pPr>
-      <w:r>
-        <w:rPr>
-          <w:lang w:val="en-US"/>
-        </w:rPr>
-        <w:t>Preloaded Sounds</w:t>
-      </w:r>
-    </w:p>
-    <w:p>
-      <w:pPr>
-        <w:rPr>
-          <w:lang w:val="en-US"/>
-        </w:rPr>
-      </w:pPr>
-      <w:r>
-        <w:rPr>
-          <w:lang w:val="en-US"/>
-        </w:rPr>
-        <w:t xml:space="preserve">Sometimes the Audio files don’t get loaded for streaming. In such cases, the Vowel </w:t>
-      </w:r>
-      <w:r>
-        <w:rPr>
-          <w:lang w:val="en-US"/>
-        </w:rPr>
-        <w:t>or Consonants</w:t>
-      </w:r>
-      <w:r>
-        <w:rPr>
-          <w:lang w:val="en-US"/>
-        </w:rPr>
-        <w:t xml:space="preserve"> button background color becomes red as shown below.</w:t>
-      </w:r>
+        <w:rPr>
+          <w:lang w:val="en-US"/>
+        </w:rPr>
+      </w:pPr>
     </w:p>
     <w:p>
       <w:pPr>
@@ -9085,10 +8723,10 @@
           <w:lang w:val="en-US"/>
         </w:rPr>
         <w:drawing>
-          <wp:inline distT="0" distB="0" distL="0" distR="0" wp14:anchorId="38E62DC4" wp14:editId="71767FAF">
-            <wp:extent cx="1867161" cy="438211"/>
-            <wp:effectExtent l="0" t="0" r="0" b="0"/>
-            <wp:docPr id="2" name="Picture 2"/>
+          <wp:inline distT="0" distB="0" distL="0" distR="0" wp14:anchorId="17AD02ED" wp14:editId="6355FAF0">
+            <wp:extent cx="2086266" cy="476316"/>
+            <wp:effectExtent l="0" t="0" r="9525" b="0"/>
+            <wp:docPr id="90" name="Picture 90"/>
             <wp:cNvGraphicFramePr>
               <a:graphicFrameLocks xmlns:a="http://schemas.openxmlformats.org/drawingml/2006/main" noChangeAspect="1"/>
             </wp:cNvGraphicFramePr>
@@ -9108,6 +8746,202 @@
                   <pic:spPr>
                     <a:xfrm>
                       <a:off x="0" y="0"/>
+                      <a:ext cx="2086266" cy="476316"/>
+                    </a:xfrm>
+                    <a:prstGeom prst="rect">
+                      <a:avLst/>
+                    </a:prstGeom>
+                  </pic:spPr>
+                </pic:pic>
+              </a:graphicData>
+            </a:graphic>
+          </wp:inline>
+        </w:drawing>
+      </w:r>
+    </w:p>
+    <w:p>
+      <w:pPr>
+        <w:rPr>
+          <w:lang w:val="en-US"/>
+        </w:rPr>
+      </w:pPr>
+      <w:r>
+        <w:rPr>
+          <w:lang w:val="en-US"/>
+        </w:rPr>
+        <w:t>Converts decimal number into Hindi number and hindi text for the same.</w:t>
+      </w:r>
+    </w:p>
+    <w:p>
+      <w:pPr>
+        <w:rPr>
+          <w:lang w:val="en-US"/>
+        </w:rPr>
+      </w:pPr>
+      <w:r>
+        <w:rPr>
+          <w:noProof/>
+          <w:lang w:val="en-US"/>
+        </w:rPr>
+        <w:drawing>
+          <wp:inline distT="0" distB="0" distL="0" distR="0" wp14:anchorId="1DE25678" wp14:editId="499D28EF">
+            <wp:extent cx="5724525" cy="2476500"/>
+            <wp:effectExtent l="0" t="0" r="9525" b="0"/>
+            <wp:docPr id="12" name="Picture 12"/>
+            <wp:cNvGraphicFramePr>
+              <a:graphicFrameLocks xmlns:a="http://schemas.openxmlformats.org/drawingml/2006/main" noChangeAspect="1"/>
+            </wp:cNvGraphicFramePr>
+            <a:graphic xmlns:a="http://schemas.openxmlformats.org/drawingml/2006/main">
+              <a:graphicData uri="http://schemas.openxmlformats.org/drawingml/2006/picture">
+                <pic:pic xmlns:pic="http://schemas.openxmlformats.org/drawingml/2006/picture">
+                  <pic:nvPicPr>
+                    <pic:cNvPr id="0" name="Picture 4"/>
+                    <pic:cNvPicPr>
+                      <a:picLocks noChangeAspect="1" noChangeArrowheads="1"/>
+                    </pic:cNvPicPr>
+                  </pic:nvPicPr>
+                  <pic:blipFill>
+                    <a:blip r:embed="rId46">
+                      <a:extLst>
+                        <a:ext uri="{28A0092B-C50C-407E-A947-70E740481C1C}">
+                          <a14:useLocalDpi xmlns:a14="http://schemas.microsoft.com/office/drawing/2010/main" val="0"/>
+                        </a:ext>
+                      </a:extLst>
+                    </a:blip>
+                    <a:srcRect/>
+                    <a:stretch>
+                      <a:fillRect/>
+                    </a:stretch>
+                  </pic:blipFill>
+                  <pic:spPr bwMode="auto">
+                    <a:xfrm>
+                      <a:off x="0" y="0"/>
+                      <a:ext cx="5724525" cy="2476500"/>
+                    </a:xfrm>
+                    <a:prstGeom prst="rect">
+                      <a:avLst/>
+                    </a:prstGeom>
+                    <a:noFill/>
+                    <a:ln>
+                      <a:noFill/>
+                    </a:ln>
+                  </pic:spPr>
+                </pic:pic>
+              </a:graphicData>
+            </a:graphic>
+          </wp:inline>
+        </w:drawing>
+      </w:r>
+    </w:p>
+    <w:p>
+      <w:pPr>
+        <w:rPr>
+          <w:lang w:val="en-US"/>
+        </w:rPr>
+      </w:pPr>
+    </w:p>
+    <w:p>
+      <w:pPr>
+        <w:rPr>
+          <w:lang w:val="en-US"/>
+        </w:rPr>
+      </w:pPr>
+      <w:r>
+        <w:rPr>
+          <w:lang w:val="en-US"/>
+        </w:rPr>
+        <w:br w:type="page"/>
+      </w:r>
+    </w:p>
+    <w:p>
+      <w:pPr>
+        <w:pStyle w:val="Heading1"/>
+        <w:rPr>
+          <w:lang w:val="en-US"/>
+        </w:rPr>
+      </w:pPr>
+      <w:r>
+        <w:rPr>
+          <w:lang w:val="en-US"/>
+        </w:rPr>
+        <w:lastRenderedPageBreak/>
+        <w:t>Troubleshooting and workarounds</w:t>
+      </w:r>
+    </w:p>
+    <w:p>
+      <w:pPr>
+        <w:pStyle w:val="Heading2"/>
+        <w:rPr>
+          <w:lang w:val="en-US"/>
+        </w:rPr>
+      </w:pPr>
+      <w:r>
+        <w:rPr>
+          <w:lang w:val="en-US"/>
+        </w:rPr>
+        <w:t>Preloaded Sounds</w:t>
+      </w:r>
+    </w:p>
+    <w:p>
+      <w:pPr>
+        <w:rPr>
+          <w:lang w:val="en-US"/>
+        </w:rPr>
+      </w:pPr>
+      <w:r>
+        <w:rPr>
+          <w:lang w:val="en-US"/>
+        </w:rPr>
+        <w:t xml:space="preserve">Sometimes the Audio files don’t get loaded for streaming. In such cases, the Vowel </w:t>
+      </w:r>
+      <w:r>
+        <w:rPr>
+          <w:lang w:val="en-US"/>
+        </w:rPr>
+        <w:t>or Consonants</w:t>
+      </w:r>
+      <w:r>
+        <w:rPr>
+          <w:lang w:val="en-US"/>
+        </w:rPr>
+        <w:t xml:space="preserve"> button background color becomes red as shown below.</w:t>
+      </w:r>
+    </w:p>
+    <w:p>
+      <w:pPr>
+        <w:rPr>
+          <w:lang w:val="en-US"/>
+        </w:rPr>
+      </w:pPr>
+      <w:r>
+        <w:rPr>
+          <w:noProof/>
+          <w:lang w:val="en-US"/>
+        </w:rPr>
+        <w:drawing>
+          <wp:inline distT="0" distB="0" distL="0" distR="0" wp14:anchorId="38E62DC4" wp14:editId="71767FAF">
+            <wp:extent cx="1867161" cy="438211"/>
+            <wp:effectExtent l="0" t="0" r="0" b="0"/>
+            <wp:docPr id="2" name="Picture 2"/>
+            <wp:cNvGraphicFramePr>
+              <a:graphicFrameLocks xmlns:a="http://schemas.openxmlformats.org/drawingml/2006/main" noChangeAspect="1"/>
+            </wp:cNvGraphicFramePr>
+            <a:graphic xmlns:a="http://schemas.openxmlformats.org/drawingml/2006/main">
+              <a:graphicData uri="http://schemas.openxmlformats.org/drawingml/2006/picture">
+                <pic:pic xmlns:pic="http://schemas.openxmlformats.org/drawingml/2006/picture">
+                  <pic:nvPicPr>
+                    <pic:cNvPr id="1" name=""/>
+                    <pic:cNvPicPr/>
+                  </pic:nvPicPr>
+                  <pic:blipFill>
+                    <a:blip r:embed="rId47"/>
+                    <a:stretch>
+                      <a:fillRect/>
+                    </a:stretch>
+                  </pic:blipFill>
+                  <pic:spPr>
+                    <a:xfrm>
+                      <a:off x="0" y="0"/>
                       <a:ext cx="1867161" cy="438211"/>
                     </a:xfrm>
                     <a:prstGeom prst="rect">
@@ -9241,57 +9075,6 @@
     </w:p>
     <w:p>
       <w:pPr>
-        <w:pStyle w:val="Heading2"/>
-        <w:rPr>
-          <w:lang w:val="en-US"/>
-        </w:rPr>
-      </w:pPr>
-      <w:r>
-        <w:rPr>
-          <w:lang w:val="en-US"/>
-        </w:rPr>
-        <w:t>Sound Quality</w:t>
-      </w:r>
-      <w:r>
-        <w:rPr>
-          <w:lang w:val="en-US"/>
-        </w:rPr>
-        <w:t xml:space="preserve"> on Mobile devices</w:t>
-      </w:r>
-    </w:p>
-    <w:p>
-      <w:pPr>
-        <w:rPr>
-          <w:lang w:val="en-US"/>
-        </w:rPr>
-      </w:pPr>
-      <w:r>
-        <w:rPr>
-          <w:lang w:val="en-US"/>
-        </w:rPr>
-        <w:t xml:space="preserve">Due to CORS network restrictions, locally installed device voices </w:t>
-      </w:r>
-      <w:r>
-        <w:rPr>
-          <w:lang w:val="en-US"/>
-        </w:rPr>
-        <w:t xml:space="preserve">are used </w:t>
-      </w:r>
-      <w:r>
-        <w:rPr>
-          <w:lang w:val="en-US"/>
-        </w:rPr>
-        <w:t>instead of high-quality Google neural models. For the best sound quality and experience, please use a Desktop or Laptop</w:t>
-      </w:r>
-      <w:r>
-        <w:rPr>
-          <w:lang w:val="en-US"/>
-        </w:rPr>
-        <w:t xml:space="preserve"> if possible.</w:t>
-      </w:r>
-    </w:p>
-    <w:p>
-      <w:pPr>
         <w:pStyle w:val="Heading1"/>
         <w:rPr>
           <w:lang w:val="en-US"/>
@@ -9340,7 +9123,7 @@
         </w:rPr>
         <w:t xml:space="preserve">, kindly drop me an email at </w:t>
       </w:r>
-      <w:hyperlink r:id="rId46" w:history="1">
+      <w:hyperlink r:id="rId48" w:history="1">
         <w:r>
           <w:rPr>
             <w:rStyle w:val="Hyperlink"/>
@@ -9353,21 +9136,7 @@
         <w:rPr>
           <w:lang w:val="en-US"/>
         </w:rPr>
-        <w:t xml:space="preserve"> with the subject starting with “</w:t>
-      </w:r>
-      <w:proofErr w:type="spellStart"/>
-      <w:r>
-        <w:rPr>
-          <w:lang w:val="en-US"/>
-        </w:rPr>
-        <w:t>aihinditutor</w:t>
-      </w:r>
-      <w:proofErr w:type="spellEnd"/>
-      <w:r>
-        <w:rPr>
-          <w:lang w:val="en-US"/>
-        </w:rPr>
-        <w:t>”.</w:t>
+        <w:t xml:space="preserve"> with the subject starting with “aihinditutor”.</w:t>
       </w:r>
     </w:p>
     <w:p>
